--- a/zht/docx/180.content.docx
+++ b/zht/docx/180.content.docx
@@ -149,7 +149,7 @@
         <w:rPr>
           <w:lang w:val="zh_TW" w:bidi="zh_TW"/>
         </w:rPr>
-        <w:t>zai</w:t>
+        <w:t>xuan</w:t>
       </w:r>
       <w:r>
         <w:rPr>
@@ -212,7 +212,7 @@
         <w:rPr>
           <w:lang w:val="zh_TW" w:bidi="zh_TW"/>
         </w:rPr>
-        <w:t>災病</w:t>
+        <w:t>選舉</w:t>
       </w:r>
       <w:r>
         <w:rPr>
@@ -231,7 +231,7 @@
         <w:rPr>
           <w:lang w:val="zh_TW" w:bidi="zh_TW"/>
         </w:rPr>
-        <w:t>在聖經中，這個術語與疾病、虛弱、病痛、瘟疫和災禍同義。然而，瘟疫和災禍通常用於有大規模受害者的情況，如流行病。「瘟疫」的字面意思是「毀滅」，通常用來描述死亡率極高的流行病。「苦難」和「折磨」是其它可能包含疾病的術語，但範圍更廣，不與疾病完全同義。</w:t>
+        <w:t>在現代英文中，這些詞語指的是一群人選擇領袖或代表的過程，通常涉及從幾個候選人中做出選擇。</w:t>
       </w:r>
     </w:p>
     <w:p>
@@ -245,7 +245,7 @@
         <w:rPr>
           <w:lang w:val="zh_TW" w:bidi="zh_TW"/>
         </w:rPr>
-        <w:t>在聖經寫作的時代，人們對解剖學或身體特定器官的具體功能並沒有詳細的概念。災病被認為是不正常的現象，限制了一個人的能力，一種有力量和活力地來生活的能力。希伯來文中翻譯為「疾病」的名詞，其動詞形式的意思是「變得虛弱」。畢士大池旁的病人被形容為「無力（和合本譯為病人）」的（</w:t>
+        <w:t>當「揀選（elect）」這個動詞在聖經中以神學意義使用時，通常是指神的行動，指神在做出選擇。在舊約中，它是用來指神揀選以色列成為祂的子民（參</w:t>
       </w:r>
       <w:hyperlink r:id="rId13">
         <w:r>
@@ -256,25 +256,68 @@
             <w:color w:val="0000EE"/>
             <w:u w:val="single"/>
           </w:rPr>
-          <w:t>約5:7</w:t>
+          <w:t>徒13:17</w:t>
         </w:r>
       </w:hyperlink>
       <w:r>
         <w:rPr>
           <w:lang w:val="zh_TW" w:bidi="zh_TW"/>
         </w:rPr>
-        <w:t>），無法自己行走。</w:t>
-      </w:r>
-    </w:p>
-    <w:p>
-      <w:pPr>
-        <w:pStyle w:val="Heading3"/>
-      </w:pPr>
-      <w:r>
-        <w:rPr>
-          <w:lang w:val="zh_TW" w:bidi="zh_TW"/>
-        </w:rPr>
-        <w:t>災病的來源</w:t>
+        <w:t>）。以色列成為神的子民，不是因為他們決定要屬於神，而是因為神揀選了他們。神這樣做是因為祂對亞伯拉罕的應許，而不是因為以色列有什麼特別之處（</w:t>
+      </w:r>
+      <w:hyperlink r:id="rId14">
+        <w:r>
+          <w:rPr>
+            <w:lang w:val="zh_TW" w:bidi="zh_TW"/>
+          </w:rPr>
+          <w:rPr>
+            <w:color w:val="0000EE"/>
+            <w:u w:val="single"/>
+          </w:rPr>
+          <w:t>申7:7–8</w:t>
+        </w:r>
+      </w:hyperlink>
+      <w:r>
+        <w:rPr>
+          <w:lang w:val="zh_TW" w:bidi="zh_TW"/>
+        </w:rPr>
+        <w:t>）。神也揀選他們的領袖，如掃羅和大衛（</w:t>
+      </w:r>
+      <w:hyperlink r:id="rId15">
+        <w:r>
+          <w:rPr>
+            <w:lang w:val="zh_TW" w:bidi="zh_TW"/>
+          </w:rPr>
+          <w:rPr>
+            <w:color w:val="0000EE"/>
+            <w:u w:val="single"/>
+          </w:rPr>
+          <w:t>撒上10:24</w:t>
+        </w:r>
+      </w:hyperlink>
+      <w:r>
+        <w:rPr>
+          <w:lang w:val="zh_TW" w:bidi="zh_TW"/>
+        </w:rPr>
+        <w:t>；</w:t>
+      </w:r>
+      <w:hyperlink r:id="rId16">
+        <w:r>
+          <w:rPr>
+            <w:lang w:val="zh_TW" w:bidi="zh_TW"/>
+          </w:rPr>
+          <w:rPr>
+            <w:color w:val="0000EE"/>
+            <w:u w:val="single"/>
+          </w:rPr>
+          <w:t>撒下6:21</w:t>
+        </w:r>
+      </w:hyperlink>
+      <w:r>
+        <w:rPr>
+          <w:lang w:val="zh_TW" w:bidi="zh_TW"/>
+        </w:rPr>
+        <w:t>）。這些揀選是由神單獨決定的，而不是由人們投票決定的。因此，這個詞表示神的權柄，神有權決定將會發生的事情，這是獨立於人的選擇之外。</w:t>
       </w:r>
     </w:p>
     <w:p>
@@ -288,18 +331,79 @@
         <w:rPr>
           <w:lang w:val="zh_TW" w:bidi="zh_TW"/>
         </w:rPr>
-        <w:t>根據聖經，災病有四個來源：（1）神，（2）撒但，（3）祖先的罪，（4）違反生理、心理/情感或道德的自然規律。</w:t>
-      </w:r>
-    </w:p>
-    <w:p>
-      <w:pPr>
-        <w:pStyle w:val="Heading4"/>
-      </w:pPr>
-      <w:r>
-        <w:rPr>
-          <w:lang w:val="zh_TW" w:bidi="zh_TW"/>
-        </w:rPr>
-        <w:t>神</w:t>
+        <w:t>新約聖經也有類似的概念。神的子民被描述為祂的「選民（his elect）」或「神的選民（chosen ones）」。耶穌在談到未來人子（Son of Man，耶穌用來稱呼自己的稱號）要來並聚集神的子民時，使用了這個詞語（</w:t>
+      </w:r>
+      <w:hyperlink r:id="rId17">
+        <w:r>
+          <w:rPr>
+            <w:lang w:val="zh_TW" w:bidi="zh_TW"/>
+          </w:rPr>
+          <w:rPr>
+            <w:color w:val="0000EE"/>
+            <w:u w:val="single"/>
+          </w:rPr>
+          <w:t>可13:20、27</w:t>
+        </w:r>
+      </w:hyperlink>
+      <w:r>
+        <w:rPr>
+          <w:lang w:val="zh_TW" w:bidi="zh_TW"/>
+        </w:rPr>
+        <w:t>）。耶穌將顯明，神的子民受苦並耐心等待祂是正確的（</w:t>
+      </w:r>
+      <w:hyperlink r:id="rId18">
+        <w:r>
+          <w:rPr>
+            <w:lang w:val="zh_TW" w:bidi="zh_TW"/>
+          </w:rPr>
+          <w:rPr>
+            <w:color w:val="0000EE"/>
+            <w:u w:val="single"/>
+          </w:rPr>
+          <w:t>路18:7</w:t>
+        </w:r>
+      </w:hyperlink>
+      <w:r>
+        <w:rPr>
+          <w:lang w:val="zh_TW" w:bidi="zh_TW"/>
+        </w:rPr>
+        <w:t>）。在</w:t>
+      </w:r>
+      <w:hyperlink r:id="rId19">
+        <w:r>
+          <w:rPr>
+            <w:lang w:val="zh_TW" w:bidi="zh_TW"/>
+          </w:rPr>
+          <w:rPr>
+            <w:color w:val="0000EE"/>
+            <w:u w:val="single"/>
+          </w:rPr>
+          <w:t>彼得前書二章9節</w:t>
+        </w:r>
+      </w:hyperlink>
+      <w:r>
+        <w:rPr>
+          <w:lang w:val="zh_TW" w:bidi="zh_TW"/>
+        </w:rPr>
+        <w:t>，神的子民被稱為「被揀選的族類（chosen [elect] people）」。這句話最初是用在以色列民身上的（</w:t>
+      </w:r>
+      <w:hyperlink r:id="rId20">
+        <w:r>
+          <w:rPr>
+            <w:lang w:val="zh_TW" w:bidi="zh_TW"/>
+          </w:rPr>
+          <w:rPr>
+            <w:color w:val="0000EE"/>
+            <w:u w:val="single"/>
+          </w:rPr>
+          <w:t>賽43:20</w:t>
+        </w:r>
+      </w:hyperlink>
+      <w:r>
+        <w:rPr>
+          <w:lang w:val="zh_TW" w:bidi="zh_TW"/>
+        </w:rPr>
+        <w:t>），這表明舊約中神的子民與新約中的基督教會是相聯繫的。神對以色列人的應許，現在在教會中得以實現。</w:t>
       </w:r>
     </w:p>
     <w:p>
@@ -313,9 +417,9 @@
         <w:rPr>
           <w:lang w:val="zh_TW" w:bidi="zh_TW"/>
         </w:rPr>
-        <w:t>所有早期民族都將事件和現象歸因於超自然力量，如不同的神靈或邪靈。希伯來人與眾不同的是，他們是堅定的一神論者，將所有現象都歸因於唯一的真神，即向他們啟示的神（</w:t>
-      </w:r>
-      <w:hyperlink r:id="rId14">
+        <w:t>在</w:t>
+      </w:r>
+      <w:hyperlink r:id="rId21">
         <w:r>
           <w:rPr>
             <w:lang w:val="zh_TW" w:bidi="zh_TW"/>
@@ -324,16 +428,16 @@
             <w:color w:val="0000EE"/>
             <w:u w:val="single"/>
           </w:rPr>
-          <w:t>賽45:21</w:t>
+          <w:t>羅馬書九至十一章</w:t>
         </w:r>
       </w:hyperlink>
       <w:r>
         <w:rPr>
           <w:lang w:val="zh_TW" w:bidi="zh_TW"/>
         </w:rPr>
-        <w:t>）。神掌管一切，包括疾病和災禍（</w:t>
-      </w:r>
-      <w:hyperlink r:id="rId15">
+        <w:t>，保羅談到一個問題：為什麼大多數猶太人拒絕了關於耶穌的好消息，而許多外邦人卻接受了呢？他說，現在有一小群（或餘民）的猶太人相信。神揀選了這群人是因著神的恩典，這群人是「選民」。這小群人得到了神原本為整個以色列所預備的福分。保羅說，許多人沒有接受這個信息，因為他們對此漸漸不再敏感。他將此描述為「頑梗不化」，這與人類普遍背離神的傾向有關（</w:t>
+      </w:r>
+      <w:hyperlink r:id="rId22">
         <w:r>
           <w:rPr>
             <w:lang w:val="zh_TW" w:bidi="zh_TW"/>
@@ -342,32 +446,14 @@
             <w:color w:val="0000EE"/>
             <w:u w:val="single"/>
           </w:rPr>
-          <w:t>7</w:t>
+          <w:t>羅11:5–7</w:t>
         </w:r>
       </w:hyperlink>
       <w:r>
         <w:rPr>
           <w:lang w:val="zh_TW" w:bidi="zh_TW"/>
         </w:rPr>
-        <w:t>節）。同樣的神也能賜予物質的祝福、健康，並醫治所有疾病（</w:t>
-      </w:r>
-      <w:hyperlink r:id="rId16">
-        <w:r>
-          <w:rPr>
-            <w:lang w:val="zh_TW" w:bidi="zh_TW"/>
-          </w:rPr>
-          <w:rPr>
-            <w:color w:val="0000EE"/>
-            <w:u w:val="single"/>
-          </w:rPr>
-          <w:t>詩103:3</w:t>
-        </w:r>
-      </w:hyperlink>
-      <w:r>
-        <w:rPr>
-          <w:lang w:val="zh_TW" w:bidi="zh_TW"/>
-        </w:rPr>
-        <w:t>）。對希伯來人來說，神可以賜下健康或疾病，無論哪一種情況，都有祂的目的或理由。</w:t>
+        <w:t>）。</w:t>
       </w:r>
     </w:p>
     <w:p>
@@ -381,9 +467,9 @@
         <w:rPr>
           <w:lang w:val="zh_TW" w:bidi="zh_TW"/>
         </w:rPr>
-        <w:t>災病的一個目的是作為對過犯的懲罰（</w:t>
-      </w:r>
-      <w:hyperlink r:id="rId17">
+        <w:t>然而，保羅說神並沒有取消祂揀選以色列作為祂的子民。保羅解釋說，雖然許多猶太人沒有接受關於耶穌的信息，但這使得外邦人也能接受神的祝福。保羅強調神仍然愛猶太人，並且不會收回對他們的應許（</w:t>
+      </w:r>
+      <w:hyperlink r:id="rId23">
         <w:r>
           <w:rPr>
             <w:lang w:val="zh_TW" w:bidi="zh_TW"/>
@@ -392,86 +478,14 @@
             <w:color w:val="0000EE"/>
             <w:u w:val="single"/>
           </w:rPr>
-          <w:t>撒下24:1、12–16</w:t>
+          <w:t>羅11:28</w:t>
         </w:r>
       </w:hyperlink>
       <w:r>
         <w:rPr>
           <w:lang w:val="zh_TW" w:bidi="zh_TW"/>
         </w:rPr>
-        <w:t>；</w:t>
-      </w:r>
-      <w:hyperlink r:id="rId18">
-        <w:r>
-          <w:rPr>
-            <w:lang w:val="zh_TW" w:bidi="zh_TW"/>
-          </w:rPr>
-          <w:rPr>
-            <w:color w:val="0000EE"/>
-            <w:u w:val="single"/>
-          </w:rPr>
-          <w:t>林前10:8</w:t>
-        </w:r>
-      </w:hyperlink>
-      <w:r>
-        <w:rPr>
-          <w:lang w:val="zh_TW" w:bidi="zh_TW"/>
-        </w:rPr>
-        <w:t>）。在希伯來人的觀念中，即使災病和死亡的直接原因是顯而易見的——比如營中許多人被毒蛇咬傷——他們的反應不是去殺掉所有的蛇，而是向神祈求赦免（</w:t>
-      </w:r>
-      <w:hyperlink r:id="rId19">
-        <w:r>
-          <w:rPr>
-            <w:lang w:val="zh_TW" w:bidi="zh_TW"/>
-          </w:rPr>
-          <w:rPr>
-            <w:color w:val="0000EE"/>
-            <w:u w:val="single"/>
-          </w:rPr>
-          <w:t>民21:4–9</w:t>
-        </w:r>
-      </w:hyperlink>
-      <w:r>
-        <w:rPr>
-          <w:lang w:val="zh_TW" w:bidi="zh_TW"/>
-        </w:rPr>
-        <w:t>）。痲瘋病的字面意思是「打擊」，是一種神賜下的毀滅性災病，用來懲罰那些犯罪的人（</w:t>
-      </w:r>
-      <w:hyperlink r:id="rId20">
-        <w:r>
-          <w:rPr>
-            <w:lang w:val="zh_TW" w:bidi="zh_TW"/>
-          </w:rPr>
-          <w:rPr>
-            <w:color w:val="0000EE"/>
-            <w:u w:val="single"/>
-          </w:rPr>
-          <w:t>民12</w:t>
-        </w:r>
-      </w:hyperlink>
-      <w:r>
-        <w:rPr>
-          <w:lang w:val="zh_TW" w:bidi="zh_TW"/>
-        </w:rPr>
-        <w:t>；</w:t>
-      </w:r>
-      <w:hyperlink r:id="rId21">
-        <w:r>
-          <w:rPr>
-            <w:lang w:val="zh_TW" w:bidi="zh_TW"/>
-          </w:rPr>
-          <w:rPr>
-            <w:color w:val="0000EE"/>
-            <w:u w:val="single"/>
-          </w:rPr>
-          <w:t>王下5:27</w:t>
-        </w:r>
-      </w:hyperlink>
-      <w:r>
-        <w:rPr>
-          <w:lang w:val="zh_TW" w:bidi="zh_TW"/>
-        </w:rPr>
-        <w:t>）。</w:t>
+        <w:t>）。正因如此，保羅相信將來會有許多猶太人歸向神。</w:t>
       </w:r>
     </w:p>
     <w:p>
@@ -485,9 +499,9 @@
         <w:rPr>
           <w:lang w:val="zh_TW" w:bidi="zh_TW"/>
         </w:rPr>
-        <w:t>神也可能差遣災病來顯示祂的大能或保護祂的百姓。埃及的十災就是前者的例子；而消滅西拿基立的軍隊則是後者的例子（</w:t>
-      </w:r>
-      <w:hyperlink r:id="rId22">
+        <w:t>聖經中翻譯為「選民」的詞語通常以複數形式出現，指的是所有神的子民或特定地方教會的成員（</w:t>
+      </w:r>
+      <w:hyperlink r:id="rId24">
         <w:r>
           <w:rPr>
             <w:lang w:val="zh_TW" w:bidi="zh_TW"/>
@@ -496,25 +510,176 @@
             <w:color w:val="0000EE"/>
             <w:u w:val="single"/>
           </w:rPr>
-          <w:t>王下19:34–36</w:t>
+          <w:t>羅8:33</w:t>
         </w:r>
       </w:hyperlink>
       <w:r>
         <w:rPr>
           <w:lang w:val="zh_TW" w:bidi="zh_TW"/>
         </w:rPr>
-        <w:t>）。</w:t>
-      </w:r>
-    </w:p>
-    <w:p>
-      <w:pPr>
-        <w:pStyle w:val="Heading4"/>
-      </w:pPr>
-      <w:r>
-        <w:rPr>
-          <w:lang w:val="zh_TW" w:bidi="zh_TW"/>
-        </w:rPr>
-        <w:t>撒但</w:t>
+        <w:t>；</w:t>
+      </w:r>
+      <w:hyperlink r:id="rId25">
+        <w:r>
+          <w:rPr>
+            <w:lang w:val="zh_TW" w:bidi="zh_TW"/>
+          </w:rPr>
+          <w:rPr>
+            <w:color w:val="0000EE"/>
+            <w:u w:val="single"/>
+          </w:rPr>
+          <w:t>西3:12</w:t>
+        </w:r>
+      </w:hyperlink>
+      <w:r>
+        <w:rPr>
+          <w:lang w:val="zh_TW" w:bidi="zh_TW"/>
+        </w:rPr>
+        <w:t>；</w:t>
+      </w:r>
+      <w:hyperlink r:id="rId26">
+        <w:r>
+          <w:rPr>
+            <w:lang w:val="zh_TW" w:bidi="zh_TW"/>
+          </w:rPr>
+          <w:rPr>
+            <w:color w:val="0000EE"/>
+            <w:u w:val="single"/>
+          </w:rPr>
+          <w:t>帖前1:4</w:t>
+        </w:r>
+      </w:hyperlink>
+      <w:r>
+        <w:rPr>
+          <w:lang w:val="zh_TW" w:bidi="zh_TW"/>
+        </w:rPr>
+        <w:t>；</w:t>
+      </w:r>
+      <w:hyperlink r:id="rId27">
+        <w:r>
+          <w:rPr>
+            <w:lang w:val="zh_TW" w:bidi="zh_TW"/>
+          </w:rPr>
+          <w:rPr>
+            <w:color w:val="0000EE"/>
+            <w:u w:val="single"/>
+          </w:rPr>
+          <w:t>提後2:10</w:t>
+        </w:r>
+      </w:hyperlink>
+      <w:r>
+        <w:rPr>
+          <w:lang w:val="zh_TW" w:bidi="zh_TW"/>
+        </w:rPr>
+        <w:t>；</w:t>
+      </w:r>
+      <w:hyperlink r:id="rId28">
+        <w:r>
+          <w:rPr>
+            <w:lang w:val="zh_TW" w:bidi="zh_TW"/>
+          </w:rPr>
+          <w:rPr>
+            <w:color w:val="0000EE"/>
+            <w:u w:val="single"/>
+          </w:rPr>
+          <w:t>多1:1</w:t>
+        </w:r>
+      </w:hyperlink>
+      <w:r>
+        <w:rPr>
+          <w:lang w:val="zh_TW" w:bidi="zh_TW"/>
+        </w:rPr>
+        <w:t>；</w:t>
+      </w:r>
+      <w:hyperlink r:id="rId29">
+        <w:r>
+          <w:rPr>
+            <w:lang w:val="zh_TW" w:bidi="zh_TW"/>
+          </w:rPr>
+          <w:rPr>
+            <w:color w:val="0000EE"/>
+            <w:u w:val="single"/>
+          </w:rPr>
+          <w:t>彼前1:1–2</w:t>
+        </w:r>
+      </w:hyperlink>
+      <w:r>
+        <w:rPr>
+          <w:lang w:val="zh_TW" w:bidi="zh_TW"/>
+        </w:rPr>
+        <w:t>；</w:t>
+      </w:r>
+      <w:hyperlink r:id="rId30">
+        <w:r>
+          <w:rPr>
+            <w:lang w:val="zh_TW" w:bidi="zh_TW"/>
+          </w:rPr>
+          <w:rPr>
+            <w:color w:val="0000EE"/>
+            <w:u w:val="single"/>
+          </w:rPr>
+          <w:t>彼後1:10</w:t>
+        </w:r>
+      </w:hyperlink>
+      <w:r>
+        <w:rPr>
+          <w:lang w:val="zh_TW" w:bidi="zh_TW"/>
+        </w:rPr>
+        <w:t>；</w:t>
+      </w:r>
+      <w:hyperlink r:id="rId31">
+        <w:r>
+          <w:rPr>
+            <w:lang w:val="zh_TW" w:bidi="zh_TW"/>
+          </w:rPr>
+          <w:rPr>
+            <w:color w:val="0000EE"/>
+            <w:u w:val="single"/>
+          </w:rPr>
+          <w:t>啟17:14</w:t>
+        </w:r>
+      </w:hyperlink>
+      <w:r>
+        <w:rPr>
+          <w:lang w:val="zh_TW" w:bidi="zh_TW"/>
+        </w:rPr>
+        <w:t>；參</w:t>
+      </w:r>
+      <w:hyperlink r:id="rId32">
+        <w:r>
+          <w:rPr>
+            <w:lang w:val="zh_TW" w:bidi="zh_TW"/>
+          </w:rPr>
+          <w:rPr>
+            <w:color w:val="0000EE"/>
+            <w:u w:val="single"/>
+          </w:rPr>
+          <w:t>羅16:13</w:t>
+        </w:r>
+      </w:hyperlink>
+      <w:r>
+        <w:rPr>
+          <w:lang w:val="zh_TW" w:bidi="zh_TW"/>
+        </w:rPr>
+        <w:t>和</w:t>
+      </w:r>
+      <w:hyperlink r:id="rId33">
+        <w:r>
+          <w:rPr>
+            <w:lang w:val="zh_TW" w:bidi="zh_TW"/>
+          </w:rPr>
+          <w:rPr>
+            <w:color w:val="0000EE"/>
+            <w:u w:val="single"/>
+          </w:rPr>
+          <w:t>約二1:13</w:t>
+        </w:r>
+      </w:hyperlink>
+      <w:r>
+        <w:rPr>
+          <w:lang w:val="zh_TW" w:bidi="zh_TW"/>
+        </w:rPr>
+        <w:t>，這兩處經文中使用的是單數形式）。使用複數形式可能有兩個原因。一個原因是，大部分新約書信是寫給團體而非個人的。更有可能的原因是，這顯示神揀選的是一個群體，而不僅僅只是個別的人。</w:t>
       </w:r>
     </w:p>
     <w:p>
@@ -528,9 +693,9 @@
         <w:rPr>
           <w:lang w:val="zh_TW" w:bidi="zh_TW"/>
         </w:rPr>
-        <w:t>撒但和其他邪靈也可能是災病的源頭。在聖經的框架中，撒但帶來災病的能力是在神允許的範圍內進行的。對於撒但危害能力的限制，在約伯的案例中被明確說明（</w:t>
-      </w:r>
-      <w:hyperlink r:id="rId23">
+        <w:t>「揀選」這個詞顯示了成為神的子民始於神的揀選。這個揀選發生在時間開始之前，在任何人能夠回應之前（</w:t>
+      </w:r>
+      <w:hyperlink r:id="rId34">
         <w:r>
           <w:rPr>
             <w:lang w:val="zh_TW" w:bidi="zh_TW"/>
@@ -539,25 +704,104 @@
             <w:color w:val="0000EE"/>
             <w:u w:val="single"/>
           </w:rPr>
-          <w:t>伯1:12</w:t>
+          <w:t>弗1:4</w:t>
         </w:r>
       </w:hyperlink>
       <w:r>
         <w:rPr>
           <w:lang w:val="zh_TW" w:bidi="zh_TW"/>
         </w:rPr>
-        <w:t>）。新約的信息也清楚地表明，儘管有鬼附或受到撒但影響的情況，但撒但的時間是有限的，牠最終的完全敗亡和毀滅是必然的。</w:t>
+        <w:t>；參</w:t>
+      </w:r>
+      <w:hyperlink r:id="rId35">
+        <w:r>
+          <w:rPr>
+            <w:lang w:val="zh_TW" w:bidi="zh_TW"/>
+          </w:rPr>
+          <w:rPr>
+            <w:color w:val="0000EE"/>
+            <w:u w:val="single"/>
+          </w:rPr>
+          <w:t>約15:16、19</w:t>
+        </w:r>
+      </w:hyperlink>
+      <w:r>
+        <w:rPr>
+          <w:lang w:val="zh_TW" w:bidi="zh_TW"/>
+        </w:rPr>
+        <w:t>）。是神呼召了男人和女人成為祂的子民，凡回應的人就是選民。神揀選人並不是因為他們善良或值得揀選。事實上，祂常常會揀選：</w:t>
       </w:r>
     </w:p>
     <w:p>
       <w:pPr>
-        <w:pStyle w:val="Heading4"/>
-      </w:pPr>
-      <w:r>
-        <w:rPr>
-          <w:lang w:val="zh_TW" w:bidi="zh_TW"/>
-        </w:rPr>
-        <w:t>祖先的罪</w:t>
+        <w:pStyle w:val="ListBullet"/>
+        <w:spacing w:line="240" w:lineRule="auto"/>
+        <w:ind w:left="720"/>
+      </w:pPr>
+      <w:r>
+        <w:rPr>
+          <w:lang w:val="zh_TW" w:bidi="zh_TW"/>
+        </w:rPr>
+      </w:r>
+      <w:r>
+        <w:rPr>
+          <w:lang w:val="zh_TW" w:bidi="zh_TW"/>
+        </w:rPr>
+        <w:t>世上愚拙的，叫有智慧的羞愧</w:t>
+      </w:r>
+    </w:p>
+    <w:p>
+      <w:pPr>
+        <w:pStyle w:val="ListBullet"/>
+        <w:spacing w:line="240" w:lineRule="auto"/>
+        <w:ind w:left="720"/>
+      </w:pPr>
+      <w:r>
+        <w:rPr>
+          <w:lang w:val="zh_TW" w:bidi="zh_TW"/>
+        </w:rPr>
+      </w:r>
+      <w:r>
+        <w:rPr>
+          <w:lang w:val="zh_TW" w:bidi="zh_TW"/>
+        </w:rPr>
+        <w:t>世上軟弱的，叫那強壯的羞愧</w:t>
+      </w:r>
+    </w:p>
+    <w:p>
+      <w:pPr>
+        <w:pStyle w:val="ListBullet"/>
+        <w:spacing w:line="240" w:lineRule="auto"/>
+        <w:ind w:left="720"/>
+      </w:pPr>
+      <w:r>
+        <w:rPr>
+          <w:lang w:val="zh_TW" w:bidi="zh_TW"/>
+        </w:rPr>
+      </w:r>
+      <w:r>
+        <w:rPr>
+          <w:lang w:val="zh_TW" w:bidi="zh_TW"/>
+        </w:rPr>
+        <w:t>世上卑賤的，被人厭惡的，以及那無有的，為要廢掉那有的（</w:t>
+      </w:r>
+      <w:hyperlink r:id="rId36">
+        <w:r>
+          <w:rPr>
+            <w:lang w:val="zh_TW" w:bidi="zh_TW"/>
+          </w:rPr>
+          <w:rPr>
+            <w:color w:val="0000EE"/>
+            <w:u w:val="single"/>
+          </w:rPr>
+          <w:t>林前1:27–28</w:t>
+        </w:r>
+      </w:hyperlink>
+      <w:r>
+        <w:rPr>
+          <w:lang w:val="zh_TW" w:bidi="zh_TW"/>
+        </w:rPr>
+        <w:t>）</w:t>
       </w:r>
     </w:p>
     <w:p>
@@ -571,144 +815,7 @@
         <w:rPr>
           <w:lang w:val="zh_TW" w:bidi="zh_TW"/>
         </w:rPr>
-        <w:t>疾病也可能是由於祖先的罪過所致（</w:t>
-      </w:r>
-      <w:hyperlink r:id="rId24">
-        <w:r>
-          <w:rPr>
-            <w:lang w:val="zh_TW" w:bidi="zh_TW"/>
-          </w:rPr>
-          <w:rPr>
-            <w:color w:val="0000EE"/>
-            <w:u w:val="single"/>
-          </w:rPr>
-          <w:t>出20:5</w:t>
-        </w:r>
-      </w:hyperlink>
-      <w:r>
-        <w:rPr>
-          <w:lang w:val="zh_TW" w:bidi="zh_TW"/>
-        </w:rPr>
-        <w:t>；</w:t>
-      </w:r>
-      <w:hyperlink r:id="rId25">
-        <w:r>
-          <w:rPr>
-            <w:lang w:val="zh_TW" w:bidi="zh_TW"/>
-          </w:rPr>
-          <w:rPr>
-            <w:color w:val="0000EE"/>
-            <w:u w:val="single"/>
-          </w:rPr>
-          <w:t>利26:29</w:t>
-        </w:r>
-      </w:hyperlink>
-      <w:r>
-        <w:rPr>
-          <w:lang w:val="zh_TW" w:bidi="zh_TW"/>
-        </w:rPr>
-        <w:t>；</w:t>
-      </w:r>
-      <w:hyperlink r:id="rId26">
-        <w:r>
-          <w:rPr>
-            <w:lang w:val="zh_TW" w:bidi="zh_TW"/>
-          </w:rPr>
-          <w:rPr>
-            <w:color w:val="0000EE"/>
-            <w:u w:val="single"/>
-          </w:rPr>
-          <w:t>王上17:18</w:t>
-        </w:r>
-      </w:hyperlink>
-      <w:r>
-        <w:rPr>
-          <w:lang w:val="zh_TW" w:bidi="zh_TW"/>
-        </w:rPr>
-        <w:t>；</w:t>
-      </w:r>
-      <w:hyperlink r:id="rId27">
-        <w:r>
-          <w:rPr>
-            <w:lang w:val="zh_TW" w:bidi="zh_TW"/>
-          </w:rPr>
-          <w:rPr>
-            <w:color w:val="0000EE"/>
-            <w:u w:val="single"/>
-          </w:rPr>
-          <w:t>伯21:19</w:t>
-        </w:r>
-      </w:hyperlink>
-      <w:r>
-        <w:rPr>
-          <w:lang w:val="zh_TW" w:bidi="zh_TW"/>
-        </w:rPr>
-        <w:t>；</w:t>
-      </w:r>
-      <w:hyperlink r:id="rId28">
-        <w:r>
-          <w:rPr>
-            <w:lang w:val="zh_TW" w:bidi="zh_TW"/>
-          </w:rPr>
-          <w:rPr>
-            <w:color w:val="0000EE"/>
-            <w:u w:val="single"/>
-          </w:rPr>
-          <w:t>哀5:7</w:t>
-        </w:r>
-      </w:hyperlink>
-      <w:r>
-        <w:rPr>
-          <w:lang w:val="zh_TW" w:bidi="zh_TW"/>
-        </w:rPr>
-        <w:t>）。其中最突出的例子是大衛與拔示巴的罪使他的兒子死亡（</w:t>
-      </w:r>
-      <w:hyperlink r:id="rId29">
-        <w:r>
-          <w:rPr>
-            <w:lang w:val="zh_TW" w:bidi="zh_TW"/>
-          </w:rPr>
-          <w:rPr>
-            <w:color w:val="0000EE"/>
-            <w:u w:val="single"/>
-          </w:rPr>
-          <w:t>撒下12:15</w:t>
-        </w:r>
-      </w:hyperlink>
-      <w:r>
-        <w:rPr>
-          <w:lang w:val="zh_TW" w:bidi="zh_TW"/>
-        </w:rPr>
-        <w:t>）。這種對災病來源的觀念一直延續到了新約時期，並為耶穌的門徒所熟悉（</w:t>
-      </w:r>
-      <w:hyperlink r:id="rId30">
-        <w:r>
-          <w:rPr>
-            <w:lang w:val="zh_TW" w:bidi="zh_TW"/>
-          </w:rPr>
-          <w:rPr>
-            <w:color w:val="0000EE"/>
-            <w:u w:val="single"/>
-          </w:rPr>
-          <w:t>約9:2</w:t>
-        </w:r>
-      </w:hyperlink>
-      <w:r>
-        <w:rPr>
-          <w:lang w:val="zh_TW" w:bidi="zh_TW"/>
-        </w:rPr>
-        <w:t>）。</w:t>
-      </w:r>
-    </w:p>
-    <w:p>
-      <w:pPr>
-        <w:pStyle w:val="Heading4"/>
-      </w:pPr>
-      <w:r>
-        <w:rPr>
-          <w:lang w:val="zh_TW" w:bidi="zh_TW"/>
-        </w:rPr>
-        <w:t>違反自然規律</w:t>
+        <w:t>這意味著，選民不能因自己的成就或地位而誇耀。他們的一切都來自神，他們不能自誇或認為自己比別人強。</w:t>
       </w:r>
     </w:p>
     <w:p>
@@ -722,7 +829,115 @@
         <w:rPr>
           <w:lang w:val="zh_TW" w:bidi="zh_TW"/>
         </w:rPr>
-        <w:t>這個觀念使希伯來人與當時其他民族有所區別。當他們理解到災病可能是由於違反固定的生理、心理/情感和道德規律所導致的，就會產生個人責任的概念，即遵守這些規律以避免災病。一個人對自己的健康以及社群的健康負有責任，而不僅僅是超自然力量的被動受害者。</w:t>
+        <w:t>神揀選的子民有特別的好處：</w:t>
+      </w:r>
+    </w:p>
+    <w:p>
+      <w:pPr>
+        <w:pStyle w:val="ListBullet"/>
+        <w:spacing w:line="240" w:lineRule="auto"/>
+        <w:ind w:left="720"/>
+      </w:pPr>
+      <w:r>
+        <w:rPr>
+          <w:lang w:val="zh_TW" w:bidi="zh_TW"/>
+        </w:rPr>
+      </w:r>
+      <w:r>
+        <w:rPr>
+          <w:lang w:val="zh_TW" w:bidi="zh_TW"/>
+        </w:rPr>
+        <w:t>神幫助他們，因此沒有人可以控告他們以至於讓神拒絕他們（</w:t>
+      </w:r>
+      <w:hyperlink r:id="rId24">
+        <w:r>
+          <w:rPr>
+            <w:lang w:val="zh_TW" w:bidi="zh_TW"/>
+          </w:rPr>
+          <w:rPr>
+            <w:color w:val="0000EE"/>
+            <w:u w:val="single"/>
+          </w:rPr>
+          <w:t>羅8:33</w:t>
+        </w:r>
+      </w:hyperlink>
+      <w:r>
+        <w:rPr>
+          <w:lang w:val="zh_TW" w:bidi="zh_TW"/>
+        </w:rPr>
+        <w:t xml:space="preserve">）。 </w:t>
+      </w:r>
+    </w:p>
+    <w:p>
+      <w:pPr>
+        <w:pStyle w:val="ListBullet"/>
+        <w:spacing w:line="240" w:lineRule="auto"/>
+        <w:ind w:left="720"/>
+      </w:pPr>
+      <w:r>
+        <w:rPr>
+          <w:lang w:val="zh_TW" w:bidi="zh_TW"/>
+        </w:rPr>
+      </w:r>
+      <w:r>
+        <w:rPr>
+          <w:lang w:val="zh_TW" w:bidi="zh_TW"/>
+        </w:rPr>
+        <w:t>他們如同君尊的祭司，這意味著他們可以直接來到神面前（</w:t>
+      </w:r>
+      <w:hyperlink r:id="rId19">
+        <w:r>
+          <w:rPr>
+            <w:lang w:val="zh_TW" w:bidi="zh_TW"/>
+          </w:rPr>
+          <w:rPr>
+            <w:color w:val="0000EE"/>
+            <w:u w:val="single"/>
+          </w:rPr>
+          <w:t>彼前2:9</w:t>
+        </w:r>
+      </w:hyperlink>
+      <w:r>
+        <w:rPr>
+          <w:lang w:val="zh_TW" w:bidi="zh_TW"/>
+        </w:rPr>
+        <w:t xml:space="preserve">）。 </w:t>
+      </w:r>
+    </w:p>
+    <w:p>
+      <w:pPr>
+        <w:pStyle w:val="ListBullet"/>
+        <w:spacing w:line="240" w:lineRule="auto"/>
+        <w:ind w:left="720"/>
+      </w:pPr>
+      <w:r>
+        <w:rPr>
+          <w:lang w:val="zh_TW" w:bidi="zh_TW"/>
+        </w:rPr>
+      </w:r>
+      <w:r>
+        <w:rPr>
+          <w:lang w:val="zh_TW" w:bidi="zh_TW"/>
+        </w:rPr>
+        <w:t>被稱為使徒的早期基督教領袖經歷了艱難時期。他們這樣做是為了讓神的子民可以得救，並與神永遠同在（</w:t>
+      </w:r>
+      <w:hyperlink r:id="rId27">
+        <w:r>
+          <w:rPr>
+            <w:lang w:val="zh_TW" w:bidi="zh_TW"/>
+          </w:rPr>
+          <w:rPr>
+            <w:color w:val="0000EE"/>
+            <w:u w:val="single"/>
+          </w:rPr>
+          <w:t>提後2:10</w:t>
+        </w:r>
+      </w:hyperlink>
+      <w:r>
+        <w:rPr>
+          <w:lang w:val="zh_TW" w:bidi="zh_TW"/>
+        </w:rPr>
+        <w:t>）。</w:t>
       </w:r>
     </w:p>
     <w:p>
@@ -736,7 +951,61 @@
         <w:rPr>
           <w:lang w:val="zh_TW" w:bidi="zh_TW"/>
         </w:rPr>
-        <w:t>基於這一觀念，摩西制定了詳盡的行為準則，以維持個人和社群的健康。摩西律法涵蓋了飲食、個人衛生、安息日的遵守、營地的衛生規定、清潔以及性關係等領域。通過遵守神所設立的這些自然規律，希伯來人可以期望免於疾病（</w:t>
+        <w:t>選民是以他們對神的信心著稱（</w:t>
+      </w:r>
+      <w:hyperlink r:id="rId28">
+        <w:r>
+          <w:rPr>
+            <w:lang w:val="zh_TW" w:bidi="zh_TW"/>
+          </w:rPr>
+          <w:rPr>
+            <w:color w:val="0000EE"/>
+            <w:u w:val="single"/>
+          </w:rPr>
+          <w:t>多1:1</w:t>
+        </w:r>
+      </w:hyperlink>
+      <w:r>
+        <w:rPr>
+          <w:lang w:val="zh_TW" w:bidi="zh_TW"/>
+        </w:rPr>
+        <w:t>）。他們的行為應該顯示出他們是神的子民（</w:t>
+      </w:r>
+      <w:hyperlink r:id="rId25">
+        <w:r>
+          <w:rPr>
+            <w:lang w:val="zh_TW" w:bidi="zh_TW"/>
+          </w:rPr>
+          <w:rPr>
+            <w:color w:val="0000EE"/>
+            <w:u w:val="single"/>
+          </w:rPr>
+          <w:t>西3:12</w:t>
+        </w:r>
+      </w:hyperlink>
+      <w:r>
+        <w:rPr>
+          <w:lang w:val="zh_TW" w:bidi="zh_TW"/>
+        </w:rPr>
+        <w:t>）。他們必須堅定自己的呼召和揀選，也就是說，他們必須通過他們的生活方式來顯示他們屬於神（</w:t>
+      </w:r>
+      <w:hyperlink r:id="rId30">
+        <w:r>
+          <w:rPr>
+            <w:lang w:val="zh_TW" w:bidi="zh_TW"/>
+          </w:rPr>
+          <w:rPr>
+            <w:color w:val="0000EE"/>
+            <w:u w:val="single"/>
+          </w:rPr>
+          <w:t>彼後1:10</w:t>
+        </w:r>
+      </w:hyperlink>
+      <w:r>
+        <w:rPr>
+          <w:lang w:val="zh_TW" w:bidi="zh_TW"/>
+        </w:rPr>
+        <w:t>）。他們必須繼續忠於那位呼召他們的主（</w:t>
       </w:r>
       <w:hyperlink r:id="rId31">
         <w:r>
@@ -747,32 +1016,14 @@
             <w:color w:val="0000EE"/>
             <w:u w:val="single"/>
           </w:rPr>
-          <w:t>出15:26</w:t>
+          <w:t>啟17:14</w:t>
         </w:r>
       </w:hyperlink>
       <w:r>
         <w:rPr>
           <w:lang w:val="zh_TW" w:bidi="zh_TW"/>
         </w:rPr>
-        <w:t>）並享長壽（</w:t>
-      </w:r>
-      <w:hyperlink r:id="rId32">
-        <w:r>
-          <w:rPr>
-            <w:lang w:val="zh_TW" w:bidi="zh_TW"/>
-          </w:rPr>
-          <w:rPr>
-            <w:color w:val="0000EE"/>
-            <w:u w:val="single"/>
-          </w:rPr>
-          <w:t>箴3:1–2</w:t>
-        </w:r>
-      </w:hyperlink>
-      <w:r>
-        <w:rPr>
-          <w:lang w:val="zh_TW" w:bidi="zh_TW"/>
-        </w:rPr>
-        <w:t>）。摩西的這些健康律法，即使以今天的公共衛生觀點來看，依然很合理，比起其他古代民族的做法更合理。</w:t>
+        <w:t>）。</w:t>
       </w:r>
     </w:p>
     <w:p>
@@ -782,13 +1033,7 @@
           <w:lang w:val="zh_TW" w:bidi="zh_TW"/>
         </w:rPr>
       </w:r>
-      <w:r>
-        <w:rPr>
-          <w:lang w:val="zh_TW" w:bidi="zh_TW"/>
-        </w:rPr>
-        <w:t>理解到災病是違反自然律法的後果的另一大結果是，當尋求醫治時，人們開始轉向醫生而不是祭司。只要疾病被認為是超自然起源的，就無法通過了解災病過程來尋求治療方法。希伯來人熟悉埃及的醫生（</w:t>
-      </w:r>
-      <w:hyperlink r:id="rId33">
+      <w:hyperlink r:id="rId37">
         <w:r>
           <w:rPr>
             <w:lang w:val="zh_TW" w:bidi="zh_TW"/>
@@ -797,169 +1042,14 @@
             <w:color w:val="0000EE"/>
             <w:u w:val="single"/>
           </w:rPr>
-          <w:t>創50:2</w:t>
+          <w:t>馬太福音二十二章14節</w:t>
         </w:r>
       </w:hyperlink>
       <w:r>
         <w:rPr>
           <w:lang w:val="zh_TW" w:bidi="zh_TW"/>
         </w:rPr>
-        <w:t>），當時他們似乎主要擔任的是防腐師（embalmers）的角色。以色列歷史上始終有醫生行醫，但他們的醫治能力是逐漸發展起來的（</w:t>
-      </w:r>
-      <w:hyperlink r:id="rId34">
-        <w:r>
-          <w:rPr>
-            <w:lang w:val="zh_TW" w:bidi="zh_TW"/>
-          </w:rPr>
-          <w:rPr>
-            <w:color w:val="0000EE"/>
-            <w:u w:val="single"/>
-          </w:rPr>
-          <w:t>代下16:12</w:t>
-        </w:r>
-      </w:hyperlink>
-      <w:r>
-        <w:rPr>
-          <w:lang w:val="zh_TW" w:bidi="zh_TW"/>
-        </w:rPr>
-        <w:t>；</w:t>
-      </w:r>
-      <w:hyperlink r:id="rId35">
-        <w:r>
-          <w:rPr>
-            <w:lang w:val="zh_TW" w:bidi="zh_TW"/>
-          </w:rPr>
-          <w:rPr>
-            <w:color w:val="0000EE"/>
-            <w:u w:val="single"/>
-          </w:rPr>
-          <w:t>耶8:22</w:t>
-        </w:r>
-      </w:hyperlink>
-      <w:r>
-        <w:rPr>
-          <w:lang w:val="zh_TW" w:bidi="zh_TW"/>
-        </w:rPr>
-        <w:t>；</w:t>
-      </w:r>
-      <w:hyperlink r:id="rId36">
-        <w:r>
-          <w:rPr>
-            <w:lang w:val="zh_TW" w:bidi="zh_TW"/>
-          </w:rPr>
-          <w:rPr>
-            <w:color w:val="0000EE"/>
-            <w:u w:val="single"/>
-          </w:rPr>
-          <w:t>可5:26</w:t>
-        </w:r>
-      </w:hyperlink>
-      <w:r>
-        <w:rPr>
-          <w:lang w:val="zh_TW" w:bidi="zh_TW"/>
-        </w:rPr>
-        <w:t>；</w:t>
-      </w:r>
-      <w:hyperlink r:id="rId37">
-        <w:r>
-          <w:rPr>
-            <w:lang w:val="zh_TW" w:bidi="zh_TW"/>
-          </w:rPr>
-          <w:rPr>
-            <w:color w:val="0000EE"/>
-            <w:u w:val="single"/>
-          </w:rPr>
-          <w:t>西4:14</w:t>
-        </w:r>
-      </w:hyperlink>
-      <w:r>
-        <w:rPr>
-          <w:lang w:val="zh_TW" w:bidi="zh_TW"/>
-        </w:rPr>
-        <w:t>）。聖經肯定了醫生為病人看病（</w:t>
-      </w:r>
-      <w:hyperlink r:id="rId38">
-        <w:r>
-          <w:rPr>
-            <w:lang w:val="zh_TW" w:bidi="zh_TW"/>
-          </w:rPr>
-          <w:rPr>
-            <w:color w:val="0000EE"/>
-            <w:u w:val="single"/>
-          </w:rPr>
-          <w:t>太9:12</w:t>
-        </w:r>
-      </w:hyperlink>
-      <w:r>
-        <w:rPr>
-          <w:lang w:val="zh_TW" w:bidi="zh_TW"/>
-        </w:rPr>
-        <w:t>）和使用藥物進行治療的合理性（</w:t>
-      </w:r>
-      <w:hyperlink r:id="rId39">
-        <w:r>
-          <w:rPr>
-            <w:lang w:val="zh_TW" w:bidi="zh_TW"/>
-          </w:rPr>
-          <w:rPr>
-            <w:color w:val="0000EE"/>
-            <w:u w:val="single"/>
-          </w:rPr>
-          <w:t>箴31:6</w:t>
-        </w:r>
-      </w:hyperlink>
-      <w:r>
-        <w:rPr>
-          <w:lang w:val="zh_TW" w:bidi="zh_TW"/>
-        </w:rPr>
-        <w:t>；</w:t>
-      </w:r>
-      <w:hyperlink r:id="rId40">
-        <w:r>
-          <w:rPr>
-            <w:lang w:val="zh_TW" w:bidi="zh_TW"/>
-          </w:rPr>
-          <w:rPr>
-            <w:color w:val="0000EE"/>
-            <w:u w:val="single"/>
-          </w:rPr>
-          <w:t>提前5:23</w:t>
-        </w:r>
-      </w:hyperlink>
-      <w:r>
-        <w:rPr>
-          <w:lang w:val="zh_TW" w:bidi="zh_TW"/>
-        </w:rPr>
-        <w:t>），但同時強調基督徒群體及其長老在服事病人中的角色（</w:t>
-      </w:r>
-      <w:hyperlink r:id="rId41">
-        <w:r>
-          <w:rPr>
-            <w:lang w:val="zh_TW" w:bidi="zh_TW"/>
-          </w:rPr>
-          <w:rPr>
-            <w:color w:val="0000EE"/>
-            <w:u w:val="single"/>
-          </w:rPr>
-          <w:t>雅5:14</w:t>
-        </w:r>
-      </w:hyperlink>
-      <w:r>
-        <w:rPr>
-          <w:lang w:val="zh_TW" w:bidi="zh_TW"/>
-        </w:rPr>
-        <w:t>）。</w:t>
-      </w:r>
-    </w:p>
-    <w:p>
-      <w:pPr>
-        <w:pStyle w:val="Heading3"/>
-      </w:pPr>
-      <w:r>
-        <w:rPr>
-          <w:lang w:val="zh_TW" w:bidi="zh_TW"/>
-        </w:rPr>
-        <w:t>耶穌基督與災病</w:t>
+        <w:t>解釋了神的呼召與人的回應之間的關係：「因為被召的人多，選上的人少。」雖然神通過福音呼召了許多人，但只有一部分人回應這個呼召並成為祂的選民。</w:t>
       </w:r>
     </w:p>
     <w:p>
@@ -973,7 +1063,25 @@
         <w:rPr>
           <w:lang w:val="zh_TW" w:bidi="zh_TW"/>
         </w:rPr>
-        <w:t>耶穌對待病人的態度與舊約有著明顯不同。祂不帶有任何批判的態度，耶穌把病人當作有價值的人來交往，而不是社會上的棄民。祂對病人的痛苦充滿了真誠的憐憫——觸摸他們、安慰他們、醫治他們，並以正常且自然的方式與他們交談。</w:t>
+        <w:t>聖經並未完全解釋為什麼只有一些人成為神的子民。當然，當一個人確實回應神的呼召時，那是因為福音臨到了他或她「不獨在乎言語，也在乎權能和聖靈，並充足的信心」（</w:t>
+      </w:r>
+      <w:hyperlink r:id="rId38">
+        <w:r>
+          <w:rPr>
+            <w:lang w:val="zh_TW" w:bidi="zh_TW"/>
+          </w:rPr>
+          <w:rPr>
+            <w:color w:val="0000EE"/>
+            <w:u w:val="single"/>
+          </w:rPr>
+          <w:t>帖前1:4–5</w:t>
+        </w:r>
+      </w:hyperlink>
+      <w:r>
+        <w:rPr>
+          <w:lang w:val="zh_TW" w:bidi="zh_TW"/>
+        </w:rPr>
+        <w:t>）。人們拒絕福音，是因為他們因罪和過分相信自己的作為而變得心硬。聖經並未進一步解釋，所以基督徒不應該嘗試添加自己的解釋。</w:t>
       </w:r>
     </w:p>
     <w:p>
@@ -987,7 +1095,61 @@
         <w:rPr>
           <w:lang w:val="zh_TW" w:bidi="zh_TW"/>
         </w:rPr>
-        <w:t>耶穌顯然將災病視為一種障礙，妨礙人們成為他們原本應該成為的完整個體。當面對一位有18年嚴重背部畸形的女人時，耶穌醫治了她，說她是被「撒但捆綁」的（</w:t>
+        <w:t>「揀選」也可以意味著神揀選人來完成特殊的任務。耶穌從一大群跟隨祂的人中選擇了十二個門徒（</w:t>
+      </w:r>
+      <w:hyperlink r:id="rId39">
+        <w:r>
+          <w:rPr>
+            <w:lang w:val="zh_TW" w:bidi="zh_TW"/>
+          </w:rPr>
+          <w:rPr>
+            <w:color w:val="0000EE"/>
+            <w:u w:val="single"/>
+          </w:rPr>
+          <w:t>路6:13</w:t>
+        </w:r>
+      </w:hyperlink>
+      <w:r>
+        <w:rPr>
+          <w:lang w:val="zh_TW" w:bidi="zh_TW"/>
+        </w:rPr>
+        <w:t>；</w:t>
+      </w:r>
+      <w:hyperlink r:id="rId40">
+        <w:r>
+          <w:rPr>
+            <w:lang w:val="zh_TW" w:bidi="zh_TW"/>
+          </w:rPr>
+          <w:rPr>
+            <w:color w:val="0000EE"/>
+            <w:u w:val="single"/>
+          </w:rPr>
+          <w:t>徒1:2</w:t>
+        </w:r>
+      </w:hyperlink>
+      <w:r>
+        <w:rPr>
+          <w:lang w:val="zh_TW" w:bidi="zh_TW"/>
+        </w:rPr>
+        <w:t>）。同樣，在約翰福音中，耶穌說祂雖然揀選了十二個門徒，但祂稱出賣祂的猶大為「魔鬼」（</w:t>
+      </w:r>
+      <w:hyperlink r:id="rId41">
+        <w:r>
+          <w:rPr>
+            <w:lang w:val="zh_TW" w:bidi="zh_TW"/>
+          </w:rPr>
+          <w:rPr>
+            <w:color w:val="0000EE"/>
+            <w:u w:val="single"/>
+          </w:rPr>
+          <w:t>約6:70</w:t>
+        </w:r>
+      </w:hyperlink>
+      <w:r>
+        <w:rPr>
+          <w:lang w:val="zh_TW" w:bidi="zh_TW"/>
+        </w:rPr>
+        <w:t>，</w:t>
       </w:r>
       <w:hyperlink r:id="rId42">
         <w:r>
@@ -998,14 +1160,14 @@
             <w:color w:val="0000EE"/>
             <w:u w:val="single"/>
           </w:rPr>
-          <w:t>路13:16</w:t>
+          <w:t>13:18</w:t>
         </w:r>
       </w:hyperlink>
       <w:r>
         <w:rPr>
           <w:lang w:val="zh_TW" w:bidi="zh_TW"/>
         </w:rPr>
-        <w:t>）。耶穌對不治之症的醫治是祂證明自己為彌賽亞的證據之一（</w:t>
+        <w:t>）。當需要選出另一位門徒來取代猶大時，教會向耶穌祈禱，請耶穌指示他們應該從兩個人中挑選哪一個加入十二使徒（</w:t>
       </w:r>
       <w:hyperlink r:id="rId43">
         <w:r>
@@ -1016,14 +1178,14 @@
             <w:color w:val="0000EE"/>
             <w:u w:val="single"/>
           </w:rPr>
-          <w:t>路7:19–23</w:t>
+          <w:t>徒1:24</w:t>
         </w:r>
       </w:hyperlink>
       <w:r>
         <w:rPr>
           <w:lang w:val="zh_TW" w:bidi="zh_TW"/>
         </w:rPr>
-        <w:t>）。耶穌的事工是為了釋放人們，使他們得以活出更豐盛的生命（</w:t>
+        <w:t>）。彼得說神揀選了他向外邦人傳福音（</w:t>
       </w:r>
       <w:hyperlink r:id="rId44">
         <w:r>
@@ -1034,14 +1196,14 @@
             <w:color w:val="0000EE"/>
             <w:u w:val="single"/>
           </w:rPr>
-          <w:t>約10:10</w:t>
+          <w:t>15:7</w:t>
         </w:r>
       </w:hyperlink>
       <w:r>
         <w:rPr>
           <w:lang w:val="zh_TW" w:bidi="zh_TW"/>
         </w:rPr>
-        <w:t>）。耶穌並不完全認同將災病視為懲罰的觀念（</w:t>
+        <w:t>）。 同樣，保羅說神揀選他將信息帶給外邦人（</w:t>
       </w:r>
       <w:hyperlink r:id="rId45">
         <w:r>
@@ -1052,50 +1214,14 @@
             <w:color w:val="0000EE"/>
             <w:u w:val="single"/>
           </w:rPr>
-          <w:t>9:3</w:t>
+          <w:t>9:15</w:t>
         </w:r>
       </w:hyperlink>
       <w:r>
         <w:rPr>
           <w:lang w:val="zh_TW" w:bidi="zh_TW"/>
         </w:rPr>
-        <w:t>）。當一位痲瘋病人提到可能不是神的旨意要他痊癒時，耶穌立刻醫治他（</w:t>
-      </w:r>
-      <w:hyperlink r:id="rId46">
-        <w:r>
-          <w:rPr>
-            <w:lang w:val="zh_TW" w:bidi="zh_TW"/>
-          </w:rPr>
-          <w:rPr>
-            <w:color w:val="0000EE"/>
-            <w:u w:val="single"/>
-          </w:rPr>
-          <w:t>可1:40</w:t>
-        </w:r>
-      </w:hyperlink>
-      <w:r>
-        <w:rPr>
-          <w:lang w:val="zh_TW" w:bidi="zh_TW"/>
-        </w:rPr>
-        <w:t>；</w:t>
-      </w:r>
-      <w:hyperlink r:id="rId47">
-        <w:r>
-          <w:rPr>
-            <w:lang w:val="zh_TW" w:bidi="zh_TW"/>
-          </w:rPr>
-          <w:rPr>
-            <w:color w:val="0000EE"/>
-            <w:u w:val="single"/>
-          </w:rPr>
-          <w:t>路5:12–13</w:t>
-        </w:r>
-      </w:hyperlink>
-      <w:r>
-        <w:rPr>
-          <w:lang w:val="zh_TW" w:bidi="zh_TW"/>
-        </w:rPr>
-        <w:t>）。</w:t>
+        <w:t>）。這些例子顯示神在基督徒宣教中採取的第一步，祂揀選人以不同的方式來事奉祂。</w:t>
       </w:r>
     </w:p>
     <w:p>
@@ -1107,38 +1233,6 @@
       </w:r>
       <w:r>
         <w:rPr>
-          <w:lang w:val="zh_TW" w:bidi="zh_TW"/>
-        </w:rPr>
-        <w:t>耶穌總是關注個人的全面健康或完整性，而不僅僅是災病的症狀。祂經常首先處理屬靈問題，即使病人一開始是為了身體問題而來找祂。祂與撒馬利亞婦人的對話，集中在她內心矛盾的根本問題上（</w:t>
-      </w:r>
-      <w:hyperlink r:id="rId48">
-        <w:r>
-          <w:rPr>
-            <w:lang w:val="zh_TW" w:bidi="zh_TW"/>
-          </w:rPr>
-          <w:rPr>
-            <w:color w:val="0000EE"/>
-            <w:u w:val="single"/>
-          </w:rPr>
-          <w:t>約4:5–30</w:t>
-        </w:r>
-      </w:hyperlink>
-      <w:r>
-        <w:rPr>
-          <w:lang w:val="zh_TW" w:bidi="zh_TW"/>
-        </w:rPr>
-        <w:t>）。而登山寶訓基本上是處理人類行為的正確態度和動機，若能遵守，將大大減少個人和社會的痛苦。對耶穌來說，健康不僅僅是沒有身體和心理上的疾病，而是讓人成為他們本來應該成為的完整個體。</w:t>
-      </w:r>
-    </w:p>
-    <w:p>
-      <w:pPr/>
-      <w:r>
-        <w:rPr>
-          <w:lang w:val="zh_TW" w:bidi="zh_TW"/>
-        </w:rPr>
-      </w:r>
-      <w:r>
-        <w:rPr>
           <w:i/>
           <w:lang w:val="zh_TW" w:bidi="zh_TW"/>
         </w:rPr>
@@ -1154,7 +1248,7 @@
         <w:rPr>
           <w:lang w:val="zh_TW" w:bidi="zh_TW"/>
         </w:rPr>
-        <w:t>藥物與醫療實踐</w:t>
+        <w:t>預知</w:t>
       </w:r>
       <w:r>
         <w:rPr>
@@ -1166,19 +1260,7 @@
         <w:rPr>
           <w:lang w:val="zh_TW" w:bidi="zh_TW"/>
         </w:rPr>
-        <w:t>瘟疫</w:t>
-      </w:r>
-      <w:r>
-        <w:rPr>
-          <w:lang w:val="zh_TW" w:bidi="zh_TW"/>
-        </w:rPr>
-        <w:t>；</w:t>
-      </w:r>
-      <w:r>
-        <w:rPr>
-          <w:lang w:val="zh_TW" w:bidi="zh_TW"/>
-        </w:rPr>
-        <w:t>災禍</w:t>
+        <w:t>預定</w:t>
       </w:r>
       <w:r>
         <w:rPr>

--- a/zht/docx/180.content.docx
+++ b/zht/docx/180.content.docx
@@ -19,7 +19,7 @@
         <w:rPr>
           <w:lang w:val="zh_TW" w:bidi="zh_TW"/>
         </w:rPr>
-        <w:t>Resource: Tyndale Open Bible Dictionary</w:t>
+        <w:t>Resource: Aquifer Open Bible Dictionary</w:t>
       </w:r>
       <w:r>
         <w:rPr>
@@ -112,7 +112,7 @@
         <w:rPr>
           <w:lang w:val="zh_TW" w:bidi="zh_TW"/>
         </w:rPr>
-        <w:t>Tyndale Open Bible Dictionary</w:t>
+        <w:t>Aquifer Open Bible Dictionary</w:t>
       </w:r>
     </w:p>
     <w:p>
@@ -149,7 +149,7 @@
         <w:rPr>
           <w:lang w:val="zh_TW" w:bidi="zh_TW"/>
         </w:rPr>
-        <w:t>xuan</w:t>
+        <w:t>xu</w:t>
       </w:r>
       <w:r>
         <w:rPr>
@@ -212,7 +212,7 @@
         <w:rPr>
           <w:lang w:val="zh_TW" w:bidi="zh_TW"/>
         </w:rPr>
-        <w:t>選舉</w:t>
+        <w:t>許願、願</w:t>
       </w:r>
       <w:r>
         <w:rPr>
@@ -231,7 +231,18 @@
         <w:rPr>
           <w:lang w:val="zh_TW" w:bidi="zh_TW"/>
         </w:rPr>
-        <w:t>在現代英文中，這些詞語指的是一群人選擇領袖或代表的過程，通常涉及從幾個候選人中做出選擇。</w:t>
+        <w:t>向神所作嚴肅的承諾或宣誓。</w:t>
+      </w:r>
+    </w:p>
+    <w:p>
+      <w:pPr>
+        <w:pStyle w:val="Heading3"/>
+      </w:pPr>
+      <w:r>
+        <w:rPr>
+          <w:lang w:val="zh_TW" w:bidi="zh_TW"/>
+        </w:rPr>
+        <w:t>宗教實踐中的許願</w:t>
       </w:r>
     </w:p>
     <w:p>
@@ -245,79 +256,7 @@
         <w:rPr>
           <w:lang w:val="zh_TW" w:bidi="zh_TW"/>
         </w:rPr>
-        <w:t>當「揀選（elect）」這個動詞在聖經中以神學意義使用時，通常是指神的行動，指神在做出選擇。在舊約中，它是用來指神揀選以色列成為祂的子民（參</w:t>
-      </w:r>
-      <w:hyperlink r:id="rId13">
-        <w:r>
-          <w:rPr>
-            <w:lang w:val="zh_TW" w:bidi="zh_TW"/>
-          </w:rPr>
-          <w:rPr>
-            <w:color w:val="0000EE"/>
-            <w:u w:val="single"/>
-          </w:rPr>
-          <w:t>徒13:17</w:t>
-        </w:r>
-      </w:hyperlink>
-      <w:r>
-        <w:rPr>
-          <w:lang w:val="zh_TW" w:bidi="zh_TW"/>
-        </w:rPr>
-        <w:t>）。以色列成為神的子民，不是因為他們決定要屬於神，而是因為神揀選了他們。神這樣做是因為祂對亞伯拉罕的應許，而不是因為以色列有什麼特別之處（</w:t>
-      </w:r>
-      <w:hyperlink r:id="rId14">
-        <w:r>
-          <w:rPr>
-            <w:lang w:val="zh_TW" w:bidi="zh_TW"/>
-          </w:rPr>
-          <w:rPr>
-            <w:color w:val="0000EE"/>
-            <w:u w:val="single"/>
-          </w:rPr>
-          <w:t>申7:7–8</w:t>
-        </w:r>
-      </w:hyperlink>
-      <w:r>
-        <w:rPr>
-          <w:lang w:val="zh_TW" w:bidi="zh_TW"/>
-        </w:rPr>
-        <w:t>）。神也揀選他們的領袖，如掃羅和大衛（</w:t>
-      </w:r>
-      <w:hyperlink r:id="rId15">
-        <w:r>
-          <w:rPr>
-            <w:lang w:val="zh_TW" w:bidi="zh_TW"/>
-          </w:rPr>
-          <w:rPr>
-            <w:color w:val="0000EE"/>
-            <w:u w:val="single"/>
-          </w:rPr>
-          <w:t>撒上10:24</w:t>
-        </w:r>
-      </w:hyperlink>
-      <w:r>
-        <w:rPr>
-          <w:lang w:val="zh_TW" w:bidi="zh_TW"/>
-        </w:rPr>
-        <w:t>；</w:t>
-      </w:r>
-      <w:hyperlink r:id="rId16">
-        <w:r>
-          <w:rPr>
-            <w:lang w:val="zh_TW" w:bidi="zh_TW"/>
-          </w:rPr>
-          <w:rPr>
-            <w:color w:val="0000EE"/>
-            <w:u w:val="single"/>
-          </w:rPr>
-          <w:t>撒下6:21</w:t>
-        </w:r>
-      </w:hyperlink>
-      <w:r>
-        <w:rPr>
-          <w:lang w:val="zh_TW" w:bidi="zh_TW"/>
-        </w:rPr>
-        <w:t>）。這些揀選是由神單獨決定的，而不是由人們投票決定的。因此，這個詞表示神的權柄，神有權決定將會發生的事情，這是獨立於人的選擇之外。</w:t>
+        <w:t>向神許願是在聖經中經常提到的宗教做法。大多數關於許願的經文都出現在舊約聖經，尤其是在詩篇中。新約聖經中也提到了一些許願。</w:t>
       </w:r>
     </w:p>
     <w:p>
@@ -331,9 +270,9 @@
         <w:rPr>
           <w:lang w:val="zh_TW" w:bidi="zh_TW"/>
         </w:rPr>
-        <w:t>新約聖經也有類似的概念。神的子民被描述為祂的「選民（his elect）」或「神的選民（chosen ones）」。耶穌在談到未來人子（Son of Man，耶穌用來稱呼自己的稱號）要來並聚集神的子民時，使用了這個詞語（</w:t>
-      </w:r>
-      <w:hyperlink r:id="rId17">
+        <w:t>十一奉獻、祭祀和供物、守安息日和割禮都是摩西律法所命令的。許願（或譯：立誓）則不是。比如，</w:t>
+      </w:r>
+      <w:hyperlink r:id="rId13">
         <w:r>
           <w:rPr>
             <w:lang w:val="zh_TW" w:bidi="zh_TW"/>
@@ -342,68 +281,37 @@
             <w:color w:val="0000EE"/>
             <w:u w:val="single"/>
           </w:rPr>
-          <w:t>可13:20、27</w:t>
+          <w:t>詩篇五十篇14節</w:t>
         </w:r>
       </w:hyperlink>
       <w:r>
         <w:rPr>
           <w:lang w:val="zh_TW" w:bidi="zh_TW"/>
         </w:rPr>
-        <w:t>）。耶穌將顯明，神的子民受苦並耐心等待祂是正確的（</w:t>
-      </w:r>
-      <w:hyperlink r:id="rId18">
-        <w:r>
-          <w:rPr>
-            <w:lang w:val="zh_TW" w:bidi="zh_TW"/>
-          </w:rPr>
-          <w:rPr>
-            <w:color w:val="0000EE"/>
-            <w:u w:val="single"/>
-          </w:rPr>
-          <w:t>路18:7</w:t>
-        </w:r>
-      </w:hyperlink>
-      <w:r>
-        <w:rPr>
-          <w:lang w:val="zh_TW" w:bidi="zh_TW"/>
-        </w:rPr>
-        <w:t>）。在</w:t>
-      </w:r>
-      <w:hyperlink r:id="rId19">
-        <w:r>
-          <w:rPr>
-            <w:lang w:val="zh_TW" w:bidi="zh_TW"/>
-          </w:rPr>
-          <w:rPr>
-            <w:color w:val="0000EE"/>
-            <w:u w:val="single"/>
-          </w:rPr>
-          <w:t>彼得前書二章9節</w:t>
-        </w:r>
-      </w:hyperlink>
-      <w:r>
-        <w:rPr>
-          <w:lang w:val="zh_TW" w:bidi="zh_TW"/>
-        </w:rPr>
-        <w:t>，神的子民被稱為「被揀選的族類（chosen [elect] people）」。這句話最初是用在以色列民身上的（</w:t>
-      </w:r>
-      <w:hyperlink r:id="rId20">
-        <w:r>
-          <w:rPr>
-            <w:lang w:val="zh_TW" w:bidi="zh_TW"/>
-          </w:rPr>
-          <w:rPr>
-            <w:color w:val="0000EE"/>
-            <w:u w:val="single"/>
-          </w:rPr>
-          <w:t>賽43:20</w:t>
-        </w:r>
-      </w:hyperlink>
-      <w:r>
-        <w:rPr>
-          <w:lang w:val="zh_TW" w:bidi="zh_TW"/>
-        </w:rPr>
-        <w:t>），這表明舊約中神的子民與新約中的基督教會是相聯繫的。神對以色列人的應許，現在在教會中得以實現。</w:t>
+        <w:t>說：「</w:t>
+      </w:r>
+      <w:r>
+        <w:rPr>
+          <w:lang w:val="zh_TW" w:bidi="zh_TW"/>
+        </w:rPr>
+        <w:t>你們要以感謝為祭獻與神， 又要向至高者還你的願。</w:t>
+      </w:r>
+      <w:r>
+        <w:rPr>
+          <w:lang w:val="zh_TW" w:bidi="zh_TW"/>
+        </w:rPr>
+        <w:t>」命令是要遵守或履行已經做出的承諾。神沒有沒有命令要做出承諾，只是在做出承諾時必須履行。這種做法是可以接受的，也有規條提到，但不是要求一定要做的。</w:t>
+      </w:r>
+    </w:p>
+    <w:p>
+      <w:pPr>
+        <w:pStyle w:val="Heading3"/>
+      </w:pPr>
+      <w:r>
+        <w:rPr>
+          <w:lang w:val="zh_TW" w:bidi="zh_TW"/>
+        </w:rPr>
+        <w:t>聖經中的許願類型</w:t>
       </w:r>
     </w:p>
     <w:p>
@@ -417,9 +325,9 @@
         <w:rPr>
           <w:lang w:val="zh_TW" w:bidi="zh_TW"/>
         </w:rPr>
-        <w:t>在</w:t>
-      </w:r>
-      <w:hyperlink r:id="rId21">
+        <w:t>許願是為了得到耶和華的喜悅，表達對祂某種拯救或恩惠的感恩，或表明對祂的絕對委身。個人的委身和分別自己歸於耶和華是拿細耳人許願的主要特徵。參孫、撒母耳和施洗約翰是用這種方式許願的最常見例子。</w:t>
+      </w:r>
+      <w:hyperlink r:id="rId14">
         <w:r>
           <w:rPr>
             <w:lang w:val="zh_TW" w:bidi="zh_TW"/>
@@ -428,16 +336,16 @@
             <w:color w:val="0000EE"/>
             <w:u w:val="single"/>
           </w:rPr>
-          <w:t>羅馬書九至十一章</w:t>
+          <w:t>民數記六章1至8節</w:t>
         </w:r>
       </w:hyperlink>
       <w:r>
         <w:rPr>
           <w:lang w:val="zh_TW" w:bidi="zh_TW"/>
         </w:rPr>
-        <w:t>，保羅談到一個問題：為什麼大多數猶太人拒絕了關於耶穌的好消息，而許多外邦人卻接受了呢？他說，現在有一小群（或餘民）的猶太人相信。神揀選了這群人是因著神的恩典，這群人是「選民」。這小群人得到了神原本為整個以色列所預備的福分。保羅說，許多人沒有接受這個信息，因為他們對此漸漸不再敏感。他將此描述為「頑梗不化」，這與人類普遍背離神的傾向有關（</w:t>
-      </w:r>
-      <w:hyperlink r:id="rId22">
+        <w:t>總結了這種許願的條件。</w:t>
+      </w:r>
+      <w:hyperlink r:id="rId15">
         <w:r>
           <w:rPr>
             <w:lang w:val="zh_TW" w:bidi="zh_TW"/>
@@ -446,7 +354,43 @@
             <w:color w:val="0000EE"/>
             <w:u w:val="single"/>
           </w:rPr>
-          <w:t>羅11:5–7</w:t>
+          <w:t>13至21</w:t>
+        </w:r>
+      </w:hyperlink>
+      <w:r>
+        <w:rPr>
+          <w:lang w:val="zh_TW" w:bidi="zh_TW"/>
+        </w:rPr>
+        <w:t>節說明如何離俗。婦女也可以這樣許願（</w:t>
+      </w:r>
+      <w:hyperlink r:id="rId16">
+        <w:r>
+          <w:rPr>
+            <w:lang w:val="zh_TW" w:bidi="zh_TW"/>
+          </w:rPr>
+          <w:rPr>
+            <w:color w:val="0000EE"/>
+            <w:u w:val="single"/>
+          </w:rPr>
+          <w:t>2</w:t>
+        </w:r>
+      </w:hyperlink>
+      <w:r>
+        <w:rPr>
+          <w:lang w:val="zh_TW" w:bidi="zh_TW"/>
+        </w:rPr>
+        <w:t>節），而且可能只是在指定時間內許願。利甲族許願過簡樸、不蓋房屋居住的生活。他們是對以色列的神忠心的有力見證（</w:t>
+      </w:r>
+      <w:hyperlink r:id="rId17">
+        <w:r>
+          <w:rPr>
+            <w:lang w:val="zh_TW" w:bidi="zh_TW"/>
+          </w:rPr>
+          <w:rPr>
+            <w:color w:val="0000EE"/>
+            <w:u w:val="single"/>
+          </w:rPr>
+          <w:t>耶利米書35</w:t>
         </w:r>
       </w:hyperlink>
       <w:r>
@@ -467,9 +411,9 @@
         <w:rPr>
           <w:lang w:val="zh_TW" w:bidi="zh_TW"/>
         </w:rPr>
-        <w:t>然而，保羅說神並沒有取消祂揀選以色列作為祂的子民。保羅解釋說，雖然許多猶太人沒有接受關於耶穌的信息，但這使得外邦人也能接受神的祝福。保羅強調神仍然愛猶太人，並且不會收回對他們的應許（</w:t>
-      </w:r>
-      <w:hyperlink r:id="rId23">
+        <w:t>有些許願被視為是在某種意義上與神的討價還價。在伯特利，雅各許願說，假如神保護他並供應他的需要，他就敬拜神並奉獻十分之一（</w:t>
+      </w:r>
+      <w:hyperlink r:id="rId18">
         <w:r>
           <w:rPr>
             <w:lang w:val="zh_TW" w:bidi="zh_TW"/>
@@ -478,14 +422,164 @@
             <w:color w:val="0000EE"/>
             <w:u w:val="single"/>
           </w:rPr>
-          <w:t>羅11:28</w:t>
+          <w:t>創世記28:20</w:t>
         </w:r>
       </w:hyperlink>
-      <w:r>
-        <w:rPr>
-          <w:lang w:val="zh_TW" w:bidi="zh_TW"/>
-        </w:rPr>
-        <w:t>）。正因如此，保羅相信將來會有許多猶太人歸向神。</w:t>
+      <w:hyperlink r:id="rId15">
+        <w:r>
+          <w:rPr>
+            <w:lang w:val="zh_TW" w:bidi="zh_TW"/>
+          </w:rPr>
+          <w:rPr>
+            <w:color w:val="0000EE"/>
+            <w:u w:val="single"/>
+          </w:rPr>
+          <w:t>–</w:t>
+        </w:r>
+      </w:hyperlink>
+      <w:hyperlink r:id="rId18">
+        <w:r>
+          <w:rPr>
+            <w:lang w:val="zh_TW" w:bidi="zh_TW"/>
+          </w:rPr>
+          <w:rPr>
+            <w:color w:val="0000EE"/>
+            <w:u w:val="single"/>
+          </w:rPr>
+          <w:t>22</w:t>
+        </w:r>
+      </w:hyperlink>
+      <w:r>
+        <w:rPr>
+          <w:lang w:val="zh_TW" w:bidi="zh_TW"/>
+        </w:rPr>
+        <w:t>）。哈拿許願說，假如神賜給她一個兒子，她將把他歸給神（</w:t>
+      </w:r>
+      <w:hyperlink r:id="rId19">
+        <w:r>
+          <w:rPr>
+            <w:lang w:val="zh_TW" w:bidi="zh_TW"/>
+          </w:rPr>
+          <w:rPr>
+            <w:color w:val="0000EE"/>
+            <w:u w:val="single"/>
+          </w:rPr>
+          <w:t>撒母耳記上1:11、27</w:t>
+        </w:r>
+      </w:hyperlink>
+      <w:hyperlink r:id="rId15">
+        <w:r>
+          <w:rPr>
+            <w:lang w:val="zh_TW" w:bidi="zh_TW"/>
+          </w:rPr>
+          <w:rPr>
+            <w:color w:val="0000EE"/>
+            <w:u w:val="single"/>
+          </w:rPr>
+          <w:t>–</w:t>
+        </w:r>
+      </w:hyperlink>
+      <w:hyperlink r:id="rId19">
+        <w:r>
+          <w:rPr>
+            <w:lang w:val="zh_TW" w:bidi="zh_TW"/>
+          </w:rPr>
+          <w:rPr>
+            <w:color w:val="0000EE"/>
+            <w:u w:val="single"/>
+          </w:rPr>
+          <w:t>28</w:t>
+        </w:r>
+      </w:hyperlink>
+      <w:r>
+        <w:rPr>
+          <w:lang w:val="zh_TW" w:bidi="zh_TW"/>
+        </w:rPr>
+        <w:t>）。在詩篇中，還願通常與因為從危險或痛苦中得救而感恩有關（比如，</w:t>
+      </w:r>
+      <w:hyperlink r:id="rId20">
+        <w:r>
+          <w:rPr>
+            <w:lang w:val="zh_TW" w:bidi="zh_TW"/>
+          </w:rPr>
+          <w:rPr>
+            <w:color w:val="0000EE"/>
+            <w:u w:val="single"/>
+          </w:rPr>
+          <w:t>詩篇22:24</w:t>
+        </w:r>
+      </w:hyperlink>
+      <w:hyperlink r:id="rId15">
+        <w:r>
+          <w:rPr>
+            <w:lang w:val="zh_TW" w:bidi="zh_TW"/>
+          </w:rPr>
+          <w:rPr>
+            <w:color w:val="0000EE"/>
+            <w:u w:val="single"/>
+          </w:rPr>
+          <w:t>–</w:t>
+        </w:r>
+      </w:hyperlink>
+      <w:hyperlink r:id="rId20">
+        <w:r>
+          <w:rPr>
+            <w:lang w:val="zh_TW" w:bidi="zh_TW"/>
+          </w:rPr>
+          <w:rPr>
+            <w:color w:val="0000EE"/>
+            <w:u w:val="single"/>
+          </w:rPr>
+          <w:t>25</w:t>
+        </w:r>
+      </w:hyperlink>
+      <w:r>
+        <w:rPr>
+          <w:lang w:val="zh_TW" w:bidi="zh_TW"/>
+        </w:rPr>
+        <w:t>；</w:t>
+      </w:r>
+      <w:hyperlink r:id="rId21">
+        <w:r>
+          <w:rPr>
+            <w:lang w:val="zh_TW" w:bidi="zh_TW"/>
+          </w:rPr>
+          <w:rPr>
+            <w:color w:val="0000EE"/>
+            <w:u w:val="single"/>
+          </w:rPr>
+          <w:t>56:12</w:t>
+        </w:r>
+      </w:hyperlink>
+      <w:hyperlink r:id="rId15">
+        <w:r>
+          <w:rPr>
+            <w:lang w:val="zh_TW" w:bidi="zh_TW"/>
+          </w:rPr>
+          <w:rPr>
+            <w:color w:val="0000EE"/>
+            <w:u w:val="single"/>
+          </w:rPr>
+          <w:t>–</w:t>
+        </w:r>
+      </w:hyperlink>
+      <w:hyperlink r:id="rId21">
+        <w:r>
+          <w:rPr>
+            <w:lang w:val="zh_TW" w:bidi="zh_TW"/>
+          </w:rPr>
+          <w:rPr>
+            <w:color w:val="0000EE"/>
+            <w:u w:val="single"/>
+          </w:rPr>
+          <w:t>13</w:t>
+        </w:r>
+      </w:hyperlink>
+      <w:r>
+        <w:rPr>
+          <w:lang w:val="zh_TW" w:bidi="zh_TW"/>
+        </w:rPr>
+        <w:t>）。</w:t>
       </w:r>
     </w:p>
     <w:p>
@@ -499,7 +593,79 @@
         <w:rPr>
           <w:lang w:val="zh_TW" w:bidi="zh_TW"/>
         </w:rPr>
-        <w:t>聖經中翻譯為「選民」的詞語通常以複數形式出現，指的是所有神的子民或特定地方教會的成員（</w:t>
+        <w:t>一旦許了願，就必須嚴肅遵行。</w:t>
+      </w:r>
+      <w:r>
+        <w:rPr>
+          <w:lang w:val="zh_TW" w:bidi="zh_TW"/>
+        </w:rPr>
+        <w:t>若不許願，倒無罪</w:t>
+      </w:r>
+      <w:r>
+        <w:rPr>
+          <w:lang w:val="zh_TW" w:bidi="zh_TW"/>
+        </w:rPr>
+        <w:t>（</w:t>
+      </w:r>
+      <w:hyperlink r:id="rId22">
+        <w:r>
+          <w:rPr>
+            <w:lang w:val="zh_TW" w:bidi="zh_TW"/>
+          </w:rPr>
+          <w:rPr>
+            <w:color w:val="0000EE"/>
+            <w:u w:val="single"/>
+          </w:rPr>
+          <w:t>申命記23:22</w:t>
+        </w:r>
+      </w:hyperlink>
+      <w:r>
+        <w:rPr>
+          <w:lang w:val="zh_TW" w:bidi="zh_TW"/>
+        </w:rPr>
+        <w:t>）。一旦許了願，就必須遵守償還（</w:t>
+      </w:r>
+      <w:hyperlink r:id="rId23">
+        <w:r>
+          <w:rPr>
+            <w:lang w:val="zh_TW" w:bidi="zh_TW"/>
+          </w:rPr>
+          <w:rPr>
+            <w:color w:val="0000EE"/>
+            <w:u w:val="single"/>
+          </w:rPr>
+          <w:t>申命記23:21</w:t>
+        </w:r>
+      </w:hyperlink>
+      <w:hyperlink r:id="rId15">
+        <w:r>
+          <w:rPr>
+            <w:lang w:val="zh_TW" w:bidi="zh_TW"/>
+          </w:rPr>
+          <w:rPr>
+            <w:color w:val="0000EE"/>
+            <w:u w:val="single"/>
+          </w:rPr>
+          <w:t>–</w:t>
+        </w:r>
+      </w:hyperlink>
+      <w:hyperlink r:id="rId23">
+        <w:r>
+          <w:rPr>
+            <w:lang w:val="zh_TW" w:bidi="zh_TW"/>
+          </w:rPr>
+          <w:rPr>
+            <w:color w:val="0000EE"/>
+            <w:u w:val="single"/>
+          </w:rPr>
+          <w:t>23</w:t>
+        </w:r>
+      </w:hyperlink>
+      <w:r>
+        <w:rPr>
+          <w:lang w:val="zh_TW" w:bidi="zh_TW"/>
+        </w:rPr>
+        <w:t>；另見</w:t>
       </w:r>
       <w:hyperlink r:id="rId24">
         <w:r>
@@ -510,7 +676,7 @@
             <w:color w:val="0000EE"/>
             <w:u w:val="single"/>
           </w:rPr>
-          <w:t>羅8:33</w:t>
+          <w:t>民數記30:2</w:t>
         </w:r>
       </w:hyperlink>
       <w:r>
@@ -528,16 +694,10 @@
             <w:color w:val="0000EE"/>
             <w:u w:val="single"/>
           </w:rPr>
-          <w:t>西3:12</w:t>
+          <w:t>傳道書5:4</w:t>
         </w:r>
       </w:hyperlink>
-      <w:r>
-        <w:rPr>
-          <w:lang w:val="zh_TW" w:bidi="zh_TW"/>
-        </w:rPr>
-        <w:t>；</w:t>
-      </w:r>
-      <w:hyperlink r:id="rId26">
+      <w:hyperlink r:id="rId15">
         <w:r>
           <w:rPr>
             <w:lang w:val="zh_TW" w:bidi="zh_TW"/>
@@ -546,16 +706,10 @@
             <w:color w:val="0000EE"/>
             <w:u w:val="single"/>
           </w:rPr>
-          <w:t>帖前1:4</w:t>
+          <w:t>–</w:t>
         </w:r>
       </w:hyperlink>
-      <w:r>
-        <w:rPr>
-          <w:lang w:val="zh_TW" w:bidi="zh_TW"/>
-        </w:rPr>
-        <w:t>；</w:t>
-      </w:r>
-      <w:hyperlink r:id="rId27">
+      <w:hyperlink r:id="rId25">
         <w:r>
           <w:rPr>
             <w:lang w:val="zh_TW" w:bidi="zh_TW"/>
@@ -564,122 +718,25 @@
             <w:color w:val="0000EE"/>
             <w:u w:val="single"/>
           </w:rPr>
-          <w:t>提後2:10</w:t>
+          <w:t>6</w:t>
         </w:r>
       </w:hyperlink>
       <w:r>
         <w:rPr>
           <w:lang w:val="zh_TW" w:bidi="zh_TW"/>
         </w:rPr>
-        <w:t>；</w:t>
-      </w:r>
-      <w:hyperlink r:id="rId28">
-        <w:r>
-          <w:rPr>
-            <w:lang w:val="zh_TW" w:bidi="zh_TW"/>
-          </w:rPr>
-          <w:rPr>
-            <w:color w:val="0000EE"/>
-            <w:u w:val="single"/>
-          </w:rPr>
-          <w:t>多1:1</w:t>
-        </w:r>
-      </w:hyperlink>
-      <w:r>
-        <w:rPr>
-          <w:lang w:val="zh_TW" w:bidi="zh_TW"/>
-        </w:rPr>
-        <w:t>；</w:t>
-      </w:r>
-      <w:hyperlink r:id="rId29">
-        <w:r>
-          <w:rPr>
-            <w:lang w:val="zh_TW" w:bidi="zh_TW"/>
-          </w:rPr>
-          <w:rPr>
-            <w:color w:val="0000EE"/>
-            <w:u w:val="single"/>
-          </w:rPr>
-          <w:t>彼前1:1–2</w:t>
-        </w:r>
-      </w:hyperlink>
-      <w:r>
-        <w:rPr>
-          <w:lang w:val="zh_TW" w:bidi="zh_TW"/>
-        </w:rPr>
-        <w:t>；</w:t>
-      </w:r>
-      <w:hyperlink r:id="rId30">
-        <w:r>
-          <w:rPr>
-            <w:lang w:val="zh_TW" w:bidi="zh_TW"/>
-          </w:rPr>
-          <w:rPr>
-            <w:color w:val="0000EE"/>
-            <w:u w:val="single"/>
-          </w:rPr>
-          <w:t>彼後1:10</w:t>
-        </w:r>
-      </w:hyperlink>
-      <w:r>
-        <w:rPr>
-          <w:lang w:val="zh_TW" w:bidi="zh_TW"/>
-        </w:rPr>
-        <w:t>；</w:t>
-      </w:r>
-      <w:hyperlink r:id="rId31">
-        <w:r>
-          <w:rPr>
-            <w:lang w:val="zh_TW" w:bidi="zh_TW"/>
-          </w:rPr>
-          <w:rPr>
-            <w:color w:val="0000EE"/>
-            <w:u w:val="single"/>
-          </w:rPr>
-          <w:t>啟17:14</w:t>
-        </w:r>
-      </w:hyperlink>
-      <w:r>
-        <w:rPr>
-          <w:lang w:val="zh_TW" w:bidi="zh_TW"/>
-        </w:rPr>
-        <w:t>；參</w:t>
-      </w:r>
-      <w:hyperlink r:id="rId32">
-        <w:r>
-          <w:rPr>
-            <w:lang w:val="zh_TW" w:bidi="zh_TW"/>
-          </w:rPr>
-          <w:rPr>
-            <w:color w:val="0000EE"/>
-            <w:u w:val="single"/>
-          </w:rPr>
-          <w:t>羅16:13</w:t>
-        </w:r>
-      </w:hyperlink>
-      <w:r>
-        <w:rPr>
-          <w:lang w:val="zh_TW" w:bidi="zh_TW"/>
-        </w:rPr>
-        <w:t>和</w:t>
-      </w:r>
-      <w:hyperlink r:id="rId33">
-        <w:r>
-          <w:rPr>
-            <w:lang w:val="zh_TW" w:bidi="zh_TW"/>
-          </w:rPr>
-          <w:rPr>
-            <w:color w:val="0000EE"/>
-            <w:u w:val="single"/>
-          </w:rPr>
-          <w:t>約二1:13</w:t>
-        </w:r>
-      </w:hyperlink>
-      <w:r>
-        <w:rPr>
-          <w:lang w:val="zh_TW" w:bidi="zh_TW"/>
-        </w:rPr>
-        <w:t>，這兩處經文中使用的是單數形式）。使用複數形式可能有兩個原因。一個原因是，大部分新約書信是寫給團體而非個人的。更有可能的原因是，這顯示神揀選的是一個群體，而不僅僅只是個別的人。</w:t>
+        <w:t>）。</w:t>
+      </w:r>
+    </w:p>
+    <w:p>
+      <w:pPr>
+        <w:pStyle w:val="Heading3"/>
+      </w:pPr>
+      <w:r>
+        <w:rPr>
+          <w:lang w:val="zh_TW" w:bidi="zh_TW"/>
+        </w:rPr>
+        <w:t>新約聖經中的許願</w:t>
       </w:r>
     </w:p>
     <w:p>
@@ -693,9 +750,9 @@
         <w:rPr>
           <w:lang w:val="zh_TW" w:bidi="zh_TW"/>
         </w:rPr>
-        <w:t>「揀選」這個詞顯示了成為神的子民始於神的揀選。這個揀選發生在時間開始之前，在任何人能夠回應之前（</w:t>
-      </w:r>
-      <w:hyperlink r:id="rId34">
+        <w:t>「許願」在新約聖經中只出現兩次。這兩次都與使徒保羅有關（</w:t>
+      </w:r>
+      <w:hyperlink r:id="rId26">
         <w:r>
           <w:rPr>
             <w:lang w:val="zh_TW" w:bidi="zh_TW"/>
@@ -704,16 +761,16 @@
             <w:color w:val="0000EE"/>
             <w:u w:val="single"/>
           </w:rPr>
-          <w:t>弗1:4</w:t>
+          <w:t>使徒行傳18:18</w:t>
         </w:r>
       </w:hyperlink>
       <w:r>
         <w:rPr>
           <w:lang w:val="zh_TW" w:bidi="zh_TW"/>
         </w:rPr>
-        <w:t>；參</w:t>
-      </w:r>
-      <w:hyperlink r:id="rId35">
+        <w:t>，</w:t>
+      </w:r>
+      <w:hyperlink r:id="rId27">
         <w:r>
           <w:rPr>
             <w:lang w:val="zh_TW" w:bidi="zh_TW"/>
@@ -722,70 +779,10 @@
             <w:color w:val="0000EE"/>
             <w:u w:val="single"/>
           </w:rPr>
-          <w:t>約15:16、19</w:t>
+          <w:t>21:23</w:t>
         </w:r>
       </w:hyperlink>
-      <w:r>
-        <w:rPr>
-          <w:lang w:val="zh_TW" w:bidi="zh_TW"/>
-        </w:rPr>
-        <w:t>）。是神呼召了男人和女人成為祂的子民，凡回應的人就是選民。神揀選人並不是因為他們善良或值得揀選。事實上，祂常常會揀選：</w:t>
-      </w:r>
-    </w:p>
-    <w:p>
-      <w:pPr>
-        <w:pStyle w:val="ListBullet"/>
-        <w:spacing w:line="240" w:lineRule="auto"/>
-        <w:ind w:left="720"/>
-      </w:pPr>
-      <w:r>
-        <w:rPr>
-          <w:lang w:val="zh_TW" w:bidi="zh_TW"/>
-        </w:rPr>
-      </w:r>
-      <w:r>
-        <w:rPr>
-          <w:lang w:val="zh_TW" w:bidi="zh_TW"/>
-        </w:rPr>
-        <w:t>世上愚拙的，叫有智慧的羞愧</w:t>
-      </w:r>
-    </w:p>
-    <w:p>
-      <w:pPr>
-        <w:pStyle w:val="ListBullet"/>
-        <w:spacing w:line="240" w:lineRule="auto"/>
-        <w:ind w:left="720"/>
-      </w:pPr>
-      <w:r>
-        <w:rPr>
-          <w:lang w:val="zh_TW" w:bidi="zh_TW"/>
-        </w:rPr>
-      </w:r>
-      <w:r>
-        <w:rPr>
-          <w:lang w:val="zh_TW" w:bidi="zh_TW"/>
-        </w:rPr>
-        <w:t>世上軟弱的，叫那強壯的羞愧</w:t>
-      </w:r>
-    </w:p>
-    <w:p>
-      <w:pPr>
-        <w:pStyle w:val="ListBullet"/>
-        <w:spacing w:line="240" w:lineRule="auto"/>
-        <w:ind w:left="720"/>
-      </w:pPr>
-      <w:r>
-        <w:rPr>
-          <w:lang w:val="zh_TW" w:bidi="zh_TW"/>
-        </w:rPr>
-      </w:r>
-      <w:r>
-        <w:rPr>
-          <w:lang w:val="zh_TW" w:bidi="zh_TW"/>
-        </w:rPr>
-        <w:t>世上卑賤的，被人厭惡的，以及那無有的，為要廢掉那有的（</w:t>
-      </w:r>
-      <w:hyperlink r:id="rId36">
+      <w:hyperlink r:id="rId15">
         <w:r>
           <w:rPr>
             <w:lang w:val="zh_TW" w:bidi="zh_TW"/>
@@ -794,14 +791,110 @@
             <w:color w:val="0000EE"/>
             <w:u w:val="single"/>
           </w:rPr>
-          <w:t>林前1:27–28</w:t>
+          <w:t>–</w:t>
         </w:r>
       </w:hyperlink>
-      <w:r>
-        <w:rPr>
-          <w:lang w:val="zh_TW" w:bidi="zh_TW"/>
-        </w:rPr>
-        <w:t>）</w:t>
+      <w:hyperlink r:id="rId27">
+        <w:r>
+          <w:rPr>
+            <w:lang w:val="zh_TW" w:bidi="zh_TW"/>
+          </w:rPr>
+          <w:rPr>
+            <w:color w:val="0000EE"/>
+            <w:u w:val="single"/>
+          </w:rPr>
+          <w:t>24</w:t>
+        </w:r>
+      </w:hyperlink>
+      <w:r>
+        <w:rPr>
+          <w:lang w:val="zh_TW" w:bidi="zh_TW"/>
+        </w:rPr>
+        <w:t>）。但在「各耳板」這個詞的情況中涉及相同的原則（</w:t>
+      </w:r>
+      <w:hyperlink r:id="rId28">
+        <w:r>
+          <w:rPr>
+            <w:lang w:val="zh_TW" w:bidi="zh_TW"/>
+          </w:rPr>
+          <w:rPr>
+            <w:color w:val="0000EE"/>
+            <w:u w:val="single"/>
+          </w:rPr>
+          <w:t>馬可福音7:11</w:t>
+        </w:r>
+      </w:hyperlink>
+      <w:hyperlink r:id="rId15">
+        <w:r>
+          <w:rPr>
+            <w:lang w:val="zh_TW" w:bidi="zh_TW"/>
+          </w:rPr>
+          <w:rPr>
+            <w:color w:val="0000EE"/>
+            <w:u w:val="single"/>
+          </w:rPr>
+          <w:t>–</w:t>
+        </w:r>
+      </w:hyperlink>
+      <w:hyperlink r:id="rId28">
+        <w:r>
+          <w:rPr>
+            <w:lang w:val="zh_TW" w:bidi="zh_TW"/>
+          </w:rPr>
+          <w:rPr>
+            <w:color w:val="0000EE"/>
+            <w:u w:val="single"/>
+          </w:rPr>
+          <w:t>13</w:t>
+        </w:r>
+      </w:hyperlink>
+      <w:r>
+        <w:rPr>
+          <w:lang w:val="zh_TW" w:bidi="zh_TW"/>
+        </w:rPr>
+        <w:t>；比較</w:t>
+      </w:r>
+      <w:hyperlink r:id="rId29">
+        <w:r>
+          <w:rPr>
+            <w:lang w:val="zh_TW" w:bidi="zh_TW"/>
+          </w:rPr>
+          <w:rPr>
+            <w:color w:val="0000EE"/>
+            <w:u w:val="single"/>
+          </w:rPr>
+          <w:t>馬太福音15:5</w:t>
+        </w:r>
+      </w:hyperlink>
+      <w:hyperlink r:id="rId15">
+        <w:r>
+          <w:rPr>
+            <w:lang w:val="zh_TW" w:bidi="zh_TW"/>
+          </w:rPr>
+          <w:rPr>
+            <w:color w:val="0000EE"/>
+            <w:u w:val="single"/>
+          </w:rPr>
+          <w:t>–</w:t>
+        </w:r>
+      </w:hyperlink>
+      <w:hyperlink r:id="rId29">
+        <w:r>
+          <w:rPr>
+            <w:lang w:val="zh_TW" w:bidi="zh_TW"/>
+          </w:rPr>
+          <w:rPr>
+            <w:color w:val="0000EE"/>
+            <w:u w:val="single"/>
+          </w:rPr>
+          <w:t>6</w:t>
+        </w:r>
+      </w:hyperlink>
+      <w:r>
+        <w:rPr>
+          <w:lang w:val="zh_TW" w:bidi="zh_TW"/>
+        </w:rPr>
+        <w:t>）。在這兩段經文中，耶穌責備那些許願的人，因為許願是一種逃避其它責任的方法。這樣的「禮物」或「供物」涉及金錢。但耶穌說，神不希望這種經過設計從而不照顧人的禮物。</w:t>
       </w:r>
     </w:p>
     <w:p>
@@ -815,7 +908,7 @@
         <w:rPr>
           <w:lang w:val="zh_TW" w:bidi="zh_TW"/>
         </w:rPr>
-        <w:t>這意味著，選民不能因自己的成就或地位而誇耀。他們的一切都來自神，他們不能自誇或認為自己比別人強。</w:t>
+        <w:t>保羅可能許了願，以避免猶太人和猶太基督徒信徒對他常有的反對。他們經常反對保羅解除外邦信徒遵行摩西律法的義務。保羅在耶路撒冷受到猶太當局的監視。他特意與其他四位猶太信徒一起在聖殿中還願。他的敵人隨後指控保羅將外邦人帶入聖潔的聖殿。</w:t>
       </w:r>
     </w:p>
     <w:p>
@@ -827,117 +920,50 @@
       </w:r>
       <w:r>
         <w:rPr>
-          <w:lang w:val="zh_TW" w:bidi="zh_TW"/>
-        </w:rPr>
-        <w:t>神揀選的子民有特別的好處：</w:t>
-      </w:r>
-    </w:p>
-    <w:p>
-      <w:pPr>
-        <w:pStyle w:val="ListBullet"/>
-        <w:spacing w:line="240" w:lineRule="auto"/>
-        <w:ind w:left="720"/>
-      </w:pPr>
-      <w:r>
-        <w:rPr>
-          <w:lang w:val="zh_TW" w:bidi="zh_TW"/>
-        </w:rPr>
-      </w:r>
-      <w:r>
-        <w:rPr>
-          <w:lang w:val="zh_TW" w:bidi="zh_TW"/>
-        </w:rPr>
-        <w:t>神幫助他們，因此沒有人可以控告他們以至於讓神拒絕他們（</w:t>
-      </w:r>
-      <w:hyperlink r:id="rId24">
-        <w:r>
-          <w:rPr>
-            <w:lang w:val="zh_TW" w:bidi="zh_TW"/>
-          </w:rPr>
-          <w:rPr>
-            <w:color w:val="0000EE"/>
-            <w:u w:val="single"/>
-          </w:rPr>
-          <w:t>羅8:33</w:t>
-        </w:r>
-      </w:hyperlink>
-      <w:r>
-        <w:rPr>
-          <w:lang w:val="zh_TW" w:bidi="zh_TW"/>
-        </w:rPr>
-        <w:t xml:space="preserve">）。 </w:t>
-      </w:r>
-    </w:p>
-    <w:p>
-      <w:pPr>
-        <w:pStyle w:val="ListBullet"/>
-        <w:spacing w:line="240" w:lineRule="auto"/>
-        <w:ind w:left="720"/>
-      </w:pPr>
-      <w:r>
-        <w:rPr>
-          <w:lang w:val="zh_TW" w:bidi="zh_TW"/>
-        </w:rPr>
-      </w:r>
-      <w:r>
-        <w:rPr>
-          <w:lang w:val="zh_TW" w:bidi="zh_TW"/>
-        </w:rPr>
-        <w:t>他們如同君尊的祭司，這意味著他們可以直接來到神面前（</w:t>
-      </w:r>
-      <w:hyperlink r:id="rId19">
-        <w:r>
-          <w:rPr>
-            <w:lang w:val="zh_TW" w:bidi="zh_TW"/>
-          </w:rPr>
-          <w:rPr>
-            <w:color w:val="0000EE"/>
-            <w:u w:val="single"/>
-          </w:rPr>
-          <w:t>彼前2:9</w:t>
-        </w:r>
-      </w:hyperlink>
-      <w:r>
-        <w:rPr>
-          <w:lang w:val="zh_TW" w:bidi="zh_TW"/>
-        </w:rPr>
-        <w:t xml:space="preserve">）。 </w:t>
-      </w:r>
-    </w:p>
-    <w:p>
-      <w:pPr>
-        <w:pStyle w:val="ListBullet"/>
-        <w:spacing w:line="240" w:lineRule="auto"/>
-        <w:ind w:left="720"/>
-      </w:pPr>
-      <w:r>
-        <w:rPr>
-          <w:lang w:val="zh_TW" w:bidi="zh_TW"/>
-        </w:rPr>
-      </w:r>
-      <w:r>
-        <w:rPr>
-          <w:lang w:val="zh_TW" w:bidi="zh_TW"/>
-        </w:rPr>
-        <w:t>被稱為使徒的早期基督教領袖經歷了艱難時期。他們這樣做是為了讓神的子民可以得救，並與神永遠同在（</w:t>
-      </w:r>
-      <w:hyperlink r:id="rId27">
-        <w:r>
-          <w:rPr>
-            <w:lang w:val="zh_TW" w:bidi="zh_TW"/>
-          </w:rPr>
-          <w:rPr>
-            <w:color w:val="0000EE"/>
-            <w:u w:val="single"/>
-          </w:rPr>
-          <w:t>提後2:10</w:t>
-        </w:r>
-      </w:hyperlink>
-      <w:r>
-        <w:rPr>
-          <w:lang w:val="zh_TW" w:bidi="zh_TW"/>
-        </w:rPr>
-        <w:t>）。</w:t>
+          <w:i/>
+          <w:lang w:val="zh_TW" w:bidi="zh_TW"/>
+        </w:rPr>
+        <w:t>另見</w:t>
+      </w:r>
+      <w:r>
+        <w:rPr>
+          <w:lang w:val="zh_TW" w:bidi="zh_TW"/>
+        </w:rPr>
+        <w:t xml:space="preserve"> </w:t>
+      </w:r>
+      <w:r>
+        <w:rPr>
+          <w:lang w:val="zh_TW" w:bidi="zh_TW"/>
+        </w:rPr>
+        <w:t>盟約</w:t>
+      </w:r>
+      <w:r>
+        <w:rPr>
+          <w:lang w:val="zh_TW" w:bidi="zh_TW"/>
+        </w:rPr>
+        <w:t>；</w:t>
+      </w:r>
+      <w:r>
+        <w:rPr>
+          <w:lang w:val="zh_TW" w:bidi="zh_TW"/>
+        </w:rPr>
+        <w:t>誓言</w:t>
+      </w:r>
+      <w:r>
+        <w:rPr>
+          <w:lang w:val="zh_TW" w:bidi="zh_TW"/>
+        </w:rPr>
+        <w:t>。</w:t>
+      </w:r>
+      <w:r>
+        <w:rPr>
+          <w:lang w:val="zh_TW" w:bidi="zh_TW"/>
+        </w:rPr>
+      </w:r>
+      <w:r>
+        <w:rPr>
+          <w:lang w:val="zh_TW" w:bidi="zh_TW"/>
+        </w:rPr>
       </w:r>
     </w:p>
     <w:p>
@@ -947,83 +973,21 @@
           <w:lang w:val="zh_TW" w:bidi="zh_TW"/>
         </w:rPr>
       </w:r>
-      <w:r>
-        <w:rPr>
-          <w:lang w:val="zh_TW" w:bidi="zh_TW"/>
-        </w:rPr>
-        <w:t>選民是以他們對神的信心著稱（</w:t>
-      </w:r>
-      <w:hyperlink r:id="rId28">
-        <w:r>
-          <w:rPr>
-            <w:lang w:val="zh_TW" w:bidi="zh_TW"/>
-          </w:rPr>
-          <w:rPr>
-            <w:color w:val="0000EE"/>
-            <w:u w:val="single"/>
-          </w:rPr>
-          <w:t>多1:1</w:t>
-        </w:r>
-      </w:hyperlink>
-      <w:r>
-        <w:rPr>
-          <w:lang w:val="zh_TW" w:bidi="zh_TW"/>
-        </w:rPr>
-        <w:t>）。他們的行為應該顯示出他們是神的子民（</w:t>
-      </w:r>
-      <w:hyperlink r:id="rId25">
-        <w:r>
-          <w:rPr>
-            <w:lang w:val="zh_TW" w:bidi="zh_TW"/>
-          </w:rPr>
-          <w:rPr>
-            <w:color w:val="0000EE"/>
-            <w:u w:val="single"/>
-          </w:rPr>
-          <w:t>西3:12</w:t>
-        </w:r>
-      </w:hyperlink>
-      <w:r>
-        <w:rPr>
-          <w:lang w:val="zh_TW" w:bidi="zh_TW"/>
-        </w:rPr>
-        <w:t>）。他們必須堅定自己的呼召和揀選，也就是說，他們必須通過他們的生活方式來顯示他們屬於神（</w:t>
-      </w:r>
-      <w:hyperlink r:id="rId30">
-        <w:r>
-          <w:rPr>
-            <w:lang w:val="zh_TW" w:bidi="zh_TW"/>
-          </w:rPr>
-          <w:rPr>
-            <w:color w:val="0000EE"/>
-            <w:u w:val="single"/>
-          </w:rPr>
-          <w:t>彼後1:10</w:t>
-        </w:r>
-      </w:hyperlink>
-      <w:r>
-        <w:rPr>
-          <w:lang w:val="zh_TW" w:bidi="zh_TW"/>
-        </w:rPr>
-        <w:t>）。他們必須繼續忠於那位呼召他們的主（</w:t>
-      </w:r>
-      <w:hyperlink r:id="rId31">
-        <w:r>
-          <w:rPr>
-            <w:lang w:val="zh_TW" w:bidi="zh_TW"/>
-          </w:rPr>
-          <w:rPr>
-            <w:color w:val="0000EE"/>
-            <w:u w:val="single"/>
-          </w:rPr>
-          <w:t>啟17:14</w:t>
-        </w:r>
-      </w:hyperlink>
-      <w:r>
-        <w:rPr>
-          <w:lang w:val="zh_TW" w:bidi="zh_TW"/>
-        </w:rPr>
-        <w:t>）。</w:t>
+    </w:p>
+    <w:p>
+      <w:pPr>
+        <w:pStyle w:val="Heading2"/>
+      </w:pPr>
+      <w:r>
+        <w:rPr>
+          <w:lang w:val="zh_TW" w:bidi="zh_TW"/>
+        </w:rPr>
+        <w:t>敘利腓尼基</w:t>
+      </w:r>
+      <w:r>
+        <w:rPr>
+          <w:lang w:val="zh_TW" w:bidi="zh_TW"/>
+        </w:rPr>
       </w:r>
     </w:p>
     <w:p>
@@ -1033,7 +997,13 @@
           <w:lang w:val="zh_TW" w:bidi="zh_TW"/>
         </w:rPr>
       </w:r>
-      <w:hyperlink r:id="rId37">
+      <w:r>
+        <w:rPr>
+          <w:lang w:val="zh_TW" w:bidi="zh_TW"/>
+        </w:rPr>
+        <w:t>在泰爾和西頓附近，求耶穌將鬼從她女兒身上趕出去的希臘婦女（</w:t>
+      </w:r>
+      <w:hyperlink r:id="rId30">
         <w:r>
           <w:rPr>
             <w:lang w:val="zh_TW" w:bidi="zh_TW"/>
@@ -1042,14 +1012,14 @@
             <w:color w:val="0000EE"/>
             <w:u w:val="single"/>
           </w:rPr>
-          <w:t>馬太福音二十二章14節</w:t>
+          <w:t>馬可福音7:26</w:t>
         </w:r>
       </w:hyperlink>
       <w:r>
         <w:rPr>
           <w:lang w:val="zh_TW" w:bidi="zh_TW"/>
         </w:rPr>
-        <w:t>解釋了神的呼召與人的回應之間的關係：「因為被召的人多，選上的人少。」雖然神通過福音呼召了許多人，但只有一部分人回應這個呼召並成為祂的選民。</w:t>
+        <w:t>）的家鄉。腓尼基地區位於羅馬省的敘利亞。</w:t>
       </w:r>
     </w:p>
     <w:p>
@@ -1063,9 +1033,9 @@
         <w:rPr>
           <w:lang w:val="zh_TW" w:bidi="zh_TW"/>
         </w:rPr>
-        <w:t>聖經並未完全解釋為什麼只有一些人成為神的子民。當然，當一個人確實回應神的呼召時，那是因為福音臨到了他或她「不獨在乎言語，也在乎權能和聖靈，並充足的信心」（</w:t>
-      </w:r>
-      <w:hyperlink r:id="rId38">
+        <w:t>我們不清楚為什麼馬可特別指出她的家鄉是敘利腓尼基。另一個北非省份被稱為利比亞腓尼基（Libyaphoenicia）。這可能會引起混淆。在平行經文中，這位婦女被稱為迦南人。腓尼基人自稱為迦南人（</w:t>
+      </w:r>
+      <w:hyperlink r:id="rId31">
         <w:r>
           <w:rPr>
             <w:lang w:val="zh_TW" w:bidi="zh_TW"/>
@@ -1074,14 +1044,24 @@
             <w:color w:val="0000EE"/>
             <w:u w:val="single"/>
           </w:rPr>
-          <w:t>帖前1:4–5</w:t>
+          <w:t>馬太福音15:22</w:t>
         </w:r>
       </w:hyperlink>
       <w:r>
         <w:rPr>
           <w:lang w:val="zh_TW" w:bidi="zh_TW"/>
         </w:rPr>
-        <w:t>）。人們拒絕福音，是因為他們因罪和過分相信自己的作為而變得心硬。聖經並未進一步解釋，所以基督徒不應該嘗試添加自己的解釋。</w:t>
+        <w:t>）。</w:t>
+      </w:r>
+      <w:r>
+        <w:rPr>
+          <w:lang w:val="zh_TW" w:bidi="zh_TW"/>
+        </w:rPr>
+      </w:r>
+      <w:r>
+        <w:rPr>
+          <w:lang w:val="zh_TW" w:bidi="zh_TW"/>
+        </w:rPr>
       </w:r>
     </w:p>
     <w:p>
@@ -1091,137 +1071,21 @@
           <w:lang w:val="zh_TW" w:bidi="zh_TW"/>
         </w:rPr>
       </w:r>
-      <w:r>
-        <w:rPr>
-          <w:lang w:val="zh_TW" w:bidi="zh_TW"/>
-        </w:rPr>
-        <w:t>「揀選」也可以意味著神揀選人來完成特殊的任務。耶穌從一大群跟隨祂的人中選擇了十二個門徒（</w:t>
-      </w:r>
-      <w:hyperlink r:id="rId39">
-        <w:r>
-          <w:rPr>
-            <w:lang w:val="zh_TW" w:bidi="zh_TW"/>
-          </w:rPr>
-          <w:rPr>
-            <w:color w:val="0000EE"/>
-            <w:u w:val="single"/>
-          </w:rPr>
-          <w:t>路6:13</w:t>
-        </w:r>
-      </w:hyperlink>
-      <w:r>
-        <w:rPr>
-          <w:lang w:val="zh_TW" w:bidi="zh_TW"/>
-        </w:rPr>
-        <w:t>；</w:t>
-      </w:r>
-      <w:hyperlink r:id="rId40">
-        <w:r>
-          <w:rPr>
-            <w:lang w:val="zh_TW" w:bidi="zh_TW"/>
-          </w:rPr>
-          <w:rPr>
-            <w:color w:val="0000EE"/>
-            <w:u w:val="single"/>
-          </w:rPr>
-          <w:t>徒1:2</w:t>
-        </w:r>
-      </w:hyperlink>
-      <w:r>
-        <w:rPr>
-          <w:lang w:val="zh_TW" w:bidi="zh_TW"/>
-        </w:rPr>
-        <w:t>）。同樣，在約翰福音中，耶穌說祂雖然揀選了十二個門徒，但祂稱出賣祂的猶大為「魔鬼」（</w:t>
-      </w:r>
-      <w:hyperlink r:id="rId41">
-        <w:r>
-          <w:rPr>
-            <w:lang w:val="zh_TW" w:bidi="zh_TW"/>
-          </w:rPr>
-          <w:rPr>
-            <w:color w:val="0000EE"/>
-            <w:u w:val="single"/>
-          </w:rPr>
-          <w:t>約6:70</w:t>
-        </w:r>
-      </w:hyperlink>
-      <w:r>
-        <w:rPr>
-          <w:lang w:val="zh_TW" w:bidi="zh_TW"/>
-        </w:rPr>
-        <w:t>，</w:t>
-      </w:r>
-      <w:hyperlink r:id="rId42">
-        <w:r>
-          <w:rPr>
-            <w:lang w:val="zh_TW" w:bidi="zh_TW"/>
-          </w:rPr>
-          <w:rPr>
-            <w:color w:val="0000EE"/>
-            <w:u w:val="single"/>
-          </w:rPr>
-          <w:t>13:18</w:t>
-        </w:r>
-      </w:hyperlink>
-      <w:r>
-        <w:rPr>
-          <w:lang w:val="zh_TW" w:bidi="zh_TW"/>
-        </w:rPr>
-        <w:t>）。當需要選出另一位門徒來取代猶大時，教會向耶穌祈禱，請耶穌指示他們應該從兩個人中挑選哪一個加入十二使徒（</w:t>
-      </w:r>
-      <w:hyperlink r:id="rId43">
-        <w:r>
-          <w:rPr>
-            <w:lang w:val="zh_TW" w:bidi="zh_TW"/>
-          </w:rPr>
-          <w:rPr>
-            <w:color w:val="0000EE"/>
-            <w:u w:val="single"/>
-          </w:rPr>
-          <w:t>徒1:24</w:t>
-        </w:r>
-      </w:hyperlink>
-      <w:r>
-        <w:rPr>
-          <w:lang w:val="zh_TW" w:bidi="zh_TW"/>
-        </w:rPr>
-        <w:t>）。彼得說神揀選了他向外邦人傳福音（</w:t>
-      </w:r>
-      <w:hyperlink r:id="rId44">
-        <w:r>
-          <w:rPr>
-            <w:lang w:val="zh_TW" w:bidi="zh_TW"/>
-          </w:rPr>
-          <w:rPr>
-            <w:color w:val="0000EE"/>
-            <w:u w:val="single"/>
-          </w:rPr>
-          <w:t>15:7</w:t>
-        </w:r>
-      </w:hyperlink>
-      <w:r>
-        <w:rPr>
-          <w:lang w:val="zh_TW" w:bidi="zh_TW"/>
-        </w:rPr>
-        <w:t>）。 同樣，保羅說神揀選他將信息帶給外邦人（</w:t>
-      </w:r>
-      <w:hyperlink r:id="rId45">
-        <w:r>
-          <w:rPr>
-            <w:lang w:val="zh_TW" w:bidi="zh_TW"/>
-          </w:rPr>
-          <w:rPr>
-            <w:color w:val="0000EE"/>
-            <w:u w:val="single"/>
-          </w:rPr>
-          <w:t>9:15</w:t>
-        </w:r>
-      </w:hyperlink>
-      <w:r>
-        <w:rPr>
-          <w:lang w:val="zh_TW" w:bidi="zh_TW"/>
-        </w:rPr>
-        <w:t>）。這些例子顯示神在基督徒宣教中採取的第一步，祂揀選人以不同的方式來事奉祂。</w:t>
+    </w:p>
+    <w:p>
+      <w:pPr>
+        <w:pStyle w:val="Heading2"/>
+      </w:pPr>
+      <w:r>
+        <w:rPr>
+          <w:lang w:val="zh_TW" w:bidi="zh_TW"/>
+        </w:rPr>
+        <w:t>敘利亞，敘利亞人</w:t>
+      </w:r>
+      <w:r>
+        <w:rPr>
+          <w:lang w:val="zh_TW" w:bidi="zh_TW"/>
+        </w:rPr>
       </w:r>
     </w:p>
     <w:p>
@@ -1233,9 +1097,851 @@
       </w:r>
       <w:r>
         <w:rPr>
+          <w:lang w:val="zh_TW" w:bidi="zh_TW"/>
+        </w:rPr>
+        <w:t>在七十士譯本和一些英文翻譯中用來翻譯亞蘭，亞蘭人的詞。</w:t>
+      </w:r>
+    </w:p>
+    <w:p>
+      <w:pPr>
+        <w:pStyle w:val="Heading3"/>
+      </w:pPr>
+      <w:r>
+        <w:rPr>
+          <w:lang w:val="zh_TW" w:bidi="zh_TW"/>
+        </w:rPr>
+        <w:t>亞蘭人的歷史</w:t>
+      </w:r>
+    </w:p>
+    <w:p>
+      <w:pPr/>
+      <w:r>
+        <w:rPr>
+          <w:lang w:val="zh_TW" w:bidi="zh_TW"/>
+        </w:rPr>
+      </w:r>
+      <w:r>
+        <w:rPr>
+          <w:lang w:val="zh_TW" w:bidi="zh_TW"/>
+        </w:rPr>
+        <w:t>根據</w:t>
+      </w:r>
+      <w:hyperlink r:id="rId32">
+        <w:r>
+          <w:rPr>
+            <w:lang w:val="zh_TW" w:bidi="zh_TW"/>
+          </w:rPr>
+          <w:rPr>
+            <w:color w:val="0000EE"/>
+            <w:u w:val="single"/>
+          </w:rPr>
+          <w:t>創世記十章22至23節</w:t>
+        </w:r>
+      </w:hyperlink>
+      <w:r>
+        <w:rPr>
+          <w:lang w:val="zh_TW" w:bidi="zh_TW"/>
+        </w:rPr>
+        <w:t>的「國家列表」，亞蘭人（Arameans）是閃族的一支，是閃的後裔。在</w:t>
+      </w:r>
+      <w:hyperlink r:id="rId33">
+        <w:r>
+          <w:rPr>
+            <w:lang w:val="zh_TW" w:bidi="zh_TW"/>
+          </w:rPr>
+          <w:rPr>
+            <w:color w:val="0000EE"/>
+            <w:u w:val="single"/>
+          </w:rPr>
+          <w:t>創世記二十二章20至21節</w:t>
+        </w:r>
+      </w:hyperlink>
+      <w:r>
+        <w:rPr>
+          <w:lang w:val="zh_TW" w:bidi="zh_TW"/>
+        </w:rPr>
+        <w:t>的另一個家譜中，亞蘭是拿鶴的後裔。根據</w:t>
+      </w:r>
+      <w:hyperlink r:id="rId34">
+        <w:r>
+          <w:rPr>
+            <w:lang w:val="zh_TW" w:bidi="zh_TW"/>
+          </w:rPr>
+          <w:rPr>
+            <w:color w:val="0000EE"/>
+            <w:u w:val="single"/>
+          </w:rPr>
+          <w:t>阿摩司屬九章7節</w:t>
+        </w:r>
+      </w:hyperlink>
+      <w:r>
+        <w:rPr>
+          <w:lang w:val="zh_TW" w:bidi="zh_TW"/>
+        </w:rPr>
+        <w:t>，亞蘭人（敘利亞人）來自吉珥，這與</w:t>
+      </w:r>
+      <w:hyperlink r:id="rId35">
+        <w:r>
+          <w:rPr>
+            <w:lang w:val="zh_TW" w:bidi="zh_TW"/>
+          </w:rPr>
+          <w:rPr>
+            <w:color w:val="0000EE"/>
+            <w:u w:val="single"/>
+          </w:rPr>
+          <w:t>以賽亞書二十二章6節</w:t>
+        </w:r>
+      </w:hyperlink>
+      <w:r>
+        <w:rPr>
+          <w:lang w:val="zh_TW" w:bidi="zh_TW"/>
+        </w:rPr>
+        <w:t>中的以攔有關。亞蘭人被擄到吉珥（</w:t>
+      </w:r>
+      <w:hyperlink r:id="rId36">
+        <w:r>
+          <w:rPr>
+            <w:lang w:val="zh_TW" w:bidi="zh_TW"/>
+          </w:rPr>
+          <w:rPr>
+            <w:color w:val="0000EE"/>
+            <w:u w:val="single"/>
+          </w:rPr>
+          <w:t>列王紀下16:9</w:t>
+        </w:r>
+      </w:hyperlink>
+      <w:r>
+        <w:rPr>
+          <w:lang w:val="zh_TW" w:bidi="zh_TW"/>
+        </w:rPr>
+        <w:t>；</w:t>
+      </w:r>
+      <w:hyperlink r:id="rId37">
+        <w:r>
+          <w:rPr>
+            <w:lang w:val="zh_TW" w:bidi="zh_TW"/>
+          </w:rPr>
+          <w:rPr>
+            <w:color w:val="0000EE"/>
+            <w:u w:val="single"/>
+          </w:rPr>
+          <w:t>阿摩司書1:5</w:t>
+        </w:r>
+      </w:hyperlink>
+      <w:r>
+        <w:rPr>
+          <w:lang w:val="zh_TW" w:bidi="zh_TW"/>
+        </w:rPr>
+        <w:t>）可能暗示他們要回到他們原來的家園。然而，這群人的確切起源在歷史中已經失傳。當他們清晰地被載入歷史時，他們定居在幼發拉底河中部，從那裡向東方、西方和北方擴展。</w:t>
+      </w:r>
+    </w:p>
+    <w:p>
+      <w:pPr/>
+      <w:r>
+        <w:rPr>
+          <w:lang w:val="zh_TW" w:bidi="zh_TW"/>
+        </w:rPr>
+      </w:r>
+      <w:r>
+        <w:rPr>
+          <w:lang w:val="zh_TW" w:bidi="zh_TW"/>
+        </w:rPr>
+        <w:t>亞蘭族在傳統上被認為是在公元前第二個千年的前半期建立於上美索不達米亞。彼土利和拉班被稱為亞蘭人（</w:t>
+      </w:r>
+      <w:hyperlink r:id="rId38">
+        <w:r>
+          <w:rPr>
+            <w:lang w:val="zh_TW" w:bidi="zh_TW"/>
+          </w:rPr>
+          <w:rPr>
+            <w:color w:val="0000EE"/>
+            <w:u w:val="single"/>
+          </w:rPr>
+          <w:t>創世記25:20</w:t>
+        </w:r>
+      </w:hyperlink>
+      <w:r>
+        <w:rPr>
+          <w:lang w:val="zh_TW" w:bidi="zh_TW"/>
+        </w:rPr>
+        <w:t>，</w:t>
+      </w:r>
+      <w:hyperlink r:id="rId39">
+        <w:r>
+          <w:rPr>
+            <w:lang w:val="zh_TW" w:bidi="zh_TW"/>
+          </w:rPr>
+          <w:rPr>
+            <w:color w:val="0000EE"/>
+            <w:u w:val="single"/>
+          </w:rPr>
+          <w:t>28:1–7</w:t>
+        </w:r>
+      </w:hyperlink>
+      <w:r>
+        <w:rPr>
+          <w:lang w:val="zh_TW" w:bidi="zh_TW"/>
+        </w:rPr>
+        <w:t>）；彼土利的家在巴旦‧亞蘭（</w:t>
+      </w:r>
+      <w:hyperlink r:id="rId38">
+        <w:r>
+          <w:rPr>
+            <w:lang w:val="zh_TW" w:bidi="zh_TW"/>
+          </w:rPr>
+          <w:rPr>
+            <w:color w:val="0000EE"/>
+            <w:u w:val="single"/>
+          </w:rPr>
+          <w:t>25:20</w:t>
+        </w:r>
+      </w:hyperlink>
+      <w:r>
+        <w:rPr>
+          <w:lang w:val="zh_TW" w:bidi="zh_TW"/>
+        </w:rPr>
+        <w:t>）。先知何西阿回顧了歷史，指出雅各逃往「</w:t>
+      </w:r>
+      <w:r>
+        <w:rPr>
+          <w:lang w:val="zh_TW" w:bidi="zh_TW"/>
+        </w:rPr>
+        <w:t>亞蘭地</w:t>
+      </w:r>
+      <w:r>
+        <w:rPr>
+          <w:lang w:val="zh_TW" w:bidi="zh_TW"/>
+        </w:rPr>
+        <w:t>」（</w:t>
+      </w:r>
+      <w:hyperlink r:id="rId40">
+        <w:r>
+          <w:rPr>
+            <w:lang w:val="zh_TW" w:bidi="zh_TW"/>
+          </w:rPr>
+          <w:rPr>
+            <w:color w:val="0000EE"/>
+            <w:u w:val="single"/>
+          </w:rPr>
+          <w:t>何西阿書12:12</w:t>
+        </w:r>
+      </w:hyperlink>
+      <w:r>
+        <w:rPr>
+          <w:lang w:val="zh_TW" w:bidi="zh_TW"/>
+        </w:rPr>
+        <w:t>）或「亞蘭一納哈拉音」（兩河間的亞蘭），這是美索不達米亞北部位於幼發拉底河和底格里斯河之間的地區。在</w:t>
+      </w:r>
+      <w:hyperlink r:id="rId41">
+        <w:r>
+          <w:rPr>
+            <w:lang w:val="zh_TW" w:bidi="zh_TW"/>
+          </w:rPr>
+          <w:rPr>
+            <w:color w:val="0000EE"/>
+            <w:u w:val="single"/>
+          </w:rPr>
+          <w:t>申命記二十六章5節</w:t>
+        </w:r>
+      </w:hyperlink>
+      <w:r>
+        <w:rPr>
+          <w:lang w:val="zh_TW" w:bidi="zh_TW"/>
+        </w:rPr>
+        <w:t>中的認信宣告中，帶來初熟果子的以色列人承認：「</w:t>
+      </w:r>
+      <w:r>
+        <w:rPr>
+          <w:lang w:val="zh_TW" w:bidi="zh_TW"/>
+        </w:rPr>
+        <w:t>我祖</w:t>
+      </w:r>
+      <w:r>
+        <w:rPr>
+          <w:lang w:val="zh_TW" w:bidi="zh_TW"/>
+        </w:rPr>
+        <w:t>〔可能是雅各〕</w:t>
+      </w:r>
+      <w:r>
+        <w:rPr>
+          <w:lang w:val="zh_TW" w:bidi="zh_TW"/>
+        </w:rPr>
+        <w:t>原是一個將亡的亞蘭人</w:t>
+      </w:r>
+      <w:r>
+        <w:rPr>
+          <w:lang w:val="zh_TW" w:bidi="zh_TW"/>
+        </w:rPr>
+        <w:t>。」</w:t>
+      </w:r>
+    </w:p>
+    <w:p>
+      <w:pPr/>
+      <w:r>
+        <w:rPr>
+          <w:lang w:val="zh_TW" w:bidi="zh_TW"/>
+        </w:rPr>
+      </w:r>
+      <w:r>
+        <w:rPr>
+          <w:lang w:val="zh_TW" w:bidi="zh_TW"/>
+        </w:rPr>
+        <w:t>提革拉‧毗列色一世（Tiglath-pileser I）可能是這個地區早期亞蘭人存在的最佳證據。在他第四年的編年史中（公元前1112年），他提到在幼發拉底河中游地區進行了一次針對「阿赫拉瑪，亞蘭人（Akhlama, Arameans）」的戰役，並洗劫了比什里山區（Mt Bishri）的六個亞蘭村莊。</w:t>
+      </w:r>
+    </w:p>
+    <w:p>
+      <w:pPr/>
+      <w:r>
+        <w:rPr>
+          <w:lang w:val="zh_TW" w:bidi="zh_TW"/>
+        </w:rPr>
+      </w:r>
+      <w:r>
+        <w:rPr>
+          <w:lang w:val="zh_TW" w:bidi="zh_TW"/>
+        </w:rPr>
+        <w:t>上美索不達米亞的亞蘭人在聖經歷史中變得重要。他們建立了若干獨立的亞蘭國家，其中兩個對以色列百姓尤為重要—大衛時代的亞蘭-瑣巴，以及從所羅門時代開始的亞蘭-大馬士革。</w:t>
+      </w:r>
+    </w:p>
+    <w:p>
+      <w:pPr/>
+      <w:r>
+        <w:rPr>
+          <w:lang w:val="zh_TW" w:bidi="zh_TW"/>
+        </w:rPr>
+      </w:r>
+      <w:r>
+        <w:rPr>
+          <w:lang w:val="zh_TW" w:bidi="zh_TW"/>
+        </w:rPr>
+        <w:t>大約在公元前1100年，亞蘭部落已經遍布敘利亞，並擴展到約旦河東岸北部，在那裡他們與以色列人發生了衝突。在亞蘭-瑣巴王哈大底謝的鼎盛時期，他有幾個附庸國，如大馬士革、瑪迦和</w:t>
+      </w:r>
+      <w:r>
+        <w:rPr>
+          <w:lang w:val="zh_TW" w:bidi="zh_TW"/>
+        </w:rPr>
+        <w:t>陀伯</w:t>
+      </w:r>
+      <w:r>
+        <w:rPr>
+          <w:lang w:val="zh_TW" w:bidi="zh_TW"/>
+        </w:rPr>
+        <w:t>。他最終被大衛王擊敗（</w:t>
+      </w:r>
+      <w:hyperlink r:id="rId42">
+        <w:r>
+          <w:rPr>
+            <w:lang w:val="zh_TW" w:bidi="zh_TW"/>
+          </w:rPr>
+          <w:rPr>
+            <w:color w:val="0000EE"/>
+            <w:u w:val="single"/>
+          </w:rPr>
+          <w:t>撒母耳記下8:3–4</w:t>
+        </w:r>
+      </w:hyperlink>
+      <w:r>
+        <w:rPr>
+          <w:lang w:val="zh_TW" w:bidi="zh_TW"/>
+        </w:rPr>
+        <w:t>；</w:t>
+      </w:r>
+      <w:hyperlink r:id="rId43">
+        <w:r>
+          <w:rPr>
+            <w:lang w:val="zh_TW" w:bidi="zh_TW"/>
+          </w:rPr>
+          <w:rPr>
+            <w:color w:val="0000EE"/>
+            <w:u w:val="single"/>
+          </w:rPr>
+          <w:t>10:17–19</w:t>
+        </w:r>
+      </w:hyperlink>
+      <w:r>
+        <w:rPr>
+          <w:lang w:val="zh_TW" w:bidi="zh_TW"/>
+        </w:rPr>
+        <w:t>）。</w:t>
+      </w:r>
+    </w:p>
+    <w:p>
+      <w:pPr/>
+      <w:r>
+        <w:rPr>
+          <w:lang w:val="zh_TW" w:bidi="zh_TW"/>
+        </w:rPr>
+      </w:r>
+      <w:r>
+        <w:rPr>
+          <w:lang w:val="zh_TW" w:bidi="zh_TW"/>
+        </w:rPr>
+        <w:t>以色列和猶大發生的事件對大馬士革有一些影響。所羅門去世後，曾經統一的王國分裂為猶大和以色列，兩個小國之間出現了緊張的關係。戰爭在公元前890–880年間爆發，巴沙的以色列與亞撒的猶大之間發生了衝突。亞撒尋求大馬士革的便‧哈達一世的援助（</w:t>
+      </w:r>
+      <w:hyperlink r:id="rId44">
+        <w:r>
+          <w:rPr>
+            <w:lang w:val="zh_TW" w:bidi="zh_TW"/>
+          </w:rPr>
+          <w:rPr>
+            <w:color w:val="0000EE"/>
+            <w:u w:val="single"/>
+          </w:rPr>
+          <w:t>列王紀上15:18</w:t>
+        </w:r>
+      </w:hyperlink>
+      <w:r>
+        <w:rPr>
+          <w:lang w:val="zh_TW" w:bidi="zh_TW"/>
+        </w:rPr>
+        <w:t>）。約旦河東岸的土地多次易手。以色列王暗利的繼任者——即亞哈、亞哈謝、約蘭、耶戶、約哈斯和約阿施——與大馬士革發生了許多衝突。亞哈與便‧哈達及圍攻撒馬利亞的32個盟友作戰（</w:t>
+      </w:r>
+      <w:hyperlink r:id="rId45">
+        <w:r>
+          <w:rPr>
+            <w:lang w:val="zh_TW" w:bidi="zh_TW"/>
+          </w:rPr>
+          <w:rPr>
+            <w:color w:val="0000EE"/>
+            <w:u w:val="single"/>
+          </w:rPr>
+          <w:t>20:1</w:t>
+        </w:r>
+      </w:hyperlink>
+      <w:r>
+        <w:rPr>
+          <w:lang w:val="zh_TW" w:bidi="zh_TW"/>
+        </w:rPr>
+        <w:t>），但以色列擊敗了便‧哈達。第二次，便‧哈達進入以色列領土並到達</w:t>
+      </w:r>
+      <w:r>
+        <w:rPr>
+          <w:lang w:val="zh_TW" w:bidi="zh_TW"/>
+        </w:rPr>
+        <w:t>亞弗</w:t>
+      </w:r>
+      <w:r>
+        <w:rPr>
+          <w:lang w:val="zh_TW" w:bidi="zh_TW"/>
+        </w:rPr>
+        <w:t>（</w:t>
+      </w:r>
+      <w:hyperlink r:id="rId46">
+        <w:r>
+          <w:rPr>
+            <w:lang w:val="zh_TW" w:bidi="zh_TW"/>
+          </w:rPr>
+          <w:rPr>
+            <w:color w:val="0000EE"/>
+            <w:u w:val="single"/>
+          </w:rPr>
+          <w:t>20:26</w:t>
+        </w:r>
+      </w:hyperlink>
+      <w:r>
+        <w:rPr>
+          <w:lang w:val="zh_TW" w:bidi="zh_TW"/>
+        </w:rPr>
+        <w:t>），但他再次被擊敗並被俘。由於他戰敗，並被釋放，作為代價，他被迫在大馬士革開設市場供以色列貿易。在以色列和大馬士革之間三年的平安之後，敵對行動再次爆發，並導致亞哈在基列的拉末地區的戰鬥中被殺（</w:t>
+      </w:r>
+      <w:hyperlink r:id="rId47">
+        <w:r>
+          <w:rPr>
+            <w:lang w:val="zh_TW" w:bidi="zh_TW"/>
+          </w:rPr>
+          <w:rPr>
+            <w:color w:val="0000EE"/>
+            <w:u w:val="single"/>
+          </w:rPr>
+          <w:t>22:29–37</w:t>
+        </w:r>
+      </w:hyperlink>
+      <w:r>
+        <w:rPr>
+          <w:lang w:val="zh_TW" w:bidi="zh_TW"/>
+        </w:rPr>
+        <w:t>）。亞蘭-大馬士革最終被以色列王約阿施擊敗（</w:t>
+      </w:r>
+      <w:hyperlink r:id="rId48">
+        <w:r>
+          <w:rPr>
+            <w:lang w:val="zh_TW" w:bidi="zh_TW"/>
+          </w:rPr>
+          <w:rPr>
+            <w:color w:val="0000EE"/>
+            <w:u w:val="single"/>
+          </w:rPr>
+          <w:t>列王紀下13:25</w:t>
+        </w:r>
+      </w:hyperlink>
+      <w:r>
+        <w:rPr>
+          <w:lang w:val="zh_TW" w:bidi="zh_TW"/>
+        </w:rPr>
+        <w:t>）。</w:t>
+      </w:r>
+    </w:p>
+    <w:p>
+      <w:pPr>
+        <w:pStyle w:val="Heading3"/>
+      </w:pPr>
+      <w:r>
+        <w:rPr>
+          <w:lang w:val="zh_TW" w:bidi="zh_TW"/>
+        </w:rPr>
+        <w:t>亞蘭王國崩潰後的敘利亞</w:t>
+      </w:r>
+    </w:p>
+    <w:p>
+      <w:pPr/>
+      <w:r>
+        <w:rPr>
+          <w:lang w:val="zh_TW" w:bidi="zh_TW"/>
+        </w:rPr>
+      </w:r>
+      <w:r>
+        <w:rPr>
+          <w:lang w:val="zh_TW" w:bidi="zh_TW"/>
+        </w:rPr>
+        <w:t>在公元前733至732年，亞蘭-大馬士革崩潰後，整個地區的政治特性發生了變化。在隨後的幾個世紀中，直到基督教時代，該地區先後被幾個大國控制，沒有獨立的亞蘭國家存留。當亞述在公元前612至609年崩潰時，該地區短暫地被巴比倫控制。隨著波斯王居魯士崛起，敘利亞地區迅速被波斯軍隊佔領。巴勒斯坦、小亞細亞和埃及同時被納入波斯帝國。</w:t>
+      </w:r>
+    </w:p>
+    <w:p>
+      <w:pPr/>
+      <w:r>
+        <w:rPr>
+          <w:lang w:val="zh_TW" w:bidi="zh_TW"/>
+        </w:rPr>
+      </w:r>
+      <w:r>
+        <w:rPr>
+          <w:lang w:val="zh_TW" w:bidi="zh_TW"/>
+        </w:rPr>
+        <w:t>對該地區產生影響的下一個重要政治變革是於公元前360年出現的馬其頓的腓力。他的兒子亞歷山大大帝（公元前336–323年）鞏固了希臘在整個西亞細亞以及遠至印度邊界的勢力。當年僅33歲的他於公元前323年去世後，西亞細亞的控制權落入亞歷山大的將軍手中。將軍塞琉古一世（Seleucus I，公元前312–280年）控制了小亞細亞的南部、敘利亞地區、美索不達米亞，並向東延伸至印度邊界。因此，敘利亞落入了希臘化統治者塞琉古的影響之下，他在安提阿建立了一個新的首都。</w:t>
+      </w:r>
+    </w:p>
+    <w:p>
+      <w:pPr/>
+      <w:r>
+        <w:rPr>
+          <w:lang w:val="zh_TW" w:bidi="zh_TW"/>
+        </w:rPr>
+      </w:r>
+      <w:r>
+        <w:rPr>
+          <w:lang w:val="zh_TW" w:bidi="zh_TW"/>
+        </w:rPr>
+        <w:t>再往西，羅馬正在崛起並將目光投向東方。龐培將軍擊敗了本都年輕的王米特里達梯（Mithridates），並著手摧毀塞琉古王國的殘餘勢力。敘利亞的西部地區在公元前64年被劃為羅馬省。龐培最終進入巴勒斯坦，該地在公元前63年落入羅馬的控制之下。</w:t>
+      </w:r>
+    </w:p>
+    <w:p>
+      <w:pPr/>
+      <w:r>
+        <w:rPr>
+          <w:lang w:val="zh_TW" w:bidi="zh_TW"/>
+        </w:rPr>
+      </w:r>
+      <w:r>
+        <w:rPr>
+          <w:lang w:val="zh_TW" w:bidi="zh_TW"/>
+        </w:rPr>
+        <w:t>羅馬的敘利亞省包括基利家，這是位於小亞細亞東南角的條形領土。北部邊界延伸到幼發拉底河，邊界向南一直延伸到大馬士革，然後向西轉，約在死海中途，繼續向西到地中海。敘利亞的西部邊界是地中海，直到亞歷山大港灣，然後向西。敘利亞省和基利家省（</w:t>
+      </w:r>
+      <w:hyperlink r:id="rId49">
+        <w:r>
+          <w:rPr>
+            <w:lang w:val="zh_TW" w:bidi="zh_TW"/>
+          </w:rPr>
+          <w:rPr>
+            <w:color w:val="0000EE"/>
+            <w:u w:val="single"/>
+          </w:rPr>
+          <w:t>使徒行傳15:23、41</w:t>
+        </w:r>
+      </w:hyperlink>
+      <w:r>
+        <w:rPr>
+          <w:lang w:val="zh_TW" w:bidi="zh_TW"/>
+        </w:rPr>
+        <w:t>；</w:t>
+      </w:r>
+      <w:hyperlink r:id="rId50">
+        <w:r>
+          <w:rPr>
+            <w:lang w:val="zh_TW" w:bidi="zh_TW"/>
+          </w:rPr>
+          <w:rPr>
+            <w:color w:val="0000EE"/>
+            <w:u w:val="single"/>
+          </w:rPr>
+          <w:t>加拉太書1:21</w:t>
+        </w:r>
+      </w:hyperlink>
+      <w:r>
+        <w:rPr>
+          <w:lang w:val="zh_TW" w:bidi="zh_TW"/>
+        </w:rPr>
+        <w:t>）由一位帝國將軍（</w:t>
+      </w:r>
+      <w:r>
+        <w:rPr>
           <w:i/>
           <w:lang w:val="zh_TW" w:bidi="zh_TW"/>
         </w:rPr>
+        <w:t>legatis</w:t>
+      </w:r>
+      <w:r>
+        <w:rPr>
+          <w:lang w:val="zh_TW" w:bidi="zh_TW"/>
+        </w:rPr>
+        <w:t>）統治，他指揮著一支強大的軍團部隊。這樣的一位巡撫居里扭（Quirinius），在凱撒奧古斯都的人口普查時期統治敘利亞；這次人口普查使約瑟和馬利亞來到伯利恆，在那裡耶穌誕生了（</w:t>
+      </w:r>
+      <w:hyperlink r:id="rId51">
+        <w:r>
+          <w:rPr>
+            <w:lang w:val="zh_TW" w:bidi="zh_TW"/>
+          </w:rPr>
+          <w:rPr>
+            <w:color w:val="0000EE"/>
+            <w:u w:val="single"/>
+          </w:rPr>
+          <w:t>路加福音2:2</w:t>
+        </w:r>
+      </w:hyperlink>
+      <w:r>
+        <w:rPr>
+          <w:lang w:val="zh_TW" w:bidi="zh_TW"/>
+        </w:rPr>
+        <w:t>）。</w:t>
+      </w:r>
+    </w:p>
+    <w:p>
+      <w:pPr/>
+      <w:r>
+        <w:rPr>
+          <w:lang w:val="zh_TW" w:bidi="zh_TW"/>
+        </w:rPr>
+      </w:r>
+      <w:r>
+        <w:rPr>
+          <w:lang w:val="zh_TW" w:bidi="zh_TW"/>
+        </w:rPr>
+        <w:t>在接下來的幾個世紀中，大馬士革的人口被基督教化，基督教傳播到羅馬的敘利亞省，形成了至今仍存在的古敘利亞教會。那裡留下了用亞蘭文寫成的基督教文學的非凡遺產。古老的亞蘭文仍然存在，雖然使用了修改過的字母來書寫。</w:t>
+      </w:r>
+    </w:p>
+    <w:p>
+      <w:pPr/>
+      <w:r>
+        <w:rPr>
+          <w:lang w:val="zh_TW" w:bidi="zh_TW"/>
+        </w:rPr>
+      </w:r>
+      <w:r>
+        <w:rPr>
+          <w:lang w:val="zh_TW" w:bidi="zh_TW"/>
+        </w:rPr>
+        <w:t>七世紀伊斯蘭教興起，導致敘利亞教會明顯削弱，不過它從未被完全摧毀。散居的亞蘭文使用者群體仍然在敘利亞的部分地區生存，而現代考古工作已經使許多基督教教堂的遺跡重見光明。</w:t>
+      </w:r>
+    </w:p>
+    <w:p>
+      <w:pPr>
+        <w:pStyle w:val="Heading3"/>
+      </w:pPr>
+      <w:r>
+        <w:rPr>
+          <w:lang w:val="zh_TW" w:bidi="zh_TW"/>
+        </w:rPr>
+        <w:t>語言與文化</w:t>
+      </w:r>
+    </w:p>
+    <w:p>
+      <w:pPr/>
+      <w:r>
+        <w:rPr>
+          <w:lang w:val="zh_TW" w:bidi="zh_TW"/>
+        </w:rPr>
+      </w:r>
+      <w:r>
+        <w:rPr>
+          <w:lang w:val="zh_TW" w:bidi="zh_TW"/>
+        </w:rPr>
+        <w:t>亞蘭文是亞蘭人的語言，目前已發現許多銘文。以色列人採用了亞蘭文字母，該語言成為整個近東外交和行政的國際語言。在波斯時期，從埃及到印度，它是通用語言，在耶穌的時代廣泛使用於巴勒斯坦。「</w:t>
+      </w:r>
+      <w:r>
+        <w:rPr>
+          <w:lang w:val="zh_TW" w:bidi="zh_TW"/>
+        </w:rPr>
+        <w:t>大利大，古米〔</w:t>
+      </w:r>
+      <w:r>
+        <w:rPr>
+          <w:i/>
+          <w:lang w:val="zh_TW" w:bidi="zh_TW"/>
+        </w:rPr>
+        <w:t>talitha cumi</w:t>
+      </w:r>
+      <w:r>
+        <w:rPr>
+          <w:lang w:val="zh_TW" w:bidi="zh_TW"/>
+        </w:rPr>
+        <w:t>〕</w:t>
+      </w:r>
+      <w:r>
+        <w:rPr>
+          <w:lang w:val="zh_TW" w:bidi="zh_TW"/>
+        </w:rPr>
+        <w:t>」（</w:t>
+      </w:r>
+      <w:hyperlink r:id="rId52">
+        <w:r>
+          <w:rPr>
+            <w:lang w:val="zh_TW" w:bidi="zh_TW"/>
+          </w:rPr>
+          <w:rPr>
+            <w:color w:val="0000EE"/>
+            <w:u w:val="single"/>
+          </w:rPr>
+          <w:t>馬可福音5:41</w:t>
+        </w:r>
+      </w:hyperlink>
+      <w:r>
+        <w:rPr>
+          <w:lang w:val="zh_TW" w:bidi="zh_TW"/>
+        </w:rPr>
+        <w:t>）和「主必要來</w:t>
+      </w:r>
+      <w:r>
+        <w:rPr>
+          <w:lang w:val="zh_TW" w:bidi="zh_TW"/>
+        </w:rPr>
+        <w:t>〔</w:t>
+      </w:r>
+      <w:r>
+        <w:rPr>
+          <w:i/>
+          <w:lang w:val="zh_TW" w:bidi="zh_TW"/>
+        </w:rPr>
+        <w:t>marana tha</w:t>
+      </w:r>
+      <w:r>
+        <w:rPr>
+          <w:lang w:val="zh_TW" w:bidi="zh_TW"/>
+        </w:rPr>
+        <w:t>〕</w:t>
+      </w:r>
+      <w:r>
+        <w:rPr>
+          <w:lang w:val="zh_TW" w:bidi="zh_TW"/>
+        </w:rPr>
+        <w:t>」（</w:t>
+      </w:r>
+      <w:hyperlink r:id="rId53">
+        <w:r>
+          <w:rPr>
+            <w:lang w:val="zh_TW" w:bidi="zh_TW"/>
+          </w:rPr>
+          <w:rPr>
+            <w:color w:val="0000EE"/>
+            <w:u w:val="single"/>
+          </w:rPr>
+          <w:t>哥林多前書16:22</w:t>
+        </w:r>
+      </w:hyperlink>
+      <w:r>
+        <w:rPr>
+          <w:lang w:val="zh_TW" w:bidi="zh_TW"/>
+        </w:rPr>
+        <w:t>）是亞蘭文。</w:t>
+      </w:r>
+    </w:p>
+    <w:p>
+      <w:pPr/>
+      <w:r>
+        <w:rPr>
+          <w:lang w:val="zh_TW" w:bidi="zh_TW"/>
+        </w:rPr>
+      </w:r>
+      <w:r>
+        <w:rPr>
+          <w:lang w:val="zh_TW" w:bidi="zh_TW"/>
+        </w:rPr>
+        <w:t>在許多地點的發掘提供了對亞蘭建築、雕塑、陶器和其他藝術的良好了解。亞蘭人的宗教是多神教。人們也崇拜許多外國神祇。主要的亞蘭神祇是古代西閃族的風暴神哈大（Hadad）。在猶大的亞哈斯時代，當基於大馬士革</w:t>
+      </w:r>
+      <w:r>
+        <w:rPr>
+          <w:lang w:val="zh_TW" w:bidi="zh_TW"/>
+        </w:rPr>
+        <w:t>規模樣式</w:t>
+      </w:r>
+      <w:r>
+        <w:rPr>
+          <w:lang w:val="zh_TW" w:bidi="zh_TW"/>
+        </w:rPr>
+        <w:t>的壇被放在聖殿時，大馬士革的崇拜被強加給耶路撒冷的百姓（</w:t>
+      </w:r>
+      <w:hyperlink r:id="rId54">
+        <w:r>
+          <w:rPr>
+            <w:lang w:val="zh_TW" w:bidi="zh_TW"/>
+          </w:rPr>
+          <w:rPr>
+            <w:color w:val="0000EE"/>
+            <w:u w:val="single"/>
+          </w:rPr>
+          <w:t>列王紀下16:10–13</w:t>
+        </w:r>
+      </w:hyperlink>
+      <w:r>
+        <w:rPr>
+          <w:lang w:val="zh_TW" w:bidi="zh_TW"/>
+        </w:rPr>
+        <w:t>）。被亞述統治者撒珥根（Sargon）擄到撒馬利亞的亞蘭人，則帶來了外國的亞蘭崇拜（</w:t>
+      </w:r>
+      <w:hyperlink r:id="rId55">
+        <w:r>
+          <w:rPr>
+            <w:lang w:val="zh_TW" w:bidi="zh_TW"/>
+          </w:rPr>
+          <w:rPr>
+            <w:color w:val="0000EE"/>
+            <w:u w:val="single"/>
+          </w:rPr>
+          <w:t>17:24–34</w:t>
+        </w:r>
+      </w:hyperlink>
+      <w:r>
+        <w:rPr>
+          <w:lang w:val="zh_TW" w:bidi="zh_TW"/>
+        </w:rPr>
+        <w:t>）。</w:t>
+      </w:r>
+    </w:p>
+    <w:p>
+      <w:pPr/>
+      <w:r>
+        <w:rPr>
+          <w:lang w:val="zh_TW" w:bidi="zh_TW"/>
+        </w:rPr>
+      </w:r>
+      <w:r>
+        <w:rPr>
+          <w:lang w:val="zh_TW" w:bidi="zh_TW"/>
+        </w:rPr>
+        <w:t>在亞蘭國家消失後的幾個世紀中，亞蘭文依然存活。基督教形式的亞蘭文，即敘利亞語，留下了大量的文學、歷史、神學、註釋、論文和翻譯作品，這些作品被小心地保存在古老的修道院圖書館中，尤其是在敘利亞北部、伊拉克北部和土耳其南部。</w:t>
+      </w:r>
+    </w:p>
+    <w:p>
+      <w:pPr/>
+      <w:r>
+        <w:rPr>
+          <w:lang w:val="zh_TW" w:bidi="zh_TW"/>
+        </w:rPr>
+      </w:r>
+      <w:r>
+        <w:rPr>
+          <w:i/>
+          <w:lang w:val="zh_TW" w:bidi="zh_TW"/>
+        </w:rPr>
         <w:t>另見</w:t>
       </w:r>
       <w:r>
@@ -1248,19 +1954,7 @@
         <w:rPr>
           <w:lang w:val="zh_TW" w:bidi="zh_TW"/>
         </w:rPr>
-        <w:t>預知</w:t>
-      </w:r>
-      <w:r>
-        <w:rPr>
-          <w:lang w:val="zh_TW" w:bidi="zh_TW"/>
-        </w:rPr>
-        <w:t>；</w:t>
-      </w:r>
-      <w:r>
-        <w:rPr>
-          <w:lang w:val="zh_TW" w:bidi="zh_TW"/>
-        </w:rPr>
-        <w:t>預定</w:t>
+        <w:t>亞蘭文</w:t>
       </w:r>
       <w:r>
         <w:rPr>

--- a/zht/docx/180.content.docx
+++ b/zht/docx/180.content.docx
@@ -149,7 +149,7 @@
         <w:rPr>
           <w:lang w:val="zh_TW" w:bidi="zh_TW"/>
         </w:rPr>
-        <w:t>xu</w:t>
+        <w:t>xia</w:t>
       </w:r>
       <w:r>
         <w:rPr>
@@ -212,7 +212,7 @@
         <w:rPr>
           <w:lang w:val="zh_TW" w:bidi="zh_TW"/>
         </w:rPr>
-        <w:t>許願、願</w:t>
+        <w:t>瞎眼</w:t>
       </w:r>
       <w:r>
         <w:rPr>
@@ -231,7 +231,7 @@
         <w:rPr>
           <w:lang w:val="zh_TW" w:bidi="zh_TW"/>
         </w:rPr>
-        <w:t>向神所作嚴肅的承諾或宣誓。</w:t>
+        <w:t>無法看見的態狀。瞎眼在古代近東地區十分普遍，至今仍在許多貧困和部落社區中常見，特別是在缺乏現代醫療資源的地方。</w:t>
       </w:r>
     </w:p>
     <w:p>
@@ -242,7 +242,7 @@
         <w:rPr>
           <w:lang w:val="zh_TW" w:bidi="zh_TW"/>
         </w:rPr>
-        <w:t>宗教實踐中的許願</w:t>
+        <w:t>什麼原因導致失明？</w:t>
       </w:r>
     </w:p>
     <w:p>
@@ -256,7 +256,43 @@
         <w:rPr>
           <w:lang w:val="zh_TW" w:bidi="zh_TW"/>
         </w:rPr>
-        <w:t>向神許願是在聖經中經常提到的宗教做法。大多數關於許願的經文都出現在舊約聖經，尤其是在詩篇中。新約聖經中也提到了一些許願。</w:t>
+        <w:t>聖經沒有討論瞎眼的醫學原因，但可能與個人衛生欠佳和不衛生（不清潔或骯髒）的生活環境有關。新生嬰兒最容易受影響。大多數天生瞎眼（</w:t>
+      </w:r>
+      <w:hyperlink r:id="rId13">
+        <w:r>
+          <w:rPr>
+            <w:lang w:val="zh_TW" w:bidi="zh_TW"/>
+          </w:rPr>
+          <w:rPr>
+            <w:color w:val="0000EE"/>
+            <w:u w:val="single"/>
+          </w:rPr>
+          <w:t>約9:1</w:t>
+        </w:r>
+      </w:hyperlink>
+      <w:r>
+        <w:rPr>
+          <w:lang w:val="zh_TW" w:bidi="zh_TW"/>
+        </w:rPr>
+        <w:t>–</w:t>
+      </w:r>
+      <w:hyperlink r:id="rId13">
+        <w:r>
+          <w:rPr>
+            <w:lang w:val="zh_TW" w:bidi="zh_TW"/>
+          </w:rPr>
+          <w:rPr>
+            <w:color w:val="0000EE"/>
+            <w:u w:val="single"/>
+          </w:rPr>
+          <w:t>3</w:t>
+        </w:r>
+      </w:hyperlink>
+      <w:r>
+        <w:rPr>
+          <w:lang w:val="zh_TW" w:bidi="zh_TW"/>
+        </w:rPr>
+        <w:t>）可能是母親將細菌（如淋病菌）傳給嬰兒眼睛所致。感染後，眼睛會在三天內出現炎症、膿液和腫脹。當時的基本醫療無法防止眼睛的受害。</w:t>
       </w:r>
     </w:p>
     <w:p>
@@ -270,48 +306,7 @@
         <w:rPr>
           <w:lang w:val="zh_TW" w:bidi="zh_TW"/>
         </w:rPr>
-        <w:t>十一奉獻、祭祀和供物、守安息日和割禮都是摩西律法所命令的。許願（或譯：立誓）則不是。比如，</w:t>
-      </w:r>
-      <w:hyperlink r:id="rId13">
-        <w:r>
-          <w:rPr>
-            <w:lang w:val="zh_TW" w:bidi="zh_TW"/>
-          </w:rPr>
-          <w:rPr>
-            <w:color w:val="0000EE"/>
-            <w:u w:val="single"/>
-          </w:rPr>
-          <w:t>詩篇五十篇14節</w:t>
-        </w:r>
-      </w:hyperlink>
-      <w:r>
-        <w:rPr>
-          <w:lang w:val="zh_TW" w:bidi="zh_TW"/>
-        </w:rPr>
-        <w:t>說：「</w:t>
-      </w:r>
-      <w:r>
-        <w:rPr>
-          <w:lang w:val="zh_TW" w:bidi="zh_TW"/>
-        </w:rPr>
-        <w:t>你們要以感謝為祭獻與神， 又要向至高者還你的願。</w:t>
-      </w:r>
-      <w:r>
-        <w:rPr>
-          <w:lang w:val="zh_TW" w:bidi="zh_TW"/>
-        </w:rPr>
-        <w:t>」命令是要遵守或履行已經做出的承諾。神沒有沒有命令要做出承諾，只是在做出承諾時必須履行。這種做法是可以接受的，也有規條提到，但不是要求一定要做的。</w:t>
-      </w:r>
-    </w:p>
-    <w:p>
-      <w:pPr>
-        <w:pStyle w:val="Heading3"/>
-      </w:pPr>
-      <w:r>
-        <w:rPr>
-          <w:lang w:val="zh_TW" w:bidi="zh_TW"/>
-        </w:rPr>
-        <w:t>聖經中的許願類型</w:t>
+        <w:t>現代醫學可以用眼藥水醫治嬰兒的眼疾，但對於貧困的人來說，並不總是可以獲得這些藥物，今天在中東的某些地區甚至拒絕使用藥物。嬰兒和幼兒還面臨其它由害蟲傳播的眼疾的威脅。這些疾病會導致嚴重的結痂、眼瞼下垂、睫毛脫落，最終完全瞎眼。在世界的某些地方，有民間迷信仍然容許蒼蠅在嬰兒身上飛來飛去。</w:t>
       </w:r>
     </w:p>
     <w:p>
@@ -325,7 +320,97 @@
         <w:rPr>
           <w:lang w:val="zh_TW" w:bidi="zh_TW"/>
         </w:rPr>
-        <w:t>許願是為了得到耶和華的喜悅，表達對祂某種拯救或恩惠的感恩，或表明對祂的絕對委身。個人的委身和分別自己歸於耶和華是拿細耳人許願的主要特徵。參孫、撒母耳和施洗約翰是用這種方式許願的最常見例子。</w:t>
+        <w:t>成年人瞎眼的原因可能包括：</w:t>
+      </w:r>
+    </w:p>
+    <w:p>
+      <w:pPr>
+        <w:pStyle w:val="ListBullet"/>
+        <w:spacing w:line="240" w:lineRule="auto"/>
+        <w:ind w:left="720"/>
+      </w:pPr>
+      <w:r>
+        <w:rPr>
+          <w:lang w:val="zh_TW" w:bidi="zh_TW"/>
+        </w:rPr>
+      </w:r>
+      <w:r>
+        <w:rPr>
+          <w:lang w:val="zh_TW" w:bidi="zh_TW"/>
+        </w:rPr>
+        <w:t>瘧疾</w:t>
+      </w:r>
+    </w:p>
+    <w:p>
+      <w:pPr>
+        <w:pStyle w:val="ListBullet"/>
+        <w:spacing w:line="240" w:lineRule="auto"/>
+        <w:ind w:left="720"/>
+      </w:pPr>
+      <w:r>
+        <w:rPr>
+          <w:lang w:val="zh_TW" w:bidi="zh_TW"/>
+        </w:rPr>
+      </w:r>
+      <w:r>
+        <w:rPr>
+          <w:lang w:val="zh_TW" w:bidi="zh_TW"/>
+        </w:rPr>
+        <w:t>長時間暴露在沙塵暴中</w:t>
+      </w:r>
+    </w:p>
+    <w:p>
+      <w:pPr>
+        <w:pStyle w:val="ListBullet"/>
+        <w:spacing w:line="240" w:lineRule="auto"/>
+        <w:ind w:left="720"/>
+      </w:pPr>
+      <w:r>
+        <w:rPr>
+          <w:lang w:val="zh_TW" w:bidi="zh_TW"/>
+        </w:rPr>
+      </w:r>
+      <w:r>
+        <w:rPr>
+          <w:lang w:val="zh_TW" w:bidi="zh_TW"/>
+        </w:rPr>
+        <w:t>曠野中的陽光刺眼</w:t>
+      </w:r>
+    </w:p>
+    <w:p>
+      <w:pPr>
+        <w:pStyle w:val="ListBullet"/>
+        <w:spacing w:line="240" w:lineRule="auto"/>
+        <w:ind w:left="720"/>
+      </w:pPr>
+      <w:r>
+        <w:rPr>
+          <w:lang w:val="zh_TW" w:bidi="zh_TW"/>
+        </w:rPr>
+      </w:r>
+      <w:r>
+        <w:rPr>
+          <w:lang w:val="zh_TW" w:bidi="zh_TW"/>
+        </w:rPr>
+        <w:t>意外受傷</w:t>
+      </w:r>
+    </w:p>
+    <w:p>
+      <w:pPr>
+        <w:pStyle w:val="ListBullet"/>
+        <w:spacing w:line="240" w:lineRule="auto"/>
+        <w:ind w:left="720"/>
+      </w:pPr>
+      <w:r>
+        <w:rPr>
+          <w:lang w:val="zh_TW" w:bidi="zh_TW"/>
+        </w:rPr>
+      </w:r>
+      <w:r>
+        <w:rPr>
+          <w:lang w:val="zh_TW" w:bidi="zh_TW"/>
+        </w:rPr>
+        <w:t>懲罰（如參孫，</w:t>
       </w:r>
       <w:hyperlink r:id="rId14">
         <w:r>
@@ -336,14 +421,32 @@
             <w:color w:val="0000EE"/>
             <w:u w:val="single"/>
           </w:rPr>
-          <w:t>民數記六章1至8節</w:t>
+          <w:t>士16:21</w:t>
         </w:r>
       </w:hyperlink>
       <w:r>
         <w:rPr>
           <w:lang w:val="zh_TW" w:bidi="zh_TW"/>
         </w:rPr>
-        <w:t>總結了這種許願的條件。</w:t>
+        <w:t>）</w:t>
+      </w:r>
+    </w:p>
+    <w:p>
+      <w:pPr>
+        <w:pStyle w:val="ListBullet"/>
+        <w:spacing w:line="240" w:lineRule="auto"/>
+        <w:ind w:left="720"/>
+      </w:pPr>
+      <w:r>
+        <w:rPr>
+          <w:lang w:val="zh_TW" w:bidi="zh_TW"/>
+        </w:rPr>
+      </w:r>
+      <w:r>
+        <w:rPr>
+          <w:lang w:val="zh_TW" w:bidi="zh_TW"/>
+        </w:rPr>
+        <w:t>年老（</w:t>
       </w:r>
       <w:hyperlink r:id="rId15">
         <w:r>
@@ -354,14 +457,14 @@
             <w:color w:val="0000EE"/>
             <w:u w:val="single"/>
           </w:rPr>
-          <w:t>13至21</w:t>
+          <w:t>創27:1</w:t>
         </w:r>
       </w:hyperlink>
       <w:r>
         <w:rPr>
           <w:lang w:val="zh_TW" w:bidi="zh_TW"/>
         </w:rPr>
-        <w:t>節說明如何離俗。婦女也可以這樣許願（</w:t>
+        <w:t>；</w:t>
       </w:r>
       <w:hyperlink r:id="rId16">
         <w:r>
@@ -372,14 +475,14 @@
             <w:color w:val="0000EE"/>
             <w:u w:val="single"/>
           </w:rPr>
-          <w:t>2</w:t>
+          <w:t>撒上4:15</w:t>
         </w:r>
       </w:hyperlink>
       <w:r>
         <w:rPr>
           <w:lang w:val="zh_TW" w:bidi="zh_TW"/>
         </w:rPr>
-        <w:t>節），而且可能只是在指定時間內許願。利甲族許願過簡樸、不蓋房屋居住的生活。他們是對以色列的神忠心的有力見證（</w:t>
+        <w:t>；</w:t>
       </w:r>
       <w:hyperlink r:id="rId17">
         <w:r>
@@ -390,14 +493,25 @@
             <w:color w:val="0000EE"/>
             <w:u w:val="single"/>
           </w:rPr>
-          <w:t>耶利米書35</w:t>
+          <w:t>王上14:4</w:t>
         </w:r>
       </w:hyperlink>
       <w:r>
         <w:rPr>
           <w:lang w:val="zh_TW" w:bidi="zh_TW"/>
         </w:rPr>
-        <w:t>）。</w:t>
+        <w:t>）</w:t>
+      </w:r>
+    </w:p>
+    <w:p>
+      <w:pPr>
+        <w:pStyle w:val="Heading3"/>
+      </w:pPr>
+      <w:r>
+        <w:rPr>
+          <w:lang w:val="zh_TW" w:bidi="zh_TW"/>
+        </w:rPr>
+        <w:t>舊約中的瞎眼</w:t>
       </w:r>
     </w:p>
     <w:p>
@@ -411,7 +525,7 @@
         <w:rPr>
           <w:lang w:val="zh_TW" w:bidi="zh_TW"/>
         </w:rPr>
-        <w:t>有些許願被視為是在某種意義上與神的討價還價。在伯特利，雅各許願說，假如神保護他並供應他的需要，他就敬拜神並奉獻十分之一（</w:t>
+        <w:t>舊約聖經要求特別關心瞎子（</w:t>
       </w:r>
       <w:hyperlink r:id="rId18">
         <w:r>
@@ -422,10 +536,660 @@
             <w:color w:val="0000EE"/>
             <w:u w:val="single"/>
           </w:rPr>
-          <w:t>創世記28:20</w:t>
+          <w:t>利19:14</w:t>
         </w:r>
       </w:hyperlink>
-      <w:hyperlink r:id="rId15">
+      <w:r>
+        <w:rPr>
+          <w:lang w:val="zh_TW" w:bidi="zh_TW"/>
+        </w:rPr>
+        <w:t>）。誤導瞎子的人會受到懲罰（</w:t>
+      </w:r>
+      <w:hyperlink r:id="rId19">
+        <w:r>
+          <w:rPr>
+            <w:lang w:val="zh_TW" w:bidi="zh_TW"/>
+          </w:rPr>
+          <w:rPr>
+            <w:color w:val="0000EE"/>
+            <w:u w:val="single"/>
+          </w:rPr>
+          <w:t>申27:18</w:t>
+        </w:r>
+      </w:hyperlink>
+      <w:r>
+        <w:rPr>
+          <w:lang w:val="zh_TW" w:bidi="zh_TW"/>
+        </w:rPr>
+        <w:t>）。不允許瞎子擔任祭司（</w:t>
+      </w:r>
+      <w:hyperlink r:id="rId20">
+        <w:r>
+          <w:rPr>
+            <w:lang w:val="zh_TW" w:bidi="zh_TW"/>
+          </w:rPr>
+          <w:rPr>
+            <w:color w:val="0000EE"/>
+            <w:u w:val="single"/>
+          </w:rPr>
+          <w:t>利21:18</w:t>
+        </w:r>
+      </w:hyperlink>
+      <w:r>
+        <w:rPr>
+          <w:lang w:val="zh_TW" w:bidi="zh_TW"/>
+        </w:rPr>
+        <w:t>）。</w:t>
+      </w:r>
+    </w:p>
+    <w:p>
+      <w:pPr>
+        <w:pStyle w:val="Heading3"/>
+      </w:pPr>
+      <w:r>
+        <w:rPr>
+          <w:lang w:val="zh_TW" w:bidi="zh_TW"/>
+        </w:rPr>
+        <w:t>新約中的瞎眼</w:t>
+      </w:r>
+    </w:p>
+    <w:p>
+      <w:pPr/>
+      <w:r>
+        <w:rPr>
+          <w:lang w:val="zh_TW" w:bidi="zh_TW"/>
+        </w:rPr>
+      </w:r>
+      <w:r>
+        <w:rPr>
+          <w:lang w:val="zh_TW" w:bidi="zh_TW"/>
+        </w:rPr>
+        <w:t>耶穌的醫治事工應驗了預言，讓瞎子得看見（</w:t>
+      </w:r>
+      <w:hyperlink r:id="rId21">
+        <w:r>
+          <w:rPr>
+            <w:lang w:val="zh_TW" w:bidi="zh_TW"/>
+          </w:rPr>
+          <w:rPr>
+            <w:color w:val="0000EE"/>
+            <w:u w:val="single"/>
+          </w:rPr>
+          <w:t>路4:18</w:t>
+        </w:r>
+      </w:hyperlink>
+      <w:r>
+        <w:rPr>
+          <w:lang w:val="zh_TW" w:bidi="zh_TW"/>
+        </w:rPr>
+        <w:t>）。耶穌恢復視力的能力證明給施洗約翰看，祂就是彌賽亞（</w:t>
+      </w:r>
+      <w:hyperlink r:id="rId22">
+        <w:r>
+          <w:rPr>
+            <w:lang w:val="zh_TW" w:bidi="zh_TW"/>
+          </w:rPr>
+          <w:rPr>
+            <w:color w:val="0000EE"/>
+            <w:u w:val="single"/>
+          </w:rPr>
+          <w:t>太11:5</w:t>
+        </w:r>
+      </w:hyperlink>
+      <w:r>
+        <w:rPr>
+          <w:lang w:val="zh_TW" w:bidi="zh_TW"/>
+        </w:rPr>
+        <w:t>）。耶穌曾醫治：</w:t>
+      </w:r>
+    </w:p>
+    <w:p>
+      <w:pPr>
+        <w:pStyle w:val="ListBullet"/>
+        <w:spacing w:line="240" w:lineRule="auto"/>
+        <w:ind w:left="720"/>
+      </w:pPr>
+      <w:r>
+        <w:rPr>
+          <w:lang w:val="zh_TW" w:bidi="zh_TW"/>
+        </w:rPr>
+      </w:r>
+      <w:r>
+        <w:rPr>
+          <w:lang w:val="zh_TW" w:bidi="zh_TW"/>
+        </w:rPr>
+        <w:t>加利利的兩個瞎子（</w:t>
+      </w:r>
+      <w:hyperlink r:id="rId23">
+        <w:r>
+          <w:rPr>
+            <w:lang w:val="zh_TW" w:bidi="zh_TW"/>
+          </w:rPr>
+          <w:rPr>
+            <w:color w:val="0000EE"/>
+            <w:u w:val="single"/>
+          </w:rPr>
+          <w:t>太9:27</w:t>
+        </w:r>
+      </w:hyperlink>
+      <w:r>
+        <w:rPr>
+          <w:lang w:val="zh_TW" w:bidi="zh_TW"/>
+        </w:rPr>
+        <w:t>–</w:t>
+      </w:r>
+      <w:hyperlink r:id="rId23">
+        <w:r>
+          <w:rPr>
+            <w:lang w:val="zh_TW" w:bidi="zh_TW"/>
+          </w:rPr>
+          <w:rPr>
+            <w:color w:val="0000EE"/>
+            <w:u w:val="single"/>
+          </w:rPr>
+          <w:t>30</w:t>
+        </w:r>
+      </w:hyperlink>
+      <w:r>
+        <w:rPr>
+          <w:lang w:val="zh_TW" w:bidi="zh_TW"/>
+        </w:rPr>
+        <w:t>）</w:t>
+      </w:r>
+    </w:p>
+    <w:p>
+      <w:pPr>
+        <w:pStyle w:val="ListBullet"/>
+        <w:spacing w:line="240" w:lineRule="auto"/>
+        <w:ind w:left="720"/>
+      </w:pPr>
+      <w:r>
+        <w:rPr>
+          <w:lang w:val="zh_TW" w:bidi="zh_TW"/>
+        </w:rPr>
+      </w:r>
+      <w:r>
+        <w:rPr>
+          <w:lang w:val="zh_TW" w:bidi="zh_TW"/>
+        </w:rPr>
+        <w:t>伯賽大的一個瞎子（</w:t>
+      </w:r>
+      <w:hyperlink r:id="rId24">
+        <w:r>
+          <w:rPr>
+            <w:lang w:val="zh_TW" w:bidi="zh_TW"/>
+          </w:rPr>
+          <w:rPr>
+            <w:color w:val="0000EE"/>
+            <w:u w:val="single"/>
+          </w:rPr>
+          <w:t>可8:22</w:t>
+        </w:r>
+      </w:hyperlink>
+      <w:r>
+        <w:rPr>
+          <w:lang w:val="zh_TW" w:bidi="zh_TW"/>
+        </w:rPr>
+        <w:t>–</w:t>
+      </w:r>
+      <w:hyperlink r:id="rId24">
+        <w:r>
+          <w:rPr>
+            <w:lang w:val="zh_TW" w:bidi="zh_TW"/>
+          </w:rPr>
+          <w:rPr>
+            <w:color w:val="0000EE"/>
+            <w:u w:val="single"/>
+          </w:rPr>
+          <w:t>26</w:t>
+        </w:r>
+      </w:hyperlink>
+      <w:r>
+        <w:rPr>
+          <w:lang w:val="zh_TW" w:bidi="zh_TW"/>
+        </w:rPr>
+        <w:t>）</w:t>
+      </w:r>
+    </w:p>
+    <w:p>
+      <w:pPr>
+        <w:pStyle w:val="ListBullet"/>
+        <w:spacing w:line="240" w:lineRule="auto"/>
+        <w:ind w:left="720"/>
+      </w:pPr>
+      <w:r>
+        <w:rPr>
+          <w:lang w:val="zh_TW" w:bidi="zh_TW"/>
+        </w:rPr>
+      </w:r>
+      <w:r>
+        <w:rPr>
+          <w:lang w:val="zh_TW" w:bidi="zh_TW"/>
+        </w:rPr>
+        <w:t>耶路撒冷一個生來瞎眼的人（</w:t>
+      </w:r>
+      <w:hyperlink r:id="rId25">
+        <w:r>
+          <w:rPr>
+            <w:lang w:val="zh_TW" w:bidi="zh_TW"/>
+          </w:rPr>
+          <w:rPr>
+            <w:color w:val="0000EE"/>
+            <w:u w:val="single"/>
+          </w:rPr>
+          <w:t>約9章</w:t>
+        </w:r>
+      </w:hyperlink>
+      <w:r>
+        <w:rPr>
+          <w:lang w:val="zh_TW" w:bidi="zh_TW"/>
+        </w:rPr>
+        <w:t>）</w:t>
+      </w:r>
+    </w:p>
+    <w:p>
+      <w:pPr>
+        <w:pStyle w:val="ListBullet"/>
+        <w:spacing w:line="240" w:lineRule="auto"/>
+        <w:ind w:left="720"/>
+      </w:pPr>
+      <w:r>
+        <w:rPr>
+          <w:lang w:val="zh_TW" w:bidi="zh_TW"/>
+        </w:rPr>
+      </w:r>
+      <w:r>
+        <w:rPr>
+          <w:lang w:val="zh_TW" w:bidi="zh_TW"/>
+        </w:rPr>
+        <w:t>在耶利哥，名叫巴底買的乞丐及其朋友（</w:t>
+      </w:r>
+      <w:hyperlink r:id="rId26">
+        <w:r>
+          <w:rPr>
+            <w:lang w:val="zh_TW" w:bidi="zh_TW"/>
+          </w:rPr>
+          <w:rPr>
+            <w:color w:val="0000EE"/>
+            <w:u w:val="single"/>
+          </w:rPr>
+          <w:t>可10:46</w:t>
+        </w:r>
+      </w:hyperlink>
+      <w:r>
+        <w:rPr>
+          <w:lang w:val="zh_TW" w:bidi="zh_TW"/>
+        </w:rPr>
+        <w:t>–</w:t>
+      </w:r>
+      <w:hyperlink r:id="rId26">
+        <w:r>
+          <w:rPr>
+            <w:lang w:val="zh_TW" w:bidi="zh_TW"/>
+          </w:rPr>
+          <w:rPr>
+            <w:color w:val="0000EE"/>
+            <w:u w:val="single"/>
+          </w:rPr>
+          <w:t>52</w:t>
+        </w:r>
+      </w:hyperlink>
+      <w:r>
+        <w:rPr>
+          <w:lang w:val="zh_TW" w:bidi="zh_TW"/>
+        </w:rPr>
+        <w:t>；參</w:t>
+      </w:r>
+      <w:hyperlink r:id="rId27">
+        <w:r>
+          <w:rPr>
+            <w:lang w:val="zh_TW" w:bidi="zh_TW"/>
+          </w:rPr>
+          <w:rPr>
+            <w:color w:val="0000EE"/>
+            <w:u w:val="single"/>
+          </w:rPr>
+          <w:t>太20:30</w:t>
+        </w:r>
+      </w:hyperlink>
+      <w:r>
+        <w:rPr>
+          <w:lang w:val="zh_TW" w:bidi="zh_TW"/>
+        </w:rPr>
+        <w:t>–</w:t>
+      </w:r>
+      <w:hyperlink r:id="rId27">
+        <w:r>
+          <w:rPr>
+            <w:lang w:val="zh_TW" w:bidi="zh_TW"/>
+          </w:rPr>
+          <w:rPr>
+            <w:color w:val="0000EE"/>
+            <w:u w:val="single"/>
+          </w:rPr>
+          <w:t>34</w:t>
+        </w:r>
+      </w:hyperlink>
+      <w:r>
+        <w:rPr>
+          <w:lang w:val="zh_TW" w:bidi="zh_TW"/>
+        </w:rPr>
+        <w:t>；</w:t>
+      </w:r>
+      <w:hyperlink r:id="rId28">
+        <w:r>
+          <w:rPr>
+            <w:lang w:val="zh_TW" w:bidi="zh_TW"/>
+          </w:rPr>
+          <w:rPr>
+            <w:color w:val="0000EE"/>
+            <w:u w:val="single"/>
+          </w:rPr>
+          <w:t>路18:35</w:t>
+        </w:r>
+      </w:hyperlink>
+      <w:r>
+        <w:rPr>
+          <w:lang w:val="zh_TW" w:bidi="zh_TW"/>
+        </w:rPr>
+        <w:t>–</w:t>
+      </w:r>
+      <w:hyperlink r:id="rId28">
+        <w:r>
+          <w:rPr>
+            <w:lang w:val="zh_TW" w:bidi="zh_TW"/>
+          </w:rPr>
+          <w:rPr>
+            <w:color w:val="0000EE"/>
+            <w:u w:val="single"/>
+          </w:rPr>
+          <w:t>43</w:t>
+        </w:r>
+      </w:hyperlink>
+      <w:r>
+        <w:rPr>
+          <w:lang w:val="zh_TW" w:bidi="zh_TW"/>
+        </w:rPr>
+        <w:t>）</w:t>
+      </w:r>
+    </w:p>
+    <w:p>
+      <w:pPr/>
+      <w:r>
+        <w:rPr>
+          <w:lang w:val="zh_TW" w:bidi="zh_TW"/>
+        </w:rPr>
+      </w:r>
+      <w:r>
+        <w:rPr>
+          <w:lang w:val="zh_TW" w:bidi="zh_TW"/>
+        </w:rPr>
+        <w:t>有時，耶穌即時醫治瞎子（</w:t>
+      </w:r>
+      <w:hyperlink r:id="rId29">
+        <w:r>
+          <w:rPr>
+            <w:lang w:val="zh_TW" w:bidi="zh_TW"/>
+          </w:rPr>
+          <w:rPr>
+            <w:color w:val="0000EE"/>
+            <w:u w:val="single"/>
+          </w:rPr>
+          <w:t>可10:52</w:t>
+        </w:r>
+      </w:hyperlink>
+      <w:r>
+        <w:rPr>
+          <w:lang w:val="zh_TW" w:bidi="zh_TW"/>
+        </w:rPr>
+        <w:t>）。有時，祂藉由行動進行醫治，例如用泥和水（</w:t>
+      </w:r>
+      <w:hyperlink r:id="rId30">
+        <w:r>
+          <w:rPr>
+            <w:lang w:val="zh_TW" w:bidi="zh_TW"/>
+          </w:rPr>
+          <w:rPr>
+            <w:color w:val="0000EE"/>
+            <w:u w:val="single"/>
+          </w:rPr>
+          <w:t>約9:6</w:t>
+        </w:r>
+      </w:hyperlink>
+      <w:r>
+        <w:rPr>
+          <w:lang w:val="zh_TW" w:bidi="zh_TW"/>
+        </w:rPr>
+        <w:t>–</w:t>
+      </w:r>
+      <w:hyperlink r:id="rId30">
+        <w:r>
+          <w:rPr>
+            <w:lang w:val="zh_TW" w:bidi="zh_TW"/>
+          </w:rPr>
+          <w:rPr>
+            <w:color w:val="0000EE"/>
+            <w:u w:val="single"/>
+          </w:rPr>
+          <w:t>11</w:t>
+        </w:r>
+      </w:hyperlink>
+      <w:r>
+        <w:rPr>
+          <w:lang w:val="zh_TW" w:bidi="zh_TW"/>
+        </w:rPr>
+        <w:t>）或唾沫（</w:t>
+      </w:r>
+      <w:hyperlink r:id="rId31">
+        <w:r>
+          <w:rPr>
+            <w:lang w:val="zh_TW" w:bidi="zh_TW"/>
+          </w:rPr>
+          <w:rPr>
+            <w:color w:val="0000EE"/>
+            <w:u w:val="single"/>
+          </w:rPr>
+          <w:t>可8:23</w:t>
+        </w:r>
+      </w:hyperlink>
+      <w:r>
+        <w:rPr>
+          <w:lang w:val="zh_TW" w:bidi="zh_TW"/>
+        </w:rPr>
+        <w:t>）。</w:t>
+      </w:r>
+    </w:p>
+    <w:p>
+      <w:pPr/>
+      <w:r>
+        <w:rPr>
+          <w:lang w:val="zh_TW" w:bidi="zh_TW"/>
+        </w:rPr>
+      </w:r>
+      <w:r>
+        <w:rPr>
+          <w:lang w:val="zh_TW" w:bidi="zh_TW"/>
+        </w:rPr>
+        <w:t>使徒保羅在歸信時一度失明，並在亞拿尼亞面前得醫治（</w:t>
+      </w:r>
+      <w:hyperlink r:id="rId32">
+        <w:r>
+          <w:rPr>
+            <w:lang w:val="zh_TW" w:bidi="zh_TW"/>
+          </w:rPr>
+          <w:rPr>
+            <w:color w:val="0000EE"/>
+            <w:u w:val="single"/>
+          </w:rPr>
+          <w:t>徒9:1</w:t>
+        </w:r>
+      </w:hyperlink>
+      <w:r>
+        <w:rPr>
+          <w:lang w:val="zh_TW" w:bidi="zh_TW"/>
+        </w:rPr>
+        <w:t>–</w:t>
+      </w:r>
+      <w:hyperlink r:id="rId32">
+        <w:r>
+          <w:rPr>
+            <w:lang w:val="zh_TW" w:bidi="zh_TW"/>
+          </w:rPr>
+          <w:rPr>
+            <w:color w:val="0000EE"/>
+            <w:u w:val="single"/>
+          </w:rPr>
+          <w:t>9、18</w:t>
+        </w:r>
+      </w:hyperlink>
+      <w:r>
+        <w:rPr>
+          <w:lang w:val="zh_TW" w:bidi="zh_TW"/>
+        </w:rPr>
+        <w:t>）。後來，保羅因為行法術的以呂馬在塞浦路斯反對他的事工，而使他暫時瞎眼（</w:t>
+      </w:r>
+      <w:hyperlink r:id="rId33">
+        <w:r>
+          <w:rPr>
+            <w:lang w:val="zh_TW" w:bidi="zh_TW"/>
+          </w:rPr>
+          <w:rPr>
+            <w:color w:val="0000EE"/>
+            <w:u w:val="single"/>
+          </w:rPr>
+          <w:t>徒13:11</w:t>
+        </w:r>
+      </w:hyperlink>
+      <w:r>
+        <w:rPr>
+          <w:lang w:val="zh_TW" w:bidi="zh_TW"/>
+        </w:rPr>
+        <w:t>）。</w:t>
+      </w:r>
+    </w:p>
+    <w:p>
+      <w:pPr/>
+      <w:r>
+        <w:rPr>
+          <w:lang w:val="zh_TW" w:bidi="zh_TW"/>
+        </w:rPr>
+      </w:r>
+      <w:r>
+        <w:rPr>
+          <w:i/>
+          <w:lang w:val="zh_TW" w:bidi="zh_TW"/>
+        </w:rPr>
+        <w:t>另見</w:t>
+      </w:r>
+      <w:r>
+        <w:rPr>
+          <w:lang w:val="zh_TW" w:bidi="zh_TW"/>
+        </w:rPr>
+        <w:t xml:space="preserve"> </w:t>
+      </w:r>
+      <w:r>
+        <w:rPr>
+          <w:lang w:val="zh_TW" w:bidi="zh_TW"/>
+        </w:rPr>
+        <w:t>藥物與醫療實踐</w:t>
+      </w:r>
+      <w:r>
+        <w:rPr>
+          <w:lang w:val="zh_TW" w:bidi="zh_TW"/>
+        </w:rPr>
+        <w:t>；</w:t>
+      </w:r>
+      <w:r>
+        <w:rPr>
+          <w:lang w:val="zh_TW" w:bidi="zh_TW"/>
+        </w:rPr>
+        <w:t>災病</w:t>
+      </w:r>
+      <w:r>
+        <w:rPr>
+          <w:lang w:val="zh_TW" w:bidi="zh_TW"/>
+        </w:rPr>
+        <w:t>。</w:t>
+      </w:r>
+      <w:r>
+        <w:rPr>
+          <w:lang w:val="zh_TW" w:bidi="zh_TW"/>
+        </w:rPr>
+      </w:r>
+      <w:r>
+        <w:rPr>
+          <w:lang w:val="zh_TW" w:bidi="zh_TW"/>
+        </w:rPr>
+      </w:r>
+    </w:p>
+    <w:p>
+      <w:pPr/>
+      <w:r>
+        <w:rPr>
+          <w:lang w:val="zh_TW" w:bidi="zh_TW"/>
+        </w:rPr>
+      </w:r>
+    </w:p>
+    <w:p>
+      <w:pPr>
+        <w:pStyle w:val="Heading2"/>
+      </w:pPr>
+      <w:r>
+        <w:rPr>
+          <w:lang w:val="zh_TW" w:bidi="zh_TW"/>
+        </w:rPr>
+        <w:t>夏甲</w:t>
+      </w:r>
+      <w:r>
+        <w:rPr>
+          <w:lang w:val="zh_TW" w:bidi="zh_TW"/>
+        </w:rPr>
+      </w:r>
+    </w:p>
+    <w:p>
+      <w:pPr/>
+      <w:r>
+        <w:rPr>
+          <w:lang w:val="zh_TW" w:bidi="zh_TW"/>
+        </w:rPr>
+      </w:r>
+      <w:r>
+        <w:rPr>
+          <w:lang w:val="zh_TW" w:bidi="zh_TW"/>
+        </w:rPr>
+        <w:t>來自埃及的使女，她的主母是撒萊（後來稱為撒拉），撒萊是亞伯蘭（後來稱為亞伯拉罕）的妻子。由於撒萊執意如此，所以亞伯蘭將夏甲納為妾（地位較低的第二位妻子）。夏甲是亞伯蘭的第一個兒子以實瑪利的母親（</w:t>
+      </w:r>
+      <w:hyperlink r:id="rId34">
+        <w:r>
+          <w:rPr>
+            <w:lang w:val="zh_TW" w:bidi="zh_TW"/>
+          </w:rPr>
+          <w:rPr>
+            <w:color w:val="0000EE"/>
+            <w:u w:val="single"/>
+          </w:rPr>
+          <w:t>創16:1–16</w:t>
+        </w:r>
+      </w:hyperlink>
+      <w:r>
+        <w:rPr>
+          <w:lang w:val="zh_TW" w:bidi="zh_TW"/>
+        </w:rPr>
+        <w:t>，</w:t>
+      </w:r>
+      <w:hyperlink r:id="rId35">
+        <w:r>
+          <w:rPr>
+            <w:lang w:val="zh_TW" w:bidi="zh_TW"/>
+          </w:rPr>
+          <w:rPr>
+            <w:color w:val="0000EE"/>
+            <w:u w:val="single"/>
+          </w:rPr>
+          <w:t>21:9</w:t>
+        </w:r>
+      </w:hyperlink>
+      <w:hyperlink r:id="rId34">
         <w:r>
           <w:rPr>
             <w:lang w:val="zh_TW" w:bidi="zh_TW"/>
@@ -437,7 +1201,7 @@
           <w:t>–</w:t>
         </w:r>
       </w:hyperlink>
-      <w:hyperlink r:id="rId18">
+      <w:hyperlink r:id="rId35">
         <w:r>
           <w:rPr>
             <w:lang w:val="zh_TW" w:bidi="zh_TW"/>
@@ -446,16 +1210,41 @@
             <w:color w:val="0000EE"/>
             <w:u w:val="single"/>
           </w:rPr>
-          <w:t>22</w:t>
+          <w:t>21</w:t>
         </w:r>
       </w:hyperlink>
       <w:r>
         <w:rPr>
           <w:lang w:val="zh_TW" w:bidi="zh_TW"/>
         </w:rPr>
-        <w:t>）。哈拿許願說，假如神賜給她一個兒子，她將把他歸給神（</w:t>
-      </w:r>
-      <w:hyperlink r:id="rId19">
+        <w:t>）。</w:t>
+      </w:r>
+    </w:p>
+    <w:p>
+      <w:pPr>
+        <w:pStyle w:val="Heading3"/>
+      </w:pPr>
+      <w:r>
+        <w:rPr>
+          <w:lang w:val="zh_TW" w:bidi="zh_TW"/>
+        </w:rPr>
+        <w:t>夏甲的故事</w:t>
+      </w:r>
+    </w:p>
+    <w:p>
+      <w:pPr/>
+      <w:r>
+        <w:rPr>
+          <w:lang w:val="zh_TW" w:bidi="zh_TW"/>
+        </w:rPr>
+      </w:r>
+      <w:r>
+        <w:rPr>
+          <w:lang w:val="zh_TW" w:bidi="zh_TW"/>
+        </w:rPr>
+        <w:t>當神命令亞伯蘭離開美索不達米亞時，祂應許要使亞伯蘭的後裔成為大國，並賜給他的後裔一片新的土地（</w:t>
+      </w:r>
+      <w:hyperlink r:id="rId36">
         <w:r>
           <w:rPr>
             <w:lang w:val="zh_TW" w:bidi="zh_TW"/>
@@ -464,10 +1253,28 @@
             <w:color w:val="0000EE"/>
             <w:u w:val="single"/>
           </w:rPr>
-          <w:t>撒母耳記上1:11、27</w:t>
+          <w:t>創12:2、7</w:t>
         </w:r>
       </w:hyperlink>
-      <w:hyperlink r:id="rId15">
+      <w:r>
+        <w:rPr>
+          <w:lang w:val="zh_TW" w:bidi="zh_TW"/>
+        </w:rPr>
+        <w:t>）。在迦南待了十年後，撒萊和亞伯蘭仍然沒有孩子。撒萊建議亞伯蘭娶夏甲為妾，並通過她得孩子。在美索不達米亞東北部的習俗中，如果妻子不能生育，她可以給丈夫一個使女來達成這個目的。妾所生的任何兒子，都被視為是妻子的孩子（參</w:t>
+      </w:r>
+      <w:hyperlink r:id="rId37">
+        <w:r>
+          <w:rPr>
+            <w:lang w:val="zh_TW" w:bidi="zh_TW"/>
+          </w:rPr>
+          <w:rPr>
+            <w:color w:val="0000EE"/>
+            <w:u w:val="single"/>
+          </w:rPr>
+          <w:t>30:1</w:t>
+        </w:r>
+      </w:hyperlink>
+      <w:hyperlink r:id="rId34">
         <w:r>
           <w:rPr>
             <w:lang w:val="zh_TW" w:bidi="zh_TW"/>
@@ -479,7 +1286,7 @@
           <w:t>–</w:t>
         </w:r>
       </w:hyperlink>
-      <w:hyperlink r:id="rId19">
+      <w:hyperlink r:id="rId37">
         <w:r>
           <w:rPr>
             <w:lang w:val="zh_TW" w:bidi="zh_TW"/>
@@ -488,16 +1295,44 @@
             <w:color w:val="0000EE"/>
             <w:u w:val="single"/>
           </w:rPr>
-          <w:t>28</w:t>
+          <w:t>6</w:t>
         </w:r>
       </w:hyperlink>
       <w:r>
         <w:rPr>
           <w:lang w:val="zh_TW" w:bidi="zh_TW"/>
         </w:rPr>
-        <w:t>）。在詩篇中，還願通常與因為從危險或痛苦中得救而感恩有關（比如，</w:t>
-      </w:r>
-      <w:hyperlink r:id="rId20">
+        <w:t>）。</w:t>
+      </w:r>
+    </w:p>
+    <w:p>
+      <w:pPr/>
+      <w:r>
+        <w:rPr>
+          <w:lang w:val="zh_TW" w:bidi="zh_TW"/>
+        </w:rPr>
+      </w:r>
+      <w:r>
+        <w:rPr>
+          <w:lang w:val="zh_TW" w:bidi="zh_TW"/>
+        </w:rPr>
+        <w:t>當夏甲懷孕後，就開始小看撒萊。撒萊苦待夏甲，致使她逃到曠野。神的使者在曠野的一口井旁向她顯現，並告訴夏甲要回到亞伯蘭家中。使者應許說她將生一個兒子，以實瑪利（意思是「神聽見」）；這個兒子意志堅定，經常與他人發生衝突。夏甲稱那地方為庇耳拉海萊，意思是「在這裡看見那看顧我的」。</w:t>
+      </w:r>
+    </w:p>
+    <w:p>
+      <w:pPr/>
+      <w:r>
+        <w:rPr>
+          <w:lang w:val="zh_TW" w:bidi="zh_TW"/>
+        </w:rPr>
+      </w:r>
+      <w:r>
+        <w:rPr>
+          <w:lang w:val="zh_TW" w:bidi="zh_TW"/>
+        </w:rPr>
+        <w:t>以實瑪利出生時，亞伯蘭已經86歲。十四年後，神賜給亞伯拉罕和撒拉應許中的兒子以撒。在以撒斷奶時（大約三歲），舉行了一場筵席。在筵席上，以實瑪利戲笑以撒（</w:t>
+      </w:r>
+      <w:hyperlink r:id="rId38">
         <w:r>
           <w:rPr>
             <w:lang w:val="zh_TW" w:bidi="zh_TW"/>
@@ -506,10 +1341,60 @@
             <w:color w:val="0000EE"/>
             <w:u w:val="single"/>
           </w:rPr>
-          <w:t>詩篇22:24</w:t>
+          <w:t>創21:9</w:t>
         </w:r>
       </w:hyperlink>
-      <w:hyperlink r:id="rId15">
+      <w:r>
+        <w:rPr>
+          <w:lang w:val="zh_TW" w:bidi="zh_TW"/>
+        </w:rPr>
+        <w:t>），使撒拉很生氣。因此，她要求亞伯拉罕趕走夏甲和以實瑪利。亞伯拉罕起初不願意這樣做，但神對他說，讓他聽從撒拉的要求（</w:t>
+      </w:r>
+      <w:hyperlink r:id="rId39">
+        <w:r>
+          <w:rPr>
+            <w:lang w:val="zh_TW" w:bidi="zh_TW"/>
+          </w:rPr>
+          <w:rPr>
+            <w:color w:val="0000EE"/>
+            <w:u w:val="single"/>
+          </w:rPr>
+          <w:t>12</w:t>
+        </w:r>
+      </w:hyperlink>
+      <w:r>
+        <w:rPr>
+          <w:lang w:val="zh_TW" w:bidi="zh_TW"/>
+        </w:rPr>
+        <w:t>節）。</w:t>
+      </w:r>
+    </w:p>
+    <w:p>
+      <w:pPr/>
+      <w:r>
+        <w:rPr>
+          <w:lang w:val="zh_TW" w:bidi="zh_TW"/>
+        </w:rPr>
+      </w:r>
+      <w:r>
+        <w:rPr>
+          <w:lang w:val="zh_TW" w:bidi="zh_TW"/>
+        </w:rPr>
+        <w:t>夏甲和以實瑪利離開後，在別是巴的曠野中徘徊。當他們沒有水的時候，神拯救夏甲和以實瑪利免於死亡。神應許夏甲說，以實瑪利的後裔將成為大國（</w:t>
+      </w:r>
+      <w:hyperlink r:id="rId40">
+        <w:r>
+          <w:rPr>
+            <w:lang w:val="zh_TW" w:bidi="zh_TW"/>
+          </w:rPr>
+          <w:rPr>
+            <w:color w:val="0000EE"/>
+            <w:u w:val="single"/>
+          </w:rPr>
+          <w:t>創21:17</w:t>
+        </w:r>
+      </w:hyperlink>
+      <w:hyperlink r:id="rId34">
         <w:r>
           <w:rPr>
             <w:lang w:val="zh_TW" w:bidi="zh_TW"/>
@@ -521,7 +1406,418 @@
           <w:t>–</w:t>
         </w:r>
       </w:hyperlink>
-      <w:hyperlink r:id="rId20">
+      <w:hyperlink r:id="rId40">
+        <w:r>
+          <w:rPr>
+            <w:lang w:val="zh_TW" w:bidi="zh_TW"/>
+          </w:rPr>
+          <w:rPr>
+            <w:color w:val="0000EE"/>
+            <w:u w:val="single"/>
+          </w:rPr>
+          <w:t>19</w:t>
+        </w:r>
+      </w:hyperlink>
+      <w:r>
+        <w:rPr>
+          <w:lang w:val="zh_TW" w:bidi="zh_TW"/>
+        </w:rPr>
+        <w:t>）。以實瑪利住在巴蘭的曠野，成為獵人。他娶了一位埃及女子，並成為以實瑪利人的先祖。</w:t>
+      </w:r>
+    </w:p>
+    <w:p>
+      <w:pPr>
+        <w:pStyle w:val="Heading3"/>
+      </w:pPr>
+      <w:r>
+        <w:rPr>
+          <w:lang w:val="zh_TW" w:bidi="zh_TW"/>
+        </w:rPr>
+        <w:t>保羅關於夏甲的教導</w:t>
+      </w:r>
+    </w:p>
+    <w:p>
+      <w:pPr/>
+      <w:r>
+        <w:rPr>
+          <w:lang w:val="zh_TW" w:bidi="zh_TW"/>
+        </w:rPr>
+      </w:r>
+      <w:r>
+        <w:rPr>
+          <w:lang w:val="zh_TW" w:bidi="zh_TW"/>
+        </w:rPr>
+        <w:t>在新約聖經中，保羅使用夏甲的故事解釋一個重要的屬靈真理（</w:t>
+      </w:r>
+      <w:hyperlink r:id="rId41">
+        <w:r>
+          <w:rPr>
+            <w:lang w:val="zh_TW" w:bidi="zh_TW"/>
+          </w:rPr>
+          <w:rPr>
+            <w:color w:val="0000EE"/>
+            <w:u w:val="single"/>
+          </w:rPr>
+          <w:t>加4:22</w:t>
+        </w:r>
+      </w:hyperlink>
+      <w:hyperlink r:id="rId34">
+        <w:r>
+          <w:rPr>
+            <w:lang w:val="zh_TW" w:bidi="zh_TW"/>
+          </w:rPr>
+          <w:rPr>
+            <w:color w:val="0000EE"/>
+            <w:u w:val="single"/>
+          </w:rPr>
+          <w:t>–</w:t>
+        </w:r>
+      </w:hyperlink>
+      <w:hyperlink r:id="rId41">
+        <w:r>
+          <w:rPr>
+            <w:lang w:val="zh_TW" w:bidi="zh_TW"/>
+          </w:rPr>
+          <w:rPr>
+            <w:color w:val="0000EE"/>
+            <w:u w:val="single"/>
+          </w:rPr>
+          <w:t>31</w:t>
+        </w:r>
+      </w:hyperlink>
+      <w:r>
+        <w:rPr>
+          <w:lang w:val="zh_TW" w:bidi="zh_TW"/>
+        </w:rPr>
+        <w:t>）：夏甲代表神在西奈山與摩西立的舊約。由於以實瑪利是透過人的計劃而生，猶太化的基督徒就像夏甲的兒子，是為奴的。他們教導所有信徒都必須遵守摩西律法，並且必須做到律法所說的一切。撒拉是自主的婦人，代表耶穌基督的新約。由於以撒是亞伯拉罕憑著對神應許的信心所生的兒子，那些不受律法捆綁的基督徒是撒拉屬靈的兒女。最大的不同在於是被律法束縛，要靠行為得救，還是有自由，靠恩典和信心得救。</w:t>
+      </w:r>
+    </w:p>
+    <w:p>
+      <w:pPr/>
+      <w:r>
+        <w:rPr>
+          <w:lang w:val="zh_TW" w:bidi="zh_TW"/>
+        </w:rPr>
+      </w:r>
+      <w:r>
+        <w:rPr>
+          <w:i/>
+          <w:lang w:val="zh_TW" w:bidi="zh_TW"/>
+        </w:rPr>
+        <w:t>另見</w:t>
+      </w:r>
+      <w:r>
+        <w:rPr>
+          <w:lang w:val="zh_TW" w:bidi="zh_TW"/>
+        </w:rPr>
+        <w:t>亞伯拉罕</w:t>
+      </w:r>
+      <w:r>
+        <w:rPr>
+          <w:lang w:val="zh_TW" w:bidi="zh_TW"/>
+        </w:rPr>
+        <w:t>；</w:t>
+      </w:r>
+      <w:r>
+        <w:rPr>
+          <w:lang w:val="zh_TW" w:bidi="zh_TW"/>
+        </w:rPr>
+        <w:t>撒拉#1</w:t>
+      </w:r>
+      <w:r>
+        <w:rPr>
+          <w:lang w:val="zh_TW" w:bidi="zh_TW"/>
+        </w:rPr>
+        <w:t>。</w:t>
+      </w:r>
+      <w:r>
+        <w:rPr>
+          <w:lang w:val="zh_TW" w:bidi="zh_TW"/>
+        </w:rPr>
+      </w:r>
+      <w:r>
+        <w:rPr>
+          <w:lang w:val="zh_TW" w:bidi="zh_TW"/>
+        </w:rPr>
+      </w:r>
+    </w:p>
+    <w:p>
+      <w:pPr/>
+      <w:r>
+        <w:rPr>
+          <w:lang w:val="zh_TW" w:bidi="zh_TW"/>
+        </w:rPr>
+      </w:r>
+    </w:p>
+    <w:p>
+      <w:pPr>
+        <w:pStyle w:val="Heading2"/>
+      </w:pPr>
+      <w:r>
+        <w:rPr>
+          <w:lang w:val="zh_TW" w:bidi="zh_TW"/>
+        </w:rPr>
+        <w:t>夏娃</w:t>
+      </w:r>
+      <w:r>
+        <w:rPr>
+          <w:lang w:val="zh_TW" w:bidi="zh_TW"/>
+        </w:rPr>
+      </w:r>
+    </w:p>
+    <w:p>
+      <w:pPr/>
+      <w:r>
+        <w:rPr>
+          <w:lang w:val="zh_TW" w:bidi="zh_TW"/>
+        </w:rPr>
+      </w:r>
+      <w:r>
+        <w:rPr>
+          <w:lang w:val="zh_TW" w:bidi="zh_TW"/>
+        </w:rPr>
+        <w:t>第一位女子，被稱為「眾生之母」（</w:t>
+      </w:r>
+      <w:hyperlink r:id="rId42">
+        <w:r>
+          <w:rPr>
+            <w:lang w:val="zh_TW" w:bidi="zh_TW"/>
+          </w:rPr>
+          <w:rPr>
+            <w:color w:val="0000EE"/>
+            <w:u w:val="single"/>
+          </w:rPr>
+          <w:t>創3:20</w:t>
+        </w:r>
+      </w:hyperlink>
+      <w:r>
+        <w:rPr>
+          <w:lang w:val="zh_TW" w:bidi="zh_TW"/>
+        </w:rPr>
+        <w:t>）。創世記記載，神造亞當之後，看見亞當獨居不好，便決定為他造一個「配偶幫助他」（</w:t>
+      </w:r>
+      <w:hyperlink r:id="rId43">
+        <w:r>
+          <w:rPr>
+            <w:lang w:val="zh_TW" w:bidi="zh_TW"/>
+          </w:rPr>
+          <w:rPr>
+            <w:color w:val="0000EE"/>
+            <w:u w:val="single"/>
+          </w:rPr>
+          <w:t>2:18</w:t>
+        </w:r>
+      </w:hyperlink>
+      <w:r>
+        <w:rPr>
+          <w:lang w:val="zh_TW" w:bidi="zh_TW"/>
+        </w:rPr>
+        <w:t>）。「幫助」一詞的希伯來文是</w:t>
+      </w:r>
+      <w:r>
+        <w:rPr>
+          <w:i/>
+          <w:lang w:val="zh_TW" w:bidi="zh_TW"/>
+        </w:rPr>
+        <w:t>ezer</w:t>
+      </w:r>
+      <w:r>
+        <w:rPr>
+          <w:lang w:val="zh_TW" w:bidi="zh_TW"/>
+        </w:rPr>
+        <w:t>，舊約聖經其它地方也用此字詞來描述神如何幫助以色列。神使亞當沉睡，取下他的一根肋骨，用那肋骨造了夏娃（</w:t>
+      </w:r>
+      <w:hyperlink r:id="rId44">
+        <w:r>
+          <w:rPr>
+            <w:lang w:val="zh_TW" w:bidi="zh_TW"/>
+          </w:rPr>
+          <w:rPr>
+            <w:color w:val="0000EE"/>
+            <w:u w:val="single"/>
+          </w:rPr>
+          <w:t>21–25</w:t>
+        </w:r>
+      </w:hyperlink>
+      <w:r>
+        <w:rPr>
+          <w:lang w:val="zh_TW" w:bidi="zh_TW"/>
+        </w:rPr>
+        <w:t>節）。</w:t>
+      </w:r>
+    </w:p>
+    <w:p>
+      <w:pPr>
+        <w:pStyle w:val="Heading3"/>
+      </w:pPr>
+      <w:r>
+        <w:rPr>
+          <w:lang w:val="zh_TW" w:bidi="zh_TW"/>
+        </w:rPr>
+        <w:t>她的名字</w:t>
+      </w:r>
+    </w:p>
+    <w:p>
+      <w:pPr/>
+      <w:r>
+        <w:rPr>
+          <w:lang w:val="zh_TW" w:bidi="zh_TW"/>
+        </w:rPr>
+      </w:r>
+      <w:r>
+        <w:rPr>
+          <w:lang w:val="zh_TW" w:bidi="zh_TW"/>
+        </w:rPr>
+        <w:t>亞當給妻子夏娃起了兩個名字。起初，他稱她為「女人」，表明了她與男人之間的關聯（</w:t>
+      </w:r>
+      <w:hyperlink r:id="rId45">
+        <w:r>
+          <w:rPr>
+            <w:lang w:val="zh_TW" w:bidi="zh_TW"/>
+          </w:rPr>
+          <w:rPr>
+            <w:color w:val="0000EE"/>
+            <w:u w:val="single"/>
+          </w:rPr>
+          <w:t>創2:23</w:t>
+        </w:r>
+      </w:hyperlink>
+      <w:r>
+        <w:rPr>
+          <w:lang w:val="zh_TW" w:bidi="zh_TW"/>
+        </w:rPr>
+        <w:t>）。後來，在他們違背神之後，他給她起名為夏娃，意思是「生命」，指她作為人類始祖之母的身分（</w:t>
+      </w:r>
+      <w:hyperlink r:id="rId42">
+        <w:r>
+          <w:rPr>
+            <w:lang w:val="zh_TW" w:bidi="zh_TW"/>
+          </w:rPr>
+          <w:rPr>
+            <w:color w:val="0000EE"/>
+            <w:u w:val="single"/>
+          </w:rPr>
+          <w:t>3:20</w:t>
+        </w:r>
+      </w:hyperlink>
+      <w:r>
+        <w:rPr>
+          <w:lang w:val="zh_TW" w:bidi="zh_TW"/>
+        </w:rPr>
+        <w:t>）。</w:t>
+      </w:r>
+    </w:p>
+    <w:p>
+      <w:pPr>
+        <w:pStyle w:val="Heading3"/>
+      </w:pPr>
+      <w:r>
+        <w:rPr>
+          <w:lang w:val="zh_TW" w:bidi="zh_TW"/>
+        </w:rPr>
+        <w:t>她的故事</w:t>
+      </w:r>
+    </w:p>
+    <w:p>
+      <w:pPr/>
+      <w:r>
+        <w:rPr>
+          <w:lang w:val="zh_TW" w:bidi="zh_TW"/>
+        </w:rPr>
+      </w:r>
+      <w:r>
+        <w:rPr>
+          <w:lang w:val="zh_TW" w:bidi="zh_TW"/>
+        </w:rPr>
+        <w:t>亞當與夏娃最初住在伊甸園中，他們順服神，事奉祂，並彼此照顧。後來，邪惡進入世界，蛇引誘夏娃違背神的命令。神曾吩咐他們不可吃分別善惡樹上的果子（</w:t>
+      </w:r>
+      <w:hyperlink r:id="rId46">
+        <w:r>
+          <w:rPr>
+            <w:lang w:val="zh_TW" w:bidi="zh_TW"/>
+          </w:rPr>
+          <w:rPr>
+            <w:color w:val="0000EE"/>
+            <w:u w:val="single"/>
+          </w:rPr>
+          <w:t>創2:17</w:t>
+        </w:r>
+      </w:hyperlink>
+      <w:r>
+        <w:rPr>
+          <w:lang w:val="zh_TW" w:bidi="zh_TW"/>
+        </w:rPr>
+        <w:t>，</w:t>
+      </w:r>
+      <w:hyperlink r:id="rId47">
+        <w:r>
+          <w:rPr>
+            <w:lang w:val="zh_TW" w:bidi="zh_TW"/>
+          </w:rPr>
+          <w:rPr>
+            <w:color w:val="0000EE"/>
+            <w:u w:val="single"/>
+          </w:rPr>
+          <w:t>3:3</w:t>
+        </w:r>
+      </w:hyperlink>
+      <w:r>
+        <w:rPr>
+          <w:lang w:val="zh_TW" w:bidi="zh_TW"/>
+        </w:rPr>
+        <w:t>）。蛇用巧言欺騙夏娃，她便吃了果子，又給亞當一些，亞當雖不像她那樣被欺騙，卻也吃了。吃了果子之後，他們意識到自己赤身露體，便用無花果樹的葉子為自己編作衣服。</w:t>
+      </w:r>
+    </w:p>
+    <w:p>
+      <w:pPr/>
+      <w:r>
+        <w:rPr>
+          <w:lang w:val="zh_TW" w:bidi="zh_TW"/>
+        </w:rPr>
+      </w:r>
+      <w:r>
+        <w:rPr>
+          <w:lang w:val="zh_TW" w:bidi="zh_TW"/>
+        </w:rPr>
+        <w:t>當神來與他們說話時，他們躲避祂。神問他們發生了甚麼事，亞當怪罪夏娃，夏娃則怪罪那蛇。神對夏娃說，因他們違命，她生產時必多受痛苦，丈夫也必管轄她（</w:t>
+      </w:r>
+      <w:hyperlink r:id="rId48">
+        <w:r>
+          <w:rPr>
+            <w:lang w:val="zh_TW" w:bidi="zh_TW"/>
+          </w:rPr>
+          <w:rPr>
+            <w:color w:val="0000EE"/>
+            <w:u w:val="single"/>
+          </w:rPr>
+          <w:t>創3:16</w:t>
+        </w:r>
+      </w:hyperlink>
+      <w:r>
+        <w:rPr>
+          <w:lang w:val="zh_TW" w:bidi="zh_TW"/>
+        </w:rPr>
+        <w:t>）。後來，夏娃生了該隱、亞伯、塞特，以及其他兒女（</w:t>
+      </w:r>
+      <w:hyperlink r:id="rId49">
+        <w:r>
+          <w:rPr>
+            <w:lang w:val="zh_TW" w:bidi="zh_TW"/>
+          </w:rPr>
+          <w:rPr>
+            <w:color w:val="0000EE"/>
+            <w:u w:val="single"/>
+          </w:rPr>
+          <w:t>4:1–2</w:t>
+        </w:r>
+      </w:hyperlink>
+      <w:r>
+        <w:rPr>
+          <w:lang w:val="zh_TW" w:bidi="zh_TW"/>
+        </w:rPr>
+        <w:t>、</w:t>
+      </w:r>
+      <w:hyperlink r:id="rId49">
         <w:r>
           <w:rPr>
             <w:lang w:val="zh_TW" w:bidi="zh_TW"/>
@@ -537,9 +1833,9 @@
         <w:rPr>
           <w:lang w:val="zh_TW" w:bidi="zh_TW"/>
         </w:rPr>
-        <w:t>；</w:t>
-      </w:r>
-      <w:hyperlink r:id="rId21">
+        <w:t>，</w:t>
+      </w:r>
+      <w:hyperlink r:id="rId50">
         <w:r>
           <w:rPr>
             <w:lang w:val="zh_TW" w:bidi="zh_TW"/>
@@ -548,38 +1844,25 @@
             <w:color w:val="0000EE"/>
             <w:u w:val="single"/>
           </w:rPr>
-          <w:t>56:12</w:t>
+          <w:t>5:4</w:t>
         </w:r>
       </w:hyperlink>
-      <w:hyperlink r:id="rId15">
-        <w:r>
-          <w:rPr>
-            <w:lang w:val="zh_TW" w:bidi="zh_TW"/>
-          </w:rPr>
-          <w:rPr>
-            <w:color w:val="0000EE"/>
-            <w:u w:val="single"/>
-          </w:rPr>
-          <w:t>–</w:t>
-        </w:r>
-      </w:hyperlink>
-      <w:hyperlink r:id="rId21">
-        <w:r>
-          <w:rPr>
-            <w:lang w:val="zh_TW" w:bidi="zh_TW"/>
-          </w:rPr>
-          <w:rPr>
-            <w:color w:val="0000EE"/>
-            <w:u w:val="single"/>
-          </w:rPr>
-          <w:t>13</w:t>
-        </w:r>
-      </w:hyperlink>
       <w:r>
         <w:rPr>
           <w:lang w:val="zh_TW" w:bidi="zh_TW"/>
         </w:rPr>
         <w:t>）。</w:t>
+      </w:r>
+    </w:p>
+    <w:p>
+      <w:pPr>
+        <w:pStyle w:val="Heading3"/>
+      </w:pPr>
+      <w:r>
+        <w:rPr>
+          <w:lang w:val="zh_TW" w:bidi="zh_TW"/>
+        </w:rPr>
+        <w:t>新約聖經中的夏娃</w:t>
       </w:r>
     </w:p>
     <w:p>
@@ -593,21 +1876,9 @@
         <w:rPr>
           <w:lang w:val="zh_TW" w:bidi="zh_TW"/>
         </w:rPr>
-        <w:t>一旦許了願，就必須嚴肅遵行。</w:t>
-      </w:r>
-      <w:r>
-        <w:rPr>
-          <w:lang w:val="zh_TW" w:bidi="zh_TW"/>
-        </w:rPr>
-        <w:t>若不許願，倒無罪</w:t>
-      </w:r>
-      <w:r>
-        <w:rPr>
-          <w:lang w:val="zh_TW" w:bidi="zh_TW"/>
-        </w:rPr>
-        <w:t>（</w:t>
-      </w:r>
-      <w:hyperlink r:id="rId22">
+        <w:t>新約聖經中有兩次提到夏娃。使徒保羅在談論婦女是否可以在教會中教導時引用了夏娃的例子。他寫道：「我不許女人講道，也不許她轄管男人」（</w:t>
+      </w:r>
+      <w:hyperlink r:id="rId51">
         <w:r>
           <w:rPr>
             <w:lang w:val="zh_TW" w:bidi="zh_TW"/>
@@ -616,16 +1887,16 @@
             <w:color w:val="0000EE"/>
             <w:u w:val="single"/>
           </w:rPr>
-          <w:t>申命記23:22</w:t>
+          <w:t>提前2:12</w:t>
         </w:r>
       </w:hyperlink>
       <w:r>
         <w:rPr>
           <w:lang w:val="zh_TW" w:bidi="zh_TW"/>
         </w:rPr>
-        <w:t>）。一旦許了願，就必須遵守償還（</w:t>
-      </w:r>
-      <w:hyperlink r:id="rId23">
+        <w:t>）。希臘文中「男人」一詞與「丈夫」同字，因此有些學者認為，保羅在此可能特別是指婦女與丈夫之間的關係，而非泛指所有男人。保羅的推論是：男人先被造，而女人被引誘，成為第一個犯罪的人（</w:t>
+      </w:r>
+      <w:hyperlink r:id="rId52">
         <w:r>
           <w:rPr>
             <w:lang w:val="zh_TW" w:bidi="zh_TW"/>
@@ -634,10 +1905,16 @@
             <w:color w:val="0000EE"/>
             <w:u w:val="single"/>
           </w:rPr>
-          <w:t>申命記23:21</w:t>
+          <w:t>提前2:12–15</w:t>
         </w:r>
       </w:hyperlink>
-      <w:hyperlink r:id="rId15">
+      <w:r>
+        <w:rPr>
+          <w:lang w:val="zh_TW" w:bidi="zh_TW"/>
+        </w:rPr>
+        <w:t>；</w:t>
+      </w:r>
+      <w:hyperlink r:id="rId53">
         <w:r>
           <w:rPr>
             <w:lang w:val="zh_TW" w:bidi="zh_TW"/>
@@ -646,97 +1923,14 @@
             <w:color w:val="0000EE"/>
             <w:u w:val="single"/>
           </w:rPr>
-          <w:t>–</w:t>
+          <w:t>林後11:3</w:t>
         </w:r>
       </w:hyperlink>
-      <w:hyperlink r:id="rId23">
-        <w:r>
-          <w:rPr>
-            <w:lang w:val="zh_TW" w:bidi="zh_TW"/>
-          </w:rPr>
-          <w:rPr>
-            <w:color w:val="0000EE"/>
-            <w:u w:val="single"/>
-          </w:rPr>
-          <w:t>23</w:t>
-        </w:r>
-      </w:hyperlink>
-      <w:r>
-        <w:rPr>
-          <w:lang w:val="zh_TW" w:bidi="zh_TW"/>
-        </w:rPr>
-        <w:t>；另見</w:t>
-      </w:r>
-      <w:hyperlink r:id="rId24">
-        <w:r>
-          <w:rPr>
-            <w:lang w:val="zh_TW" w:bidi="zh_TW"/>
-          </w:rPr>
-          <w:rPr>
-            <w:color w:val="0000EE"/>
-            <w:u w:val="single"/>
-          </w:rPr>
-          <w:t>民數記30:2</w:t>
-        </w:r>
-      </w:hyperlink>
-      <w:r>
-        <w:rPr>
-          <w:lang w:val="zh_TW" w:bidi="zh_TW"/>
-        </w:rPr>
-        <w:t>；</w:t>
-      </w:r>
-      <w:hyperlink r:id="rId25">
-        <w:r>
-          <w:rPr>
-            <w:lang w:val="zh_TW" w:bidi="zh_TW"/>
-          </w:rPr>
-          <w:rPr>
-            <w:color w:val="0000EE"/>
-            <w:u w:val="single"/>
-          </w:rPr>
-          <w:t>傳道書5:4</w:t>
-        </w:r>
-      </w:hyperlink>
-      <w:hyperlink r:id="rId15">
-        <w:r>
-          <w:rPr>
-            <w:lang w:val="zh_TW" w:bidi="zh_TW"/>
-          </w:rPr>
-          <w:rPr>
-            <w:color w:val="0000EE"/>
-            <w:u w:val="single"/>
-          </w:rPr>
-          <w:t>–</w:t>
-        </w:r>
-      </w:hyperlink>
-      <w:hyperlink r:id="rId25">
-        <w:r>
-          <w:rPr>
-            <w:lang w:val="zh_TW" w:bidi="zh_TW"/>
-          </w:rPr>
-          <w:rPr>
-            <w:color w:val="0000EE"/>
-            <w:u w:val="single"/>
-          </w:rPr>
-          <w:t>6</w:t>
-        </w:r>
-      </w:hyperlink>
       <w:r>
         <w:rPr>
           <w:lang w:val="zh_TW" w:bidi="zh_TW"/>
         </w:rPr>
         <w:t>）。</w:t>
-      </w:r>
-    </w:p>
-    <w:p>
-      <w:pPr>
-        <w:pStyle w:val="Heading3"/>
-      </w:pPr>
-      <w:r>
-        <w:rPr>
-          <w:lang w:val="zh_TW" w:bidi="zh_TW"/>
-        </w:rPr>
-        <w:t>新約聖經中的許願</w:t>
       </w:r>
     </w:p>
     <w:p>
@@ -750,151 +1944,7 @@
         <w:rPr>
           <w:lang w:val="zh_TW" w:bidi="zh_TW"/>
         </w:rPr>
-        <w:t>「許願」在新約聖經中只出現兩次。這兩次都與使徒保羅有關（</w:t>
-      </w:r>
-      <w:hyperlink r:id="rId26">
-        <w:r>
-          <w:rPr>
-            <w:lang w:val="zh_TW" w:bidi="zh_TW"/>
-          </w:rPr>
-          <w:rPr>
-            <w:color w:val="0000EE"/>
-            <w:u w:val="single"/>
-          </w:rPr>
-          <w:t>使徒行傳18:18</w:t>
-        </w:r>
-      </w:hyperlink>
-      <w:r>
-        <w:rPr>
-          <w:lang w:val="zh_TW" w:bidi="zh_TW"/>
-        </w:rPr>
-        <w:t>，</w:t>
-      </w:r>
-      <w:hyperlink r:id="rId27">
-        <w:r>
-          <w:rPr>
-            <w:lang w:val="zh_TW" w:bidi="zh_TW"/>
-          </w:rPr>
-          <w:rPr>
-            <w:color w:val="0000EE"/>
-            <w:u w:val="single"/>
-          </w:rPr>
-          <w:t>21:23</w:t>
-        </w:r>
-      </w:hyperlink>
-      <w:hyperlink r:id="rId15">
-        <w:r>
-          <w:rPr>
-            <w:lang w:val="zh_TW" w:bidi="zh_TW"/>
-          </w:rPr>
-          <w:rPr>
-            <w:color w:val="0000EE"/>
-            <w:u w:val="single"/>
-          </w:rPr>
-          <w:t>–</w:t>
-        </w:r>
-      </w:hyperlink>
-      <w:hyperlink r:id="rId27">
-        <w:r>
-          <w:rPr>
-            <w:lang w:val="zh_TW" w:bidi="zh_TW"/>
-          </w:rPr>
-          <w:rPr>
-            <w:color w:val="0000EE"/>
-            <w:u w:val="single"/>
-          </w:rPr>
-          <w:t>24</w:t>
-        </w:r>
-      </w:hyperlink>
-      <w:r>
-        <w:rPr>
-          <w:lang w:val="zh_TW" w:bidi="zh_TW"/>
-        </w:rPr>
-        <w:t>）。但在「各耳板」這個詞的情況中涉及相同的原則（</w:t>
-      </w:r>
-      <w:hyperlink r:id="rId28">
-        <w:r>
-          <w:rPr>
-            <w:lang w:val="zh_TW" w:bidi="zh_TW"/>
-          </w:rPr>
-          <w:rPr>
-            <w:color w:val="0000EE"/>
-            <w:u w:val="single"/>
-          </w:rPr>
-          <w:t>馬可福音7:11</w:t>
-        </w:r>
-      </w:hyperlink>
-      <w:hyperlink r:id="rId15">
-        <w:r>
-          <w:rPr>
-            <w:lang w:val="zh_TW" w:bidi="zh_TW"/>
-          </w:rPr>
-          <w:rPr>
-            <w:color w:val="0000EE"/>
-            <w:u w:val="single"/>
-          </w:rPr>
-          <w:t>–</w:t>
-        </w:r>
-      </w:hyperlink>
-      <w:hyperlink r:id="rId28">
-        <w:r>
-          <w:rPr>
-            <w:lang w:val="zh_TW" w:bidi="zh_TW"/>
-          </w:rPr>
-          <w:rPr>
-            <w:color w:val="0000EE"/>
-            <w:u w:val="single"/>
-          </w:rPr>
-          <w:t>13</w:t>
-        </w:r>
-      </w:hyperlink>
-      <w:r>
-        <w:rPr>
-          <w:lang w:val="zh_TW" w:bidi="zh_TW"/>
-        </w:rPr>
-        <w:t>；比較</w:t>
-      </w:r>
-      <w:hyperlink r:id="rId29">
-        <w:r>
-          <w:rPr>
-            <w:lang w:val="zh_TW" w:bidi="zh_TW"/>
-          </w:rPr>
-          <w:rPr>
-            <w:color w:val="0000EE"/>
-            <w:u w:val="single"/>
-          </w:rPr>
-          <w:t>馬太福音15:5</w:t>
-        </w:r>
-      </w:hyperlink>
-      <w:hyperlink r:id="rId15">
-        <w:r>
-          <w:rPr>
-            <w:lang w:val="zh_TW" w:bidi="zh_TW"/>
-          </w:rPr>
-          <w:rPr>
-            <w:color w:val="0000EE"/>
-            <w:u w:val="single"/>
-          </w:rPr>
-          <w:t>–</w:t>
-        </w:r>
-      </w:hyperlink>
-      <w:hyperlink r:id="rId29">
-        <w:r>
-          <w:rPr>
-            <w:lang w:val="zh_TW" w:bidi="zh_TW"/>
-          </w:rPr>
-          <w:rPr>
-            <w:color w:val="0000EE"/>
-            <w:u w:val="single"/>
-          </w:rPr>
-          <w:t>6</w:t>
-        </w:r>
-      </w:hyperlink>
-      <w:r>
-        <w:rPr>
-          <w:lang w:val="zh_TW" w:bidi="zh_TW"/>
-        </w:rPr>
-        <w:t>）。在這兩段經文中，耶穌責備那些許願的人，因為許願是一種逃避其它責任的方法。這樣的「禮物」或「供物」涉及金錢。但耶穌說，神不希望這種經過設計從而不照顧人的禮物。</w:t>
+        <w:t>有些人認為，保羅在這裡強調的是創造的次序與人類墮落（亞當與夏娃犯罪）這兩個事實，並以此作為限制婦女在教會中行使權柄的理由。另一些人則認為保羅的指示是針對當時以弗所教會的具體情況（那裡出現錯誤教導的問題），因此保羅的話應理解為處理當時特定的情境，而非在所有教會中普遍禁止婦女教導的永久規條。</w:t>
       </w:r>
     </w:p>
     <w:p>
@@ -906,20 +1956,6 @@
       </w:r>
       <w:r>
         <w:rPr>
-          <w:lang w:val="zh_TW" w:bidi="zh_TW"/>
-        </w:rPr>
-        <w:t>保羅可能許了願，以避免猶太人和猶太基督徒信徒對他常有的反對。他們經常反對保羅解除外邦信徒遵行摩西律法的義務。保羅在耶路撒冷受到猶太當局的監視。他特意與其他四位猶太信徒一起在聖殿中還願。他的敵人隨後指控保羅將外邦人帶入聖潔的聖殿。</w:t>
-      </w:r>
-    </w:p>
-    <w:p>
-      <w:pPr/>
-      <w:r>
-        <w:rPr>
-          <w:lang w:val="zh_TW" w:bidi="zh_TW"/>
-        </w:rPr>
-      </w:r>
-      <w:r>
-        <w:rPr>
           <w:i/>
           <w:lang w:val="zh_TW" w:bidi="zh_TW"/>
         </w:rPr>
@@ -935,7 +1971,7 @@
         <w:rPr>
           <w:lang w:val="zh_TW" w:bidi="zh_TW"/>
         </w:rPr>
-        <w:t>盟約</w:t>
+        <w:t>亞當（人物）</w:t>
       </w:r>
       <w:r>
         <w:rPr>
@@ -947,1014 +1983,7 @@
         <w:rPr>
           <w:lang w:val="zh_TW" w:bidi="zh_TW"/>
         </w:rPr>
-        <w:t>誓言</w:t>
-      </w:r>
-      <w:r>
-        <w:rPr>
-          <w:lang w:val="zh_TW" w:bidi="zh_TW"/>
-        </w:rPr>
-        <w:t>。</w:t>
-      </w:r>
-      <w:r>
-        <w:rPr>
-          <w:lang w:val="zh_TW" w:bidi="zh_TW"/>
-        </w:rPr>
-      </w:r>
-      <w:r>
-        <w:rPr>
-          <w:lang w:val="zh_TW" w:bidi="zh_TW"/>
-        </w:rPr>
-      </w:r>
-    </w:p>
-    <w:p>
-      <w:pPr/>
-      <w:r>
-        <w:rPr>
-          <w:lang w:val="zh_TW" w:bidi="zh_TW"/>
-        </w:rPr>
-      </w:r>
-    </w:p>
-    <w:p>
-      <w:pPr>
-        <w:pStyle w:val="Heading2"/>
-      </w:pPr>
-      <w:r>
-        <w:rPr>
-          <w:lang w:val="zh_TW" w:bidi="zh_TW"/>
-        </w:rPr>
-        <w:t>敘利腓尼基</w:t>
-      </w:r>
-      <w:r>
-        <w:rPr>
-          <w:lang w:val="zh_TW" w:bidi="zh_TW"/>
-        </w:rPr>
-      </w:r>
-    </w:p>
-    <w:p>
-      <w:pPr/>
-      <w:r>
-        <w:rPr>
-          <w:lang w:val="zh_TW" w:bidi="zh_TW"/>
-        </w:rPr>
-      </w:r>
-      <w:r>
-        <w:rPr>
-          <w:lang w:val="zh_TW" w:bidi="zh_TW"/>
-        </w:rPr>
-        <w:t>在泰爾和西頓附近，求耶穌將鬼從她女兒身上趕出去的希臘婦女（</w:t>
-      </w:r>
-      <w:hyperlink r:id="rId30">
-        <w:r>
-          <w:rPr>
-            <w:lang w:val="zh_TW" w:bidi="zh_TW"/>
-          </w:rPr>
-          <w:rPr>
-            <w:color w:val="0000EE"/>
-            <w:u w:val="single"/>
-          </w:rPr>
-          <w:t>馬可福音7:26</w:t>
-        </w:r>
-      </w:hyperlink>
-      <w:r>
-        <w:rPr>
-          <w:lang w:val="zh_TW" w:bidi="zh_TW"/>
-        </w:rPr>
-        <w:t>）的家鄉。腓尼基地區位於羅馬省的敘利亞。</w:t>
-      </w:r>
-    </w:p>
-    <w:p>
-      <w:pPr/>
-      <w:r>
-        <w:rPr>
-          <w:lang w:val="zh_TW" w:bidi="zh_TW"/>
-        </w:rPr>
-      </w:r>
-      <w:r>
-        <w:rPr>
-          <w:lang w:val="zh_TW" w:bidi="zh_TW"/>
-        </w:rPr>
-        <w:t>我們不清楚為什麼馬可特別指出她的家鄉是敘利腓尼基。另一個北非省份被稱為利比亞腓尼基（Libyaphoenicia）。這可能會引起混淆。在平行經文中，這位婦女被稱為迦南人。腓尼基人自稱為迦南人（</w:t>
-      </w:r>
-      <w:hyperlink r:id="rId31">
-        <w:r>
-          <w:rPr>
-            <w:lang w:val="zh_TW" w:bidi="zh_TW"/>
-          </w:rPr>
-          <w:rPr>
-            <w:color w:val="0000EE"/>
-            <w:u w:val="single"/>
-          </w:rPr>
-          <w:t>馬太福音15:22</w:t>
-        </w:r>
-      </w:hyperlink>
-      <w:r>
-        <w:rPr>
-          <w:lang w:val="zh_TW" w:bidi="zh_TW"/>
-        </w:rPr>
-        <w:t>）。</w:t>
-      </w:r>
-      <w:r>
-        <w:rPr>
-          <w:lang w:val="zh_TW" w:bidi="zh_TW"/>
-        </w:rPr>
-      </w:r>
-      <w:r>
-        <w:rPr>
-          <w:lang w:val="zh_TW" w:bidi="zh_TW"/>
-        </w:rPr>
-      </w:r>
-    </w:p>
-    <w:p>
-      <w:pPr/>
-      <w:r>
-        <w:rPr>
-          <w:lang w:val="zh_TW" w:bidi="zh_TW"/>
-        </w:rPr>
-      </w:r>
-    </w:p>
-    <w:p>
-      <w:pPr>
-        <w:pStyle w:val="Heading2"/>
-      </w:pPr>
-      <w:r>
-        <w:rPr>
-          <w:lang w:val="zh_TW" w:bidi="zh_TW"/>
-        </w:rPr>
-        <w:t>敘利亞，敘利亞人</w:t>
-      </w:r>
-      <w:r>
-        <w:rPr>
-          <w:lang w:val="zh_TW" w:bidi="zh_TW"/>
-        </w:rPr>
-      </w:r>
-    </w:p>
-    <w:p>
-      <w:pPr/>
-      <w:r>
-        <w:rPr>
-          <w:lang w:val="zh_TW" w:bidi="zh_TW"/>
-        </w:rPr>
-      </w:r>
-      <w:r>
-        <w:rPr>
-          <w:lang w:val="zh_TW" w:bidi="zh_TW"/>
-        </w:rPr>
-        <w:t>在七十士譯本和一些英文翻譯中用來翻譯亞蘭，亞蘭人的詞。</w:t>
-      </w:r>
-    </w:p>
-    <w:p>
-      <w:pPr>
-        <w:pStyle w:val="Heading3"/>
-      </w:pPr>
-      <w:r>
-        <w:rPr>
-          <w:lang w:val="zh_TW" w:bidi="zh_TW"/>
-        </w:rPr>
-        <w:t>亞蘭人的歷史</w:t>
-      </w:r>
-    </w:p>
-    <w:p>
-      <w:pPr/>
-      <w:r>
-        <w:rPr>
-          <w:lang w:val="zh_TW" w:bidi="zh_TW"/>
-        </w:rPr>
-      </w:r>
-      <w:r>
-        <w:rPr>
-          <w:lang w:val="zh_TW" w:bidi="zh_TW"/>
-        </w:rPr>
-        <w:t>根據</w:t>
-      </w:r>
-      <w:hyperlink r:id="rId32">
-        <w:r>
-          <w:rPr>
-            <w:lang w:val="zh_TW" w:bidi="zh_TW"/>
-          </w:rPr>
-          <w:rPr>
-            <w:color w:val="0000EE"/>
-            <w:u w:val="single"/>
-          </w:rPr>
-          <w:t>創世記十章22至23節</w:t>
-        </w:r>
-      </w:hyperlink>
-      <w:r>
-        <w:rPr>
-          <w:lang w:val="zh_TW" w:bidi="zh_TW"/>
-        </w:rPr>
-        <w:t>的「國家列表」，亞蘭人（Arameans）是閃族的一支，是閃的後裔。在</w:t>
-      </w:r>
-      <w:hyperlink r:id="rId33">
-        <w:r>
-          <w:rPr>
-            <w:lang w:val="zh_TW" w:bidi="zh_TW"/>
-          </w:rPr>
-          <w:rPr>
-            <w:color w:val="0000EE"/>
-            <w:u w:val="single"/>
-          </w:rPr>
-          <w:t>創世記二十二章20至21節</w:t>
-        </w:r>
-      </w:hyperlink>
-      <w:r>
-        <w:rPr>
-          <w:lang w:val="zh_TW" w:bidi="zh_TW"/>
-        </w:rPr>
-        <w:t>的另一個家譜中，亞蘭是拿鶴的後裔。根據</w:t>
-      </w:r>
-      <w:hyperlink r:id="rId34">
-        <w:r>
-          <w:rPr>
-            <w:lang w:val="zh_TW" w:bidi="zh_TW"/>
-          </w:rPr>
-          <w:rPr>
-            <w:color w:val="0000EE"/>
-            <w:u w:val="single"/>
-          </w:rPr>
-          <w:t>阿摩司屬九章7節</w:t>
-        </w:r>
-      </w:hyperlink>
-      <w:r>
-        <w:rPr>
-          <w:lang w:val="zh_TW" w:bidi="zh_TW"/>
-        </w:rPr>
-        <w:t>，亞蘭人（敘利亞人）來自吉珥，這與</w:t>
-      </w:r>
-      <w:hyperlink r:id="rId35">
-        <w:r>
-          <w:rPr>
-            <w:lang w:val="zh_TW" w:bidi="zh_TW"/>
-          </w:rPr>
-          <w:rPr>
-            <w:color w:val="0000EE"/>
-            <w:u w:val="single"/>
-          </w:rPr>
-          <w:t>以賽亞書二十二章6節</w:t>
-        </w:r>
-      </w:hyperlink>
-      <w:r>
-        <w:rPr>
-          <w:lang w:val="zh_TW" w:bidi="zh_TW"/>
-        </w:rPr>
-        <w:t>中的以攔有關。亞蘭人被擄到吉珥（</w:t>
-      </w:r>
-      <w:hyperlink r:id="rId36">
-        <w:r>
-          <w:rPr>
-            <w:lang w:val="zh_TW" w:bidi="zh_TW"/>
-          </w:rPr>
-          <w:rPr>
-            <w:color w:val="0000EE"/>
-            <w:u w:val="single"/>
-          </w:rPr>
-          <w:t>列王紀下16:9</w:t>
-        </w:r>
-      </w:hyperlink>
-      <w:r>
-        <w:rPr>
-          <w:lang w:val="zh_TW" w:bidi="zh_TW"/>
-        </w:rPr>
-        <w:t>；</w:t>
-      </w:r>
-      <w:hyperlink r:id="rId37">
-        <w:r>
-          <w:rPr>
-            <w:lang w:val="zh_TW" w:bidi="zh_TW"/>
-          </w:rPr>
-          <w:rPr>
-            <w:color w:val="0000EE"/>
-            <w:u w:val="single"/>
-          </w:rPr>
-          <w:t>阿摩司書1:5</w:t>
-        </w:r>
-      </w:hyperlink>
-      <w:r>
-        <w:rPr>
-          <w:lang w:val="zh_TW" w:bidi="zh_TW"/>
-        </w:rPr>
-        <w:t>）可能暗示他們要回到他們原來的家園。然而，這群人的確切起源在歷史中已經失傳。當他們清晰地被載入歷史時，他們定居在幼發拉底河中部，從那裡向東方、西方和北方擴展。</w:t>
-      </w:r>
-    </w:p>
-    <w:p>
-      <w:pPr/>
-      <w:r>
-        <w:rPr>
-          <w:lang w:val="zh_TW" w:bidi="zh_TW"/>
-        </w:rPr>
-      </w:r>
-      <w:r>
-        <w:rPr>
-          <w:lang w:val="zh_TW" w:bidi="zh_TW"/>
-        </w:rPr>
-        <w:t>亞蘭族在傳統上被認為是在公元前第二個千年的前半期建立於上美索不達米亞。彼土利和拉班被稱為亞蘭人（</w:t>
-      </w:r>
-      <w:hyperlink r:id="rId38">
-        <w:r>
-          <w:rPr>
-            <w:lang w:val="zh_TW" w:bidi="zh_TW"/>
-          </w:rPr>
-          <w:rPr>
-            <w:color w:val="0000EE"/>
-            <w:u w:val="single"/>
-          </w:rPr>
-          <w:t>創世記25:20</w:t>
-        </w:r>
-      </w:hyperlink>
-      <w:r>
-        <w:rPr>
-          <w:lang w:val="zh_TW" w:bidi="zh_TW"/>
-        </w:rPr>
-        <w:t>，</w:t>
-      </w:r>
-      <w:hyperlink r:id="rId39">
-        <w:r>
-          <w:rPr>
-            <w:lang w:val="zh_TW" w:bidi="zh_TW"/>
-          </w:rPr>
-          <w:rPr>
-            <w:color w:val="0000EE"/>
-            <w:u w:val="single"/>
-          </w:rPr>
-          <w:t>28:1–7</w:t>
-        </w:r>
-      </w:hyperlink>
-      <w:r>
-        <w:rPr>
-          <w:lang w:val="zh_TW" w:bidi="zh_TW"/>
-        </w:rPr>
-        <w:t>）；彼土利的家在巴旦‧亞蘭（</w:t>
-      </w:r>
-      <w:hyperlink r:id="rId38">
-        <w:r>
-          <w:rPr>
-            <w:lang w:val="zh_TW" w:bidi="zh_TW"/>
-          </w:rPr>
-          <w:rPr>
-            <w:color w:val="0000EE"/>
-            <w:u w:val="single"/>
-          </w:rPr>
-          <w:t>25:20</w:t>
-        </w:r>
-      </w:hyperlink>
-      <w:r>
-        <w:rPr>
-          <w:lang w:val="zh_TW" w:bidi="zh_TW"/>
-        </w:rPr>
-        <w:t>）。先知何西阿回顧了歷史，指出雅各逃往「</w:t>
-      </w:r>
-      <w:r>
-        <w:rPr>
-          <w:lang w:val="zh_TW" w:bidi="zh_TW"/>
-        </w:rPr>
-        <w:t>亞蘭地</w:t>
-      </w:r>
-      <w:r>
-        <w:rPr>
-          <w:lang w:val="zh_TW" w:bidi="zh_TW"/>
-        </w:rPr>
-        <w:t>」（</w:t>
-      </w:r>
-      <w:hyperlink r:id="rId40">
-        <w:r>
-          <w:rPr>
-            <w:lang w:val="zh_TW" w:bidi="zh_TW"/>
-          </w:rPr>
-          <w:rPr>
-            <w:color w:val="0000EE"/>
-            <w:u w:val="single"/>
-          </w:rPr>
-          <w:t>何西阿書12:12</w:t>
-        </w:r>
-      </w:hyperlink>
-      <w:r>
-        <w:rPr>
-          <w:lang w:val="zh_TW" w:bidi="zh_TW"/>
-        </w:rPr>
-        <w:t>）或「亞蘭一納哈拉音」（兩河間的亞蘭），這是美索不達米亞北部位於幼發拉底河和底格里斯河之間的地區。在</w:t>
-      </w:r>
-      <w:hyperlink r:id="rId41">
-        <w:r>
-          <w:rPr>
-            <w:lang w:val="zh_TW" w:bidi="zh_TW"/>
-          </w:rPr>
-          <w:rPr>
-            <w:color w:val="0000EE"/>
-            <w:u w:val="single"/>
-          </w:rPr>
-          <w:t>申命記二十六章5節</w:t>
-        </w:r>
-      </w:hyperlink>
-      <w:r>
-        <w:rPr>
-          <w:lang w:val="zh_TW" w:bidi="zh_TW"/>
-        </w:rPr>
-        <w:t>中的認信宣告中，帶來初熟果子的以色列人承認：「</w:t>
-      </w:r>
-      <w:r>
-        <w:rPr>
-          <w:lang w:val="zh_TW" w:bidi="zh_TW"/>
-        </w:rPr>
-        <w:t>我祖</w:t>
-      </w:r>
-      <w:r>
-        <w:rPr>
-          <w:lang w:val="zh_TW" w:bidi="zh_TW"/>
-        </w:rPr>
-        <w:t>〔可能是雅各〕</w:t>
-      </w:r>
-      <w:r>
-        <w:rPr>
-          <w:lang w:val="zh_TW" w:bidi="zh_TW"/>
-        </w:rPr>
-        <w:t>原是一個將亡的亞蘭人</w:t>
-      </w:r>
-      <w:r>
-        <w:rPr>
-          <w:lang w:val="zh_TW" w:bidi="zh_TW"/>
-        </w:rPr>
-        <w:t>。」</w:t>
-      </w:r>
-    </w:p>
-    <w:p>
-      <w:pPr/>
-      <w:r>
-        <w:rPr>
-          <w:lang w:val="zh_TW" w:bidi="zh_TW"/>
-        </w:rPr>
-      </w:r>
-      <w:r>
-        <w:rPr>
-          <w:lang w:val="zh_TW" w:bidi="zh_TW"/>
-        </w:rPr>
-        <w:t>提革拉‧毗列色一世（Tiglath-pileser I）可能是這個地區早期亞蘭人存在的最佳證據。在他第四年的編年史中（公元前1112年），他提到在幼發拉底河中游地區進行了一次針對「阿赫拉瑪，亞蘭人（Akhlama, Arameans）」的戰役，並洗劫了比什里山區（Mt Bishri）的六個亞蘭村莊。</w:t>
-      </w:r>
-    </w:p>
-    <w:p>
-      <w:pPr/>
-      <w:r>
-        <w:rPr>
-          <w:lang w:val="zh_TW" w:bidi="zh_TW"/>
-        </w:rPr>
-      </w:r>
-      <w:r>
-        <w:rPr>
-          <w:lang w:val="zh_TW" w:bidi="zh_TW"/>
-        </w:rPr>
-        <w:t>上美索不達米亞的亞蘭人在聖經歷史中變得重要。他們建立了若干獨立的亞蘭國家，其中兩個對以色列百姓尤為重要—大衛時代的亞蘭-瑣巴，以及從所羅門時代開始的亞蘭-大馬士革。</w:t>
-      </w:r>
-    </w:p>
-    <w:p>
-      <w:pPr/>
-      <w:r>
-        <w:rPr>
-          <w:lang w:val="zh_TW" w:bidi="zh_TW"/>
-        </w:rPr>
-      </w:r>
-      <w:r>
-        <w:rPr>
-          <w:lang w:val="zh_TW" w:bidi="zh_TW"/>
-        </w:rPr>
-        <w:t>大約在公元前1100年，亞蘭部落已經遍布敘利亞，並擴展到約旦河東岸北部，在那裡他們與以色列人發生了衝突。在亞蘭-瑣巴王哈大底謝的鼎盛時期，他有幾個附庸國，如大馬士革、瑪迦和</w:t>
-      </w:r>
-      <w:r>
-        <w:rPr>
-          <w:lang w:val="zh_TW" w:bidi="zh_TW"/>
-        </w:rPr>
-        <w:t>陀伯</w:t>
-      </w:r>
-      <w:r>
-        <w:rPr>
-          <w:lang w:val="zh_TW" w:bidi="zh_TW"/>
-        </w:rPr>
-        <w:t>。他最終被大衛王擊敗（</w:t>
-      </w:r>
-      <w:hyperlink r:id="rId42">
-        <w:r>
-          <w:rPr>
-            <w:lang w:val="zh_TW" w:bidi="zh_TW"/>
-          </w:rPr>
-          <w:rPr>
-            <w:color w:val="0000EE"/>
-            <w:u w:val="single"/>
-          </w:rPr>
-          <w:t>撒母耳記下8:3–4</w:t>
-        </w:r>
-      </w:hyperlink>
-      <w:r>
-        <w:rPr>
-          <w:lang w:val="zh_TW" w:bidi="zh_TW"/>
-        </w:rPr>
-        <w:t>；</w:t>
-      </w:r>
-      <w:hyperlink r:id="rId43">
-        <w:r>
-          <w:rPr>
-            <w:lang w:val="zh_TW" w:bidi="zh_TW"/>
-          </w:rPr>
-          <w:rPr>
-            <w:color w:val="0000EE"/>
-            <w:u w:val="single"/>
-          </w:rPr>
-          <w:t>10:17–19</w:t>
-        </w:r>
-      </w:hyperlink>
-      <w:r>
-        <w:rPr>
-          <w:lang w:val="zh_TW" w:bidi="zh_TW"/>
-        </w:rPr>
-        <w:t>）。</w:t>
-      </w:r>
-    </w:p>
-    <w:p>
-      <w:pPr/>
-      <w:r>
-        <w:rPr>
-          <w:lang w:val="zh_TW" w:bidi="zh_TW"/>
-        </w:rPr>
-      </w:r>
-      <w:r>
-        <w:rPr>
-          <w:lang w:val="zh_TW" w:bidi="zh_TW"/>
-        </w:rPr>
-        <w:t>以色列和猶大發生的事件對大馬士革有一些影響。所羅門去世後，曾經統一的王國分裂為猶大和以色列，兩個小國之間出現了緊張的關係。戰爭在公元前890–880年間爆發，巴沙的以色列與亞撒的猶大之間發生了衝突。亞撒尋求大馬士革的便‧哈達一世的援助（</w:t>
-      </w:r>
-      <w:hyperlink r:id="rId44">
-        <w:r>
-          <w:rPr>
-            <w:lang w:val="zh_TW" w:bidi="zh_TW"/>
-          </w:rPr>
-          <w:rPr>
-            <w:color w:val="0000EE"/>
-            <w:u w:val="single"/>
-          </w:rPr>
-          <w:t>列王紀上15:18</w:t>
-        </w:r>
-      </w:hyperlink>
-      <w:r>
-        <w:rPr>
-          <w:lang w:val="zh_TW" w:bidi="zh_TW"/>
-        </w:rPr>
-        <w:t>）。約旦河東岸的土地多次易手。以色列王暗利的繼任者——即亞哈、亞哈謝、約蘭、耶戶、約哈斯和約阿施——與大馬士革發生了許多衝突。亞哈與便‧哈達及圍攻撒馬利亞的32個盟友作戰（</w:t>
-      </w:r>
-      <w:hyperlink r:id="rId45">
-        <w:r>
-          <w:rPr>
-            <w:lang w:val="zh_TW" w:bidi="zh_TW"/>
-          </w:rPr>
-          <w:rPr>
-            <w:color w:val="0000EE"/>
-            <w:u w:val="single"/>
-          </w:rPr>
-          <w:t>20:1</w:t>
-        </w:r>
-      </w:hyperlink>
-      <w:r>
-        <w:rPr>
-          <w:lang w:val="zh_TW" w:bidi="zh_TW"/>
-        </w:rPr>
-        <w:t>），但以色列擊敗了便‧哈達。第二次，便‧哈達進入以色列領土並到達</w:t>
-      </w:r>
-      <w:r>
-        <w:rPr>
-          <w:lang w:val="zh_TW" w:bidi="zh_TW"/>
-        </w:rPr>
-        <w:t>亞弗</w:t>
-      </w:r>
-      <w:r>
-        <w:rPr>
-          <w:lang w:val="zh_TW" w:bidi="zh_TW"/>
-        </w:rPr>
-        <w:t>（</w:t>
-      </w:r>
-      <w:hyperlink r:id="rId46">
-        <w:r>
-          <w:rPr>
-            <w:lang w:val="zh_TW" w:bidi="zh_TW"/>
-          </w:rPr>
-          <w:rPr>
-            <w:color w:val="0000EE"/>
-            <w:u w:val="single"/>
-          </w:rPr>
-          <w:t>20:26</w:t>
-        </w:r>
-      </w:hyperlink>
-      <w:r>
-        <w:rPr>
-          <w:lang w:val="zh_TW" w:bidi="zh_TW"/>
-        </w:rPr>
-        <w:t>），但他再次被擊敗並被俘。由於他戰敗，並被釋放，作為代價，他被迫在大馬士革開設市場供以色列貿易。在以色列和大馬士革之間三年的平安之後，敵對行動再次爆發，並導致亞哈在基列的拉末地區的戰鬥中被殺（</w:t>
-      </w:r>
-      <w:hyperlink r:id="rId47">
-        <w:r>
-          <w:rPr>
-            <w:lang w:val="zh_TW" w:bidi="zh_TW"/>
-          </w:rPr>
-          <w:rPr>
-            <w:color w:val="0000EE"/>
-            <w:u w:val="single"/>
-          </w:rPr>
-          <w:t>22:29–37</w:t>
-        </w:r>
-      </w:hyperlink>
-      <w:r>
-        <w:rPr>
-          <w:lang w:val="zh_TW" w:bidi="zh_TW"/>
-        </w:rPr>
-        <w:t>）。亞蘭-大馬士革最終被以色列王約阿施擊敗（</w:t>
-      </w:r>
-      <w:hyperlink r:id="rId48">
-        <w:r>
-          <w:rPr>
-            <w:lang w:val="zh_TW" w:bidi="zh_TW"/>
-          </w:rPr>
-          <w:rPr>
-            <w:color w:val="0000EE"/>
-            <w:u w:val="single"/>
-          </w:rPr>
-          <w:t>列王紀下13:25</w:t>
-        </w:r>
-      </w:hyperlink>
-      <w:r>
-        <w:rPr>
-          <w:lang w:val="zh_TW" w:bidi="zh_TW"/>
-        </w:rPr>
-        <w:t>）。</w:t>
-      </w:r>
-    </w:p>
-    <w:p>
-      <w:pPr>
-        <w:pStyle w:val="Heading3"/>
-      </w:pPr>
-      <w:r>
-        <w:rPr>
-          <w:lang w:val="zh_TW" w:bidi="zh_TW"/>
-        </w:rPr>
-        <w:t>亞蘭王國崩潰後的敘利亞</w:t>
-      </w:r>
-    </w:p>
-    <w:p>
-      <w:pPr/>
-      <w:r>
-        <w:rPr>
-          <w:lang w:val="zh_TW" w:bidi="zh_TW"/>
-        </w:rPr>
-      </w:r>
-      <w:r>
-        <w:rPr>
-          <w:lang w:val="zh_TW" w:bidi="zh_TW"/>
-        </w:rPr>
-        <w:t>在公元前733至732年，亞蘭-大馬士革崩潰後，整個地區的政治特性發生了變化。在隨後的幾個世紀中，直到基督教時代，該地區先後被幾個大國控制，沒有獨立的亞蘭國家存留。當亞述在公元前612至609年崩潰時，該地區短暫地被巴比倫控制。隨著波斯王居魯士崛起，敘利亞地區迅速被波斯軍隊佔領。巴勒斯坦、小亞細亞和埃及同時被納入波斯帝國。</w:t>
-      </w:r>
-    </w:p>
-    <w:p>
-      <w:pPr/>
-      <w:r>
-        <w:rPr>
-          <w:lang w:val="zh_TW" w:bidi="zh_TW"/>
-        </w:rPr>
-      </w:r>
-      <w:r>
-        <w:rPr>
-          <w:lang w:val="zh_TW" w:bidi="zh_TW"/>
-        </w:rPr>
-        <w:t>對該地區產生影響的下一個重要政治變革是於公元前360年出現的馬其頓的腓力。他的兒子亞歷山大大帝（公元前336–323年）鞏固了希臘在整個西亞細亞以及遠至印度邊界的勢力。當年僅33歲的他於公元前323年去世後，西亞細亞的控制權落入亞歷山大的將軍手中。將軍塞琉古一世（Seleucus I，公元前312–280年）控制了小亞細亞的南部、敘利亞地區、美索不達米亞，並向東延伸至印度邊界。因此，敘利亞落入了希臘化統治者塞琉古的影響之下，他在安提阿建立了一個新的首都。</w:t>
-      </w:r>
-    </w:p>
-    <w:p>
-      <w:pPr/>
-      <w:r>
-        <w:rPr>
-          <w:lang w:val="zh_TW" w:bidi="zh_TW"/>
-        </w:rPr>
-      </w:r>
-      <w:r>
-        <w:rPr>
-          <w:lang w:val="zh_TW" w:bidi="zh_TW"/>
-        </w:rPr>
-        <w:t>再往西，羅馬正在崛起並將目光投向東方。龐培將軍擊敗了本都年輕的王米特里達梯（Mithridates），並著手摧毀塞琉古王國的殘餘勢力。敘利亞的西部地區在公元前64年被劃為羅馬省。龐培最終進入巴勒斯坦，該地在公元前63年落入羅馬的控制之下。</w:t>
-      </w:r>
-    </w:p>
-    <w:p>
-      <w:pPr/>
-      <w:r>
-        <w:rPr>
-          <w:lang w:val="zh_TW" w:bidi="zh_TW"/>
-        </w:rPr>
-      </w:r>
-      <w:r>
-        <w:rPr>
-          <w:lang w:val="zh_TW" w:bidi="zh_TW"/>
-        </w:rPr>
-        <w:t>羅馬的敘利亞省包括基利家，這是位於小亞細亞東南角的條形領土。北部邊界延伸到幼發拉底河，邊界向南一直延伸到大馬士革，然後向西轉，約在死海中途，繼續向西到地中海。敘利亞的西部邊界是地中海，直到亞歷山大港灣，然後向西。敘利亞省和基利家省（</w:t>
-      </w:r>
-      <w:hyperlink r:id="rId49">
-        <w:r>
-          <w:rPr>
-            <w:lang w:val="zh_TW" w:bidi="zh_TW"/>
-          </w:rPr>
-          <w:rPr>
-            <w:color w:val="0000EE"/>
-            <w:u w:val="single"/>
-          </w:rPr>
-          <w:t>使徒行傳15:23、41</w:t>
-        </w:r>
-      </w:hyperlink>
-      <w:r>
-        <w:rPr>
-          <w:lang w:val="zh_TW" w:bidi="zh_TW"/>
-        </w:rPr>
-        <w:t>；</w:t>
-      </w:r>
-      <w:hyperlink r:id="rId50">
-        <w:r>
-          <w:rPr>
-            <w:lang w:val="zh_TW" w:bidi="zh_TW"/>
-          </w:rPr>
-          <w:rPr>
-            <w:color w:val="0000EE"/>
-            <w:u w:val="single"/>
-          </w:rPr>
-          <w:t>加拉太書1:21</w:t>
-        </w:r>
-      </w:hyperlink>
-      <w:r>
-        <w:rPr>
-          <w:lang w:val="zh_TW" w:bidi="zh_TW"/>
-        </w:rPr>
-        <w:t>）由一位帝國將軍（</w:t>
-      </w:r>
-      <w:r>
-        <w:rPr>
-          <w:i/>
-          <w:lang w:val="zh_TW" w:bidi="zh_TW"/>
-        </w:rPr>
-        <w:t>legatis</w:t>
-      </w:r>
-      <w:r>
-        <w:rPr>
-          <w:lang w:val="zh_TW" w:bidi="zh_TW"/>
-        </w:rPr>
-        <w:t>）統治，他指揮著一支強大的軍團部隊。這樣的一位巡撫居里扭（Quirinius），在凱撒奧古斯都的人口普查時期統治敘利亞；這次人口普查使約瑟和馬利亞來到伯利恆，在那裡耶穌誕生了（</w:t>
-      </w:r>
-      <w:hyperlink r:id="rId51">
-        <w:r>
-          <w:rPr>
-            <w:lang w:val="zh_TW" w:bidi="zh_TW"/>
-          </w:rPr>
-          <w:rPr>
-            <w:color w:val="0000EE"/>
-            <w:u w:val="single"/>
-          </w:rPr>
-          <w:t>路加福音2:2</w:t>
-        </w:r>
-      </w:hyperlink>
-      <w:r>
-        <w:rPr>
-          <w:lang w:val="zh_TW" w:bidi="zh_TW"/>
-        </w:rPr>
-        <w:t>）。</w:t>
-      </w:r>
-    </w:p>
-    <w:p>
-      <w:pPr/>
-      <w:r>
-        <w:rPr>
-          <w:lang w:val="zh_TW" w:bidi="zh_TW"/>
-        </w:rPr>
-      </w:r>
-      <w:r>
-        <w:rPr>
-          <w:lang w:val="zh_TW" w:bidi="zh_TW"/>
-        </w:rPr>
-        <w:t>在接下來的幾個世紀中，大馬士革的人口被基督教化，基督教傳播到羅馬的敘利亞省，形成了至今仍存在的古敘利亞教會。那裡留下了用亞蘭文寫成的基督教文學的非凡遺產。古老的亞蘭文仍然存在，雖然使用了修改過的字母來書寫。</w:t>
-      </w:r>
-    </w:p>
-    <w:p>
-      <w:pPr/>
-      <w:r>
-        <w:rPr>
-          <w:lang w:val="zh_TW" w:bidi="zh_TW"/>
-        </w:rPr>
-      </w:r>
-      <w:r>
-        <w:rPr>
-          <w:lang w:val="zh_TW" w:bidi="zh_TW"/>
-        </w:rPr>
-        <w:t>七世紀伊斯蘭教興起，導致敘利亞教會明顯削弱，不過它從未被完全摧毀。散居的亞蘭文使用者群體仍然在敘利亞的部分地區生存，而現代考古工作已經使許多基督教教堂的遺跡重見光明。</w:t>
-      </w:r>
-    </w:p>
-    <w:p>
-      <w:pPr>
-        <w:pStyle w:val="Heading3"/>
-      </w:pPr>
-      <w:r>
-        <w:rPr>
-          <w:lang w:val="zh_TW" w:bidi="zh_TW"/>
-        </w:rPr>
-        <w:t>語言與文化</w:t>
-      </w:r>
-    </w:p>
-    <w:p>
-      <w:pPr/>
-      <w:r>
-        <w:rPr>
-          <w:lang w:val="zh_TW" w:bidi="zh_TW"/>
-        </w:rPr>
-      </w:r>
-      <w:r>
-        <w:rPr>
-          <w:lang w:val="zh_TW" w:bidi="zh_TW"/>
-        </w:rPr>
-        <w:t>亞蘭文是亞蘭人的語言，目前已發現許多銘文。以色列人採用了亞蘭文字母，該語言成為整個近東外交和行政的國際語言。在波斯時期，從埃及到印度，它是通用語言，在耶穌的時代廣泛使用於巴勒斯坦。「</w:t>
-      </w:r>
-      <w:r>
-        <w:rPr>
-          <w:lang w:val="zh_TW" w:bidi="zh_TW"/>
-        </w:rPr>
-        <w:t>大利大，古米〔</w:t>
-      </w:r>
-      <w:r>
-        <w:rPr>
-          <w:i/>
-          <w:lang w:val="zh_TW" w:bidi="zh_TW"/>
-        </w:rPr>
-        <w:t>talitha cumi</w:t>
-      </w:r>
-      <w:r>
-        <w:rPr>
-          <w:lang w:val="zh_TW" w:bidi="zh_TW"/>
-        </w:rPr>
-        <w:t>〕</w:t>
-      </w:r>
-      <w:r>
-        <w:rPr>
-          <w:lang w:val="zh_TW" w:bidi="zh_TW"/>
-        </w:rPr>
-        <w:t>」（</w:t>
-      </w:r>
-      <w:hyperlink r:id="rId52">
-        <w:r>
-          <w:rPr>
-            <w:lang w:val="zh_TW" w:bidi="zh_TW"/>
-          </w:rPr>
-          <w:rPr>
-            <w:color w:val="0000EE"/>
-            <w:u w:val="single"/>
-          </w:rPr>
-          <w:t>馬可福音5:41</w:t>
-        </w:r>
-      </w:hyperlink>
-      <w:r>
-        <w:rPr>
-          <w:lang w:val="zh_TW" w:bidi="zh_TW"/>
-        </w:rPr>
-        <w:t>）和「主必要來</w:t>
-      </w:r>
-      <w:r>
-        <w:rPr>
-          <w:lang w:val="zh_TW" w:bidi="zh_TW"/>
-        </w:rPr>
-        <w:t>〔</w:t>
-      </w:r>
-      <w:r>
-        <w:rPr>
-          <w:i/>
-          <w:lang w:val="zh_TW" w:bidi="zh_TW"/>
-        </w:rPr>
-        <w:t>marana tha</w:t>
-      </w:r>
-      <w:r>
-        <w:rPr>
-          <w:lang w:val="zh_TW" w:bidi="zh_TW"/>
-        </w:rPr>
-        <w:t>〕</w:t>
-      </w:r>
-      <w:r>
-        <w:rPr>
-          <w:lang w:val="zh_TW" w:bidi="zh_TW"/>
-        </w:rPr>
-        <w:t>」（</w:t>
-      </w:r>
-      <w:hyperlink r:id="rId53">
-        <w:r>
-          <w:rPr>
-            <w:lang w:val="zh_TW" w:bidi="zh_TW"/>
-          </w:rPr>
-          <w:rPr>
-            <w:color w:val="0000EE"/>
-            <w:u w:val="single"/>
-          </w:rPr>
-          <w:t>哥林多前書16:22</w:t>
-        </w:r>
-      </w:hyperlink>
-      <w:r>
-        <w:rPr>
-          <w:lang w:val="zh_TW" w:bidi="zh_TW"/>
-        </w:rPr>
-        <w:t>）是亞蘭文。</w:t>
-      </w:r>
-    </w:p>
-    <w:p>
-      <w:pPr/>
-      <w:r>
-        <w:rPr>
-          <w:lang w:val="zh_TW" w:bidi="zh_TW"/>
-        </w:rPr>
-      </w:r>
-      <w:r>
-        <w:rPr>
-          <w:lang w:val="zh_TW" w:bidi="zh_TW"/>
-        </w:rPr>
-        <w:t>在許多地點的發掘提供了對亞蘭建築、雕塑、陶器和其他藝術的良好了解。亞蘭人的宗教是多神教。人們也崇拜許多外國神祇。主要的亞蘭神祇是古代西閃族的風暴神哈大（Hadad）。在猶大的亞哈斯時代，當基於大馬士革</w:t>
-      </w:r>
-      <w:r>
-        <w:rPr>
-          <w:lang w:val="zh_TW" w:bidi="zh_TW"/>
-        </w:rPr>
-        <w:t>規模樣式</w:t>
-      </w:r>
-      <w:r>
-        <w:rPr>
-          <w:lang w:val="zh_TW" w:bidi="zh_TW"/>
-        </w:rPr>
-        <w:t>的壇被放在聖殿時，大馬士革的崇拜被強加給耶路撒冷的百姓（</w:t>
-      </w:r>
-      <w:hyperlink r:id="rId54">
-        <w:r>
-          <w:rPr>
-            <w:lang w:val="zh_TW" w:bidi="zh_TW"/>
-          </w:rPr>
-          <w:rPr>
-            <w:color w:val="0000EE"/>
-            <w:u w:val="single"/>
-          </w:rPr>
-          <w:t>列王紀下16:10–13</w:t>
-        </w:r>
-      </w:hyperlink>
-      <w:r>
-        <w:rPr>
-          <w:lang w:val="zh_TW" w:bidi="zh_TW"/>
-        </w:rPr>
-        <w:t>）。被亞述統治者撒珥根（Sargon）擄到撒馬利亞的亞蘭人，則帶來了外國的亞蘭崇拜（</w:t>
-      </w:r>
-      <w:hyperlink r:id="rId55">
-        <w:r>
-          <w:rPr>
-            <w:lang w:val="zh_TW" w:bidi="zh_TW"/>
-          </w:rPr>
-          <w:rPr>
-            <w:color w:val="0000EE"/>
-            <w:u w:val="single"/>
-          </w:rPr>
-          <w:t>17:24–34</w:t>
-        </w:r>
-      </w:hyperlink>
-      <w:r>
-        <w:rPr>
-          <w:lang w:val="zh_TW" w:bidi="zh_TW"/>
-        </w:rPr>
-        <w:t>）。</w:t>
-      </w:r>
-    </w:p>
-    <w:p>
-      <w:pPr/>
-      <w:r>
-        <w:rPr>
-          <w:lang w:val="zh_TW" w:bidi="zh_TW"/>
-        </w:rPr>
-      </w:r>
-      <w:r>
-        <w:rPr>
-          <w:lang w:val="zh_TW" w:bidi="zh_TW"/>
-        </w:rPr>
-        <w:t>在亞蘭國家消失後的幾個世紀中，亞蘭文依然存活。基督教形式的亞蘭文，即敘利亞語，留下了大量的文學、歷史、神學、註釋、論文和翻譯作品，這些作品被小心地保存在古老的修道院圖書館中，尤其是在敘利亞北部、伊拉克北部和土耳其南部。</w:t>
-      </w:r>
-    </w:p>
-    <w:p>
-      <w:pPr/>
-      <w:r>
-        <w:rPr>
-          <w:lang w:val="zh_TW" w:bidi="zh_TW"/>
-        </w:rPr>
-      </w:r>
-      <w:r>
-        <w:rPr>
-          <w:i/>
-          <w:lang w:val="zh_TW" w:bidi="zh_TW"/>
-        </w:rPr>
-        <w:t>另見</w:t>
-      </w:r>
-      <w:r>
-        <w:rPr>
-          <w:lang w:val="zh_TW" w:bidi="zh_TW"/>
-        </w:rPr>
-        <w:t xml:space="preserve"> </w:t>
-      </w:r>
-      <w:r>
-        <w:rPr>
-          <w:lang w:val="zh_TW" w:bidi="zh_TW"/>
-        </w:rPr>
-        <w:t>亞蘭文</w:t>
+        <w:t>伊甸園</w:t>
       </w:r>
       <w:r>
         <w:rPr>

--- a/zht/docx/180.content.docx
+++ b/zht/docx/180.content.docx
@@ -149,7 +149,7 @@
         <w:rPr>
           <w:lang w:val="zh_TW" w:bidi="zh_TW"/>
         </w:rPr>
-        <w:t>xia</w:t>
+        <w:t>wei</w:t>
       </w:r>
       <w:r>
         <w:rPr>
@@ -212,7 +212,7 @@
         <w:rPr>
           <w:lang w:val="zh_TW" w:bidi="zh_TW"/>
         </w:rPr>
-        <w:t>瞎眼</w:t>
+        <w:t>偉人</w:t>
       </w:r>
       <w:r>
         <w:rPr>
@@ -231,18 +231,7 @@
         <w:rPr>
           <w:lang w:val="zh_TW" w:bidi="zh_TW"/>
         </w:rPr>
-        <w:t>無法看見的態狀。瞎眼在古代近東地區十分普遍，至今仍在許多貧困和部落社區中常見，特別是在缺乏現代醫療資源的地方。</w:t>
-      </w:r>
-    </w:p>
-    <w:p>
-      <w:pPr>
-        <w:pStyle w:val="Heading3"/>
-      </w:pPr>
-      <w:r>
-        <w:rPr>
-          <w:lang w:val="zh_TW" w:bidi="zh_TW"/>
-        </w:rPr>
-        <w:t>什麼原因導致失明？</w:t>
+        <w:t>有四個希伯來詞在有些譯本中都譯為偉人（giants）。</w:t>
       </w:r>
     </w:p>
     <w:p>
@@ -251,12 +240,6 @@
         <w:rPr>
           <w:lang w:val="zh_TW" w:bidi="zh_TW"/>
         </w:rPr>
-      </w:r>
-      <w:r>
-        <w:rPr>
-          <w:lang w:val="zh_TW" w:bidi="zh_TW"/>
-        </w:rPr>
-        <w:t>聖經沒有討論瞎眼的醫學原因，但可能與個人衛生欠佳和不衛生（不清潔或骯髒）的生活環境有關。新生嬰兒最容易受影響。大多數天生瞎眼（</w:t>
       </w:r>
       <w:hyperlink r:id="rId13">
         <w:r>
@@ -267,16 +250,54 @@
             <w:color w:val="0000EE"/>
             <w:u w:val="single"/>
           </w:rPr>
-          <w:t>約9:1</w:t>
+          <w:t>約伯記十六章14節</w:t>
         </w:r>
       </w:hyperlink>
       <w:r>
         <w:rPr>
           <w:lang w:val="zh_TW" w:bidi="zh_TW"/>
         </w:rPr>
-        <w:t>–</w:t>
-      </w:r>
-      <w:hyperlink r:id="rId13">
+        <w:t>中出現的希伯來詞，有譯本譯為「</w:t>
+      </w:r>
+      <w:r>
+        <w:rPr>
+          <w:lang w:val="zh_TW" w:bidi="zh_TW"/>
+        </w:rPr>
+        <w:t>偉人</w:t>
+      </w:r>
+      <w:r>
+        <w:rPr>
+          <w:lang w:val="zh_TW" w:bidi="zh_TW"/>
+        </w:rPr>
+        <w:t>」，但也有譯本譯為「</w:t>
+      </w:r>
+      <w:r>
+        <w:rPr>
+          <w:lang w:val="zh_TW" w:bidi="zh_TW"/>
+        </w:rPr>
+        <w:t>勇士</w:t>
+      </w:r>
+      <w:r>
+        <w:rPr>
+          <w:lang w:val="zh_TW" w:bidi="zh_TW"/>
+        </w:rPr>
+        <w:t>」。</w:t>
+      </w:r>
+    </w:p>
+    <w:p>
+      <w:pPr/>
+      <w:r>
+        <w:rPr>
+          <w:lang w:val="zh_TW" w:bidi="zh_TW"/>
+        </w:rPr>
+      </w:r>
+      <w:r>
+        <w:rPr>
+          <w:lang w:val="zh_TW" w:bidi="zh_TW"/>
+        </w:rPr>
+        <w:t>另一個希伯來詞出現在</w:t>
+      </w:r>
+      <w:hyperlink r:id="rId14">
         <w:r>
           <w:rPr>
             <w:lang w:val="zh_TW" w:bidi="zh_TW"/>
@@ -285,14 +306,32 @@
             <w:color w:val="0000EE"/>
             <w:u w:val="single"/>
           </w:rPr>
-          <w:t>3</w:t>
+          <w:t>創世記六章4節</w:t>
         </w:r>
       </w:hyperlink>
       <w:r>
         <w:rPr>
           <w:lang w:val="zh_TW" w:bidi="zh_TW"/>
         </w:rPr>
-        <w:t>）可能是母親將細菌（如淋病菌）傳給嬰兒眼睛所致。感染後，眼睛會在三天內出現炎症、膿液和腫脹。當時的基本醫療無法防止眼睛的受害。</w:t>
+        <w:t>和</w:t>
+      </w:r>
+      <w:hyperlink r:id="rId15">
+        <w:r>
+          <w:rPr>
+            <w:lang w:val="zh_TW" w:bidi="zh_TW"/>
+          </w:rPr>
+          <w:rPr>
+            <w:color w:val="0000EE"/>
+            <w:u w:val="single"/>
+          </w:rPr>
+          <w:t>民數記十三章33節</w:t>
+        </w:r>
+      </w:hyperlink>
+      <w:r>
+        <w:rPr>
+          <w:lang w:val="zh_TW" w:bidi="zh_TW"/>
+        </w:rPr>
+        <w:t>，一些翻譯譯為「偉人」，而另一些則譯為「尼腓林人」（Nephilim）。希伯來詞尼腓林人沒有被翻譯出來，而是用字母拼寫出來。尼腓林人的確切含義不明，似乎指的是一群或一個種族的人。有些人認為他們非常高大或強壯，但聖經並未明確指出這一點。</w:t>
       </w:r>
     </w:p>
     <w:p>
@@ -306,7 +345,7 @@
         <w:rPr>
           <w:lang w:val="zh_TW" w:bidi="zh_TW"/>
         </w:rPr>
-        <w:t>現代醫學可以用眼藥水醫治嬰兒的眼疾，但對於貧困的人來說，並不總是可以獲得這些藥物，今天在中東的某些地區甚至拒絕使用藥物。嬰兒和幼兒還面臨其它由害蟲傳播的眼疾的威脅。這些疾病會導致嚴重的結痂、眼瞼下垂、睫毛脫落，最終完全瞎眼。在世界的某些地方，有民間迷信仍然容許蒼蠅在嬰兒身上飛來飛去。</w:t>
+        <w:t>沒有一個翻譯為「偉人」的詞，實際上是指「高大的巨人」。因此，我們無法確定這些人是否非常高大。</w:t>
       </w:r>
     </w:p>
     <w:p>
@@ -320,7 +359,112 @@
         <w:rPr>
           <w:lang w:val="zh_TW" w:bidi="zh_TW"/>
         </w:rPr>
-        <w:t>成年人瞎眼的原因可能包括：</w:t>
+        <w:t>幾處經文中提到「偉人」，但有譯本用了希伯來詞</w:t>
+      </w:r>
+      <w:r>
+        <w:rPr>
+          <w:lang w:val="zh_TW" w:bidi="zh_TW"/>
+        </w:rPr>
+        <w:t>利乏音人</w:t>
+      </w:r>
+      <w:r>
+        <w:rPr>
+          <w:lang w:val="zh_TW" w:bidi="zh_TW"/>
+        </w:rPr>
+        <w:t>（</w:t>
+      </w:r>
+      <w:r>
+        <w:rPr>
+          <w:i/>
+          <w:lang w:val="zh_TW" w:bidi="zh_TW"/>
+        </w:rPr>
+        <w:t>Rephaim</w:t>
+      </w:r>
+      <w:r>
+        <w:rPr>
+          <w:lang w:val="zh_TW" w:bidi="zh_TW"/>
+        </w:rPr>
+        <w:t>，例如</w:t>
+      </w:r>
+      <w:hyperlink r:id="rId16">
+        <w:r>
+          <w:rPr>
+            <w:lang w:val="zh_TW" w:bidi="zh_TW"/>
+          </w:rPr>
+          <w:rPr>
+            <w:color w:val="0000EE"/>
+            <w:u w:val="single"/>
+          </w:rPr>
+          <w:t>申2:20</w:t>
+        </w:r>
+      </w:hyperlink>
+      <w:r>
+        <w:rPr>
+          <w:lang w:val="zh_TW" w:bidi="zh_TW"/>
+        </w:rPr>
+        <w:t>，</w:t>
+      </w:r>
+      <w:hyperlink r:id="rId17">
+        <w:r>
+          <w:rPr>
+            <w:lang w:val="zh_TW" w:bidi="zh_TW"/>
+          </w:rPr>
+          <w:rPr>
+            <w:color w:val="0000EE"/>
+            <w:u w:val="single"/>
+          </w:rPr>
+          <w:t>3:11</w:t>
+        </w:r>
+      </w:hyperlink>
+      <w:r>
+        <w:rPr>
+          <w:lang w:val="zh_TW" w:bidi="zh_TW"/>
+        </w:rPr>
+        <w:t>；</w:t>
+      </w:r>
+      <w:hyperlink r:id="rId18">
+        <w:r>
+          <w:rPr>
+            <w:lang w:val="zh_TW" w:bidi="zh_TW"/>
+          </w:rPr>
+          <w:rPr>
+            <w:color w:val="0000EE"/>
+            <w:u w:val="single"/>
+          </w:rPr>
+          <w:t>書12:4</w:t>
+        </w:r>
+      </w:hyperlink>
+      <w:r>
+        <w:rPr>
+          <w:lang w:val="zh_TW" w:bidi="zh_TW"/>
+        </w:rPr>
+        <w:t>）。</w:t>
+      </w:r>
+      <w:r>
+        <w:rPr>
+          <w:lang w:val="zh_TW" w:bidi="zh_TW"/>
+        </w:rPr>
+        <w:t>利乏音人</w:t>
+      </w:r>
+      <w:r>
+        <w:rPr>
+          <w:lang w:val="zh_TW" w:bidi="zh_TW"/>
+        </w:rPr>
+        <w:t>通常以其複數形式出現，指的是居住在迦南地的幾個族群。這些族群可能身材非常高大或魁梧。</w:t>
+      </w:r>
+    </w:p>
+    <w:p>
+      <w:pPr/>
+      <w:r>
+        <w:rPr>
+          <w:lang w:val="zh_TW" w:bidi="zh_TW"/>
+        </w:rPr>
+      </w:r>
+      <w:r>
+        <w:rPr>
+          <w:lang w:val="zh_TW" w:bidi="zh_TW"/>
+        </w:rPr>
+        <w:t>它們包括：</w:t>
       </w:r>
     </w:p>
     <w:p>
@@ -338,7 +482,25 @@
         <w:rPr>
           <w:lang w:val="zh_TW" w:bidi="zh_TW"/>
         </w:rPr>
-        <w:t>瘧疾</w:t>
+        <w:t>住在希伯崙附近猶大山地的亞納人（</w:t>
+      </w:r>
+      <w:hyperlink r:id="rId19">
+        <w:r>
+          <w:rPr>
+            <w:lang w:val="zh_TW" w:bidi="zh_TW"/>
+          </w:rPr>
+          <w:rPr>
+            <w:color w:val="0000EE"/>
+            <w:u w:val="single"/>
+          </w:rPr>
+          <w:t>申2:11</w:t>
+        </w:r>
+      </w:hyperlink>
+      <w:r>
+        <w:rPr>
+          <w:lang w:val="zh_TW" w:bidi="zh_TW"/>
+        </w:rPr>
+        <w:t>）</w:t>
       </w:r>
     </w:p>
     <w:p>
@@ -356,7 +518,25 @@
         <w:rPr>
           <w:lang w:val="zh_TW" w:bidi="zh_TW"/>
         </w:rPr>
-        <w:t>長時間暴露在沙塵暴中</w:t>
+        <w:t>摩押的以米人（</w:t>
+      </w:r>
+      <w:hyperlink r:id="rId20">
+        <w:r>
+          <w:rPr>
+            <w:lang w:val="zh_TW" w:bidi="zh_TW"/>
+          </w:rPr>
+          <w:rPr>
+            <w:color w:val="0000EE"/>
+            <w:u w:val="single"/>
+          </w:rPr>
+          <w:t>申2:10</w:t>
+        </w:r>
+      </w:hyperlink>
+      <w:r>
+        <w:rPr>
+          <w:lang w:val="zh_TW" w:bidi="zh_TW"/>
+        </w:rPr>
+        <w:t>）</w:t>
       </w:r>
     </w:p>
     <w:p>
@@ -374,7 +554,37 @@
         <w:rPr>
           <w:lang w:val="zh_TW" w:bidi="zh_TW"/>
         </w:rPr>
-        <w:t>曠野中的陽光刺眼</w:t>
+        <w:t>亞捫的</w:t>
+      </w:r>
+      <w:r>
+        <w:rPr>
+          <w:lang w:val="zh_TW" w:bidi="zh_TW"/>
+        </w:rPr>
+        <w:t>散送冥</w:t>
+      </w:r>
+      <w:r>
+        <w:rPr>
+          <w:lang w:val="zh_TW" w:bidi="zh_TW"/>
+        </w:rPr>
+        <w:t>人（</w:t>
+      </w:r>
+      <w:hyperlink r:id="rId16">
+        <w:r>
+          <w:rPr>
+            <w:lang w:val="zh_TW" w:bidi="zh_TW"/>
+          </w:rPr>
+          <w:rPr>
+            <w:color w:val="0000EE"/>
+            <w:u w:val="single"/>
+          </w:rPr>
+          <w:t>申2:20</w:t>
+        </w:r>
+      </w:hyperlink>
+      <w:r>
+        <w:rPr>
+          <w:lang w:val="zh_TW" w:bidi="zh_TW"/>
+        </w:rPr>
+        <w:t>）</w:t>
       </w:r>
     </w:p>
     <w:p>
@@ -392,12 +602,1409 @@
         <w:rPr>
           <w:lang w:val="zh_TW" w:bidi="zh_TW"/>
         </w:rPr>
-        <w:t>意外受傷</w:t>
-      </w:r>
-    </w:p>
-    <w:p>
-      <w:pPr>
-        <w:pStyle w:val="ListBullet"/>
+        <w:t>巴珊人（</w:t>
+      </w:r>
+      <w:hyperlink r:id="rId17">
+        <w:r>
+          <w:rPr>
+            <w:lang w:val="zh_TW" w:bidi="zh_TW"/>
+          </w:rPr>
+          <w:rPr>
+            <w:color w:val="0000EE"/>
+            <w:u w:val="single"/>
+          </w:rPr>
+          <w:t>申3:11</w:t>
+        </w:r>
+      </w:hyperlink>
+      <w:r>
+        <w:rPr>
+          <w:lang w:val="zh_TW" w:bidi="zh_TW"/>
+        </w:rPr>
+        <w:t>）</w:t>
+      </w:r>
+    </w:p>
+    <w:p>
+      <w:pPr/>
+      <w:r>
+        <w:rPr>
+          <w:lang w:val="zh_TW" w:bidi="zh_TW"/>
+        </w:rPr>
+      </w:r>
+      <w:r>
+        <w:rPr>
+          <w:lang w:val="zh_TW" w:bidi="zh_TW"/>
+        </w:rPr>
+        <w:t>利乏音一詞也出現在約書亞記（</w:t>
+      </w:r>
+      <w:hyperlink r:id="rId18">
+        <w:r>
+          <w:rPr>
+            <w:lang w:val="zh_TW" w:bidi="zh_TW"/>
+          </w:rPr>
+          <w:rPr>
+            <w:color w:val="0000EE"/>
+            <w:u w:val="single"/>
+          </w:rPr>
+          <w:t>書12:4，</w:t>
+        </w:r>
+      </w:hyperlink>
+      <w:hyperlink r:id="rId21">
+        <w:r>
+          <w:rPr>
+            <w:lang w:val="zh_TW" w:bidi="zh_TW"/>
+          </w:rPr>
+          <w:rPr>
+            <w:color w:val="0000EE"/>
+            <w:u w:val="single"/>
+          </w:rPr>
+          <w:t>13:12</w:t>
+        </w:r>
+      </w:hyperlink>
+      <w:r>
+        <w:rPr>
+          <w:lang w:val="zh_TW" w:bidi="zh_TW"/>
+        </w:rPr>
+        <w:t>，</w:t>
+      </w:r>
+      <w:hyperlink r:id="rId22">
+        <w:r>
+          <w:rPr>
+            <w:lang w:val="zh_TW" w:bidi="zh_TW"/>
+          </w:rPr>
+          <w:rPr>
+            <w:color w:val="0000EE"/>
+            <w:u w:val="single"/>
+          </w:rPr>
+          <w:t>15:8</w:t>
+        </w:r>
+      </w:hyperlink>
+      <w:r>
+        <w:rPr>
+          <w:lang w:val="zh_TW" w:bidi="zh_TW"/>
+        </w:rPr>
+        <w:t>，</w:t>
+      </w:r>
+      <w:hyperlink r:id="rId23">
+        <w:r>
+          <w:rPr>
+            <w:lang w:val="zh_TW" w:bidi="zh_TW"/>
+          </w:rPr>
+          <w:rPr>
+            <w:color w:val="0000EE"/>
+            <w:u w:val="single"/>
+          </w:rPr>
+          <w:t>17:15</w:t>
+        </w:r>
+      </w:hyperlink>
+      <w:r>
+        <w:rPr>
+          <w:lang w:val="zh_TW" w:bidi="zh_TW"/>
+        </w:rPr>
+        <w:t>，</w:t>
+      </w:r>
+      <w:hyperlink r:id="rId24">
+        <w:r>
+          <w:rPr>
+            <w:lang w:val="zh_TW" w:bidi="zh_TW"/>
+          </w:rPr>
+          <w:rPr>
+            <w:color w:val="0000EE"/>
+            <w:u w:val="single"/>
+          </w:rPr>
+          <w:t>18:16</w:t>
+        </w:r>
+      </w:hyperlink>
+      <w:r>
+        <w:rPr>
+          <w:lang w:val="zh_TW" w:bidi="zh_TW"/>
+        </w:rPr>
+        <w:t>）。</w:t>
+      </w:r>
+    </w:p>
+    <w:p>
+      <w:pPr/>
+      <w:r>
+        <w:rPr>
+          <w:lang w:val="zh_TW" w:bidi="zh_TW"/>
+        </w:rPr>
+      </w:r>
+      <w:r>
+        <w:rPr>
+          <w:lang w:val="zh_TW" w:bidi="zh_TW"/>
+        </w:rPr>
+        <w:t>一些釋經者認為，這些人是迦南人、非利士人、以色列人和其他人到來之前，最初居住在這片土地上的居民。他們表示，這些是由高大的人組成的不同族群，後來被吸收到其他群體中。</w:t>
+      </w:r>
+    </w:p>
+    <w:p>
+      <w:pPr/>
+      <w:r>
+        <w:rPr>
+          <w:lang w:val="zh_TW" w:bidi="zh_TW"/>
+        </w:rPr>
+      </w:r>
+      <w:r>
+        <w:rPr>
+          <w:lang w:val="zh_TW" w:bidi="zh_TW"/>
+        </w:rPr>
+        <w:t>其他釋經者認為利乏音並不是獨立的族群。相反，他們認為這只是非常高大的人，可能是由於某種疾病造成的，他們分布在許多不同的族群中。</w:t>
+      </w:r>
+    </w:p>
+    <w:p>
+      <w:pPr/>
+      <w:r>
+        <w:rPr>
+          <w:lang w:val="zh_TW" w:bidi="zh_TW"/>
+        </w:rPr>
+      </w:r>
+      <w:r>
+        <w:rPr>
+          <w:lang w:val="zh_TW" w:bidi="zh_TW"/>
+        </w:rPr>
+        <w:t>聖經並未明確支持任何特定觀點。</w:t>
+      </w:r>
+    </w:p>
+    <w:p>
+      <w:pPr/>
+      <w:r>
+        <w:rPr>
+          <w:lang w:val="zh_TW" w:bidi="zh_TW"/>
+        </w:rPr>
+      </w:r>
+      <w:r>
+        <w:rPr>
+          <w:lang w:val="zh_TW" w:bidi="zh_TW"/>
+        </w:rPr>
+        <w:t>還有一個希伯來詞，也被翻譯為「偉人」（</w:t>
+      </w:r>
+      <w:hyperlink r:id="rId25">
+        <w:r>
+          <w:rPr>
+            <w:lang w:val="zh_TW" w:bidi="zh_TW"/>
+          </w:rPr>
+          <w:rPr>
+            <w:color w:val="0000EE"/>
+            <w:u w:val="single"/>
+          </w:rPr>
+          <w:t>撒下21:16–22</w:t>
+        </w:r>
+      </w:hyperlink>
+      <w:r>
+        <w:rPr>
+          <w:lang w:val="zh_TW" w:bidi="zh_TW"/>
+        </w:rPr>
+        <w:t>；</w:t>
+      </w:r>
+      <w:hyperlink r:id="rId26">
+        <w:r>
+          <w:rPr>
+            <w:lang w:val="zh_TW" w:bidi="zh_TW"/>
+          </w:rPr>
+          <w:rPr>
+            <w:color w:val="0000EE"/>
+            <w:u w:val="single"/>
+          </w:rPr>
+          <w:t>代上20:4–8</w:t>
+        </w:r>
+      </w:hyperlink>
+      <w:r>
+        <w:rPr>
+          <w:lang w:val="zh_TW" w:bidi="zh_TW"/>
+        </w:rPr>
+        <w:t>）。</w:t>
+      </w:r>
+    </w:p>
+    <w:p>
+      <w:pPr>
+        <w:pStyle w:val="Heading3"/>
+      </w:pPr>
+      <w:r>
+        <w:rPr>
+          <w:lang w:val="zh_TW" w:bidi="zh_TW"/>
+        </w:rPr>
+        <w:t>聖經中有名的巨人</w:t>
+      </w:r>
+    </w:p>
+    <w:p>
+      <w:pPr/>
+      <w:r>
+        <w:rPr>
+          <w:lang w:val="zh_TW" w:bidi="zh_TW"/>
+        </w:rPr>
+      </w:r>
+      <w:r>
+        <w:rPr>
+          <w:lang w:val="zh_TW" w:bidi="zh_TW"/>
+        </w:rPr>
+        <w:t>在聖經中最有名的巨人是迦特人歌利亞。他是非利士軍兵，曾在以拉谷與掃羅王的軍隊作戰（</w:t>
+      </w:r>
+      <w:hyperlink r:id="rId27">
+        <w:r>
+          <w:rPr>
+            <w:lang w:val="zh_TW" w:bidi="zh_TW"/>
+          </w:rPr>
+          <w:rPr>
+            <w:color w:val="0000EE"/>
+            <w:u w:val="single"/>
+          </w:rPr>
+          <w:t>撒上17</w:t>
+        </w:r>
+      </w:hyperlink>
+      <w:r>
+        <w:rPr>
+          <w:lang w:val="zh_TW" w:bidi="zh_TW"/>
+        </w:rPr>
+        <w:t>）。聖經說歌利亞身高六肘一虎口，這意味著他身高在2.3到2.9米之間（7.5到9.5英尺）。他的巨大身型，使以色列士兵恐懼害怕。</w:t>
+      </w:r>
+    </w:p>
+    <w:p>
+      <w:pPr/>
+      <w:r>
+        <w:rPr>
+          <w:lang w:val="zh_TW" w:bidi="zh_TW"/>
+        </w:rPr>
+      </w:r>
+      <w:r>
+        <w:rPr>
+          <w:lang w:val="zh_TW" w:bidi="zh_TW"/>
+        </w:rPr>
+        <w:t>歌利亞向以色列的軍隊叫陣，但年輕的牧羊人大衛擊敗了他。此後，大衛在以色列人中家喻戶曉（</w:t>
+      </w:r>
+      <w:hyperlink r:id="rId28">
+        <w:r>
+          <w:rPr>
+            <w:lang w:val="zh_TW" w:bidi="zh_TW"/>
+          </w:rPr>
+          <w:rPr>
+            <w:color w:val="0000EE"/>
+            <w:u w:val="single"/>
+          </w:rPr>
+          <w:t>撒上18:5–7</w:t>
+        </w:r>
+      </w:hyperlink>
+      <w:r>
+        <w:rPr>
+          <w:lang w:val="zh_TW" w:bidi="zh_TW"/>
+        </w:rPr>
+        <w:t>）。聖經並沒有稱歌利亞為「偉人」，但他的身高顯示他非常高大。</w:t>
+      </w:r>
+    </w:p>
+    <w:p>
+      <w:pPr/>
+      <w:r>
+        <w:rPr>
+          <w:lang w:val="zh_TW" w:bidi="zh_TW"/>
+        </w:rPr>
+      </w:r>
+      <w:r>
+        <w:rPr>
+          <w:lang w:val="zh_TW" w:bidi="zh_TW"/>
+        </w:rPr>
+        <w:t>另一位以身高著稱的人是巴珊王噩（</w:t>
+      </w:r>
+      <w:hyperlink r:id="rId17">
+        <w:r>
+          <w:rPr>
+            <w:lang w:val="zh_TW" w:bidi="zh_TW"/>
+          </w:rPr>
+          <w:rPr>
+            <w:color w:val="0000EE"/>
+            <w:u w:val="single"/>
+          </w:rPr>
+          <w:t>申3:11</w:t>
+        </w:r>
+      </w:hyperlink>
+      <w:r>
+        <w:rPr>
+          <w:lang w:val="zh_TW" w:bidi="zh_TW"/>
+        </w:rPr>
+        <w:t>）。</w:t>
+      </w:r>
+    </w:p>
+    <w:p>
+      <w:pPr/>
+      <w:r>
+        <w:rPr>
+          <w:lang w:val="zh_TW" w:bidi="zh_TW"/>
+        </w:rPr>
+      </w:r>
+      <w:r>
+        <w:rPr>
+          <w:i/>
+          <w:lang w:val="zh_TW" w:bidi="zh_TW"/>
+        </w:rPr>
+        <w:t>另見</w:t>
+      </w:r>
+      <w:r>
+        <w:rPr>
+          <w:lang w:val="zh_TW" w:bidi="zh_TW"/>
+        </w:rPr>
+        <w:t>尼腓林</w:t>
+      </w:r>
+      <w:r>
+        <w:rPr>
+          <w:lang w:val="zh_TW" w:bidi="zh_TW"/>
+        </w:rPr>
+        <w:t>。</w:t>
+      </w:r>
+      <w:r>
+        <w:rPr>
+          <w:lang w:val="zh_TW" w:bidi="zh_TW"/>
+        </w:rPr>
+      </w:r>
+      <w:r>
+        <w:rPr>
+          <w:lang w:val="zh_TW" w:bidi="zh_TW"/>
+        </w:rPr>
+      </w:r>
+    </w:p>
+    <w:p>
+      <w:pPr/>
+      <w:r>
+        <w:rPr>
+          <w:lang w:val="zh_TW" w:bidi="zh_TW"/>
+        </w:rPr>
+      </w:r>
+    </w:p>
+    <w:p>
+      <w:pPr>
+        <w:pStyle w:val="Heading2"/>
+      </w:pPr>
+      <w:r>
+        <w:rPr>
+          <w:lang w:val="zh_TW" w:bidi="zh_TW"/>
+        </w:rPr>
+        <w:t>偉人</w:t>
+      </w:r>
+      <w:r>
+        <w:rPr>
+          <w:lang w:val="zh_TW" w:bidi="zh_TW"/>
+        </w:rPr>
+      </w:r>
+    </w:p>
+    <w:p>
+      <w:pPr>
+        <w:pStyle w:val="Heading2"/>
+      </w:pPr>
+      <w:r>
+        <w:rPr>
+          <w:lang w:val="zh_TW" w:bidi="zh_TW"/>
+        </w:rPr>
+        <w:t>偉人（NEPHILIM）</w:t>
+      </w:r>
+    </w:p>
+    <w:p>
+      <w:pPr/>
+      <w:r>
+        <w:rPr>
+          <w:lang w:val="zh_TW" w:bidi="zh_TW"/>
+        </w:rPr>
+      </w:r>
+      <w:r>
+        <w:rPr>
+          <w:lang w:val="zh_TW" w:bidi="zh_TW"/>
+        </w:rPr>
+        <w:t>這是在舊約聖經中僅出現兩次的群體（譯註：Nephilim音譯為「尼腓林人」；</w:t>
+      </w:r>
+      <w:hyperlink r:id="rId14">
+        <w:r>
+          <w:rPr>
+            <w:lang w:val="zh_TW" w:bidi="zh_TW"/>
+          </w:rPr>
+          <w:rPr>
+            <w:color w:val="0000EE"/>
+            <w:u w:val="single"/>
+          </w:rPr>
+          <w:t>創6:4</w:t>
+        </w:r>
+      </w:hyperlink>
+      <w:r>
+        <w:rPr>
+          <w:lang w:val="zh_TW" w:bidi="zh_TW"/>
+        </w:rPr>
+        <w:t>；</w:t>
+      </w:r>
+      <w:hyperlink r:id="rId15">
+        <w:r>
+          <w:rPr>
+            <w:lang w:val="zh_TW" w:bidi="zh_TW"/>
+          </w:rPr>
+          <w:rPr>
+            <w:color w:val="0000EE"/>
+            <w:u w:val="single"/>
+          </w:rPr>
+          <w:t>民13:33</w:t>
+        </w:r>
+      </w:hyperlink>
+      <w:r>
+        <w:rPr>
+          <w:lang w:val="zh_TW" w:bidi="zh_TW"/>
+        </w:rPr>
+        <w:t>）。希伯來文聖經的希臘譯本《七十士譯本》（Septuagint）將「尼腓林人（Nephilim）」譯為「巨人（giants）」。其他版本，如《欽定版聖經》等舊譯本也採此譯法。現代多數英文譯本則直接保留尼腓林人這個音譯。他們將其與亞納族人（</w:t>
+      </w:r>
+      <w:hyperlink r:id="rId15">
+        <w:r>
+          <w:rPr>
+            <w:lang w:val="zh_TW" w:bidi="zh_TW"/>
+          </w:rPr>
+          <w:rPr>
+            <w:color w:val="0000EE"/>
+            <w:u w:val="single"/>
+          </w:rPr>
+          <w:t>民13:33</w:t>
+        </w:r>
+      </w:hyperlink>
+      <w:r>
+        <w:rPr>
+          <w:lang w:val="zh_TW" w:bidi="zh_TW"/>
+        </w:rPr>
+        <w:t>；</w:t>
+      </w:r>
+      <w:hyperlink r:id="rId29">
+        <w:r>
+          <w:rPr>
+            <w:lang w:val="zh_TW" w:bidi="zh_TW"/>
+          </w:rPr>
+          <w:rPr>
+            <w:color w:val="0000EE"/>
+            <w:u w:val="single"/>
+          </w:rPr>
+          <w:t>申2:21</w:t>
+        </w:r>
+      </w:hyperlink>
+      <w:r>
+        <w:rPr>
+          <w:lang w:val="zh_TW" w:bidi="zh_TW"/>
+        </w:rPr>
+        <w:t>）和利乏音人（</w:t>
+      </w:r>
+      <w:hyperlink r:id="rId16">
+        <w:r>
+          <w:rPr>
+            <w:lang w:val="zh_TW" w:bidi="zh_TW"/>
+          </w:rPr>
+          <w:rPr>
+            <w:color w:val="0000EE"/>
+            <w:u w:val="single"/>
+          </w:rPr>
+          <w:t>申2:20</w:t>
+        </w:r>
+      </w:hyperlink>
+      <w:r>
+        <w:rPr>
+          <w:lang w:val="zh_TW" w:bidi="zh_TW"/>
+        </w:rPr>
+        <w:t>）並列。這些族群以身材高大著稱，因此尼腓林人被稱為「偉人」。</w:t>
+      </w:r>
+    </w:p>
+    <w:p>
+      <w:pPr/>
+      <w:r>
+        <w:rPr>
+          <w:lang w:val="zh_TW" w:bidi="zh_TW"/>
+        </w:rPr>
+      </w:r>
+      <w:r>
+        <w:rPr>
+          <w:lang w:val="zh_TW" w:bidi="zh_TW"/>
+        </w:rPr>
+        <w:t>偉人的起源不明。有些人認為希伯來動詞</w:t>
+      </w:r>
+      <w:r>
+        <w:rPr>
+          <w:i/>
+          <w:lang w:val="zh_TW" w:bidi="zh_TW"/>
+        </w:rPr>
+        <w:t>naphal</w:t>
+      </w:r>
+      <w:r>
+        <w:rPr>
+          <w:lang w:val="zh_TW" w:bidi="zh_TW"/>
+        </w:rPr>
+        <w:t>——意為「墜落」——暗示了尼腓林人是「墮落者」。據此說法，他們是墮落天使與人類女子所生的混種。但耶穌教導說天使不會有肉體關係（</w:t>
+      </w:r>
+      <w:hyperlink r:id="rId30">
+        <w:r>
+          <w:rPr>
+            <w:lang w:val="zh_TW" w:bidi="zh_TW"/>
+          </w:rPr>
+          <w:rPr>
+            <w:color w:val="0000EE"/>
+            <w:u w:val="single"/>
+          </w:rPr>
+          <w:t>路20:34–35</w:t>
+        </w:r>
+      </w:hyperlink>
+      <w:r>
+        <w:rPr>
+          <w:lang w:val="zh_TW" w:bidi="zh_TW"/>
+        </w:rPr>
+        <w:t>）。這種觀點假設</w:t>
+      </w:r>
+      <w:hyperlink r:id="rId31">
+        <w:r>
+          <w:rPr>
+            <w:lang w:val="zh_TW" w:bidi="zh_TW"/>
+          </w:rPr>
+          <w:rPr>
+            <w:color w:val="0000EE"/>
+            <w:u w:val="single"/>
+          </w:rPr>
+          <w:t>創世記六章1至4節</w:t>
+        </w:r>
+      </w:hyperlink>
+      <w:r>
+        <w:rPr>
+          <w:lang w:val="zh_TW" w:bidi="zh_TW"/>
+        </w:rPr>
+        <w:t>反映了希臘神話中曾發生神與人結合的情節，但經文實際上描述的是歷史事件，而非神話。</w:t>
+      </w:r>
+    </w:p>
+    <w:p>
+      <w:pPr/>
+      <w:r>
+        <w:rPr>
+          <w:lang w:val="zh_TW" w:bidi="zh_TW"/>
+        </w:rPr>
+      </w:r>
+      <w:r>
+        <w:rPr>
+          <w:lang w:val="zh_TW" w:bidi="zh_TW"/>
+        </w:rPr>
+        <w:t>在聖經中，偉人可能不是「神的兒子們」。他們似乎與「人的兒女們」不同。要理解他們，可以想像這些偉人來自一個古老的民族群體，如亞納族和利乏音族等，但是他們的起源不明。</w:t>
+      </w:r>
+    </w:p>
+    <w:p>
+      <w:pPr/>
+      <w:r>
+        <w:rPr>
+          <w:lang w:val="zh_TW" w:bidi="zh_TW"/>
+        </w:rPr>
+      </w:r>
+      <w:r>
+        <w:rPr>
+          <w:i/>
+          <w:lang w:val="zh_TW" w:bidi="zh_TW"/>
+        </w:rPr>
+        <w:t>另見</w:t>
+      </w:r>
+      <w:r>
+        <w:rPr>
+          <w:lang w:val="zh_TW" w:bidi="zh_TW"/>
+        </w:rPr>
+        <w:t>巨人</w:t>
+      </w:r>
+      <w:r>
+        <w:rPr>
+          <w:lang w:val="zh_TW" w:bidi="zh_TW"/>
+        </w:rPr>
+        <w:t>。</w:t>
+      </w:r>
+      <w:r>
+        <w:rPr>
+          <w:lang w:val="zh_TW" w:bidi="zh_TW"/>
+        </w:rPr>
+      </w:r>
+      <w:r>
+        <w:rPr>
+          <w:lang w:val="zh_TW" w:bidi="zh_TW"/>
+        </w:rPr>
+      </w:r>
+    </w:p>
+    <w:p>
+      <w:pPr/>
+      <w:r>
+        <w:rPr>
+          <w:lang w:val="zh_TW" w:bidi="zh_TW"/>
+        </w:rPr>
+      </w:r>
+    </w:p>
+    <w:p>
+      <w:pPr>
+        <w:pStyle w:val="Heading2"/>
+      </w:pPr>
+      <w:r>
+        <w:rPr>
+          <w:lang w:val="zh_TW" w:bidi="zh_TW"/>
+        </w:rPr>
+        <w:t>偽善</w:t>
+      </w:r>
+      <w:r>
+        <w:rPr>
+          <w:lang w:val="zh_TW" w:bidi="zh_TW"/>
+        </w:rPr>
+      </w:r>
+    </w:p>
+    <w:p>
+      <w:pPr/>
+      <w:r>
+        <w:rPr>
+          <w:lang w:val="zh_TW" w:bidi="zh_TW"/>
+        </w:rPr>
+      </w:r>
+      <w:r>
+        <w:rPr>
+          <w:lang w:val="zh_TW" w:bidi="zh_TW"/>
+        </w:rPr>
+        <w:t>假裝成跟自己實際上不同的樣子，尤其是裝作表面看來很敬虔或有德行。在現代英語世界中，對「偽善」一詞的理解主要來自於其在新約中的使用，特別是耶穌如何使用這個詞語。在新約和隨後而來的理解中，這個詞通常意指欺騙、歪曲事實或聲稱擁有自己並不具備的美德或品質。</w:t>
+      </w:r>
+    </w:p>
+    <w:p>
+      <w:pPr/>
+      <w:r>
+        <w:rPr>
+          <w:lang w:val="zh_TW" w:bidi="zh_TW"/>
+        </w:rPr>
+      </w:r>
+      <w:r>
+        <w:rPr>
+          <w:lang w:val="zh_TW" w:bidi="zh_TW"/>
+        </w:rPr>
+        <w:t>偽善在聖經中一直是負面的意思，相比之下，希臘人最早使用的偽善則是作為一個中性的詞語。在其動詞形式中，它的意思是「解釋、詮釋或闡述」。雖然名詞「偽善」可以意味著「回答」，但另一個名詞「偽君子」幾乎總是意味著「演員」的意思，這個意思可能來自於動詞「闡述」。</w:t>
+      </w:r>
+    </w:p>
+    <w:p>
+      <w:pPr/>
+      <w:r>
+        <w:rPr>
+          <w:lang w:val="zh_TW" w:bidi="zh_TW"/>
+        </w:rPr>
+      </w:r>
+      <w:r>
+        <w:rPr>
+          <w:lang w:val="zh_TW" w:bidi="zh_TW"/>
+        </w:rPr>
+        <w:t>最初，偽君子可以是解釋詩人文字或作曲家音樂的演說者或演員。演員或「偽君子」試圖讓觀眾理解詩人或作曲家所寫的內容。在更大的範圍內，「偽君子」可以是舞台上表演戲劇的眾多演員之一。一個好的「偽君子」忠實地詮釋他被分配的角色，而一個不受歡迎的「偽君子」則糟糕地詮釋他的角色。由於這個詞本質上的中立性，因此必須有附帶的詞語，才能確定其定義的走向。</w:t>
+      </w:r>
+    </w:p>
+    <w:p>
+      <w:pPr/>
+      <w:r>
+        <w:rPr>
+          <w:lang w:val="zh_TW" w:bidi="zh_TW"/>
+        </w:rPr>
+      </w:r>
+      <w:r>
+        <w:rPr>
+          <w:lang w:val="zh_TW" w:bidi="zh_TW"/>
+        </w:rPr>
+        <w:t>在希臘化時期（約公元前325–125年），通常視世界為一個舞台，所有人的一生被視為表演的藝術。個人的角色和劇本是由他的家庭、文化和宗教環境所為他編寫的，他可以成功或不成功地演繹出來。當在這個意義上使用時，「偽善」並不帶有虛偽或欺騙的意思。然而，有些情況下，「偽君子」一詞被用來形容那些以欺騙方式表演其生命角色的人。向公眾展示的形象只是一個面具，背後隱藏著真實而不同的自我。</w:t>
+      </w:r>
+    </w:p>
+    <w:p>
+      <w:pPr/>
+      <w:r>
+        <w:rPr>
+          <w:lang w:val="zh_TW" w:bidi="zh_TW"/>
+        </w:rPr>
+      </w:r>
+      <w:r>
+        <w:rPr>
+          <w:lang w:val="zh_TW" w:bidi="zh_TW"/>
+        </w:rPr>
+        <w:t>福音書經常使用「偽善」這個詞（</w:t>
+      </w:r>
+      <w:hyperlink r:id="rId32">
+        <w:r>
+          <w:rPr>
+            <w:lang w:val="zh_TW" w:bidi="zh_TW"/>
+          </w:rPr>
+          <w:rPr>
+            <w:color w:val="0000EE"/>
+            <w:u w:val="single"/>
+          </w:rPr>
+          <w:t>太23:28</w:t>
+        </w:r>
+      </w:hyperlink>
+      <w:r>
+        <w:rPr>
+          <w:lang w:val="zh_TW" w:bidi="zh_TW"/>
+        </w:rPr>
+        <w:t>；</w:t>
+      </w:r>
+      <w:hyperlink r:id="rId33">
+        <w:r>
+          <w:rPr>
+            <w:lang w:val="zh_TW" w:bidi="zh_TW"/>
+          </w:rPr>
+          <w:rPr>
+            <w:color w:val="0000EE"/>
+            <w:u w:val="single"/>
+          </w:rPr>
+          <w:t>可12:15下</w:t>
+        </w:r>
+      </w:hyperlink>
+      <w:r>
+        <w:rPr>
+          <w:lang w:val="zh_TW" w:bidi="zh_TW"/>
+        </w:rPr>
+        <w:t>；</w:t>
+      </w:r>
+      <w:hyperlink r:id="rId34">
+        <w:r>
+          <w:rPr>
+            <w:lang w:val="zh_TW" w:bidi="zh_TW"/>
+          </w:rPr>
+          <w:rPr>
+            <w:color w:val="0000EE"/>
+            <w:u w:val="single"/>
+          </w:rPr>
+          <w:t>路12:1</w:t>
+        </w:r>
+      </w:hyperlink>
+      <w:r>
+        <w:rPr>
+          <w:lang w:val="zh_TW" w:bidi="zh_TW"/>
+        </w:rPr>
+        <w:t>）和「偽君子」（</w:t>
+      </w:r>
+      <w:hyperlink r:id="rId35">
+        <w:r>
+          <w:rPr>
+            <w:lang w:val="zh_TW" w:bidi="zh_TW"/>
+          </w:rPr>
+          <w:rPr>
+            <w:color w:val="0000EE"/>
+            <w:u w:val="single"/>
+          </w:rPr>
+          <w:t>太7:5</w:t>
+        </w:r>
+      </w:hyperlink>
+      <w:r>
+        <w:rPr>
+          <w:lang w:val="zh_TW" w:bidi="zh_TW"/>
+        </w:rPr>
+        <w:t>；</w:t>
+      </w:r>
+      <w:hyperlink r:id="rId36">
+        <w:r>
+          <w:rPr>
+            <w:lang w:val="zh_TW" w:bidi="zh_TW"/>
+          </w:rPr>
+          <w:rPr>
+            <w:color w:val="0000EE"/>
+            <w:u w:val="single"/>
+          </w:rPr>
+          <w:t>24:51</w:t>
+        </w:r>
+      </w:hyperlink>
+      <w:r>
+        <w:rPr>
+          <w:lang w:val="zh_TW" w:bidi="zh_TW"/>
+        </w:rPr>
+        <w:t>；</w:t>
+      </w:r>
+      <w:hyperlink r:id="rId37">
+        <w:r>
+          <w:rPr>
+            <w:lang w:val="zh_TW" w:bidi="zh_TW"/>
+          </w:rPr>
+          <w:rPr>
+            <w:color w:val="0000EE"/>
+            <w:u w:val="single"/>
+          </w:rPr>
+          <w:t>路6:42</w:t>
+        </w:r>
+      </w:hyperlink>
+      <w:r>
+        <w:rPr>
+          <w:lang w:val="zh_TW" w:bidi="zh_TW"/>
+        </w:rPr>
+        <w:t>，</w:t>
+      </w:r>
+      <w:hyperlink r:id="rId38">
+        <w:r>
+          <w:rPr>
+            <w:lang w:val="zh_TW" w:bidi="zh_TW"/>
+          </w:rPr>
+          <w:rPr>
+            <w:color w:val="0000EE"/>
+            <w:u w:val="single"/>
+          </w:rPr>
+          <w:t>13:15</w:t>
+        </w:r>
+      </w:hyperlink>
+      <w:r>
+        <w:rPr>
+          <w:lang w:val="zh_TW" w:bidi="zh_TW"/>
+        </w:rPr>
+        <w:t>）來記錄耶穌與他的對手之間的衝突。關於法利賽人和撒都該人，耶穌察覺到他們外在形式的公義，與他們未能接受內在公義之間的鮮明對比，如：憐憫、公正、謙卑、寬恕和對不可愛之人的愛（</w:t>
+      </w:r>
+      <w:hyperlink r:id="rId39">
+        <w:r>
+          <w:rPr>
+            <w:lang w:val="zh_TW" w:bidi="zh_TW"/>
+          </w:rPr>
+          <w:rPr>
+            <w:color w:val="0000EE"/>
+            <w:u w:val="single"/>
+          </w:rPr>
+          <w:t>路11:38、42</w:t>
+        </w:r>
+      </w:hyperlink>
+      <w:r>
+        <w:rPr>
+          <w:lang w:val="zh_TW" w:bidi="zh_TW"/>
+        </w:rPr>
+        <w:t>）。他們在這方面的失敗，隱藏在虔誠的外表中（</w:t>
+      </w:r>
+      <w:hyperlink r:id="rId40">
+        <w:r>
+          <w:rPr>
+            <w:lang w:val="zh_TW" w:bidi="zh_TW"/>
+          </w:rPr>
+          <w:rPr>
+            <w:color w:val="0000EE"/>
+            <w:u w:val="single"/>
+          </w:rPr>
+          <w:t>可7:1–13</w:t>
+        </w:r>
+      </w:hyperlink>
+      <w:r>
+        <w:rPr>
+          <w:lang w:val="zh_TW" w:bidi="zh_TW"/>
+        </w:rPr>
+        <w:t>），他們心裡充滿了貪婪和邪惡（</w:t>
+      </w:r>
+      <w:hyperlink r:id="rId41">
+        <w:r>
+          <w:rPr>
+            <w:lang w:val="zh_TW" w:bidi="zh_TW"/>
+          </w:rPr>
+          <w:rPr>
+            <w:color w:val="0000EE"/>
+            <w:u w:val="single"/>
+          </w:rPr>
+          <w:t>路11:39</w:t>
+        </w:r>
+      </w:hyperlink>
+      <w:r>
+        <w:rPr>
+          <w:lang w:val="zh_TW" w:bidi="zh_TW"/>
+        </w:rPr>
+        <w:t>）。偽善定義了那些表現出行為上的公義，但內心卻充滿邪惡的人（</w:t>
+      </w:r>
+      <w:hyperlink r:id="rId32">
+        <w:r>
+          <w:rPr>
+            <w:lang w:val="zh_TW" w:bidi="zh_TW"/>
+          </w:rPr>
+          <w:rPr>
+            <w:color w:val="0000EE"/>
+            <w:u w:val="single"/>
+          </w:rPr>
+          <w:t>太23:28</w:t>
+        </w:r>
+      </w:hyperlink>
+      <w:r>
+        <w:rPr>
+          <w:lang w:val="zh_TW" w:bidi="zh_TW"/>
+        </w:rPr>
+        <w:t>）。</w:t>
+      </w:r>
+    </w:p>
+    <w:p>
+      <w:pPr/>
+      <w:r>
+        <w:rPr>
+          <w:lang w:val="zh_TW" w:bidi="zh_TW"/>
+        </w:rPr>
+      </w:r>
+      <w:r>
+        <w:rPr>
+          <w:lang w:val="zh_TW" w:bidi="zh_TW"/>
+        </w:rPr>
+        <w:t>耶穌譴責偽善，因為它扭曲了神公義的命令。偽善者不追求真實的內在聖潔，而是將公義扭曲成一種僵化的模式，其主要用途是在人面前展示出來（</w:t>
+      </w:r>
+      <w:hyperlink r:id="rId42">
+        <w:r>
+          <w:rPr>
+            <w:lang w:val="zh_TW" w:bidi="zh_TW"/>
+          </w:rPr>
+          <w:rPr>
+            <w:color w:val="0000EE"/>
+            <w:u w:val="single"/>
+          </w:rPr>
+          <w:t>太23:2–7</w:t>
+        </w:r>
+      </w:hyperlink>
+      <w:r>
+        <w:rPr>
+          <w:lang w:val="zh_TW" w:bidi="zh_TW"/>
+        </w:rPr>
+        <w:t>）。他們對公義的觀念揭示了他們對神認識的扭曲，以及對祂如何使罪人與自己和好的錯誤理解（</w:t>
+      </w:r>
+      <w:hyperlink r:id="rId43">
+        <w:r>
+          <w:rPr>
+            <w:lang w:val="zh_TW" w:bidi="zh_TW"/>
+          </w:rPr>
+          <w:rPr>
+            <w:color w:val="0000EE"/>
+            <w:u w:val="single"/>
+          </w:rPr>
+          <w:t>路16:15</w:t>
+        </w:r>
+      </w:hyperlink>
+      <w:r>
+        <w:rPr>
+          <w:lang w:val="zh_TW" w:bidi="zh_TW"/>
+        </w:rPr>
+        <w:t>）。這些偽善者雖向人解釋神的性情，實際上只是誤解祂。因此，他們的虛假使人遠離神，而不是走向神，與祂和好（</w:t>
+      </w:r>
+      <w:hyperlink r:id="rId44">
+        <w:r>
+          <w:rPr>
+            <w:lang w:val="zh_TW" w:bidi="zh_TW"/>
+          </w:rPr>
+          <w:rPr>
+            <w:color w:val="0000EE"/>
+            <w:u w:val="single"/>
+          </w:rPr>
+          <w:t>路11:52</w:t>
+        </w:r>
+      </w:hyperlink>
+      <w:r>
+        <w:rPr>
+          <w:lang w:val="zh_TW" w:bidi="zh_TW"/>
+        </w:rPr>
+        <w:t>）。偽善者不僅阻止他人進入神的國，其實自己也進不去（</w:t>
+      </w:r>
+      <w:hyperlink r:id="rId45">
+        <w:r>
+          <w:rPr>
+            <w:lang w:val="zh_TW" w:bidi="zh_TW"/>
+          </w:rPr>
+          <w:rPr>
+            <w:color w:val="0000EE"/>
+            <w:u w:val="single"/>
+          </w:rPr>
+          <w:t>太23:13</w:t>
+        </w:r>
+      </w:hyperlink>
+      <w:r>
+        <w:rPr>
+          <w:lang w:val="zh_TW" w:bidi="zh_TW"/>
+        </w:rPr>
+        <w:t>）。</w:t>
+      </w:r>
+      <w:r>
+        <w:rPr>
+          <w:lang w:val="zh_TW" w:bidi="zh_TW"/>
+        </w:rPr>
+      </w:r>
+      <w:r>
+        <w:rPr>
+          <w:lang w:val="zh_TW" w:bidi="zh_TW"/>
+        </w:rPr>
+      </w:r>
+    </w:p>
+    <w:p>
+      <w:pPr/>
+      <w:r>
+        <w:rPr>
+          <w:lang w:val="zh_TW" w:bidi="zh_TW"/>
+        </w:rPr>
+      </w:r>
+    </w:p>
+    <w:p>
+      <w:pPr>
+        <w:pStyle w:val="Heading2"/>
+      </w:pPr>
+      <w:r>
+        <w:rPr>
+          <w:lang w:val="zh_TW" w:bidi="zh_TW"/>
+        </w:rPr>
+        <w:t>未受割禮</w:t>
+      </w:r>
+      <w:r>
+        <w:rPr>
+          <w:lang w:val="zh_TW" w:bidi="zh_TW"/>
+        </w:rPr>
+      </w:r>
+    </w:p>
+    <w:p>
+      <w:pPr/>
+      <w:r>
+        <w:rPr>
+          <w:lang w:val="zh_TW" w:bidi="zh_TW"/>
+        </w:rPr>
+      </w:r>
+      <w:r>
+        <w:rPr>
+          <w:lang w:val="zh_TW" w:bidi="zh_TW"/>
+        </w:rPr>
+        <w:t>男性生殖器自然的狀態是包皮覆蓋著陰莖。猶太人和許多其它群體會用手術將包皮移除，作為他們與神立約的象徵（</w:t>
+      </w:r>
+      <w:hyperlink r:id="rId46">
+        <w:r>
+          <w:rPr>
+            <w:lang w:val="zh_TW" w:bidi="zh_TW"/>
+          </w:rPr>
+          <w:rPr>
+            <w:color w:val="0000EE"/>
+            <w:u w:val="single"/>
+          </w:rPr>
+          <w:t>創17:9–14</w:t>
+        </w:r>
+      </w:hyperlink>
+      <w:r>
+        <w:rPr>
+          <w:lang w:val="zh_TW" w:bidi="zh_TW"/>
+        </w:rPr>
+        <w:t>；</w:t>
+      </w:r>
+      <w:hyperlink r:id="rId47">
+        <w:r>
+          <w:rPr>
+            <w:lang w:val="zh_TW" w:bidi="zh_TW"/>
+          </w:rPr>
+          <w:rPr>
+            <w:color w:val="0000EE"/>
+            <w:u w:val="single"/>
+          </w:rPr>
+          <w:t>出12:48</w:t>
+        </w:r>
+      </w:hyperlink>
+      <w:r>
+        <w:rPr>
+          <w:lang w:val="zh_TW" w:bidi="zh_TW"/>
+        </w:rPr>
+        <w:t>；</w:t>
+      </w:r>
+      <w:hyperlink r:id="rId48">
+        <w:r>
+          <w:rPr>
+            <w:lang w:val="zh_TW" w:bidi="zh_TW"/>
+          </w:rPr>
+          <w:rPr>
+            <w:color w:val="0000EE"/>
+            <w:u w:val="single"/>
+          </w:rPr>
+          <w:t>利12:3</w:t>
+        </w:r>
+      </w:hyperlink>
+      <w:r>
+        <w:rPr>
+          <w:lang w:val="zh_TW" w:bidi="zh_TW"/>
+        </w:rPr>
+        <w:t>）。由於這種做法，「未受割禮」一詞開始意味著「非猶太人」或「外邦人」（非利士人、希臘人和羅馬人不行割禮，但埃及人和許多閃族民族則會行割禮）。這個詞也用來描述「那些在約之外的人」。</w:t>
+      </w:r>
+    </w:p>
+    <w:p>
+      <w:pPr/>
+      <w:r>
+        <w:rPr>
+          <w:lang w:val="zh_TW" w:bidi="zh_TW"/>
+        </w:rPr>
+      </w:r>
+      <w:r>
+        <w:rPr>
+          <w:lang w:val="zh_TW" w:bidi="zh_TW"/>
+        </w:rPr>
+        <w:t>「未受割禮」一詞在新約聖經中出現了二十次，通常表示與猶太人相對的「外邦人」。保羅提出了一個有力的論點來反對這種區分。保羅強烈反對在人與人之間做這樣的區分。對保羅來說，一個人對神的心態比遵循禮儀律法更為重要，因為是否遵行與一個人的救恩無關（</w:t>
+      </w:r>
+      <w:hyperlink r:id="rId49">
+        <w:r>
+          <w:rPr>
+            <w:lang w:val="zh_TW" w:bidi="zh_TW"/>
+          </w:rPr>
+          <w:rPr>
+            <w:color w:val="0000EE"/>
+            <w:u w:val="single"/>
+          </w:rPr>
+          <w:t>羅2:25–27</w:t>
+        </w:r>
+      </w:hyperlink>
+      <w:r>
+        <w:rPr>
+          <w:lang w:val="zh_TW" w:bidi="zh_TW"/>
+        </w:rPr>
+        <w:t>）。亞伯拉罕在未受割禮時就已經相信並被神接納。因此，割禮與他的救恩無關（</w:t>
+      </w:r>
+      <w:hyperlink r:id="rId50">
+        <w:r>
+          <w:rPr>
+            <w:lang w:val="zh_TW" w:bidi="zh_TW"/>
+          </w:rPr>
+          <w:rPr>
+            <w:color w:val="0000EE"/>
+            <w:u w:val="single"/>
+          </w:rPr>
+          <w:t>羅3:30</w:t>
+        </w:r>
+      </w:hyperlink>
+      <w:r>
+        <w:rPr>
+          <w:lang w:val="zh_TW" w:bidi="zh_TW"/>
+        </w:rPr>
+        <w:t>；</w:t>
+      </w:r>
+      <w:hyperlink r:id="rId51">
+        <w:r>
+          <w:rPr>
+            <w:lang w:val="zh_TW" w:bidi="zh_TW"/>
+          </w:rPr>
+          <w:rPr>
+            <w:color w:val="0000EE"/>
+            <w:u w:val="single"/>
+          </w:rPr>
+          <w:t>4:9–12</w:t>
+        </w:r>
+      </w:hyperlink>
+      <w:r>
+        <w:rPr>
+          <w:lang w:val="zh_TW" w:bidi="zh_TW"/>
+        </w:rPr>
+        <w:t>）。過去，外邦人被排除在神的百姓之外（</w:t>
+      </w:r>
+      <w:hyperlink r:id="rId52">
+        <w:r>
+          <w:rPr>
+            <w:lang w:val="zh_TW" w:bidi="zh_TW"/>
+          </w:rPr>
+          <w:rPr>
+            <w:color w:val="0000EE"/>
+            <w:u w:val="single"/>
+          </w:rPr>
+          <w:t>弗2:11–12</w:t>
+        </w:r>
+      </w:hyperlink>
+      <w:r>
+        <w:rPr>
+          <w:lang w:val="zh_TW" w:bidi="zh_TW"/>
+        </w:rPr>
+        <w:t>）。現在，猶太人和外邦人信徒在耶穌基督裡成為一體（</w:t>
+      </w:r>
+      <w:hyperlink r:id="rId53">
+        <w:r>
+          <w:rPr>
+            <w:lang w:val="zh_TW" w:bidi="zh_TW"/>
+          </w:rPr>
+          <w:rPr>
+            <w:color w:val="0000EE"/>
+            <w:u w:val="single"/>
+          </w:rPr>
+          <w:t>加2:7</w:t>
+        </w:r>
+      </w:hyperlink>
+      <w:r>
+        <w:rPr>
+          <w:lang w:val="zh_TW" w:bidi="zh_TW"/>
+        </w:rPr>
+        <w:t>，</w:t>
+      </w:r>
+      <w:hyperlink r:id="rId54">
+        <w:r>
+          <w:rPr>
+            <w:lang w:val="zh_TW" w:bidi="zh_TW"/>
+          </w:rPr>
+          <w:rPr>
+            <w:color w:val="0000EE"/>
+            <w:u w:val="single"/>
+          </w:rPr>
+          <w:t>5:6</w:t>
+        </w:r>
+      </w:hyperlink>
+      <w:r>
+        <w:rPr>
+          <w:lang w:val="zh_TW" w:bidi="zh_TW"/>
+        </w:rPr>
+        <w:t>，</w:t>
+      </w:r>
+      <w:hyperlink r:id="rId55">
+        <w:r>
+          <w:rPr>
+            <w:lang w:val="zh_TW" w:bidi="zh_TW"/>
+          </w:rPr>
+          <w:rPr>
+            <w:color w:val="0000EE"/>
+            <w:u w:val="single"/>
+          </w:rPr>
+          <w:t>6:15</w:t>
+        </w:r>
+      </w:hyperlink>
+      <w:r>
+        <w:rPr>
+          <w:lang w:val="zh_TW" w:bidi="zh_TW"/>
+        </w:rPr>
+        <w:t>；</w:t>
+      </w:r>
+      <w:hyperlink r:id="rId56">
+        <w:r>
+          <w:rPr>
+            <w:lang w:val="zh_TW" w:bidi="zh_TW"/>
+          </w:rPr>
+          <w:rPr>
+            <w:color w:val="0000EE"/>
+            <w:u w:val="single"/>
+          </w:rPr>
+          <w:t>西3:11</w:t>
+        </w:r>
+      </w:hyperlink>
+      <w:r>
+        <w:rPr>
+          <w:lang w:val="zh_TW" w:bidi="zh_TW"/>
+        </w:rPr>
+        <w:t>）。保羅拒絕聽從那些要求人們行割禮才能完全成為教會成員的人。</w:t>
+      </w:r>
+    </w:p>
+    <w:p>
+      <w:pPr/>
+      <w:r>
+        <w:rPr>
+          <w:lang w:val="zh_TW" w:bidi="zh_TW"/>
+        </w:rPr>
+      </w:r>
+      <w:r>
+        <w:rPr>
+          <w:lang w:val="zh_TW" w:bidi="zh_TW"/>
+        </w:rPr>
+        <w:t>在</w:t>
+      </w:r>
+      <w:hyperlink r:id="rId57">
+        <w:r>
+          <w:rPr>
+            <w:lang w:val="zh_TW" w:bidi="zh_TW"/>
+          </w:rPr>
+          <w:rPr>
+            <w:color w:val="0000EE"/>
+            <w:u w:val="single"/>
+          </w:rPr>
+          <w:t>歌羅西書二章8至15節</w:t>
+        </w:r>
+      </w:hyperlink>
+      <w:r>
+        <w:rPr>
+          <w:lang w:val="zh_TW" w:bidi="zh_TW"/>
+        </w:rPr>
+        <w:t>中，保羅用「未受割禮」作為隱喻，來指一個人在認識神之前的狀態。這裡的未受割禮等同於「肉體」（指人的邪惡慾望），這跟未受割禮的狀態是同樣的意思。正如肉身的身體在割禮中被割去一樣，屬靈的「肉體」在歸信時被基督割絕，在洗禮中也表現出這一點。受洗的人從「不潔」中被潔淨，就像受割禮的外邦人也被認為是從先前未受割禮的不潔中被潔淨了一樣。</w:t>
+      </w:r>
+    </w:p>
+    <w:p>
+      <w:pPr/>
+      <w:r>
+        <w:rPr>
+          <w:lang w:val="zh_TW" w:bidi="zh_TW"/>
+        </w:rPr>
+      </w:r>
+      <w:r>
+        <w:rPr>
+          <w:i/>
+          <w:lang w:val="zh_TW" w:bidi="zh_TW"/>
+        </w:rPr>
+        <w:t xml:space="preserve">另見 </w:t>
+      </w:r>
+      <w:r>
+        <w:rPr>
+          <w:lang w:val="zh_TW" w:bidi="zh_TW"/>
+        </w:rPr>
+        <w:t>割禮</w:t>
+      </w:r>
+      <w:r>
+        <w:rPr>
+          <w:lang w:val="zh_TW" w:bidi="zh_TW"/>
+        </w:rPr>
+        <w:t>。</w:t>
+      </w:r>
+      <w:r>
+        <w:rPr>
+          <w:lang w:val="zh_TW" w:bidi="zh_TW"/>
+        </w:rPr>
+      </w:r>
+      <w:r>
+        <w:rPr>
+          <w:lang w:val="zh_TW" w:bidi="zh_TW"/>
+        </w:rPr>
+      </w:r>
+    </w:p>
+    <w:p>
+      <w:pPr/>
+      <w:r>
+        <w:rPr>
+          <w:lang w:val="zh_TW" w:bidi="zh_TW"/>
+        </w:rPr>
+      </w:r>
+    </w:p>
+    <w:p>
+      <w:pPr>
+        <w:pStyle w:val="Heading2"/>
+      </w:pPr>
+      <w:r>
+        <w:rPr>
+          <w:lang w:val="zh_TW" w:bidi="zh_TW"/>
+        </w:rPr>
+        <w:t>為死人受洗</w:t>
+      </w:r>
+      <w:r>
+        <w:rPr>
+          <w:lang w:val="zh_TW" w:bidi="zh_TW"/>
+        </w:rPr>
+      </w:r>
+    </w:p>
+    <w:p>
+      <w:pPr/>
+      <w:r>
+        <w:rPr>
+          <w:lang w:val="zh_TW" w:bidi="zh_TW"/>
+        </w:rPr>
+      </w:r>
+      <w:r>
+        <w:rPr>
+          <w:lang w:val="zh_TW" w:bidi="zh_TW"/>
+        </w:rPr>
+        <w:t>一個意義不明的習俗，在新約聖經中提到一次（</w:t>
+      </w:r>
+      <w:hyperlink r:id="rId58">
+        <w:r>
+          <w:rPr>
+            <w:lang w:val="zh_TW" w:bidi="zh_TW"/>
+          </w:rPr>
+          <w:rPr>
+            <w:color w:val="0000EE"/>
+            <w:u w:val="single"/>
+          </w:rPr>
+          <w:t>林前15:29</w:t>
+        </w:r>
+      </w:hyperlink>
+      <w:r>
+        <w:rPr>
+          <w:lang w:val="zh_TW" w:bidi="zh_TW"/>
+        </w:rPr>
+        <w:t>）。對於這段有爭議的經文，已經有許多人提出了許多解釋。主要的問題是，為死者施行的洗禮是怎樣的，以及保羅是否認可這種做法。</w:t>
+      </w:r>
+    </w:p>
+    <w:p>
+      <w:pPr>
+        <w:pStyle w:val="Heading3"/>
+      </w:pPr>
+      <w:r>
+        <w:rPr>
+          <w:lang w:val="zh_TW" w:bidi="zh_TW"/>
+        </w:rPr>
+        <w:t>為死人受洗的不同解釋方式</w:t>
+      </w:r>
+    </w:p>
+    <w:p>
+      <w:pPr/>
+      <w:r>
+        <w:rPr>
+          <w:lang w:val="zh_TW" w:bidi="zh_TW"/>
+        </w:rPr>
+      </w:r>
+      <w:r>
+        <w:rPr>
+          <w:lang w:val="zh_TW" w:bidi="zh_TW"/>
+        </w:rPr>
+        <w:t>對「為死人受洗」這個片語的解釋可歸納為三類：</w:t>
+      </w:r>
+    </w:p>
+    <w:p>
+      <w:pPr>
+        <w:pStyle w:val="ListNumber"/>
+        <w:numPr>
+          <w:ilvl w:val="0"/>
+          <w:numId w:val="14"/>
+        </w:numPr>
         <w:spacing w:line="240" w:lineRule="auto"/>
         <w:ind w:left="720"/>
       </w:pPr>
@@ -410,9 +2017,59 @@
         <w:rPr>
           <w:lang w:val="zh_TW" w:bidi="zh_TW"/>
         </w:rPr>
-        <w:t>懲罰（如參孫，</w:t>
-      </w:r>
-      <w:hyperlink r:id="rId14">
+        <w:t>洗禮作為象徵</w:t>
+      </w:r>
+    </w:p>
+    <w:p>
+      <w:pPr>
+        <w:pStyle w:val="ListNumber"/>
+        <w:spacing w:line="240" w:lineRule="auto"/>
+        <w:ind w:left="720"/>
+      </w:pPr>
+      <w:r>
+        <w:rPr>
+          <w:lang w:val="zh_TW" w:bidi="zh_TW"/>
+        </w:rPr>
+      </w:r>
+      <w:r>
+        <w:rPr>
+          <w:lang w:val="zh_TW" w:bidi="zh_TW"/>
+        </w:rPr>
+        <w:t>普通洗禮</w:t>
+      </w:r>
+    </w:p>
+    <w:p>
+      <w:pPr>
+        <w:pStyle w:val="ListNumber"/>
+        <w:spacing w:line="240" w:lineRule="auto"/>
+        <w:ind w:left="720"/>
+      </w:pPr>
+      <w:r>
+        <w:rPr>
+          <w:lang w:val="zh_TW" w:bidi="zh_TW"/>
+        </w:rPr>
+      </w:r>
+      <w:r>
+        <w:rPr>
+          <w:lang w:val="zh_TW" w:bidi="zh_TW"/>
+        </w:rPr>
+        <w:t>代表他人受洗</w:t>
+      </w:r>
+    </w:p>
+    <w:p>
+      <w:pPr/>
+      <w:r>
+        <w:rPr>
+          <w:lang w:val="zh_TW" w:bidi="zh_TW"/>
+        </w:rPr>
+      </w:r>
+      <w:r>
+        <w:rPr>
+          <w:lang w:val="zh_TW" w:bidi="zh_TW"/>
+        </w:rPr>
+        <w:t>在</w:t>
+      </w:r>
+      <w:hyperlink r:id="rId59">
         <w:r>
           <w:rPr>
             <w:lang w:val="zh_TW" w:bidi="zh_TW"/>
@@ -421,34 +2078,16 @@
             <w:color w:val="0000EE"/>
             <w:u w:val="single"/>
           </w:rPr>
-          <w:t>士16:21</w:t>
+          <w:t>馬可福音十章38節</w:t>
         </w:r>
       </w:hyperlink>
       <w:r>
         <w:rPr>
           <w:lang w:val="zh_TW" w:bidi="zh_TW"/>
         </w:rPr>
-        <w:t>）</w:t>
-      </w:r>
-    </w:p>
-    <w:p>
-      <w:pPr>
-        <w:pStyle w:val="ListBullet"/>
-        <w:spacing w:line="240" w:lineRule="auto"/>
-        <w:ind w:left="720"/>
-      </w:pPr>
-      <w:r>
-        <w:rPr>
-          <w:lang w:val="zh_TW" w:bidi="zh_TW"/>
-        </w:rPr>
-      </w:r>
-      <w:r>
-        <w:rPr>
-          <w:lang w:val="zh_TW" w:bidi="zh_TW"/>
-        </w:rPr>
-        <w:t>年老（</w:t>
-      </w:r>
-      <w:hyperlink r:id="rId15">
+        <w:t>和</w:t>
+      </w:r>
+      <w:hyperlink r:id="rId60">
         <w:r>
           <w:rPr>
             <w:lang w:val="zh_TW" w:bidi="zh_TW"/>
@@ -457,16 +2096,55 @@
             <w:color w:val="0000EE"/>
             <w:u w:val="single"/>
           </w:rPr>
-          <w:t>創27:1</w:t>
+          <w:t>路加福音十二章50節</w:t>
         </w:r>
       </w:hyperlink>
       <w:r>
         <w:rPr>
           <w:lang w:val="zh_TW" w:bidi="zh_TW"/>
         </w:rPr>
-        <w:t>；</w:t>
-      </w:r>
-      <w:hyperlink r:id="rId16">
+        <w:t>中，洗禮被用作受苦或殉道（為信仰而死）的象徵。有些學者認為「為死人受洗」意味著殉道，並將其翻譯為「以死亡為目標而受洗」。</w:t>
+      </w:r>
+    </w:p>
+    <w:p>
+      <w:pPr/>
+      <w:r>
+        <w:rPr>
+          <w:lang w:val="zh_TW" w:bidi="zh_TW"/>
+        </w:rPr>
+      </w:r>
+      <w:r>
+        <w:rPr>
+          <w:lang w:val="zh_TW" w:bidi="zh_TW"/>
+        </w:rPr>
+        <w:t>許多人認為這意味著為自己受洗。馬丁‧路德（Martin Luther）認為這意味著在死者墓旁施洗。約翰‧加爾文（John Calvin）認為這是指臨終基督徒渴望受洗。另一些人認為，這是指新信徒因基督徒殉道者或已故親人的見證而接受洗禮。</w:t>
+      </w:r>
+    </w:p>
+    <w:p>
+      <w:pPr>
+        <w:pStyle w:val="Heading3"/>
+      </w:pPr>
+      <w:r>
+        <w:rPr>
+          <w:lang w:val="zh_TW" w:bidi="zh_TW"/>
+        </w:rPr>
+        <w:t>保羅贊成為死者施洗嗎？</w:t>
+      </w:r>
+    </w:p>
+    <w:p>
+      <w:pPr/>
+      <w:r>
+        <w:rPr>
+          <w:lang w:val="zh_TW" w:bidi="zh_TW"/>
+        </w:rPr>
+      </w:r>
+      <w:r>
+        <w:rPr>
+          <w:lang w:val="zh_TW" w:bidi="zh_TW"/>
+        </w:rPr>
+        <w:t>這句話最直接的意思似乎是一種為死人代受洗的做法。這句話似乎表明，有哥林多人為死人受洗。哥林多教會可能對洗禮持有一種神秘化的觀點，這或許解釋了為什麼保羅淡化了他作為施洗者的角色（</w:t>
+      </w:r>
+      <w:hyperlink r:id="rId61">
         <w:r>
           <w:rPr>
             <w:lang w:val="zh_TW" w:bidi="zh_TW"/>
@@ -475,16 +2153,30 @@
             <w:color w:val="0000EE"/>
             <w:u w:val="single"/>
           </w:rPr>
-          <w:t>撒上4:15</w:t>
+          <w:t>林前1:14–17</w:t>
         </w:r>
       </w:hyperlink>
       <w:r>
         <w:rPr>
           <w:lang w:val="zh_TW" w:bidi="zh_TW"/>
         </w:rPr>
-        <w:t>；</w:t>
-      </w:r>
-      <w:hyperlink r:id="rId17">
+        <w:t>）。</w:t>
+      </w:r>
+    </w:p>
+    <w:p>
+      <w:pPr/>
+      <w:r>
+        <w:rPr>
+          <w:lang w:val="zh_TW" w:bidi="zh_TW"/>
+        </w:rPr>
+      </w:r>
+      <w:r>
+        <w:rPr>
+          <w:lang w:val="zh_TW" w:bidi="zh_TW"/>
+        </w:rPr>
+        <w:t>保羅將哥林多教會的經歷與以色列人在曠野中的經歷相比較（</w:t>
+      </w:r>
+      <w:hyperlink r:id="rId62">
         <w:r>
           <w:rPr>
             <w:lang w:val="zh_TW" w:bidi="zh_TW"/>
@@ -493,25 +2185,14 @@
             <w:color w:val="0000EE"/>
             <w:u w:val="single"/>
           </w:rPr>
-          <w:t>王上14:4</w:t>
+          <w:t>林前10:1–13</w:t>
         </w:r>
       </w:hyperlink>
       <w:r>
         <w:rPr>
           <w:lang w:val="zh_TW" w:bidi="zh_TW"/>
         </w:rPr>
-        <w:t>）</w:t>
-      </w:r>
-    </w:p>
-    <w:p>
-      <w:pPr>
-        <w:pStyle w:val="Heading3"/>
-      </w:pPr>
-      <w:r>
-        <w:rPr>
-          <w:lang w:val="zh_TW" w:bidi="zh_TW"/>
-        </w:rPr>
-        <w:t>舊約中的瞎眼</w:t>
+        <w:t>）。他描述以色列人如何過紅海和收取嗎哪，這些事件讓我們聯想到洗禮和聖餐。但保羅提醒他的讀者，這些戲劇性的經歷並未使以色列人免於犯罪。某些哥林多人可能認為，參與基督教儀式如洗禮能自動帶來救恩。如果是這樣，那麼那些實踐為死人受洗的人可能相信這一儀式對死者也有幫助。</w:t>
       </w:r>
     </w:p>
     <w:p>
@@ -525,9 +2206,9 @@
         <w:rPr>
           <w:lang w:val="zh_TW" w:bidi="zh_TW"/>
         </w:rPr>
-        <w:t>舊約聖經要求特別關心瞎子（</w:t>
-      </w:r>
-      <w:hyperlink r:id="rId18">
+        <w:t>保羅是否贊成為死人受洗的做法？可能不是。在</w:t>
+      </w:r>
+      <w:hyperlink r:id="rId63">
         <w:r>
           <w:rPr>
             <w:lang w:val="zh_TW" w:bidi="zh_TW"/>
@@ -536,1460 +2217,14 @@
             <w:color w:val="0000EE"/>
             <w:u w:val="single"/>
           </w:rPr>
-          <w:t>利19:14</w:t>
+          <w:t>哥林多前書十五章29至34節</w:t>
         </w:r>
       </w:hyperlink>
       <w:r>
         <w:rPr>
           <w:lang w:val="zh_TW" w:bidi="zh_TW"/>
         </w:rPr>
-        <w:t>）。誤導瞎子的人會受到懲罰（</w:t>
-      </w:r>
-      <w:hyperlink r:id="rId19">
-        <w:r>
-          <w:rPr>
-            <w:lang w:val="zh_TW" w:bidi="zh_TW"/>
-          </w:rPr>
-          <w:rPr>
-            <w:color w:val="0000EE"/>
-            <w:u w:val="single"/>
-          </w:rPr>
-          <w:t>申27:18</w:t>
-        </w:r>
-      </w:hyperlink>
-      <w:r>
-        <w:rPr>
-          <w:lang w:val="zh_TW" w:bidi="zh_TW"/>
-        </w:rPr>
-        <w:t>）。不允許瞎子擔任祭司（</w:t>
-      </w:r>
-      <w:hyperlink r:id="rId20">
-        <w:r>
-          <w:rPr>
-            <w:lang w:val="zh_TW" w:bidi="zh_TW"/>
-          </w:rPr>
-          <w:rPr>
-            <w:color w:val="0000EE"/>
-            <w:u w:val="single"/>
-          </w:rPr>
-          <w:t>利21:18</w:t>
-        </w:r>
-      </w:hyperlink>
-      <w:r>
-        <w:rPr>
-          <w:lang w:val="zh_TW" w:bidi="zh_TW"/>
-        </w:rPr>
-        <w:t>）。</w:t>
-      </w:r>
-    </w:p>
-    <w:p>
-      <w:pPr>
-        <w:pStyle w:val="Heading3"/>
-      </w:pPr>
-      <w:r>
-        <w:rPr>
-          <w:lang w:val="zh_TW" w:bidi="zh_TW"/>
-        </w:rPr>
-        <w:t>新約中的瞎眼</w:t>
-      </w:r>
-    </w:p>
-    <w:p>
-      <w:pPr/>
-      <w:r>
-        <w:rPr>
-          <w:lang w:val="zh_TW" w:bidi="zh_TW"/>
-        </w:rPr>
-      </w:r>
-      <w:r>
-        <w:rPr>
-          <w:lang w:val="zh_TW" w:bidi="zh_TW"/>
-        </w:rPr>
-        <w:t>耶穌的醫治事工應驗了預言，讓瞎子得看見（</w:t>
-      </w:r>
-      <w:hyperlink r:id="rId21">
-        <w:r>
-          <w:rPr>
-            <w:lang w:val="zh_TW" w:bidi="zh_TW"/>
-          </w:rPr>
-          <w:rPr>
-            <w:color w:val="0000EE"/>
-            <w:u w:val="single"/>
-          </w:rPr>
-          <w:t>路4:18</w:t>
-        </w:r>
-      </w:hyperlink>
-      <w:r>
-        <w:rPr>
-          <w:lang w:val="zh_TW" w:bidi="zh_TW"/>
-        </w:rPr>
-        <w:t>）。耶穌恢復視力的能力證明給施洗約翰看，祂就是彌賽亞（</w:t>
-      </w:r>
-      <w:hyperlink r:id="rId22">
-        <w:r>
-          <w:rPr>
-            <w:lang w:val="zh_TW" w:bidi="zh_TW"/>
-          </w:rPr>
-          <w:rPr>
-            <w:color w:val="0000EE"/>
-            <w:u w:val="single"/>
-          </w:rPr>
-          <w:t>太11:5</w:t>
-        </w:r>
-      </w:hyperlink>
-      <w:r>
-        <w:rPr>
-          <w:lang w:val="zh_TW" w:bidi="zh_TW"/>
-        </w:rPr>
-        <w:t>）。耶穌曾醫治：</w:t>
-      </w:r>
-    </w:p>
-    <w:p>
-      <w:pPr>
-        <w:pStyle w:val="ListBullet"/>
-        <w:spacing w:line="240" w:lineRule="auto"/>
-        <w:ind w:left="720"/>
-      </w:pPr>
-      <w:r>
-        <w:rPr>
-          <w:lang w:val="zh_TW" w:bidi="zh_TW"/>
-        </w:rPr>
-      </w:r>
-      <w:r>
-        <w:rPr>
-          <w:lang w:val="zh_TW" w:bidi="zh_TW"/>
-        </w:rPr>
-        <w:t>加利利的兩個瞎子（</w:t>
-      </w:r>
-      <w:hyperlink r:id="rId23">
-        <w:r>
-          <w:rPr>
-            <w:lang w:val="zh_TW" w:bidi="zh_TW"/>
-          </w:rPr>
-          <w:rPr>
-            <w:color w:val="0000EE"/>
-            <w:u w:val="single"/>
-          </w:rPr>
-          <w:t>太9:27</w:t>
-        </w:r>
-      </w:hyperlink>
-      <w:r>
-        <w:rPr>
-          <w:lang w:val="zh_TW" w:bidi="zh_TW"/>
-        </w:rPr>
-        <w:t>–</w:t>
-      </w:r>
-      <w:hyperlink r:id="rId23">
-        <w:r>
-          <w:rPr>
-            <w:lang w:val="zh_TW" w:bidi="zh_TW"/>
-          </w:rPr>
-          <w:rPr>
-            <w:color w:val="0000EE"/>
-            <w:u w:val="single"/>
-          </w:rPr>
-          <w:t>30</w:t>
-        </w:r>
-      </w:hyperlink>
-      <w:r>
-        <w:rPr>
-          <w:lang w:val="zh_TW" w:bidi="zh_TW"/>
-        </w:rPr>
-        <w:t>）</w:t>
-      </w:r>
-    </w:p>
-    <w:p>
-      <w:pPr>
-        <w:pStyle w:val="ListBullet"/>
-        <w:spacing w:line="240" w:lineRule="auto"/>
-        <w:ind w:left="720"/>
-      </w:pPr>
-      <w:r>
-        <w:rPr>
-          <w:lang w:val="zh_TW" w:bidi="zh_TW"/>
-        </w:rPr>
-      </w:r>
-      <w:r>
-        <w:rPr>
-          <w:lang w:val="zh_TW" w:bidi="zh_TW"/>
-        </w:rPr>
-        <w:t>伯賽大的一個瞎子（</w:t>
-      </w:r>
-      <w:hyperlink r:id="rId24">
-        <w:r>
-          <w:rPr>
-            <w:lang w:val="zh_TW" w:bidi="zh_TW"/>
-          </w:rPr>
-          <w:rPr>
-            <w:color w:val="0000EE"/>
-            <w:u w:val="single"/>
-          </w:rPr>
-          <w:t>可8:22</w:t>
-        </w:r>
-      </w:hyperlink>
-      <w:r>
-        <w:rPr>
-          <w:lang w:val="zh_TW" w:bidi="zh_TW"/>
-        </w:rPr>
-        <w:t>–</w:t>
-      </w:r>
-      <w:hyperlink r:id="rId24">
-        <w:r>
-          <w:rPr>
-            <w:lang w:val="zh_TW" w:bidi="zh_TW"/>
-          </w:rPr>
-          <w:rPr>
-            <w:color w:val="0000EE"/>
-            <w:u w:val="single"/>
-          </w:rPr>
-          <w:t>26</w:t>
-        </w:r>
-      </w:hyperlink>
-      <w:r>
-        <w:rPr>
-          <w:lang w:val="zh_TW" w:bidi="zh_TW"/>
-        </w:rPr>
-        <w:t>）</w:t>
-      </w:r>
-    </w:p>
-    <w:p>
-      <w:pPr>
-        <w:pStyle w:val="ListBullet"/>
-        <w:spacing w:line="240" w:lineRule="auto"/>
-        <w:ind w:left="720"/>
-      </w:pPr>
-      <w:r>
-        <w:rPr>
-          <w:lang w:val="zh_TW" w:bidi="zh_TW"/>
-        </w:rPr>
-      </w:r>
-      <w:r>
-        <w:rPr>
-          <w:lang w:val="zh_TW" w:bidi="zh_TW"/>
-        </w:rPr>
-        <w:t>耶路撒冷一個生來瞎眼的人（</w:t>
-      </w:r>
-      <w:hyperlink r:id="rId25">
-        <w:r>
-          <w:rPr>
-            <w:lang w:val="zh_TW" w:bidi="zh_TW"/>
-          </w:rPr>
-          <w:rPr>
-            <w:color w:val="0000EE"/>
-            <w:u w:val="single"/>
-          </w:rPr>
-          <w:t>約9章</w:t>
-        </w:r>
-      </w:hyperlink>
-      <w:r>
-        <w:rPr>
-          <w:lang w:val="zh_TW" w:bidi="zh_TW"/>
-        </w:rPr>
-        <w:t>）</w:t>
-      </w:r>
-    </w:p>
-    <w:p>
-      <w:pPr>
-        <w:pStyle w:val="ListBullet"/>
-        <w:spacing w:line="240" w:lineRule="auto"/>
-        <w:ind w:left="720"/>
-      </w:pPr>
-      <w:r>
-        <w:rPr>
-          <w:lang w:val="zh_TW" w:bidi="zh_TW"/>
-        </w:rPr>
-      </w:r>
-      <w:r>
-        <w:rPr>
-          <w:lang w:val="zh_TW" w:bidi="zh_TW"/>
-        </w:rPr>
-        <w:t>在耶利哥，名叫巴底買的乞丐及其朋友（</w:t>
-      </w:r>
-      <w:hyperlink r:id="rId26">
-        <w:r>
-          <w:rPr>
-            <w:lang w:val="zh_TW" w:bidi="zh_TW"/>
-          </w:rPr>
-          <w:rPr>
-            <w:color w:val="0000EE"/>
-            <w:u w:val="single"/>
-          </w:rPr>
-          <w:t>可10:46</w:t>
-        </w:r>
-      </w:hyperlink>
-      <w:r>
-        <w:rPr>
-          <w:lang w:val="zh_TW" w:bidi="zh_TW"/>
-        </w:rPr>
-        <w:t>–</w:t>
-      </w:r>
-      <w:hyperlink r:id="rId26">
-        <w:r>
-          <w:rPr>
-            <w:lang w:val="zh_TW" w:bidi="zh_TW"/>
-          </w:rPr>
-          <w:rPr>
-            <w:color w:val="0000EE"/>
-            <w:u w:val="single"/>
-          </w:rPr>
-          <w:t>52</w:t>
-        </w:r>
-      </w:hyperlink>
-      <w:r>
-        <w:rPr>
-          <w:lang w:val="zh_TW" w:bidi="zh_TW"/>
-        </w:rPr>
-        <w:t>；參</w:t>
-      </w:r>
-      <w:hyperlink r:id="rId27">
-        <w:r>
-          <w:rPr>
-            <w:lang w:val="zh_TW" w:bidi="zh_TW"/>
-          </w:rPr>
-          <w:rPr>
-            <w:color w:val="0000EE"/>
-            <w:u w:val="single"/>
-          </w:rPr>
-          <w:t>太20:30</w:t>
-        </w:r>
-      </w:hyperlink>
-      <w:r>
-        <w:rPr>
-          <w:lang w:val="zh_TW" w:bidi="zh_TW"/>
-        </w:rPr>
-        <w:t>–</w:t>
-      </w:r>
-      <w:hyperlink r:id="rId27">
-        <w:r>
-          <w:rPr>
-            <w:lang w:val="zh_TW" w:bidi="zh_TW"/>
-          </w:rPr>
-          <w:rPr>
-            <w:color w:val="0000EE"/>
-            <w:u w:val="single"/>
-          </w:rPr>
-          <w:t>34</w:t>
-        </w:r>
-      </w:hyperlink>
-      <w:r>
-        <w:rPr>
-          <w:lang w:val="zh_TW" w:bidi="zh_TW"/>
-        </w:rPr>
-        <w:t>；</w:t>
-      </w:r>
-      <w:hyperlink r:id="rId28">
-        <w:r>
-          <w:rPr>
-            <w:lang w:val="zh_TW" w:bidi="zh_TW"/>
-          </w:rPr>
-          <w:rPr>
-            <w:color w:val="0000EE"/>
-            <w:u w:val="single"/>
-          </w:rPr>
-          <w:t>路18:35</w:t>
-        </w:r>
-      </w:hyperlink>
-      <w:r>
-        <w:rPr>
-          <w:lang w:val="zh_TW" w:bidi="zh_TW"/>
-        </w:rPr>
-        <w:t>–</w:t>
-      </w:r>
-      <w:hyperlink r:id="rId28">
-        <w:r>
-          <w:rPr>
-            <w:lang w:val="zh_TW" w:bidi="zh_TW"/>
-          </w:rPr>
-          <w:rPr>
-            <w:color w:val="0000EE"/>
-            <w:u w:val="single"/>
-          </w:rPr>
-          <w:t>43</w:t>
-        </w:r>
-      </w:hyperlink>
-      <w:r>
-        <w:rPr>
-          <w:lang w:val="zh_TW" w:bidi="zh_TW"/>
-        </w:rPr>
-        <w:t>）</w:t>
-      </w:r>
-    </w:p>
-    <w:p>
-      <w:pPr/>
-      <w:r>
-        <w:rPr>
-          <w:lang w:val="zh_TW" w:bidi="zh_TW"/>
-        </w:rPr>
-      </w:r>
-      <w:r>
-        <w:rPr>
-          <w:lang w:val="zh_TW" w:bidi="zh_TW"/>
-        </w:rPr>
-        <w:t>有時，耶穌即時醫治瞎子（</w:t>
-      </w:r>
-      <w:hyperlink r:id="rId29">
-        <w:r>
-          <w:rPr>
-            <w:lang w:val="zh_TW" w:bidi="zh_TW"/>
-          </w:rPr>
-          <w:rPr>
-            <w:color w:val="0000EE"/>
-            <w:u w:val="single"/>
-          </w:rPr>
-          <w:t>可10:52</w:t>
-        </w:r>
-      </w:hyperlink>
-      <w:r>
-        <w:rPr>
-          <w:lang w:val="zh_TW" w:bidi="zh_TW"/>
-        </w:rPr>
-        <w:t>）。有時，祂藉由行動進行醫治，例如用泥和水（</w:t>
-      </w:r>
-      <w:hyperlink r:id="rId30">
-        <w:r>
-          <w:rPr>
-            <w:lang w:val="zh_TW" w:bidi="zh_TW"/>
-          </w:rPr>
-          <w:rPr>
-            <w:color w:val="0000EE"/>
-            <w:u w:val="single"/>
-          </w:rPr>
-          <w:t>約9:6</w:t>
-        </w:r>
-      </w:hyperlink>
-      <w:r>
-        <w:rPr>
-          <w:lang w:val="zh_TW" w:bidi="zh_TW"/>
-        </w:rPr>
-        <w:t>–</w:t>
-      </w:r>
-      <w:hyperlink r:id="rId30">
-        <w:r>
-          <w:rPr>
-            <w:lang w:val="zh_TW" w:bidi="zh_TW"/>
-          </w:rPr>
-          <w:rPr>
-            <w:color w:val="0000EE"/>
-            <w:u w:val="single"/>
-          </w:rPr>
-          <w:t>11</w:t>
-        </w:r>
-      </w:hyperlink>
-      <w:r>
-        <w:rPr>
-          <w:lang w:val="zh_TW" w:bidi="zh_TW"/>
-        </w:rPr>
-        <w:t>）或唾沫（</w:t>
-      </w:r>
-      <w:hyperlink r:id="rId31">
-        <w:r>
-          <w:rPr>
-            <w:lang w:val="zh_TW" w:bidi="zh_TW"/>
-          </w:rPr>
-          <w:rPr>
-            <w:color w:val="0000EE"/>
-            <w:u w:val="single"/>
-          </w:rPr>
-          <w:t>可8:23</w:t>
-        </w:r>
-      </w:hyperlink>
-      <w:r>
-        <w:rPr>
-          <w:lang w:val="zh_TW" w:bidi="zh_TW"/>
-        </w:rPr>
-        <w:t>）。</w:t>
-      </w:r>
-    </w:p>
-    <w:p>
-      <w:pPr/>
-      <w:r>
-        <w:rPr>
-          <w:lang w:val="zh_TW" w:bidi="zh_TW"/>
-        </w:rPr>
-      </w:r>
-      <w:r>
-        <w:rPr>
-          <w:lang w:val="zh_TW" w:bidi="zh_TW"/>
-        </w:rPr>
-        <w:t>使徒保羅在歸信時一度失明，並在亞拿尼亞面前得醫治（</w:t>
-      </w:r>
-      <w:hyperlink r:id="rId32">
-        <w:r>
-          <w:rPr>
-            <w:lang w:val="zh_TW" w:bidi="zh_TW"/>
-          </w:rPr>
-          <w:rPr>
-            <w:color w:val="0000EE"/>
-            <w:u w:val="single"/>
-          </w:rPr>
-          <w:t>徒9:1</w:t>
-        </w:r>
-      </w:hyperlink>
-      <w:r>
-        <w:rPr>
-          <w:lang w:val="zh_TW" w:bidi="zh_TW"/>
-        </w:rPr>
-        <w:t>–</w:t>
-      </w:r>
-      <w:hyperlink r:id="rId32">
-        <w:r>
-          <w:rPr>
-            <w:lang w:val="zh_TW" w:bidi="zh_TW"/>
-          </w:rPr>
-          <w:rPr>
-            <w:color w:val="0000EE"/>
-            <w:u w:val="single"/>
-          </w:rPr>
-          <w:t>9、18</w:t>
-        </w:r>
-      </w:hyperlink>
-      <w:r>
-        <w:rPr>
-          <w:lang w:val="zh_TW" w:bidi="zh_TW"/>
-        </w:rPr>
-        <w:t>）。後來，保羅因為行法術的以呂馬在塞浦路斯反對他的事工，而使他暫時瞎眼（</w:t>
-      </w:r>
-      <w:hyperlink r:id="rId33">
-        <w:r>
-          <w:rPr>
-            <w:lang w:val="zh_TW" w:bidi="zh_TW"/>
-          </w:rPr>
-          <w:rPr>
-            <w:color w:val="0000EE"/>
-            <w:u w:val="single"/>
-          </w:rPr>
-          <w:t>徒13:11</w:t>
-        </w:r>
-      </w:hyperlink>
-      <w:r>
-        <w:rPr>
-          <w:lang w:val="zh_TW" w:bidi="zh_TW"/>
-        </w:rPr>
-        <w:t>）。</w:t>
-      </w:r>
-    </w:p>
-    <w:p>
-      <w:pPr/>
-      <w:r>
-        <w:rPr>
-          <w:lang w:val="zh_TW" w:bidi="zh_TW"/>
-        </w:rPr>
-      </w:r>
-      <w:r>
-        <w:rPr>
-          <w:i/>
-          <w:lang w:val="zh_TW" w:bidi="zh_TW"/>
-        </w:rPr>
-        <w:t>另見</w:t>
-      </w:r>
-      <w:r>
-        <w:rPr>
-          <w:lang w:val="zh_TW" w:bidi="zh_TW"/>
-        </w:rPr>
-        <w:t xml:space="preserve"> </w:t>
-      </w:r>
-      <w:r>
-        <w:rPr>
-          <w:lang w:val="zh_TW" w:bidi="zh_TW"/>
-        </w:rPr>
-        <w:t>藥物與醫療實踐</w:t>
-      </w:r>
-      <w:r>
-        <w:rPr>
-          <w:lang w:val="zh_TW" w:bidi="zh_TW"/>
-        </w:rPr>
-        <w:t>；</w:t>
-      </w:r>
-      <w:r>
-        <w:rPr>
-          <w:lang w:val="zh_TW" w:bidi="zh_TW"/>
-        </w:rPr>
-        <w:t>災病</w:t>
-      </w:r>
-      <w:r>
-        <w:rPr>
-          <w:lang w:val="zh_TW" w:bidi="zh_TW"/>
-        </w:rPr>
-        <w:t>。</w:t>
-      </w:r>
-      <w:r>
-        <w:rPr>
-          <w:lang w:val="zh_TW" w:bidi="zh_TW"/>
-        </w:rPr>
-      </w:r>
-      <w:r>
-        <w:rPr>
-          <w:lang w:val="zh_TW" w:bidi="zh_TW"/>
-        </w:rPr>
-      </w:r>
-    </w:p>
-    <w:p>
-      <w:pPr/>
-      <w:r>
-        <w:rPr>
-          <w:lang w:val="zh_TW" w:bidi="zh_TW"/>
-        </w:rPr>
-      </w:r>
-    </w:p>
-    <w:p>
-      <w:pPr>
-        <w:pStyle w:val="Heading2"/>
-      </w:pPr>
-      <w:r>
-        <w:rPr>
-          <w:lang w:val="zh_TW" w:bidi="zh_TW"/>
-        </w:rPr>
-        <w:t>夏甲</w:t>
-      </w:r>
-      <w:r>
-        <w:rPr>
-          <w:lang w:val="zh_TW" w:bidi="zh_TW"/>
-        </w:rPr>
-      </w:r>
-    </w:p>
-    <w:p>
-      <w:pPr/>
-      <w:r>
-        <w:rPr>
-          <w:lang w:val="zh_TW" w:bidi="zh_TW"/>
-        </w:rPr>
-      </w:r>
-      <w:r>
-        <w:rPr>
-          <w:lang w:val="zh_TW" w:bidi="zh_TW"/>
-        </w:rPr>
-        <w:t>來自埃及的使女，她的主母是撒萊（後來稱為撒拉），撒萊是亞伯蘭（後來稱為亞伯拉罕）的妻子。由於撒萊執意如此，所以亞伯蘭將夏甲納為妾（地位較低的第二位妻子）。夏甲是亞伯蘭的第一個兒子以實瑪利的母親（</w:t>
-      </w:r>
-      <w:hyperlink r:id="rId34">
-        <w:r>
-          <w:rPr>
-            <w:lang w:val="zh_TW" w:bidi="zh_TW"/>
-          </w:rPr>
-          <w:rPr>
-            <w:color w:val="0000EE"/>
-            <w:u w:val="single"/>
-          </w:rPr>
-          <w:t>創16:1–16</w:t>
-        </w:r>
-      </w:hyperlink>
-      <w:r>
-        <w:rPr>
-          <w:lang w:val="zh_TW" w:bidi="zh_TW"/>
-        </w:rPr>
-        <w:t>，</w:t>
-      </w:r>
-      <w:hyperlink r:id="rId35">
-        <w:r>
-          <w:rPr>
-            <w:lang w:val="zh_TW" w:bidi="zh_TW"/>
-          </w:rPr>
-          <w:rPr>
-            <w:color w:val="0000EE"/>
-            <w:u w:val="single"/>
-          </w:rPr>
-          <w:t>21:9</w:t>
-        </w:r>
-      </w:hyperlink>
-      <w:hyperlink r:id="rId34">
-        <w:r>
-          <w:rPr>
-            <w:lang w:val="zh_TW" w:bidi="zh_TW"/>
-          </w:rPr>
-          <w:rPr>
-            <w:color w:val="0000EE"/>
-            <w:u w:val="single"/>
-          </w:rPr>
-          <w:t>–</w:t>
-        </w:r>
-      </w:hyperlink>
-      <w:hyperlink r:id="rId35">
-        <w:r>
-          <w:rPr>
-            <w:lang w:val="zh_TW" w:bidi="zh_TW"/>
-          </w:rPr>
-          <w:rPr>
-            <w:color w:val="0000EE"/>
-            <w:u w:val="single"/>
-          </w:rPr>
-          <w:t>21</w:t>
-        </w:r>
-      </w:hyperlink>
-      <w:r>
-        <w:rPr>
-          <w:lang w:val="zh_TW" w:bidi="zh_TW"/>
-        </w:rPr>
-        <w:t>）。</w:t>
-      </w:r>
-    </w:p>
-    <w:p>
-      <w:pPr>
-        <w:pStyle w:val="Heading3"/>
-      </w:pPr>
-      <w:r>
-        <w:rPr>
-          <w:lang w:val="zh_TW" w:bidi="zh_TW"/>
-        </w:rPr>
-        <w:t>夏甲的故事</w:t>
-      </w:r>
-    </w:p>
-    <w:p>
-      <w:pPr/>
-      <w:r>
-        <w:rPr>
-          <w:lang w:val="zh_TW" w:bidi="zh_TW"/>
-        </w:rPr>
-      </w:r>
-      <w:r>
-        <w:rPr>
-          <w:lang w:val="zh_TW" w:bidi="zh_TW"/>
-        </w:rPr>
-        <w:t>當神命令亞伯蘭離開美索不達米亞時，祂應許要使亞伯蘭的後裔成為大國，並賜給他的後裔一片新的土地（</w:t>
-      </w:r>
-      <w:hyperlink r:id="rId36">
-        <w:r>
-          <w:rPr>
-            <w:lang w:val="zh_TW" w:bidi="zh_TW"/>
-          </w:rPr>
-          <w:rPr>
-            <w:color w:val="0000EE"/>
-            <w:u w:val="single"/>
-          </w:rPr>
-          <w:t>創12:2、7</w:t>
-        </w:r>
-      </w:hyperlink>
-      <w:r>
-        <w:rPr>
-          <w:lang w:val="zh_TW" w:bidi="zh_TW"/>
-        </w:rPr>
-        <w:t>）。在迦南待了十年後，撒萊和亞伯蘭仍然沒有孩子。撒萊建議亞伯蘭娶夏甲為妾，並通過她得孩子。在美索不達米亞東北部的習俗中，如果妻子不能生育，她可以給丈夫一個使女來達成這個目的。妾所生的任何兒子，都被視為是妻子的孩子（參</w:t>
-      </w:r>
-      <w:hyperlink r:id="rId37">
-        <w:r>
-          <w:rPr>
-            <w:lang w:val="zh_TW" w:bidi="zh_TW"/>
-          </w:rPr>
-          <w:rPr>
-            <w:color w:val="0000EE"/>
-            <w:u w:val="single"/>
-          </w:rPr>
-          <w:t>30:1</w:t>
-        </w:r>
-      </w:hyperlink>
-      <w:hyperlink r:id="rId34">
-        <w:r>
-          <w:rPr>
-            <w:lang w:val="zh_TW" w:bidi="zh_TW"/>
-          </w:rPr>
-          <w:rPr>
-            <w:color w:val="0000EE"/>
-            <w:u w:val="single"/>
-          </w:rPr>
-          <w:t>–</w:t>
-        </w:r>
-      </w:hyperlink>
-      <w:hyperlink r:id="rId37">
-        <w:r>
-          <w:rPr>
-            <w:lang w:val="zh_TW" w:bidi="zh_TW"/>
-          </w:rPr>
-          <w:rPr>
-            <w:color w:val="0000EE"/>
-            <w:u w:val="single"/>
-          </w:rPr>
-          <w:t>6</w:t>
-        </w:r>
-      </w:hyperlink>
-      <w:r>
-        <w:rPr>
-          <w:lang w:val="zh_TW" w:bidi="zh_TW"/>
-        </w:rPr>
-        <w:t>）。</w:t>
-      </w:r>
-    </w:p>
-    <w:p>
-      <w:pPr/>
-      <w:r>
-        <w:rPr>
-          <w:lang w:val="zh_TW" w:bidi="zh_TW"/>
-        </w:rPr>
-      </w:r>
-      <w:r>
-        <w:rPr>
-          <w:lang w:val="zh_TW" w:bidi="zh_TW"/>
-        </w:rPr>
-        <w:t>當夏甲懷孕後，就開始小看撒萊。撒萊苦待夏甲，致使她逃到曠野。神的使者在曠野的一口井旁向她顯現，並告訴夏甲要回到亞伯蘭家中。使者應許說她將生一個兒子，以實瑪利（意思是「神聽見」）；這個兒子意志堅定，經常與他人發生衝突。夏甲稱那地方為庇耳拉海萊，意思是「在這裡看見那看顧我的」。</w:t>
-      </w:r>
-    </w:p>
-    <w:p>
-      <w:pPr/>
-      <w:r>
-        <w:rPr>
-          <w:lang w:val="zh_TW" w:bidi="zh_TW"/>
-        </w:rPr>
-      </w:r>
-      <w:r>
-        <w:rPr>
-          <w:lang w:val="zh_TW" w:bidi="zh_TW"/>
-        </w:rPr>
-        <w:t>以實瑪利出生時，亞伯蘭已經86歲。十四年後，神賜給亞伯拉罕和撒拉應許中的兒子以撒。在以撒斷奶時（大約三歲），舉行了一場筵席。在筵席上，以實瑪利戲笑以撒（</w:t>
-      </w:r>
-      <w:hyperlink r:id="rId38">
-        <w:r>
-          <w:rPr>
-            <w:lang w:val="zh_TW" w:bidi="zh_TW"/>
-          </w:rPr>
-          <w:rPr>
-            <w:color w:val="0000EE"/>
-            <w:u w:val="single"/>
-          </w:rPr>
-          <w:t>創21:9</w:t>
-        </w:r>
-      </w:hyperlink>
-      <w:r>
-        <w:rPr>
-          <w:lang w:val="zh_TW" w:bidi="zh_TW"/>
-        </w:rPr>
-        <w:t>），使撒拉很生氣。因此，她要求亞伯拉罕趕走夏甲和以實瑪利。亞伯拉罕起初不願意這樣做，但神對他說，讓他聽從撒拉的要求（</w:t>
-      </w:r>
-      <w:hyperlink r:id="rId39">
-        <w:r>
-          <w:rPr>
-            <w:lang w:val="zh_TW" w:bidi="zh_TW"/>
-          </w:rPr>
-          <w:rPr>
-            <w:color w:val="0000EE"/>
-            <w:u w:val="single"/>
-          </w:rPr>
-          <w:t>12</w:t>
-        </w:r>
-      </w:hyperlink>
-      <w:r>
-        <w:rPr>
-          <w:lang w:val="zh_TW" w:bidi="zh_TW"/>
-        </w:rPr>
-        <w:t>節）。</w:t>
-      </w:r>
-    </w:p>
-    <w:p>
-      <w:pPr/>
-      <w:r>
-        <w:rPr>
-          <w:lang w:val="zh_TW" w:bidi="zh_TW"/>
-        </w:rPr>
-      </w:r>
-      <w:r>
-        <w:rPr>
-          <w:lang w:val="zh_TW" w:bidi="zh_TW"/>
-        </w:rPr>
-        <w:t>夏甲和以實瑪利離開後，在別是巴的曠野中徘徊。當他們沒有水的時候，神拯救夏甲和以實瑪利免於死亡。神應許夏甲說，以實瑪利的後裔將成為大國（</w:t>
-      </w:r>
-      <w:hyperlink r:id="rId40">
-        <w:r>
-          <w:rPr>
-            <w:lang w:val="zh_TW" w:bidi="zh_TW"/>
-          </w:rPr>
-          <w:rPr>
-            <w:color w:val="0000EE"/>
-            <w:u w:val="single"/>
-          </w:rPr>
-          <w:t>創21:17</w:t>
-        </w:r>
-      </w:hyperlink>
-      <w:hyperlink r:id="rId34">
-        <w:r>
-          <w:rPr>
-            <w:lang w:val="zh_TW" w:bidi="zh_TW"/>
-          </w:rPr>
-          <w:rPr>
-            <w:color w:val="0000EE"/>
-            <w:u w:val="single"/>
-          </w:rPr>
-          <w:t>–</w:t>
-        </w:r>
-      </w:hyperlink>
-      <w:hyperlink r:id="rId40">
-        <w:r>
-          <w:rPr>
-            <w:lang w:val="zh_TW" w:bidi="zh_TW"/>
-          </w:rPr>
-          <w:rPr>
-            <w:color w:val="0000EE"/>
-            <w:u w:val="single"/>
-          </w:rPr>
-          <w:t>19</w:t>
-        </w:r>
-      </w:hyperlink>
-      <w:r>
-        <w:rPr>
-          <w:lang w:val="zh_TW" w:bidi="zh_TW"/>
-        </w:rPr>
-        <w:t>）。以實瑪利住在巴蘭的曠野，成為獵人。他娶了一位埃及女子，並成為以實瑪利人的先祖。</w:t>
-      </w:r>
-    </w:p>
-    <w:p>
-      <w:pPr>
-        <w:pStyle w:val="Heading3"/>
-      </w:pPr>
-      <w:r>
-        <w:rPr>
-          <w:lang w:val="zh_TW" w:bidi="zh_TW"/>
-        </w:rPr>
-        <w:t>保羅關於夏甲的教導</w:t>
-      </w:r>
-    </w:p>
-    <w:p>
-      <w:pPr/>
-      <w:r>
-        <w:rPr>
-          <w:lang w:val="zh_TW" w:bidi="zh_TW"/>
-        </w:rPr>
-      </w:r>
-      <w:r>
-        <w:rPr>
-          <w:lang w:val="zh_TW" w:bidi="zh_TW"/>
-        </w:rPr>
-        <w:t>在新約聖經中，保羅使用夏甲的故事解釋一個重要的屬靈真理（</w:t>
-      </w:r>
-      <w:hyperlink r:id="rId41">
-        <w:r>
-          <w:rPr>
-            <w:lang w:val="zh_TW" w:bidi="zh_TW"/>
-          </w:rPr>
-          <w:rPr>
-            <w:color w:val="0000EE"/>
-            <w:u w:val="single"/>
-          </w:rPr>
-          <w:t>加4:22</w:t>
-        </w:r>
-      </w:hyperlink>
-      <w:hyperlink r:id="rId34">
-        <w:r>
-          <w:rPr>
-            <w:lang w:val="zh_TW" w:bidi="zh_TW"/>
-          </w:rPr>
-          <w:rPr>
-            <w:color w:val="0000EE"/>
-            <w:u w:val="single"/>
-          </w:rPr>
-          <w:t>–</w:t>
-        </w:r>
-      </w:hyperlink>
-      <w:hyperlink r:id="rId41">
-        <w:r>
-          <w:rPr>
-            <w:lang w:val="zh_TW" w:bidi="zh_TW"/>
-          </w:rPr>
-          <w:rPr>
-            <w:color w:val="0000EE"/>
-            <w:u w:val="single"/>
-          </w:rPr>
-          <w:t>31</w:t>
-        </w:r>
-      </w:hyperlink>
-      <w:r>
-        <w:rPr>
-          <w:lang w:val="zh_TW" w:bidi="zh_TW"/>
-        </w:rPr>
-        <w:t>）：夏甲代表神在西奈山與摩西立的舊約。由於以實瑪利是透過人的計劃而生，猶太化的基督徒就像夏甲的兒子，是為奴的。他們教導所有信徒都必須遵守摩西律法，並且必須做到律法所說的一切。撒拉是自主的婦人，代表耶穌基督的新約。由於以撒是亞伯拉罕憑著對神應許的信心所生的兒子，那些不受律法捆綁的基督徒是撒拉屬靈的兒女。最大的不同在於是被律法束縛，要靠行為得救，還是有自由，靠恩典和信心得救。</w:t>
-      </w:r>
-    </w:p>
-    <w:p>
-      <w:pPr/>
-      <w:r>
-        <w:rPr>
-          <w:lang w:val="zh_TW" w:bidi="zh_TW"/>
-        </w:rPr>
-      </w:r>
-      <w:r>
-        <w:rPr>
-          <w:i/>
-          <w:lang w:val="zh_TW" w:bidi="zh_TW"/>
-        </w:rPr>
-        <w:t>另見</w:t>
-      </w:r>
-      <w:r>
-        <w:rPr>
-          <w:lang w:val="zh_TW" w:bidi="zh_TW"/>
-        </w:rPr>
-        <w:t>亞伯拉罕</w:t>
-      </w:r>
-      <w:r>
-        <w:rPr>
-          <w:lang w:val="zh_TW" w:bidi="zh_TW"/>
-        </w:rPr>
-        <w:t>；</w:t>
-      </w:r>
-      <w:r>
-        <w:rPr>
-          <w:lang w:val="zh_TW" w:bidi="zh_TW"/>
-        </w:rPr>
-        <w:t>撒拉#1</w:t>
-      </w:r>
-      <w:r>
-        <w:rPr>
-          <w:lang w:val="zh_TW" w:bidi="zh_TW"/>
-        </w:rPr>
-        <w:t>。</w:t>
-      </w:r>
-      <w:r>
-        <w:rPr>
-          <w:lang w:val="zh_TW" w:bidi="zh_TW"/>
-        </w:rPr>
-      </w:r>
-      <w:r>
-        <w:rPr>
-          <w:lang w:val="zh_TW" w:bidi="zh_TW"/>
-        </w:rPr>
-      </w:r>
-    </w:p>
-    <w:p>
-      <w:pPr/>
-      <w:r>
-        <w:rPr>
-          <w:lang w:val="zh_TW" w:bidi="zh_TW"/>
-        </w:rPr>
-      </w:r>
-    </w:p>
-    <w:p>
-      <w:pPr>
-        <w:pStyle w:val="Heading2"/>
-      </w:pPr>
-      <w:r>
-        <w:rPr>
-          <w:lang w:val="zh_TW" w:bidi="zh_TW"/>
-        </w:rPr>
-        <w:t>夏娃</w:t>
-      </w:r>
-      <w:r>
-        <w:rPr>
-          <w:lang w:val="zh_TW" w:bidi="zh_TW"/>
-        </w:rPr>
-      </w:r>
-    </w:p>
-    <w:p>
-      <w:pPr/>
-      <w:r>
-        <w:rPr>
-          <w:lang w:val="zh_TW" w:bidi="zh_TW"/>
-        </w:rPr>
-      </w:r>
-      <w:r>
-        <w:rPr>
-          <w:lang w:val="zh_TW" w:bidi="zh_TW"/>
-        </w:rPr>
-        <w:t>第一位女子，被稱為「眾生之母」（</w:t>
-      </w:r>
-      <w:hyperlink r:id="rId42">
-        <w:r>
-          <w:rPr>
-            <w:lang w:val="zh_TW" w:bidi="zh_TW"/>
-          </w:rPr>
-          <w:rPr>
-            <w:color w:val="0000EE"/>
-            <w:u w:val="single"/>
-          </w:rPr>
-          <w:t>創3:20</w:t>
-        </w:r>
-      </w:hyperlink>
-      <w:r>
-        <w:rPr>
-          <w:lang w:val="zh_TW" w:bidi="zh_TW"/>
-        </w:rPr>
-        <w:t>）。創世記記載，神造亞當之後，看見亞當獨居不好，便決定為他造一個「配偶幫助他」（</w:t>
-      </w:r>
-      <w:hyperlink r:id="rId43">
-        <w:r>
-          <w:rPr>
-            <w:lang w:val="zh_TW" w:bidi="zh_TW"/>
-          </w:rPr>
-          <w:rPr>
-            <w:color w:val="0000EE"/>
-            <w:u w:val="single"/>
-          </w:rPr>
-          <w:t>2:18</w:t>
-        </w:r>
-      </w:hyperlink>
-      <w:r>
-        <w:rPr>
-          <w:lang w:val="zh_TW" w:bidi="zh_TW"/>
-        </w:rPr>
-        <w:t>）。「幫助」一詞的希伯來文是</w:t>
-      </w:r>
-      <w:r>
-        <w:rPr>
-          <w:i/>
-          <w:lang w:val="zh_TW" w:bidi="zh_TW"/>
-        </w:rPr>
-        <w:t>ezer</w:t>
-      </w:r>
-      <w:r>
-        <w:rPr>
-          <w:lang w:val="zh_TW" w:bidi="zh_TW"/>
-        </w:rPr>
-        <w:t>，舊約聖經其它地方也用此字詞來描述神如何幫助以色列。神使亞當沉睡，取下他的一根肋骨，用那肋骨造了夏娃（</w:t>
-      </w:r>
-      <w:hyperlink r:id="rId44">
-        <w:r>
-          <w:rPr>
-            <w:lang w:val="zh_TW" w:bidi="zh_TW"/>
-          </w:rPr>
-          <w:rPr>
-            <w:color w:val="0000EE"/>
-            <w:u w:val="single"/>
-          </w:rPr>
-          <w:t>21–25</w:t>
-        </w:r>
-      </w:hyperlink>
-      <w:r>
-        <w:rPr>
-          <w:lang w:val="zh_TW" w:bidi="zh_TW"/>
-        </w:rPr>
-        <w:t>節）。</w:t>
-      </w:r>
-    </w:p>
-    <w:p>
-      <w:pPr>
-        <w:pStyle w:val="Heading3"/>
-      </w:pPr>
-      <w:r>
-        <w:rPr>
-          <w:lang w:val="zh_TW" w:bidi="zh_TW"/>
-        </w:rPr>
-        <w:t>她的名字</w:t>
-      </w:r>
-    </w:p>
-    <w:p>
-      <w:pPr/>
-      <w:r>
-        <w:rPr>
-          <w:lang w:val="zh_TW" w:bidi="zh_TW"/>
-        </w:rPr>
-      </w:r>
-      <w:r>
-        <w:rPr>
-          <w:lang w:val="zh_TW" w:bidi="zh_TW"/>
-        </w:rPr>
-        <w:t>亞當給妻子夏娃起了兩個名字。起初，他稱她為「女人」，表明了她與男人之間的關聯（</w:t>
-      </w:r>
-      <w:hyperlink r:id="rId45">
-        <w:r>
-          <w:rPr>
-            <w:lang w:val="zh_TW" w:bidi="zh_TW"/>
-          </w:rPr>
-          <w:rPr>
-            <w:color w:val="0000EE"/>
-            <w:u w:val="single"/>
-          </w:rPr>
-          <w:t>創2:23</w:t>
-        </w:r>
-      </w:hyperlink>
-      <w:r>
-        <w:rPr>
-          <w:lang w:val="zh_TW" w:bidi="zh_TW"/>
-        </w:rPr>
-        <w:t>）。後來，在他們違背神之後，他給她起名為夏娃，意思是「生命」，指她作為人類始祖之母的身分（</w:t>
-      </w:r>
-      <w:hyperlink r:id="rId42">
-        <w:r>
-          <w:rPr>
-            <w:lang w:val="zh_TW" w:bidi="zh_TW"/>
-          </w:rPr>
-          <w:rPr>
-            <w:color w:val="0000EE"/>
-            <w:u w:val="single"/>
-          </w:rPr>
-          <w:t>3:20</w:t>
-        </w:r>
-      </w:hyperlink>
-      <w:r>
-        <w:rPr>
-          <w:lang w:val="zh_TW" w:bidi="zh_TW"/>
-        </w:rPr>
-        <w:t>）。</w:t>
-      </w:r>
-    </w:p>
-    <w:p>
-      <w:pPr>
-        <w:pStyle w:val="Heading3"/>
-      </w:pPr>
-      <w:r>
-        <w:rPr>
-          <w:lang w:val="zh_TW" w:bidi="zh_TW"/>
-        </w:rPr>
-        <w:t>她的故事</w:t>
-      </w:r>
-    </w:p>
-    <w:p>
-      <w:pPr/>
-      <w:r>
-        <w:rPr>
-          <w:lang w:val="zh_TW" w:bidi="zh_TW"/>
-        </w:rPr>
-      </w:r>
-      <w:r>
-        <w:rPr>
-          <w:lang w:val="zh_TW" w:bidi="zh_TW"/>
-        </w:rPr>
-        <w:t>亞當與夏娃最初住在伊甸園中，他們順服神，事奉祂，並彼此照顧。後來，邪惡進入世界，蛇引誘夏娃違背神的命令。神曾吩咐他們不可吃分別善惡樹上的果子（</w:t>
-      </w:r>
-      <w:hyperlink r:id="rId46">
-        <w:r>
-          <w:rPr>
-            <w:lang w:val="zh_TW" w:bidi="zh_TW"/>
-          </w:rPr>
-          <w:rPr>
-            <w:color w:val="0000EE"/>
-            <w:u w:val="single"/>
-          </w:rPr>
-          <w:t>創2:17</w:t>
-        </w:r>
-      </w:hyperlink>
-      <w:r>
-        <w:rPr>
-          <w:lang w:val="zh_TW" w:bidi="zh_TW"/>
-        </w:rPr>
-        <w:t>，</w:t>
-      </w:r>
-      <w:hyperlink r:id="rId47">
-        <w:r>
-          <w:rPr>
-            <w:lang w:val="zh_TW" w:bidi="zh_TW"/>
-          </w:rPr>
-          <w:rPr>
-            <w:color w:val="0000EE"/>
-            <w:u w:val="single"/>
-          </w:rPr>
-          <w:t>3:3</w:t>
-        </w:r>
-      </w:hyperlink>
-      <w:r>
-        <w:rPr>
-          <w:lang w:val="zh_TW" w:bidi="zh_TW"/>
-        </w:rPr>
-        <w:t>）。蛇用巧言欺騙夏娃，她便吃了果子，又給亞當一些，亞當雖不像她那樣被欺騙，卻也吃了。吃了果子之後，他們意識到自己赤身露體，便用無花果樹的葉子為自己編作衣服。</w:t>
-      </w:r>
-    </w:p>
-    <w:p>
-      <w:pPr/>
-      <w:r>
-        <w:rPr>
-          <w:lang w:val="zh_TW" w:bidi="zh_TW"/>
-        </w:rPr>
-      </w:r>
-      <w:r>
-        <w:rPr>
-          <w:lang w:val="zh_TW" w:bidi="zh_TW"/>
-        </w:rPr>
-        <w:t>當神來與他們說話時，他們躲避祂。神問他們發生了甚麼事，亞當怪罪夏娃，夏娃則怪罪那蛇。神對夏娃說，因他們違命，她生產時必多受痛苦，丈夫也必管轄她（</w:t>
-      </w:r>
-      <w:hyperlink r:id="rId48">
-        <w:r>
-          <w:rPr>
-            <w:lang w:val="zh_TW" w:bidi="zh_TW"/>
-          </w:rPr>
-          <w:rPr>
-            <w:color w:val="0000EE"/>
-            <w:u w:val="single"/>
-          </w:rPr>
-          <w:t>創3:16</w:t>
-        </w:r>
-      </w:hyperlink>
-      <w:r>
-        <w:rPr>
-          <w:lang w:val="zh_TW" w:bidi="zh_TW"/>
-        </w:rPr>
-        <w:t>）。後來，夏娃生了該隱、亞伯、塞特，以及其他兒女（</w:t>
-      </w:r>
-      <w:hyperlink r:id="rId49">
-        <w:r>
-          <w:rPr>
-            <w:lang w:val="zh_TW" w:bidi="zh_TW"/>
-          </w:rPr>
-          <w:rPr>
-            <w:color w:val="0000EE"/>
-            <w:u w:val="single"/>
-          </w:rPr>
-          <w:t>4:1–2</w:t>
-        </w:r>
-      </w:hyperlink>
-      <w:r>
-        <w:rPr>
-          <w:lang w:val="zh_TW" w:bidi="zh_TW"/>
-        </w:rPr>
-        <w:t>、</w:t>
-      </w:r>
-      <w:hyperlink r:id="rId49">
-        <w:r>
-          <w:rPr>
-            <w:lang w:val="zh_TW" w:bidi="zh_TW"/>
-          </w:rPr>
-          <w:rPr>
-            <w:color w:val="0000EE"/>
-            <w:u w:val="single"/>
-          </w:rPr>
-          <w:t>25</w:t>
-        </w:r>
-      </w:hyperlink>
-      <w:r>
-        <w:rPr>
-          <w:lang w:val="zh_TW" w:bidi="zh_TW"/>
-        </w:rPr>
-        <w:t>，</w:t>
-      </w:r>
-      <w:hyperlink r:id="rId50">
-        <w:r>
-          <w:rPr>
-            <w:lang w:val="zh_TW" w:bidi="zh_TW"/>
-          </w:rPr>
-          <w:rPr>
-            <w:color w:val="0000EE"/>
-            <w:u w:val="single"/>
-          </w:rPr>
-          <w:t>5:4</w:t>
-        </w:r>
-      </w:hyperlink>
-      <w:r>
-        <w:rPr>
-          <w:lang w:val="zh_TW" w:bidi="zh_TW"/>
-        </w:rPr>
-        <w:t>）。</w:t>
-      </w:r>
-    </w:p>
-    <w:p>
-      <w:pPr>
-        <w:pStyle w:val="Heading3"/>
-      </w:pPr>
-      <w:r>
-        <w:rPr>
-          <w:lang w:val="zh_TW" w:bidi="zh_TW"/>
-        </w:rPr>
-        <w:t>新約聖經中的夏娃</w:t>
-      </w:r>
-    </w:p>
-    <w:p>
-      <w:pPr/>
-      <w:r>
-        <w:rPr>
-          <w:lang w:val="zh_TW" w:bidi="zh_TW"/>
-        </w:rPr>
-      </w:r>
-      <w:r>
-        <w:rPr>
-          <w:lang w:val="zh_TW" w:bidi="zh_TW"/>
-        </w:rPr>
-        <w:t>新約聖經中有兩次提到夏娃。使徒保羅在談論婦女是否可以在教會中教導時引用了夏娃的例子。他寫道：「我不許女人講道，也不許她轄管男人」（</w:t>
-      </w:r>
-      <w:hyperlink r:id="rId51">
-        <w:r>
-          <w:rPr>
-            <w:lang w:val="zh_TW" w:bidi="zh_TW"/>
-          </w:rPr>
-          <w:rPr>
-            <w:color w:val="0000EE"/>
-            <w:u w:val="single"/>
-          </w:rPr>
-          <w:t>提前2:12</w:t>
-        </w:r>
-      </w:hyperlink>
-      <w:r>
-        <w:rPr>
-          <w:lang w:val="zh_TW" w:bidi="zh_TW"/>
-        </w:rPr>
-        <w:t>）。希臘文中「男人」一詞與「丈夫」同字，因此有些學者認為，保羅在此可能特別是指婦女與丈夫之間的關係，而非泛指所有男人。保羅的推論是：男人先被造，而女人被引誘，成為第一個犯罪的人（</w:t>
-      </w:r>
-      <w:hyperlink r:id="rId52">
-        <w:r>
-          <w:rPr>
-            <w:lang w:val="zh_TW" w:bidi="zh_TW"/>
-          </w:rPr>
-          <w:rPr>
-            <w:color w:val="0000EE"/>
-            <w:u w:val="single"/>
-          </w:rPr>
-          <w:t>提前2:12–15</w:t>
-        </w:r>
-      </w:hyperlink>
-      <w:r>
-        <w:rPr>
-          <w:lang w:val="zh_TW" w:bidi="zh_TW"/>
-        </w:rPr>
-        <w:t>；</w:t>
-      </w:r>
-      <w:hyperlink r:id="rId53">
-        <w:r>
-          <w:rPr>
-            <w:lang w:val="zh_TW" w:bidi="zh_TW"/>
-          </w:rPr>
-          <w:rPr>
-            <w:color w:val="0000EE"/>
-            <w:u w:val="single"/>
-          </w:rPr>
-          <w:t>林後11:3</w:t>
-        </w:r>
-      </w:hyperlink>
-      <w:r>
-        <w:rPr>
-          <w:lang w:val="zh_TW" w:bidi="zh_TW"/>
-        </w:rPr>
-        <w:t>）。</w:t>
-      </w:r>
-    </w:p>
-    <w:p>
-      <w:pPr/>
-      <w:r>
-        <w:rPr>
-          <w:lang w:val="zh_TW" w:bidi="zh_TW"/>
-        </w:rPr>
-      </w:r>
-      <w:r>
-        <w:rPr>
-          <w:lang w:val="zh_TW" w:bidi="zh_TW"/>
-        </w:rPr>
-        <w:t>有些人認為，保羅在這裡強調的是創造的次序與人類墮落（亞當與夏娃犯罪）這兩個事實，並以此作為限制婦女在教會中行使權柄的理由。另一些人則認為保羅的指示是針對當時以弗所教會的具體情況（那裡出現錯誤教導的問題），因此保羅的話應理解為處理當時特定的情境，而非在所有教會中普遍禁止婦女教導的永久規條。</w:t>
-      </w:r>
-    </w:p>
-    <w:p>
-      <w:pPr/>
-      <w:r>
-        <w:rPr>
-          <w:lang w:val="zh_TW" w:bidi="zh_TW"/>
-        </w:rPr>
-      </w:r>
-      <w:r>
-        <w:rPr>
-          <w:i/>
-          <w:lang w:val="zh_TW" w:bidi="zh_TW"/>
-        </w:rPr>
-        <w:t>另見</w:t>
-      </w:r>
-      <w:r>
-        <w:rPr>
-          <w:lang w:val="zh_TW" w:bidi="zh_TW"/>
-        </w:rPr>
-        <w:t xml:space="preserve"> </w:t>
-      </w:r>
-      <w:r>
-        <w:rPr>
-          <w:lang w:val="zh_TW" w:bidi="zh_TW"/>
-        </w:rPr>
-        <w:t>亞當（人物）</w:t>
-      </w:r>
-      <w:r>
-        <w:rPr>
-          <w:lang w:val="zh_TW" w:bidi="zh_TW"/>
-        </w:rPr>
-        <w:t>；</w:t>
-      </w:r>
-      <w:r>
-        <w:rPr>
-          <w:lang w:val="zh_TW" w:bidi="zh_TW"/>
-        </w:rPr>
-        <w:t>伊甸園</w:t>
-      </w:r>
-      <w:r>
-        <w:rPr>
-          <w:lang w:val="zh_TW" w:bidi="zh_TW"/>
-        </w:rPr>
-        <w:t>。</w:t>
+        <w:t>保羅關於死人復活的討論中，並未表示贊成這種做法。相反，他用這個例子來說明一個道理，他說，若死人沒有復活，那麼為死人受洗便毫無意義。</w:t>
       </w:r>
       <w:r>
         <w:rPr>
@@ -3891,6 +4126,12 @@
   </w:num>
   <w:num w:numId="13" w16cid:durableId="592781308">
     <w:abstractNumId w:val="11"/>
+  </w:num>
+  <w:num w:numId="14">
+    <w:abstractNumId w:val="3"/>
+    <w:lvlOverride w:ilvl="0">
+      <w:startOverride w:val="1"/>
+    </w:lvlOverride>
   </w:num>
   <w:numIdMacAtCleanup w:val="10"/>
 </w:numbering>

--- a/zht/docx/180.content.docx
+++ b/zht/docx/180.content.docx
@@ -149,7 +149,7 @@
         <w:rPr>
           <w:lang w:val="zh_TW" w:bidi="zh_TW"/>
         </w:rPr>
-        <w:t>wei</w:t>
+        <w:t>wai</w:t>
       </w:r>
       <w:r>
         <w:rPr>
@@ -212,7 +212,7 @@
         <w:rPr>
           <w:lang w:val="zh_TW" w:bidi="zh_TW"/>
         </w:rPr>
-        <w:t>偉人</w:t>
+        <w:t>外邦人（寄居的）</w:t>
       </w:r>
       <w:r>
         <w:rPr>
@@ -231,7 +231,7 @@
         <w:rPr>
           <w:lang w:val="zh_TW" w:bidi="zh_TW"/>
         </w:rPr>
-        <w:t>有四個希伯來詞在有些譯本中都譯為偉人（giants）。</w:t>
+        <w:t>非屬於國民的人。外邦人（寄居的）可能是臨時的客旅、臨時的居民或外國人。</w:t>
       </w:r>
     </w:p>
     <w:p>
@@ -241,6 +241,12 @@
           <w:lang w:val="zh_TW" w:bidi="zh_TW"/>
         </w:rPr>
       </w:r>
+      <w:r>
+        <w:rPr>
+          <w:lang w:val="zh_TW" w:bidi="zh_TW"/>
+        </w:rPr>
+        <w:t>部分譯本正確譯出表達「外邦人」含義的詞，然而，有些譯本僅在兩處地方，表達其最真實的意義（</w:t>
+      </w:r>
       <w:hyperlink r:id="rId13">
         <w:r>
           <w:rPr>
@@ -250,38 +256,212 @@
             <w:color w:val="0000EE"/>
             <w:u w:val="single"/>
           </w:rPr>
-          <w:t>約伯記十六章14節</w:t>
-        </w:r>
-      </w:hyperlink>
-      <w:r>
-        <w:rPr>
-          <w:lang w:val="zh_TW" w:bidi="zh_TW"/>
-        </w:rPr>
-        <w:t>中出現的希伯來詞，有譯本譯為「</w:t>
-      </w:r>
-      <w:r>
-        <w:rPr>
-          <w:lang w:val="zh_TW" w:bidi="zh_TW"/>
-        </w:rPr>
-        <w:t>偉人</w:t>
-      </w:r>
-      <w:r>
-        <w:rPr>
-          <w:lang w:val="zh_TW" w:bidi="zh_TW"/>
-        </w:rPr>
-        <w:t>」，但也有譯本譯為「</w:t>
-      </w:r>
-      <w:r>
-        <w:rPr>
-          <w:lang w:val="zh_TW" w:bidi="zh_TW"/>
-        </w:rPr>
-        <w:t>勇士</w:t>
-      </w:r>
-      <w:r>
-        <w:rPr>
-          <w:lang w:val="zh_TW" w:bidi="zh_TW"/>
-        </w:rPr>
-        <w:t>」。</w:t>
+          <w:t>申15:3</w:t>
+        </w:r>
+      </w:hyperlink>
+      <w:r>
+        <w:rPr>
+          <w:lang w:val="zh_TW" w:bidi="zh_TW"/>
+        </w:rPr>
+        <w:t>；</w:t>
+      </w:r>
+      <w:hyperlink r:id="rId14">
+        <w:r>
+          <w:rPr>
+            <w:lang w:val="zh_TW" w:bidi="zh_TW"/>
+          </w:rPr>
+          <w:rPr>
+            <w:color w:val="0000EE"/>
+            <w:u w:val="single"/>
+          </w:rPr>
+          <w:t>俄1:11</w:t>
+        </w:r>
+      </w:hyperlink>
+      <w:r>
+        <w:rPr>
+          <w:lang w:val="zh_TW" w:bidi="zh_TW"/>
+        </w:rPr>
+        <w:t>）。在大多數情況下，這些基本將該詞翻譯為「外來者」（</w:t>
+      </w:r>
+      <w:hyperlink r:id="rId15">
+        <w:r>
+          <w:rPr>
+            <w:lang w:val="zh_TW" w:bidi="zh_TW"/>
+          </w:rPr>
+          <w:rPr>
+            <w:color w:val="0000EE"/>
+            <w:u w:val="single"/>
+          </w:rPr>
+          <w:t>申14:21</w:t>
+        </w:r>
+      </w:hyperlink>
+      <w:r>
+        <w:rPr>
+          <w:lang w:val="zh_TW" w:bidi="zh_TW"/>
+        </w:rPr>
+        <w:t>；</w:t>
+      </w:r>
+      <w:hyperlink r:id="rId16">
+        <w:r>
+          <w:rPr>
+            <w:lang w:val="zh_TW" w:bidi="zh_TW"/>
+          </w:rPr>
+          <w:rPr>
+            <w:color w:val="0000EE"/>
+            <w:u w:val="single"/>
+          </w:rPr>
+          <w:t>伯19:15</w:t>
+        </w:r>
+      </w:hyperlink>
+      <w:r>
+        <w:rPr>
+          <w:lang w:val="zh_TW" w:bidi="zh_TW"/>
+        </w:rPr>
+        <w:t>；</w:t>
+      </w:r>
+      <w:hyperlink r:id="rId17">
+        <w:r>
+          <w:rPr>
+            <w:lang w:val="zh_TW" w:bidi="zh_TW"/>
+          </w:rPr>
+          <w:rPr>
+            <w:color w:val="0000EE"/>
+            <w:u w:val="single"/>
+          </w:rPr>
+          <w:t>詩69:8</w:t>
+        </w:r>
+      </w:hyperlink>
+      <w:r>
+        <w:rPr>
+          <w:lang w:val="zh_TW" w:bidi="zh_TW"/>
+        </w:rPr>
+        <w:t>；</w:t>
+      </w:r>
+      <w:hyperlink r:id="rId18">
+        <w:r>
+          <w:rPr>
+            <w:lang w:val="zh_TW" w:bidi="zh_TW"/>
+          </w:rPr>
+          <w:rPr>
+            <w:color w:val="0000EE"/>
+            <w:u w:val="single"/>
+          </w:rPr>
+          <w:t>哀5:2</w:t>
+        </w:r>
+      </w:hyperlink>
+      <w:r>
+        <w:rPr>
+          <w:lang w:val="zh_TW" w:bidi="zh_TW"/>
+        </w:rPr>
+        <w:t>）或「陌生人」（</w:t>
+      </w:r>
+      <w:hyperlink r:id="rId19">
+        <w:r>
+          <w:rPr>
+            <w:lang w:val="zh_TW" w:bidi="zh_TW"/>
+          </w:rPr>
+          <w:rPr>
+            <w:color w:val="0000EE"/>
+            <w:u w:val="single"/>
+          </w:rPr>
+          <w:t>創15:13</w:t>
+        </w:r>
+      </w:hyperlink>
+      <w:r>
+        <w:rPr>
+          <w:lang w:val="zh_TW" w:bidi="zh_TW"/>
+        </w:rPr>
+        <w:t>；</w:t>
+      </w:r>
+      <w:hyperlink r:id="rId20">
+        <w:r>
+          <w:rPr>
+            <w:lang w:val="zh_TW" w:bidi="zh_TW"/>
+          </w:rPr>
+          <w:rPr>
+            <w:color w:val="0000EE"/>
+            <w:u w:val="single"/>
+          </w:rPr>
+          <w:t>出2:22</w:t>
+        </w:r>
+      </w:hyperlink>
+      <w:r>
+        <w:rPr>
+          <w:lang w:val="zh_TW" w:bidi="zh_TW"/>
+        </w:rPr>
+        <w:t>；</w:t>
+      </w:r>
+      <w:hyperlink r:id="rId21">
+        <w:r>
+          <w:rPr>
+            <w:lang w:val="zh_TW" w:bidi="zh_TW"/>
+          </w:rPr>
+          <w:rPr>
+            <w:color w:val="0000EE"/>
+            <w:u w:val="single"/>
+          </w:rPr>
+          <w:t>利25:35</w:t>
+        </w:r>
+      </w:hyperlink>
+      <w:r>
+        <w:rPr>
+          <w:lang w:val="zh_TW" w:bidi="zh_TW"/>
+        </w:rPr>
+        <w:t>）。另一個希伯來詞意為「居住者」或「定居者」（</w:t>
+      </w:r>
+      <w:hyperlink r:id="rId21">
+        <w:r>
+          <w:rPr>
+            <w:lang w:val="zh_TW" w:bidi="zh_TW"/>
+          </w:rPr>
+          <w:rPr>
+            <w:color w:val="0000EE"/>
+            <w:u w:val="single"/>
+          </w:rPr>
+          <w:t>利25:35</w:t>
+        </w:r>
+      </w:hyperlink>
+      <w:r>
+        <w:rPr>
+          <w:lang w:val="zh_TW" w:bidi="zh_TW"/>
+        </w:rPr>
+        <w:t>；</w:t>
+      </w:r>
+      <w:hyperlink r:id="rId22">
+        <w:r>
+          <w:rPr>
+            <w:lang w:val="zh_TW" w:bidi="zh_TW"/>
+          </w:rPr>
+          <w:rPr>
+            <w:color w:val="0000EE"/>
+            <w:u w:val="single"/>
+          </w:rPr>
+          <w:t>代上29:15</w:t>
+        </w:r>
+      </w:hyperlink>
+      <w:r>
+        <w:rPr>
+          <w:lang w:val="zh_TW" w:bidi="zh_TW"/>
+        </w:rPr>
+        <w:t>；</w:t>
+      </w:r>
+      <w:hyperlink r:id="rId23">
+        <w:r>
+          <w:rPr>
+            <w:lang w:val="zh_TW" w:bidi="zh_TW"/>
+          </w:rPr>
+          <w:rPr>
+            <w:color w:val="0000EE"/>
+            <w:u w:val="single"/>
+          </w:rPr>
+          <w:t>詩39:12</w:t>
+        </w:r>
+      </w:hyperlink>
+      <w:r>
+        <w:rPr>
+          <w:lang w:val="zh_TW" w:bidi="zh_TW"/>
+        </w:rPr>
+        <w:t>）。然而，它最常被翻譯為「寄居者」。</w:t>
       </w:r>
     </w:p>
     <w:p>
@@ -295,43 +475,187 @@
         <w:rPr>
           <w:lang w:val="zh_TW" w:bidi="zh_TW"/>
         </w:rPr>
-        <w:t>另一個希伯來詞出現在</w:t>
-      </w:r>
-      <w:hyperlink r:id="rId14">
-        <w:r>
-          <w:rPr>
-            <w:lang w:val="zh_TW" w:bidi="zh_TW"/>
-          </w:rPr>
-          <w:rPr>
-            <w:color w:val="0000EE"/>
-            <w:u w:val="single"/>
-          </w:rPr>
-          <w:t>創世記六章4節</w:t>
-        </w:r>
-      </w:hyperlink>
-      <w:r>
-        <w:rPr>
-          <w:lang w:val="zh_TW" w:bidi="zh_TW"/>
-        </w:rPr>
-        <w:t>和</w:t>
-      </w:r>
-      <w:hyperlink r:id="rId15">
-        <w:r>
-          <w:rPr>
-            <w:lang w:val="zh_TW" w:bidi="zh_TW"/>
-          </w:rPr>
-          <w:rPr>
-            <w:color w:val="0000EE"/>
-            <w:u w:val="single"/>
-          </w:rPr>
-          <w:t>民數記十三章33節</w:t>
-        </w:r>
-      </w:hyperlink>
-      <w:r>
-        <w:rPr>
-          <w:lang w:val="zh_TW" w:bidi="zh_TW"/>
-        </w:rPr>
-        <w:t>，一些翻譯譯為「偉人」，而另一些則譯為「尼腓林人」（Nephilim）。希伯來詞尼腓林人沒有被翻譯出來，而是用字母拼寫出來。尼腓林人的確切含義不明，似乎指的是一群或一個種族的人。有些人認為他們非常高大或強壯，但聖經並未明確指出這一點。</w:t>
+        <w:t>臨時旅客或寄居者，通常是想暫時居住的人，或是從一個部落遷到另一個部落，並試圖獲得當地居民的某些優勢或權利。有時，整個部族都可以是以色列的臨時居民。基遍人（</w:t>
+      </w:r>
+      <w:hyperlink r:id="rId24">
+        <w:r>
+          <w:rPr>
+            <w:lang w:val="zh_TW" w:bidi="zh_TW"/>
+          </w:rPr>
+          <w:rPr>
+            <w:color w:val="0000EE"/>
+            <w:u w:val="single"/>
+          </w:rPr>
+          <w:t>書9</w:t>
+        </w:r>
+      </w:hyperlink>
+      <w:r>
+        <w:rPr>
+          <w:lang w:val="zh_TW" w:bidi="zh_TW"/>
+        </w:rPr>
+        <w:t>）和比珥人（</w:t>
+      </w:r>
+      <w:hyperlink r:id="rId25">
+        <w:r>
+          <w:rPr>
+            <w:lang w:val="zh_TW" w:bidi="zh_TW"/>
+          </w:rPr>
+          <w:rPr>
+            <w:color w:val="0000EE"/>
+            <w:u w:val="single"/>
+          </w:rPr>
+          <w:t>撒下4:3</w:t>
+        </w:r>
+      </w:hyperlink>
+      <w:r>
+        <w:rPr>
+          <w:lang w:val="zh_TW" w:bidi="zh_TW"/>
+        </w:rPr>
+        <w:t>；參</w:t>
+      </w:r>
+      <w:hyperlink r:id="rId26">
+        <w:r>
+          <w:rPr>
+            <w:lang w:val="zh_TW" w:bidi="zh_TW"/>
+          </w:rPr>
+          <w:rPr>
+            <w:color w:val="0000EE"/>
+            <w:u w:val="single"/>
+          </w:rPr>
+          <w:t>代下2:17</w:t>
+        </w:r>
+      </w:hyperlink>
+      <w:r>
+        <w:rPr>
+          <w:lang w:val="zh_TW" w:bidi="zh_TW"/>
+        </w:rPr>
+        <w:t>）就是這種情況。以色列人本身是埃及地的臨時居民（</w:t>
+      </w:r>
+      <w:hyperlink r:id="rId19">
+        <w:r>
+          <w:rPr>
+            <w:lang w:val="zh_TW" w:bidi="zh_TW"/>
+          </w:rPr>
+          <w:rPr>
+            <w:color w:val="0000EE"/>
+            <w:u w:val="single"/>
+          </w:rPr>
+          <w:t>創15:13</w:t>
+        </w:r>
+      </w:hyperlink>
+      <w:r>
+        <w:rPr>
+          <w:lang w:val="zh_TW" w:bidi="zh_TW"/>
+        </w:rPr>
+        <w:t>，</w:t>
+      </w:r>
+      <w:hyperlink r:id="rId27">
+        <w:r>
+          <w:rPr>
+            <w:lang w:val="zh_TW" w:bidi="zh_TW"/>
+          </w:rPr>
+          <w:rPr>
+            <w:color w:val="0000EE"/>
+            <w:u w:val="single"/>
+          </w:rPr>
+          <w:t>23:4</w:t>
+        </w:r>
+      </w:hyperlink>
+      <w:r>
+        <w:rPr>
+          <w:lang w:val="zh_TW" w:bidi="zh_TW"/>
+        </w:rPr>
+        <w:t>，</w:t>
+      </w:r>
+      <w:hyperlink r:id="rId28">
+        <w:r>
+          <w:rPr>
+            <w:lang w:val="zh_TW" w:bidi="zh_TW"/>
+          </w:rPr>
+          <w:rPr>
+            <w:color w:val="0000EE"/>
+            <w:u w:val="single"/>
+          </w:rPr>
+          <w:t>26:3</w:t>
+        </w:r>
+      </w:hyperlink>
+      <w:r>
+        <w:rPr>
+          <w:lang w:val="zh_TW" w:bidi="zh_TW"/>
+        </w:rPr>
+        <w:t>，</w:t>
+      </w:r>
+      <w:hyperlink r:id="rId29">
+        <w:r>
+          <w:rPr>
+            <w:lang w:val="zh_TW" w:bidi="zh_TW"/>
+          </w:rPr>
+          <w:rPr>
+            <w:color w:val="0000EE"/>
+            <w:u w:val="single"/>
+          </w:rPr>
+          <w:t>47:4</w:t>
+        </w:r>
+      </w:hyperlink>
+      <w:r>
+        <w:rPr>
+          <w:lang w:val="zh_TW" w:bidi="zh_TW"/>
+        </w:rPr>
+        <w:t>；</w:t>
+      </w:r>
+      <w:hyperlink r:id="rId20">
+        <w:r>
+          <w:rPr>
+            <w:lang w:val="zh_TW" w:bidi="zh_TW"/>
+          </w:rPr>
+          <w:rPr>
+            <w:color w:val="0000EE"/>
+            <w:u w:val="single"/>
+          </w:rPr>
+          <w:t>出2:22</w:t>
+        </w:r>
+      </w:hyperlink>
+      <w:r>
+        <w:rPr>
+          <w:lang w:val="zh_TW" w:bidi="zh_TW"/>
+        </w:rPr>
+        <w:t>，</w:t>
+      </w:r>
+      <w:hyperlink r:id="rId30">
+        <w:r>
+          <w:rPr>
+            <w:lang w:val="zh_TW" w:bidi="zh_TW"/>
+          </w:rPr>
+          <w:rPr>
+            <w:color w:val="0000EE"/>
+            <w:u w:val="single"/>
+          </w:rPr>
+          <w:t>23:9</w:t>
+        </w:r>
+      </w:hyperlink>
+      <w:r>
+        <w:rPr>
+          <w:lang w:val="zh_TW" w:bidi="zh_TW"/>
+        </w:rPr>
+        <w:t>）以及其它地方的臨時居民（</w:t>
+      </w:r>
+      <w:hyperlink r:id="rId31">
+        <w:r>
+          <w:rPr>
+            <w:lang w:val="zh_TW" w:bidi="zh_TW"/>
+          </w:rPr>
+          <w:rPr>
+            <w:color w:val="0000EE"/>
+            <w:u w:val="single"/>
+          </w:rPr>
+          <w:t>得1:1</w:t>
+        </w:r>
+      </w:hyperlink>
+      <w:r>
+        <w:rPr>
+          <w:lang w:val="zh_TW" w:bidi="zh_TW"/>
+        </w:rPr>
+        <w:t>）。</w:t>
       </w:r>
     </w:p>
     <w:p>
@@ -345,7 +669,349 @@
         <w:rPr>
           <w:lang w:val="zh_TW" w:bidi="zh_TW"/>
         </w:rPr>
-        <w:t>沒有一個翻譯為「偉人」的詞，實際上是指「高大的巨人」。因此，我們無法確定這些人是否非常高大。</w:t>
+        <w:t>外邦人或臨時居民在以色列擁有某些權利，但也有一些限制。他們可以獻祭（</w:t>
+      </w:r>
+      <w:hyperlink r:id="rId32">
+        <w:r>
+          <w:rPr>
+            <w:lang w:val="zh_TW" w:bidi="zh_TW"/>
+          </w:rPr>
+          <w:rPr>
+            <w:color w:val="0000EE"/>
+            <w:u w:val="single"/>
+          </w:rPr>
+          <w:t>利17:8</w:t>
+        </w:r>
+      </w:hyperlink>
+      <w:r>
+        <w:rPr>
+          <w:lang w:val="zh_TW" w:bidi="zh_TW"/>
+        </w:rPr>
+        <w:t>，</w:t>
+      </w:r>
+      <w:hyperlink r:id="rId33">
+        <w:r>
+          <w:rPr>
+            <w:lang w:val="zh_TW" w:bidi="zh_TW"/>
+          </w:rPr>
+          <w:rPr>
+            <w:color w:val="0000EE"/>
+            <w:u w:val="single"/>
+          </w:rPr>
+          <w:t>22:18</w:t>
+        </w:r>
+      </w:hyperlink>
+      <w:r>
+        <w:rPr>
+          <w:lang w:val="zh_TW" w:bidi="zh_TW"/>
+        </w:rPr>
+        <w:t>），但只有受過割禮，才能進入聖所（</w:t>
+      </w:r>
+      <w:hyperlink r:id="rId34">
+        <w:r>
+          <w:rPr>
+            <w:lang w:val="zh_TW" w:bidi="zh_TW"/>
+          </w:rPr>
+          <w:rPr>
+            <w:color w:val="0000EE"/>
+            <w:u w:val="single"/>
+          </w:rPr>
+          <w:t>結44:9</w:t>
+        </w:r>
+      </w:hyperlink>
+      <w:r>
+        <w:rPr>
+          <w:lang w:val="zh_TW" w:bidi="zh_TW"/>
+        </w:rPr>
+        <w:t>）。他們可以參加猶太的三個節期（</w:t>
+      </w:r>
+      <w:hyperlink r:id="rId35">
+        <w:r>
+          <w:rPr>
+            <w:lang w:val="zh_TW" w:bidi="zh_TW"/>
+          </w:rPr>
+          <w:rPr>
+            <w:color w:val="0000EE"/>
+            <w:u w:val="single"/>
+          </w:rPr>
+          <w:t>申16:11、14</w:t>
+        </w:r>
+      </w:hyperlink>
+      <w:r>
+        <w:rPr>
+          <w:lang w:val="zh_TW" w:bidi="zh_TW"/>
+        </w:rPr>
+        <w:t>），但只有受過割禮，才能吃逾越節的晚餐（</w:t>
+      </w:r>
+      <w:hyperlink r:id="rId36">
+        <w:r>
+          <w:rPr>
+            <w:lang w:val="zh_TW" w:bidi="zh_TW"/>
+          </w:rPr>
+          <w:rPr>
+            <w:color w:val="0000EE"/>
+            <w:u w:val="single"/>
+          </w:rPr>
+          <w:t>出12:43、48</w:t>
+        </w:r>
+      </w:hyperlink>
+      <w:r>
+        <w:rPr>
+          <w:lang w:val="zh_TW" w:bidi="zh_TW"/>
+        </w:rPr>
+        <w:t>）。外邦人不必遵循以色列的宗教，但他們可以享受其中一些利益（</w:t>
+      </w:r>
+      <w:hyperlink r:id="rId37">
+        <w:r>
+          <w:rPr>
+            <w:lang w:val="zh_TW" w:bidi="zh_TW"/>
+          </w:rPr>
+          <w:rPr>
+            <w:color w:val="0000EE"/>
+            <w:u w:val="single"/>
+          </w:rPr>
+          <w:t>申14:29</w:t>
+        </w:r>
+      </w:hyperlink>
+      <w:r>
+        <w:rPr>
+          <w:lang w:val="zh_TW" w:bidi="zh_TW"/>
+        </w:rPr>
+        <w:t>）。他們在安息日或贖罪日不能工作（</w:t>
+      </w:r>
+      <w:hyperlink r:id="rId38">
+        <w:r>
+          <w:rPr>
+            <w:lang w:val="zh_TW" w:bidi="zh_TW"/>
+          </w:rPr>
+          <w:rPr>
+            <w:color w:val="0000EE"/>
+            <w:u w:val="single"/>
+          </w:rPr>
+          <w:t>出20:10</w:t>
+        </w:r>
+      </w:hyperlink>
+      <w:r>
+        <w:rPr>
+          <w:lang w:val="zh_TW" w:bidi="zh_TW"/>
+        </w:rPr>
+        <w:t>，</w:t>
+      </w:r>
+      <w:hyperlink r:id="rId39">
+        <w:r>
+          <w:rPr>
+            <w:lang w:val="zh_TW" w:bidi="zh_TW"/>
+          </w:rPr>
+          <w:rPr>
+            <w:color w:val="0000EE"/>
+            <w:u w:val="single"/>
+          </w:rPr>
+          <w:t>23:12</w:t>
+        </w:r>
+      </w:hyperlink>
+      <w:r>
+        <w:rPr>
+          <w:lang w:val="zh_TW" w:bidi="zh_TW"/>
+        </w:rPr>
+        <w:t>；</w:t>
+      </w:r>
+      <w:hyperlink r:id="rId40">
+        <w:r>
+          <w:rPr>
+            <w:lang w:val="zh_TW" w:bidi="zh_TW"/>
+          </w:rPr>
+          <w:rPr>
+            <w:color w:val="0000EE"/>
+            <w:u w:val="single"/>
+          </w:rPr>
+          <w:t>利16:29</w:t>
+        </w:r>
+      </w:hyperlink>
+      <w:r>
+        <w:rPr>
+          <w:lang w:val="zh_TW" w:bidi="zh_TW"/>
+        </w:rPr>
+        <w:t>；</w:t>
+      </w:r>
+      <w:hyperlink r:id="rId41">
+        <w:r>
+          <w:rPr>
+            <w:lang w:val="zh_TW" w:bidi="zh_TW"/>
+          </w:rPr>
+          <w:rPr>
+            <w:color w:val="0000EE"/>
+            <w:u w:val="single"/>
+          </w:rPr>
+          <w:t>申5:14</w:t>
+        </w:r>
+      </w:hyperlink>
+      <w:r>
+        <w:rPr>
+          <w:lang w:val="zh_TW" w:bidi="zh_TW"/>
+        </w:rPr>
+        <w:t>），若褻瀆神的名字，可能會被石頭打死（</w:t>
+      </w:r>
+      <w:hyperlink r:id="rId42">
+        <w:r>
+          <w:rPr>
+            <w:lang w:val="zh_TW" w:bidi="zh_TW"/>
+          </w:rPr>
+          <w:rPr>
+            <w:color w:val="0000EE"/>
+            <w:u w:val="single"/>
+          </w:rPr>
+          <w:t>利24:16</w:t>
+        </w:r>
+      </w:hyperlink>
+      <w:r>
+        <w:rPr>
+          <w:lang w:val="zh_TW" w:bidi="zh_TW"/>
+        </w:rPr>
+        <w:t>；</w:t>
+      </w:r>
+      <w:hyperlink r:id="rId43">
+        <w:r>
+          <w:rPr>
+            <w:lang w:val="zh_TW" w:bidi="zh_TW"/>
+          </w:rPr>
+          <w:rPr>
+            <w:color w:val="0000EE"/>
+            <w:u w:val="single"/>
+          </w:rPr>
+          <w:t>民15:30</w:t>
+        </w:r>
+      </w:hyperlink>
+      <w:r>
+        <w:rPr>
+          <w:lang w:val="zh_TW" w:bidi="zh_TW"/>
+        </w:rPr>
+        <w:t>）。外邦人不可吃血（</w:t>
+      </w:r>
+      <w:hyperlink r:id="rId44">
+        <w:r>
+          <w:rPr>
+            <w:lang w:val="zh_TW" w:bidi="zh_TW"/>
+          </w:rPr>
+          <w:rPr>
+            <w:color w:val="0000EE"/>
+            <w:u w:val="single"/>
+          </w:rPr>
+          <w:t>利17:10–12</w:t>
+        </w:r>
+      </w:hyperlink>
+      <w:r>
+        <w:rPr>
+          <w:lang w:val="zh_TW" w:bidi="zh_TW"/>
+        </w:rPr>
+        <w:t>），但可以吃自然死亡的動物（</w:t>
+      </w:r>
+      <w:hyperlink r:id="rId15">
+        <w:r>
+          <w:rPr>
+            <w:lang w:val="zh_TW" w:bidi="zh_TW"/>
+          </w:rPr>
+          <w:rPr>
+            <w:color w:val="0000EE"/>
+            <w:u w:val="single"/>
+          </w:rPr>
+          <w:t>申14:21</w:t>
+        </w:r>
+      </w:hyperlink>
+      <w:r>
+        <w:rPr>
+          <w:lang w:val="zh_TW" w:bidi="zh_TW"/>
+        </w:rPr>
+        <w:t>）。以色列在性的道德規範也適用於外邦人（</w:t>
+      </w:r>
+      <w:hyperlink r:id="rId45">
+        <w:r>
+          <w:rPr>
+            <w:lang w:val="zh_TW" w:bidi="zh_TW"/>
+          </w:rPr>
+          <w:rPr>
+            <w:color w:val="0000EE"/>
+            <w:u w:val="single"/>
+          </w:rPr>
+          <w:t>利18:26</w:t>
+        </w:r>
+      </w:hyperlink>
+      <w:r>
+        <w:rPr>
+          <w:lang w:val="zh_TW" w:bidi="zh_TW"/>
+        </w:rPr>
+        <w:t>）。以色列人不可與外邦人通婚，但這仍然是常見的現象（</w:t>
+      </w:r>
+      <w:hyperlink r:id="rId46">
+        <w:r>
+          <w:rPr>
+            <w:lang w:val="zh_TW" w:bidi="zh_TW"/>
+          </w:rPr>
+          <w:rPr>
+            <w:color w:val="0000EE"/>
+            <w:u w:val="single"/>
+          </w:rPr>
+          <w:t>創34:14</w:t>
+        </w:r>
+      </w:hyperlink>
+      <w:r>
+        <w:rPr>
+          <w:lang w:val="zh_TW" w:bidi="zh_TW"/>
+        </w:rPr>
+        <w:t>；</w:t>
+      </w:r>
+      <w:hyperlink r:id="rId47">
+        <w:r>
+          <w:rPr>
+            <w:lang w:val="zh_TW" w:bidi="zh_TW"/>
+          </w:rPr>
+          <w:rPr>
+            <w:color w:val="0000EE"/>
+            <w:u w:val="single"/>
+          </w:rPr>
+          <w:t>出34:12、16</w:t>
+        </w:r>
+      </w:hyperlink>
+      <w:r>
+        <w:rPr>
+          <w:lang w:val="zh_TW" w:bidi="zh_TW"/>
+        </w:rPr>
+        <w:t>；</w:t>
+      </w:r>
+      <w:hyperlink r:id="rId48">
+        <w:r>
+          <w:rPr>
+            <w:lang w:val="zh_TW" w:bidi="zh_TW"/>
+          </w:rPr>
+          <w:rPr>
+            <w:color w:val="0000EE"/>
+            <w:u w:val="single"/>
+          </w:rPr>
+          <w:t>申7:3–4</w:t>
+        </w:r>
+      </w:hyperlink>
+      <w:r>
+        <w:rPr>
+          <w:lang w:val="zh_TW" w:bidi="zh_TW"/>
+        </w:rPr>
+        <w:t>；</w:t>
+      </w:r>
+      <w:hyperlink r:id="rId49">
+        <w:r>
+          <w:rPr>
+            <w:lang w:val="zh_TW" w:bidi="zh_TW"/>
+          </w:rPr>
+          <w:rPr>
+            <w:color w:val="0000EE"/>
+            <w:u w:val="single"/>
+          </w:rPr>
+          <w:t>書23:12</w:t>
+        </w:r>
+      </w:hyperlink>
+      <w:r>
+        <w:rPr>
+          <w:lang w:val="zh_TW" w:bidi="zh_TW"/>
+        </w:rPr>
+        <w:t>）。</w:t>
       </w:r>
     </w:p>
     <w:p>
@@ -359,43 +1025,54 @@
         <w:rPr>
           <w:lang w:val="zh_TW" w:bidi="zh_TW"/>
         </w:rPr>
-        <w:t>幾處經文中提到「偉人」，但有譯本用了希伯來詞</w:t>
-      </w:r>
-      <w:r>
-        <w:rPr>
-          <w:lang w:val="zh_TW" w:bidi="zh_TW"/>
-        </w:rPr>
-        <w:t>利乏音人</w:t>
-      </w:r>
-      <w:r>
-        <w:rPr>
-          <w:lang w:val="zh_TW" w:bidi="zh_TW"/>
-        </w:rPr>
-        <w:t>（</w:t>
-      </w:r>
-      <w:r>
-        <w:rPr>
-          <w:i/>
-          <w:lang w:val="zh_TW" w:bidi="zh_TW"/>
-        </w:rPr>
-        <w:t>Rephaim</w:t>
-      </w:r>
-      <w:r>
-        <w:rPr>
-          <w:lang w:val="zh_TW" w:bidi="zh_TW"/>
-        </w:rPr>
-        <w:t>，例如</w:t>
-      </w:r>
-      <w:hyperlink r:id="rId16">
-        <w:r>
-          <w:rPr>
-            <w:lang w:val="zh_TW" w:bidi="zh_TW"/>
-          </w:rPr>
-          <w:rPr>
-            <w:color w:val="0000EE"/>
-            <w:u w:val="single"/>
-          </w:rPr>
-          <w:t>申2:20</w:t>
+        <w:t>摩西律法為外邦人提供公民權利（</w:t>
+      </w:r>
+      <w:hyperlink r:id="rId50">
+        <w:r>
+          <w:rPr>
+            <w:lang w:val="zh_TW" w:bidi="zh_TW"/>
+          </w:rPr>
+          <w:rPr>
+            <w:color w:val="0000EE"/>
+            <w:u w:val="single"/>
+          </w:rPr>
+          <w:t>出12:49</w:t>
+        </w:r>
+      </w:hyperlink>
+      <w:r>
+        <w:rPr>
+          <w:lang w:val="zh_TW" w:bidi="zh_TW"/>
+        </w:rPr>
+        <w:t>；</w:t>
+      </w:r>
+      <w:hyperlink r:id="rId51">
+        <w:r>
+          <w:rPr>
+            <w:lang w:val="zh_TW" w:bidi="zh_TW"/>
+          </w:rPr>
+          <w:rPr>
+            <w:color w:val="0000EE"/>
+            <w:u w:val="single"/>
+          </w:rPr>
+          <w:t>利24:22</w:t>
+        </w:r>
+      </w:hyperlink>
+      <w:r>
+        <w:rPr>
+          <w:lang w:val="zh_TW" w:bidi="zh_TW"/>
+        </w:rPr>
+        <w:t>）。他們遵循相同的法律程序和懲罰（</w:t>
+      </w:r>
+      <w:hyperlink r:id="rId52">
+        <w:r>
+          <w:rPr>
+            <w:lang w:val="zh_TW" w:bidi="zh_TW"/>
+          </w:rPr>
+          <w:rPr>
+            <w:color w:val="0000EE"/>
+            <w:u w:val="single"/>
+          </w:rPr>
+          <w:t>利20:2</w:t>
         </w:r>
       </w:hyperlink>
       <w:r>
@@ -404,16 +1081,16 @@
         </w:rPr>
         <w:t>，</w:t>
       </w:r>
-      <w:hyperlink r:id="rId17">
-        <w:r>
-          <w:rPr>
-            <w:lang w:val="zh_TW" w:bidi="zh_TW"/>
-          </w:rPr>
-          <w:rPr>
-            <w:color w:val="0000EE"/>
-            <w:u w:val="single"/>
-          </w:rPr>
-          <w:t>3:11</w:t>
+      <w:hyperlink r:id="rId53">
+        <w:r>
+          <w:rPr>
+            <w:lang w:val="zh_TW" w:bidi="zh_TW"/>
+          </w:rPr>
+          <w:rPr>
+            <w:color w:val="0000EE"/>
+            <w:u w:val="single"/>
+          </w:rPr>
+          <w:t>24:16、22</w:t>
         </w:r>
       </w:hyperlink>
       <w:r>
@@ -422,16 +1099,232 @@
         </w:rPr>
         <w:t>；</w:t>
       </w:r>
-      <w:hyperlink r:id="rId18">
-        <w:r>
-          <w:rPr>
-            <w:lang w:val="zh_TW" w:bidi="zh_TW"/>
-          </w:rPr>
-          <w:rPr>
-            <w:color w:val="0000EE"/>
-            <w:u w:val="single"/>
-          </w:rPr>
-          <w:t>書12:4</w:t>
+      <w:hyperlink r:id="rId54">
+        <w:r>
+          <w:rPr>
+            <w:lang w:val="zh_TW" w:bidi="zh_TW"/>
+          </w:rPr>
+          <w:rPr>
+            <w:color w:val="0000EE"/>
+            <w:u w:val="single"/>
+          </w:rPr>
+          <w:t>申1:16</w:t>
+        </w:r>
+      </w:hyperlink>
+      <w:r>
+        <w:rPr>
+          <w:lang w:val="zh_TW" w:bidi="zh_TW"/>
+        </w:rPr>
+        <w:t>）。他們應被禮貌對待（</w:t>
+      </w:r>
+      <w:hyperlink r:id="rId55">
+        <w:r>
+          <w:rPr>
+            <w:lang w:val="zh_TW" w:bidi="zh_TW"/>
+          </w:rPr>
+          <w:rPr>
+            <w:color w:val="0000EE"/>
+            <w:u w:val="single"/>
+          </w:rPr>
+          <w:t>出22:21</w:t>
+        </w:r>
+      </w:hyperlink>
+      <w:r>
+        <w:rPr>
+          <w:lang w:val="zh_TW" w:bidi="zh_TW"/>
+        </w:rPr>
+        <w:t>，</w:t>
+      </w:r>
+      <w:hyperlink r:id="rId30">
+        <w:r>
+          <w:rPr>
+            <w:lang w:val="zh_TW" w:bidi="zh_TW"/>
+          </w:rPr>
+          <w:rPr>
+            <w:color w:val="0000EE"/>
+            <w:u w:val="single"/>
+          </w:rPr>
+          <w:t>23:9</w:t>
+        </w:r>
+      </w:hyperlink>
+      <w:r>
+        <w:rPr>
+          <w:lang w:val="zh_TW" w:bidi="zh_TW"/>
+        </w:rPr>
+        <w:t>）。他們應當被人以愛相待，與被神所愛的人一樣（</w:t>
+      </w:r>
+      <w:hyperlink r:id="rId56">
+        <w:r>
+          <w:rPr>
+            <w:lang w:val="zh_TW" w:bidi="zh_TW"/>
+          </w:rPr>
+          <w:rPr>
+            <w:color w:val="0000EE"/>
+            <w:u w:val="single"/>
+          </w:rPr>
+          <w:t>利19:34</w:t>
+        </w:r>
+      </w:hyperlink>
+      <w:r>
+        <w:rPr>
+          <w:lang w:val="zh_TW" w:bidi="zh_TW"/>
+        </w:rPr>
+        <w:t>；</w:t>
+      </w:r>
+      <w:hyperlink r:id="rId57">
+        <w:r>
+          <w:rPr>
+            <w:lang w:val="zh_TW" w:bidi="zh_TW"/>
+          </w:rPr>
+          <w:rPr>
+            <w:color w:val="0000EE"/>
+            <w:u w:val="single"/>
+          </w:rPr>
+          <w:t>申10:18–19</w:t>
+        </w:r>
+      </w:hyperlink>
+      <w:r>
+        <w:rPr>
+          <w:lang w:val="zh_TW" w:bidi="zh_TW"/>
+        </w:rPr>
+        <w:t>）。他們應被慷慨對待（</w:t>
+      </w:r>
+      <w:hyperlink r:id="rId58">
+        <w:r>
+          <w:rPr>
+            <w:lang w:val="zh_TW" w:bidi="zh_TW"/>
+          </w:rPr>
+          <w:rPr>
+            <w:color w:val="0000EE"/>
+            <w:u w:val="single"/>
+          </w:rPr>
+          <w:t>利19:10</w:t>
+        </w:r>
+      </w:hyperlink>
+      <w:r>
+        <w:rPr>
+          <w:lang w:val="zh_TW" w:bidi="zh_TW"/>
+        </w:rPr>
+        <w:t>，</w:t>
+      </w:r>
+      <w:hyperlink r:id="rId59">
+        <w:r>
+          <w:rPr>
+            <w:lang w:val="zh_TW" w:bidi="zh_TW"/>
+          </w:rPr>
+          <w:rPr>
+            <w:color w:val="0000EE"/>
+            <w:u w:val="single"/>
+          </w:rPr>
+          <w:t>23:22</w:t>
+        </w:r>
+      </w:hyperlink>
+      <w:r>
+        <w:rPr>
+          <w:lang w:val="zh_TW" w:bidi="zh_TW"/>
+        </w:rPr>
+        <w:t>；</w:t>
+      </w:r>
+      <w:hyperlink r:id="rId60">
+        <w:r>
+          <w:rPr>
+            <w:lang w:val="zh_TW" w:bidi="zh_TW"/>
+          </w:rPr>
+          <w:rPr>
+            <w:color w:val="0000EE"/>
+            <w:u w:val="single"/>
+          </w:rPr>
+          <w:t>申24:19–22</w:t>
+        </w:r>
+      </w:hyperlink>
+      <w:r>
+        <w:rPr>
+          <w:lang w:val="zh_TW" w:bidi="zh_TW"/>
+        </w:rPr>
+        <w:t>）。在困難時期，他們可以獲得庇護（保護或避難之所）（</w:t>
+      </w:r>
+      <w:hyperlink r:id="rId61">
+        <w:r>
+          <w:rPr>
+            <w:lang w:val="zh_TW" w:bidi="zh_TW"/>
+          </w:rPr>
+          <w:rPr>
+            <w:color w:val="0000EE"/>
+            <w:u w:val="single"/>
+          </w:rPr>
+          <w:t>民35:15</w:t>
+        </w:r>
+      </w:hyperlink>
+      <w:r>
+        <w:rPr>
+          <w:lang w:val="zh_TW" w:bidi="zh_TW"/>
+        </w:rPr>
+        <w:t>；</w:t>
+      </w:r>
+      <w:hyperlink r:id="rId62">
+        <w:r>
+          <w:rPr>
+            <w:lang w:val="zh_TW" w:bidi="zh_TW"/>
+          </w:rPr>
+          <w:rPr>
+            <w:color w:val="0000EE"/>
+            <w:u w:val="single"/>
+          </w:rPr>
+          <w:t>書20:9</w:t>
+        </w:r>
+      </w:hyperlink>
+      <w:r>
+        <w:rPr>
+          <w:lang w:val="zh_TW" w:bidi="zh_TW"/>
+        </w:rPr>
+        <w:t>）。外邦奴僕應得到與希伯來奴僕相同的待遇（</w:t>
+      </w:r>
+      <w:hyperlink r:id="rId63">
+        <w:r>
+          <w:rPr>
+            <w:lang w:val="zh_TW" w:bidi="zh_TW"/>
+          </w:rPr>
+          <w:rPr>
+            <w:color w:val="0000EE"/>
+            <w:u w:val="single"/>
+          </w:rPr>
+          <w:t>申24:14</w:t>
+        </w:r>
+      </w:hyperlink>
+      <w:r>
+        <w:rPr>
+          <w:lang w:val="zh_TW" w:bidi="zh_TW"/>
+        </w:rPr>
+        <w:t>）。外邦人不能參加各支派的會議或被立為王（</w:t>
+      </w:r>
+      <w:hyperlink r:id="rId64">
+        <w:r>
+          <w:rPr>
+            <w:lang w:val="zh_TW" w:bidi="zh_TW"/>
+          </w:rPr>
+          <w:rPr>
+            <w:color w:val="0000EE"/>
+            <w:u w:val="single"/>
+          </w:rPr>
+          <w:t>申17:15</w:t>
+        </w:r>
+      </w:hyperlink>
+      <w:r>
+        <w:rPr>
+          <w:lang w:val="zh_TW" w:bidi="zh_TW"/>
+        </w:rPr>
+        <w:t>）。先知以西結期待未來彌賽亞治理的時代。那時，外邦人將與神的百姓一同享受這片土地的所有祝福（</w:t>
+      </w:r>
+      <w:hyperlink r:id="rId65">
+        <w:r>
+          <w:rPr>
+            <w:lang w:val="zh_TW" w:bidi="zh_TW"/>
+          </w:rPr>
+          <w:rPr>
+            <w:color w:val="0000EE"/>
+            <w:u w:val="single"/>
+          </w:rPr>
+          <w:t>結47:22–23</w:t>
         </w:r>
       </w:hyperlink>
       <w:r>
@@ -439,18 +1332,6 @@
           <w:lang w:val="zh_TW" w:bidi="zh_TW"/>
         </w:rPr>
         <w:t>）。</w:t>
-      </w:r>
-      <w:r>
-        <w:rPr>
-          <w:lang w:val="zh_TW" w:bidi="zh_TW"/>
-        </w:rPr>
-        <w:t>利乏音人</w:t>
-      </w:r>
-      <w:r>
-        <w:rPr>
-          <w:lang w:val="zh_TW" w:bidi="zh_TW"/>
-        </w:rPr>
-        <w:t>通常以其複數形式出現，指的是居住在迦南地的幾個族群。這些族群可能身材非常高大或魁梧。</w:t>
       </w:r>
     </w:p>
     <w:p>
@@ -464,163 +1345,61 @@
         <w:rPr>
           <w:lang w:val="zh_TW" w:bidi="zh_TW"/>
         </w:rPr>
-        <w:t>它們包括：</w:t>
-      </w:r>
-    </w:p>
-    <w:p>
-      <w:pPr>
-        <w:pStyle w:val="ListBullet"/>
-        <w:spacing w:line="240" w:lineRule="auto"/>
-        <w:ind w:left="720"/>
-      </w:pPr>
-      <w:r>
-        <w:rPr>
-          <w:lang w:val="zh_TW" w:bidi="zh_TW"/>
-        </w:rPr>
-      </w:r>
-      <w:r>
-        <w:rPr>
-          <w:lang w:val="zh_TW" w:bidi="zh_TW"/>
-        </w:rPr>
-        <w:t>住在希伯崙附近猶大山地的亞納人（</w:t>
-      </w:r>
-      <w:hyperlink r:id="rId19">
-        <w:r>
-          <w:rPr>
-            <w:lang w:val="zh_TW" w:bidi="zh_TW"/>
-          </w:rPr>
-          <w:rPr>
-            <w:color w:val="0000EE"/>
-            <w:u w:val="single"/>
-          </w:rPr>
-          <w:t>申2:11</w:t>
-        </w:r>
-      </w:hyperlink>
-      <w:r>
-        <w:rPr>
-          <w:lang w:val="zh_TW" w:bidi="zh_TW"/>
-        </w:rPr>
-        <w:t>）</w:t>
-      </w:r>
-    </w:p>
-    <w:p>
-      <w:pPr>
-        <w:pStyle w:val="ListBullet"/>
-        <w:spacing w:line="240" w:lineRule="auto"/>
-        <w:ind w:left="720"/>
-      </w:pPr>
-      <w:r>
-        <w:rPr>
-          <w:lang w:val="zh_TW" w:bidi="zh_TW"/>
-        </w:rPr>
-      </w:r>
-      <w:r>
-        <w:rPr>
-          <w:lang w:val="zh_TW" w:bidi="zh_TW"/>
-        </w:rPr>
-        <w:t>摩押的以米人（</w:t>
-      </w:r>
-      <w:hyperlink r:id="rId20">
-        <w:r>
-          <w:rPr>
-            <w:lang w:val="zh_TW" w:bidi="zh_TW"/>
-          </w:rPr>
-          <w:rPr>
-            <w:color w:val="0000EE"/>
-            <w:u w:val="single"/>
-          </w:rPr>
-          <w:t>申2:10</w:t>
-        </w:r>
-      </w:hyperlink>
-      <w:r>
-        <w:rPr>
-          <w:lang w:val="zh_TW" w:bidi="zh_TW"/>
-        </w:rPr>
-        <w:t>）</w:t>
-      </w:r>
-    </w:p>
-    <w:p>
-      <w:pPr>
-        <w:pStyle w:val="ListBullet"/>
-        <w:spacing w:line="240" w:lineRule="auto"/>
-        <w:ind w:left="720"/>
-      </w:pPr>
-      <w:r>
-        <w:rPr>
-          <w:lang w:val="zh_TW" w:bidi="zh_TW"/>
-        </w:rPr>
-      </w:r>
-      <w:r>
-        <w:rPr>
-          <w:lang w:val="zh_TW" w:bidi="zh_TW"/>
-        </w:rPr>
-        <w:t>亞捫的</w:t>
-      </w:r>
-      <w:r>
-        <w:rPr>
-          <w:lang w:val="zh_TW" w:bidi="zh_TW"/>
-        </w:rPr>
-        <w:t>散送冥</w:t>
-      </w:r>
-      <w:r>
-        <w:rPr>
-          <w:lang w:val="zh_TW" w:bidi="zh_TW"/>
-        </w:rPr>
-        <w:t>人（</w:t>
-      </w:r>
-      <w:hyperlink r:id="rId16">
-        <w:r>
-          <w:rPr>
-            <w:lang w:val="zh_TW" w:bidi="zh_TW"/>
-          </w:rPr>
-          <w:rPr>
-            <w:color w:val="0000EE"/>
-            <w:u w:val="single"/>
-          </w:rPr>
-          <w:t>申2:20</w:t>
-        </w:r>
-      </w:hyperlink>
-      <w:r>
-        <w:rPr>
-          <w:lang w:val="zh_TW" w:bidi="zh_TW"/>
-        </w:rPr>
-        <w:t>）</w:t>
-      </w:r>
-    </w:p>
-    <w:p>
-      <w:pPr>
-        <w:pStyle w:val="ListBullet"/>
-        <w:spacing w:line="240" w:lineRule="auto"/>
-        <w:ind w:left="720"/>
-      </w:pPr>
-      <w:r>
-        <w:rPr>
-          <w:lang w:val="zh_TW" w:bidi="zh_TW"/>
-        </w:rPr>
-      </w:r>
-      <w:r>
-        <w:rPr>
-          <w:lang w:val="zh_TW" w:bidi="zh_TW"/>
-        </w:rPr>
-        <w:t>巴珊人（</w:t>
-      </w:r>
-      <w:hyperlink r:id="rId17">
-        <w:r>
-          <w:rPr>
-            <w:lang w:val="zh_TW" w:bidi="zh_TW"/>
-          </w:rPr>
-          <w:rPr>
-            <w:color w:val="0000EE"/>
-            <w:u w:val="single"/>
-          </w:rPr>
-          <w:t>申3:11</w:t>
-        </w:r>
-      </w:hyperlink>
-      <w:r>
-        <w:rPr>
-          <w:lang w:val="zh_TW" w:bidi="zh_TW"/>
-        </w:rPr>
-        <w:t>）</w:t>
+        <w:t>在新約聖經中，「外邦人」經常被象徵地使用。一方面，基督的工作使所有外邦人（例如，那些與基督隔絕的人）成為神家中的成員（</w:t>
+      </w:r>
+      <w:hyperlink r:id="rId66">
+        <w:r>
+          <w:rPr>
+            <w:lang w:val="zh_TW" w:bidi="zh_TW"/>
+          </w:rPr>
+          <w:rPr>
+            <w:color w:val="0000EE"/>
+            <w:u w:val="single"/>
+          </w:rPr>
+          <w:t>弗2:11–19</w:t>
+        </w:r>
+      </w:hyperlink>
+      <w:r>
+        <w:rPr>
+          <w:lang w:val="zh_TW" w:bidi="zh_TW"/>
+        </w:rPr>
+        <w:t>）。另一方面，基督徒應該看自己是在這個世界上寄居的（</w:t>
+      </w:r>
+      <w:hyperlink r:id="rId67">
+        <w:r>
+          <w:rPr>
+            <w:lang w:val="zh_TW" w:bidi="zh_TW"/>
+          </w:rPr>
+          <w:rPr>
+            <w:color w:val="0000EE"/>
+            <w:u w:val="single"/>
+          </w:rPr>
+          <w:t>來11:13</w:t>
+        </w:r>
+      </w:hyperlink>
+      <w:r>
+        <w:rPr>
+          <w:lang w:val="zh_TW" w:bidi="zh_TW"/>
+        </w:rPr>
+        <w:t>；</w:t>
+      </w:r>
+      <w:hyperlink r:id="rId68">
+        <w:r>
+          <w:rPr>
+            <w:lang w:val="zh_TW" w:bidi="zh_TW"/>
+          </w:rPr>
+          <w:rPr>
+            <w:color w:val="0000EE"/>
+            <w:u w:val="single"/>
+          </w:rPr>
+          <w:t>彼前2:11</w:t>
+        </w:r>
+      </w:hyperlink>
+      <w:r>
+        <w:rPr>
+          <w:lang w:val="zh_TW" w:bidi="zh_TW"/>
+        </w:rPr>
+        <w:t>）。</w:t>
       </w:r>
     </w:p>
     <w:p>
@@ -632,93 +1411,44 @@
       </w:r>
       <w:r>
         <w:rPr>
-          <w:lang w:val="zh_TW" w:bidi="zh_TW"/>
-        </w:rPr>
-        <w:t>利乏音一詞也出現在約書亞記（</w:t>
-      </w:r>
-      <w:hyperlink r:id="rId18">
-        <w:r>
-          <w:rPr>
-            <w:lang w:val="zh_TW" w:bidi="zh_TW"/>
-          </w:rPr>
-          <w:rPr>
-            <w:color w:val="0000EE"/>
-            <w:u w:val="single"/>
-          </w:rPr>
-          <w:t>書12:4，</w:t>
-        </w:r>
-      </w:hyperlink>
-      <w:hyperlink r:id="rId21">
-        <w:r>
-          <w:rPr>
-            <w:lang w:val="zh_TW" w:bidi="zh_TW"/>
-          </w:rPr>
-          <w:rPr>
-            <w:color w:val="0000EE"/>
-            <w:u w:val="single"/>
-          </w:rPr>
-          <w:t>13:12</w:t>
-        </w:r>
-      </w:hyperlink>
-      <w:r>
-        <w:rPr>
-          <w:lang w:val="zh_TW" w:bidi="zh_TW"/>
-        </w:rPr>
-        <w:t>，</w:t>
-      </w:r>
-      <w:hyperlink r:id="rId22">
-        <w:r>
-          <w:rPr>
-            <w:lang w:val="zh_TW" w:bidi="zh_TW"/>
-          </w:rPr>
-          <w:rPr>
-            <w:color w:val="0000EE"/>
-            <w:u w:val="single"/>
-          </w:rPr>
-          <w:t>15:8</w:t>
-        </w:r>
-      </w:hyperlink>
-      <w:r>
-        <w:rPr>
-          <w:lang w:val="zh_TW" w:bidi="zh_TW"/>
-        </w:rPr>
-        <w:t>，</w:t>
-      </w:r>
-      <w:hyperlink r:id="rId23">
-        <w:r>
-          <w:rPr>
-            <w:lang w:val="zh_TW" w:bidi="zh_TW"/>
-          </w:rPr>
-          <w:rPr>
-            <w:color w:val="0000EE"/>
-            <w:u w:val="single"/>
-          </w:rPr>
-          <w:t>17:15</w:t>
-        </w:r>
-      </w:hyperlink>
-      <w:r>
-        <w:rPr>
-          <w:lang w:val="zh_TW" w:bidi="zh_TW"/>
-        </w:rPr>
-        <w:t>，</w:t>
-      </w:r>
-      <w:hyperlink r:id="rId24">
-        <w:r>
-          <w:rPr>
-            <w:lang w:val="zh_TW" w:bidi="zh_TW"/>
-          </w:rPr>
-          <w:rPr>
-            <w:color w:val="0000EE"/>
-            <w:u w:val="single"/>
-          </w:rPr>
-          <w:t>18:16</w:t>
-        </w:r>
-      </w:hyperlink>
-      <w:r>
-        <w:rPr>
-          <w:lang w:val="zh_TW" w:bidi="zh_TW"/>
-        </w:rPr>
-        <w:t>）。</w:t>
+          <w:i/>
+          <w:lang w:val="zh_TW" w:bidi="zh_TW"/>
+        </w:rPr>
+        <w:t>另見</w:t>
+      </w:r>
+      <w:r>
+        <w:rPr>
+          <w:lang w:val="zh_TW" w:bidi="zh_TW"/>
+        </w:rPr>
+        <w:t>野蠻人</w:t>
+      </w:r>
+      <w:r>
+        <w:rPr>
+          <w:lang w:val="zh_TW" w:bidi="zh_TW"/>
+        </w:rPr>
+        <w:t>、</w:t>
+      </w:r>
+      <w:r>
+        <w:rPr>
+          <w:lang w:val="zh_TW" w:bidi="zh_TW"/>
+        </w:rPr>
+        <w:t>鄰舍</w:t>
+      </w:r>
+      <w:r>
+        <w:rPr>
+          <w:lang w:val="zh_TW" w:bidi="zh_TW"/>
+        </w:rPr>
+        <w:t>。</w:t>
+      </w:r>
+      <w:r>
+        <w:rPr>
+          <w:lang w:val="zh_TW" w:bidi="zh_TW"/>
+        </w:rPr>
+      </w:r>
+      <w:r>
+        <w:rPr>
+          <w:lang w:val="zh_TW" w:bidi="zh_TW"/>
+        </w:rPr>
       </w:r>
     </w:p>
     <w:p>
@@ -728,11 +1458,21 @@
           <w:lang w:val="zh_TW" w:bidi="zh_TW"/>
         </w:rPr>
       </w:r>
-      <w:r>
-        <w:rPr>
-          <w:lang w:val="zh_TW" w:bidi="zh_TW"/>
-        </w:rPr>
-        <w:t>一些釋經者認為，這些人是迦南人、非利士人、以色列人和其他人到來之前，最初居住在這片土地上的居民。他們表示，這些是由高大的人組成的不同族群，後來被吸收到其他群體中。</w:t>
+    </w:p>
+    <w:p>
+      <w:pPr>
+        <w:pStyle w:val="Heading2"/>
+      </w:pPr>
+      <w:r>
+        <w:rPr>
+          <w:lang w:val="zh_TW" w:bidi="zh_TW"/>
+        </w:rPr>
+        <w:t>外邦人院</w:t>
+      </w:r>
+      <w:r>
+        <w:rPr>
+          <w:lang w:val="zh_TW" w:bidi="zh_TW"/>
+        </w:rPr>
       </w:r>
     </w:p>
     <w:p>
@@ -746,7 +1486,7 @@
         <w:rPr>
           <w:lang w:val="zh_TW" w:bidi="zh_TW"/>
         </w:rPr>
-        <w:t>其他釋經者認為利乏音並不是獨立的族群。相反，他們認為這只是非常高大的人，可能是由於某種疾病造成的，他們分布在許多不同的族群中。</w:t>
+        <w:t>外邦人院是希律王建造的耶路撒冷聖殿中最大的外圍區域。這個庭院呈長方形，但四邊不完全均勻，北端比南端更寬。猶太人和非猶太人（外邦人）都可以進入這個區域。</w:t>
       </w:r>
     </w:p>
     <w:p>
@@ -760,7 +1500,61 @@
         <w:rPr>
           <w:lang w:val="zh_TW" w:bidi="zh_TW"/>
         </w:rPr>
-        <w:t>聖經並未明確支持任何特定觀點。</w:t>
+        <w:t>在這個庭院內，商販出售用於聖殿獻祭的動物，兌換銀錢的人則幫助訪客將硬幣兌換成適合使用的貨幣。庭院內有一道隔牆，上面有警告標誌，禁止外邦人進入聖殿的內部區域。耶穌曾在這裡驅趕那些濫用聖殿做買賣的人和兌換銀錢的人（</w:t>
+      </w:r>
+      <w:hyperlink r:id="rId69">
+        <w:r>
+          <w:rPr>
+            <w:lang w:val="zh_TW" w:bidi="zh_TW"/>
+          </w:rPr>
+          <w:rPr>
+            <w:color w:val="0000EE"/>
+            <w:u w:val="single"/>
+          </w:rPr>
+          <w:t>太21:12–13</w:t>
+        </w:r>
+      </w:hyperlink>
+      <w:r>
+        <w:rPr>
+          <w:lang w:val="zh_TW" w:bidi="zh_TW"/>
+        </w:rPr>
+        <w:t>；</w:t>
+      </w:r>
+      <w:hyperlink r:id="rId70">
+        <w:r>
+          <w:rPr>
+            <w:lang w:val="zh_TW" w:bidi="zh_TW"/>
+          </w:rPr>
+          <w:rPr>
+            <w:color w:val="0000EE"/>
+            <w:u w:val="single"/>
+          </w:rPr>
+          <w:t>可11:15–18</w:t>
+        </w:r>
+      </w:hyperlink>
+      <w:r>
+        <w:rPr>
+          <w:lang w:val="zh_TW" w:bidi="zh_TW"/>
+        </w:rPr>
+        <w:t>；</w:t>
+      </w:r>
+      <w:hyperlink r:id="rId71">
+        <w:r>
+          <w:rPr>
+            <w:lang w:val="zh_TW" w:bidi="zh_TW"/>
+          </w:rPr>
+          <w:rPr>
+            <w:color w:val="0000EE"/>
+            <w:u w:val="single"/>
+          </w:rPr>
+          <w:t>約2:14–16</w:t>
+        </w:r>
+      </w:hyperlink>
+      <w:r>
+        <w:rPr>
+          <w:lang w:val="zh_TW" w:bidi="zh_TW"/>
+        </w:rPr>
+        <w:t>）。</w:t>
       </w:r>
     </w:p>
     <w:p>
@@ -772,163 +1566,6 @@
       </w:r>
       <w:r>
         <w:rPr>
-          <w:lang w:val="zh_TW" w:bidi="zh_TW"/>
-        </w:rPr>
-        <w:t>還有一個希伯來詞，也被翻譯為「偉人」（</w:t>
-      </w:r>
-      <w:hyperlink r:id="rId25">
-        <w:r>
-          <w:rPr>
-            <w:lang w:val="zh_TW" w:bidi="zh_TW"/>
-          </w:rPr>
-          <w:rPr>
-            <w:color w:val="0000EE"/>
-            <w:u w:val="single"/>
-          </w:rPr>
-          <w:t>撒下21:16–22</w:t>
-        </w:r>
-      </w:hyperlink>
-      <w:r>
-        <w:rPr>
-          <w:lang w:val="zh_TW" w:bidi="zh_TW"/>
-        </w:rPr>
-        <w:t>；</w:t>
-      </w:r>
-      <w:hyperlink r:id="rId26">
-        <w:r>
-          <w:rPr>
-            <w:lang w:val="zh_TW" w:bidi="zh_TW"/>
-          </w:rPr>
-          <w:rPr>
-            <w:color w:val="0000EE"/>
-            <w:u w:val="single"/>
-          </w:rPr>
-          <w:t>代上20:4–8</w:t>
-        </w:r>
-      </w:hyperlink>
-      <w:r>
-        <w:rPr>
-          <w:lang w:val="zh_TW" w:bidi="zh_TW"/>
-        </w:rPr>
-        <w:t>）。</w:t>
-      </w:r>
-    </w:p>
-    <w:p>
-      <w:pPr>
-        <w:pStyle w:val="Heading3"/>
-      </w:pPr>
-      <w:r>
-        <w:rPr>
-          <w:lang w:val="zh_TW" w:bidi="zh_TW"/>
-        </w:rPr>
-        <w:t>聖經中有名的巨人</w:t>
-      </w:r>
-    </w:p>
-    <w:p>
-      <w:pPr/>
-      <w:r>
-        <w:rPr>
-          <w:lang w:val="zh_TW" w:bidi="zh_TW"/>
-        </w:rPr>
-      </w:r>
-      <w:r>
-        <w:rPr>
-          <w:lang w:val="zh_TW" w:bidi="zh_TW"/>
-        </w:rPr>
-        <w:t>在聖經中最有名的巨人是迦特人歌利亞。他是非利士軍兵，曾在以拉谷與掃羅王的軍隊作戰（</w:t>
-      </w:r>
-      <w:hyperlink r:id="rId27">
-        <w:r>
-          <w:rPr>
-            <w:lang w:val="zh_TW" w:bidi="zh_TW"/>
-          </w:rPr>
-          <w:rPr>
-            <w:color w:val="0000EE"/>
-            <w:u w:val="single"/>
-          </w:rPr>
-          <w:t>撒上17</w:t>
-        </w:r>
-      </w:hyperlink>
-      <w:r>
-        <w:rPr>
-          <w:lang w:val="zh_TW" w:bidi="zh_TW"/>
-        </w:rPr>
-        <w:t>）。聖經說歌利亞身高六肘一虎口，這意味著他身高在2.3到2.9米之間（7.5到9.5英尺）。他的巨大身型，使以色列士兵恐懼害怕。</w:t>
-      </w:r>
-    </w:p>
-    <w:p>
-      <w:pPr/>
-      <w:r>
-        <w:rPr>
-          <w:lang w:val="zh_TW" w:bidi="zh_TW"/>
-        </w:rPr>
-      </w:r>
-      <w:r>
-        <w:rPr>
-          <w:lang w:val="zh_TW" w:bidi="zh_TW"/>
-        </w:rPr>
-        <w:t>歌利亞向以色列的軍隊叫陣，但年輕的牧羊人大衛擊敗了他。此後，大衛在以色列人中家喻戶曉（</w:t>
-      </w:r>
-      <w:hyperlink r:id="rId28">
-        <w:r>
-          <w:rPr>
-            <w:lang w:val="zh_TW" w:bidi="zh_TW"/>
-          </w:rPr>
-          <w:rPr>
-            <w:color w:val="0000EE"/>
-            <w:u w:val="single"/>
-          </w:rPr>
-          <w:t>撒上18:5–7</w:t>
-        </w:r>
-      </w:hyperlink>
-      <w:r>
-        <w:rPr>
-          <w:lang w:val="zh_TW" w:bidi="zh_TW"/>
-        </w:rPr>
-        <w:t>）。聖經並沒有稱歌利亞為「偉人」，但他的身高顯示他非常高大。</w:t>
-      </w:r>
-    </w:p>
-    <w:p>
-      <w:pPr/>
-      <w:r>
-        <w:rPr>
-          <w:lang w:val="zh_TW" w:bidi="zh_TW"/>
-        </w:rPr>
-      </w:r>
-      <w:r>
-        <w:rPr>
-          <w:lang w:val="zh_TW" w:bidi="zh_TW"/>
-        </w:rPr>
-        <w:t>另一位以身高著稱的人是巴珊王噩（</w:t>
-      </w:r>
-      <w:hyperlink r:id="rId17">
-        <w:r>
-          <w:rPr>
-            <w:lang w:val="zh_TW" w:bidi="zh_TW"/>
-          </w:rPr>
-          <w:rPr>
-            <w:color w:val="0000EE"/>
-            <w:u w:val="single"/>
-          </w:rPr>
-          <w:t>申3:11</w:t>
-        </w:r>
-      </w:hyperlink>
-      <w:r>
-        <w:rPr>
-          <w:lang w:val="zh_TW" w:bidi="zh_TW"/>
-        </w:rPr>
-        <w:t>）。</w:t>
-      </w:r>
-    </w:p>
-    <w:p>
-      <w:pPr/>
-      <w:r>
-        <w:rPr>
-          <w:lang w:val="zh_TW" w:bidi="zh_TW"/>
-        </w:rPr>
-      </w:r>
-      <w:r>
-        <w:rPr>
           <w:i/>
           <w:lang w:val="zh_TW" w:bidi="zh_TW"/>
         </w:rPr>
@@ -938,1293 +1575,19 @@
         <w:rPr>
           <w:lang w:val="zh_TW" w:bidi="zh_TW"/>
         </w:rPr>
-        <w:t>尼腓林</w:t>
+        <w:t xml:space="preserve"> </w:t>
+      </w:r>
+      <w:r>
+        <w:rPr>
+          <w:lang w:val="zh_TW" w:bidi="zh_TW"/>
+        </w:rPr>
+        <w:t>聖殿</w:t>
       </w:r>
       <w:r>
         <w:rPr>
           <w:lang w:val="zh_TW" w:bidi="zh_TW"/>
         </w:rPr>
         <w:t>。</w:t>
-      </w:r>
-      <w:r>
-        <w:rPr>
-          <w:lang w:val="zh_TW" w:bidi="zh_TW"/>
-        </w:rPr>
-      </w:r>
-      <w:r>
-        <w:rPr>
-          <w:lang w:val="zh_TW" w:bidi="zh_TW"/>
-        </w:rPr>
-      </w:r>
-    </w:p>
-    <w:p>
-      <w:pPr/>
-      <w:r>
-        <w:rPr>
-          <w:lang w:val="zh_TW" w:bidi="zh_TW"/>
-        </w:rPr>
-      </w:r>
-    </w:p>
-    <w:p>
-      <w:pPr>
-        <w:pStyle w:val="Heading2"/>
-      </w:pPr>
-      <w:r>
-        <w:rPr>
-          <w:lang w:val="zh_TW" w:bidi="zh_TW"/>
-        </w:rPr>
-        <w:t>偉人</w:t>
-      </w:r>
-      <w:r>
-        <w:rPr>
-          <w:lang w:val="zh_TW" w:bidi="zh_TW"/>
-        </w:rPr>
-      </w:r>
-    </w:p>
-    <w:p>
-      <w:pPr>
-        <w:pStyle w:val="Heading2"/>
-      </w:pPr>
-      <w:r>
-        <w:rPr>
-          <w:lang w:val="zh_TW" w:bidi="zh_TW"/>
-        </w:rPr>
-        <w:t>偉人（NEPHILIM）</w:t>
-      </w:r>
-    </w:p>
-    <w:p>
-      <w:pPr/>
-      <w:r>
-        <w:rPr>
-          <w:lang w:val="zh_TW" w:bidi="zh_TW"/>
-        </w:rPr>
-      </w:r>
-      <w:r>
-        <w:rPr>
-          <w:lang w:val="zh_TW" w:bidi="zh_TW"/>
-        </w:rPr>
-        <w:t>這是在舊約聖經中僅出現兩次的群體（譯註：Nephilim音譯為「尼腓林人」；</w:t>
-      </w:r>
-      <w:hyperlink r:id="rId14">
-        <w:r>
-          <w:rPr>
-            <w:lang w:val="zh_TW" w:bidi="zh_TW"/>
-          </w:rPr>
-          <w:rPr>
-            <w:color w:val="0000EE"/>
-            <w:u w:val="single"/>
-          </w:rPr>
-          <w:t>創6:4</w:t>
-        </w:r>
-      </w:hyperlink>
-      <w:r>
-        <w:rPr>
-          <w:lang w:val="zh_TW" w:bidi="zh_TW"/>
-        </w:rPr>
-        <w:t>；</w:t>
-      </w:r>
-      <w:hyperlink r:id="rId15">
-        <w:r>
-          <w:rPr>
-            <w:lang w:val="zh_TW" w:bidi="zh_TW"/>
-          </w:rPr>
-          <w:rPr>
-            <w:color w:val="0000EE"/>
-            <w:u w:val="single"/>
-          </w:rPr>
-          <w:t>民13:33</w:t>
-        </w:r>
-      </w:hyperlink>
-      <w:r>
-        <w:rPr>
-          <w:lang w:val="zh_TW" w:bidi="zh_TW"/>
-        </w:rPr>
-        <w:t>）。希伯來文聖經的希臘譯本《七十士譯本》（Septuagint）將「尼腓林人（Nephilim）」譯為「巨人（giants）」。其他版本，如《欽定版聖經》等舊譯本也採此譯法。現代多數英文譯本則直接保留尼腓林人這個音譯。他們將其與亞納族人（</w:t>
-      </w:r>
-      <w:hyperlink r:id="rId15">
-        <w:r>
-          <w:rPr>
-            <w:lang w:val="zh_TW" w:bidi="zh_TW"/>
-          </w:rPr>
-          <w:rPr>
-            <w:color w:val="0000EE"/>
-            <w:u w:val="single"/>
-          </w:rPr>
-          <w:t>民13:33</w:t>
-        </w:r>
-      </w:hyperlink>
-      <w:r>
-        <w:rPr>
-          <w:lang w:val="zh_TW" w:bidi="zh_TW"/>
-        </w:rPr>
-        <w:t>；</w:t>
-      </w:r>
-      <w:hyperlink r:id="rId29">
-        <w:r>
-          <w:rPr>
-            <w:lang w:val="zh_TW" w:bidi="zh_TW"/>
-          </w:rPr>
-          <w:rPr>
-            <w:color w:val="0000EE"/>
-            <w:u w:val="single"/>
-          </w:rPr>
-          <w:t>申2:21</w:t>
-        </w:r>
-      </w:hyperlink>
-      <w:r>
-        <w:rPr>
-          <w:lang w:val="zh_TW" w:bidi="zh_TW"/>
-        </w:rPr>
-        <w:t>）和利乏音人（</w:t>
-      </w:r>
-      <w:hyperlink r:id="rId16">
-        <w:r>
-          <w:rPr>
-            <w:lang w:val="zh_TW" w:bidi="zh_TW"/>
-          </w:rPr>
-          <w:rPr>
-            <w:color w:val="0000EE"/>
-            <w:u w:val="single"/>
-          </w:rPr>
-          <w:t>申2:20</w:t>
-        </w:r>
-      </w:hyperlink>
-      <w:r>
-        <w:rPr>
-          <w:lang w:val="zh_TW" w:bidi="zh_TW"/>
-        </w:rPr>
-        <w:t>）並列。這些族群以身材高大著稱，因此尼腓林人被稱為「偉人」。</w:t>
-      </w:r>
-    </w:p>
-    <w:p>
-      <w:pPr/>
-      <w:r>
-        <w:rPr>
-          <w:lang w:val="zh_TW" w:bidi="zh_TW"/>
-        </w:rPr>
-      </w:r>
-      <w:r>
-        <w:rPr>
-          <w:lang w:val="zh_TW" w:bidi="zh_TW"/>
-        </w:rPr>
-        <w:t>偉人的起源不明。有些人認為希伯來動詞</w:t>
-      </w:r>
-      <w:r>
-        <w:rPr>
-          <w:i/>
-          <w:lang w:val="zh_TW" w:bidi="zh_TW"/>
-        </w:rPr>
-        <w:t>naphal</w:t>
-      </w:r>
-      <w:r>
-        <w:rPr>
-          <w:lang w:val="zh_TW" w:bidi="zh_TW"/>
-        </w:rPr>
-        <w:t>——意為「墜落」——暗示了尼腓林人是「墮落者」。據此說法，他們是墮落天使與人類女子所生的混種。但耶穌教導說天使不會有肉體關係（</w:t>
-      </w:r>
-      <w:hyperlink r:id="rId30">
-        <w:r>
-          <w:rPr>
-            <w:lang w:val="zh_TW" w:bidi="zh_TW"/>
-          </w:rPr>
-          <w:rPr>
-            <w:color w:val="0000EE"/>
-            <w:u w:val="single"/>
-          </w:rPr>
-          <w:t>路20:34–35</w:t>
-        </w:r>
-      </w:hyperlink>
-      <w:r>
-        <w:rPr>
-          <w:lang w:val="zh_TW" w:bidi="zh_TW"/>
-        </w:rPr>
-        <w:t>）。這種觀點假設</w:t>
-      </w:r>
-      <w:hyperlink r:id="rId31">
-        <w:r>
-          <w:rPr>
-            <w:lang w:val="zh_TW" w:bidi="zh_TW"/>
-          </w:rPr>
-          <w:rPr>
-            <w:color w:val="0000EE"/>
-            <w:u w:val="single"/>
-          </w:rPr>
-          <w:t>創世記六章1至4節</w:t>
-        </w:r>
-      </w:hyperlink>
-      <w:r>
-        <w:rPr>
-          <w:lang w:val="zh_TW" w:bidi="zh_TW"/>
-        </w:rPr>
-        <w:t>反映了希臘神話中曾發生神與人結合的情節，但經文實際上描述的是歷史事件，而非神話。</w:t>
-      </w:r>
-    </w:p>
-    <w:p>
-      <w:pPr/>
-      <w:r>
-        <w:rPr>
-          <w:lang w:val="zh_TW" w:bidi="zh_TW"/>
-        </w:rPr>
-      </w:r>
-      <w:r>
-        <w:rPr>
-          <w:lang w:val="zh_TW" w:bidi="zh_TW"/>
-        </w:rPr>
-        <w:t>在聖經中，偉人可能不是「神的兒子們」。他們似乎與「人的兒女們」不同。要理解他們，可以想像這些偉人來自一個古老的民族群體，如亞納族和利乏音族等，但是他們的起源不明。</w:t>
-      </w:r>
-    </w:p>
-    <w:p>
-      <w:pPr/>
-      <w:r>
-        <w:rPr>
-          <w:lang w:val="zh_TW" w:bidi="zh_TW"/>
-        </w:rPr>
-      </w:r>
-      <w:r>
-        <w:rPr>
-          <w:i/>
-          <w:lang w:val="zh_TW" w:bidi="zh_TW"/>
-        </w:rPr>
-        <w:t>另見</w:t>
-      </w:r>
-      <w:r>
-        <w:rPr>
-          <w:lang w:val="zh_TW" w:bidi="zh_TW"/>
-        </w:rPr>
-        <w:t>巨人</w:t>
-      </w:r>
-      <w:r>
-        <w:rPr>
-          <w:lang w:val="zh_TW" w:bidi="zh_TW"/>
-        </w:rPr>
-        <w:t>。</w:t>
-      </w:r>
-      <w:r>
-        <w:rPr>
-          <w:lang w:val="zh_TW" w:bidi="zh_TW"/>
-        </w:rPr>
-      </w:r>
-      <w:r>
-        <w:rPr>
-          <w:lang w:val="zh_TW" w:bidi="zh_TW"/>
-        </w:rPr>
-      </w:r>
-    </w:p>
-    <w:p>
-      <w:pPr/>
-      <w:r>
-        <w:rPr>
-          <w:lang w:val="zh_TW" w:bidi="zh_TW"/>
-        </w:rPr>
-      </w:r>
-    </w:p>
-    <w:p>
-      <w:pPr>
-        <w:pStyle w:val="Heading2"/>
-      </w:pPr>
-      <w:r>
-        <w:rPr>
-          <w:lang w:val="zh_TW" w:bidi="zh_TW"/>
-        </w:rPr>
-        <w:t>偽善</w:t>
-      </w:r>
-      <w:r>
-        <w:rPr>
-          <w:lang w:val="zh_TW" w:bidi="zh_TW"/>
-        </w:rPr>
-      </w:r>
-    </w:p>
-    <w:p>
-      <w:pPr/>
-      <w:r>
-        <w:rPr>
-          <w:lang w:val="zh_TW" w:bidi="zh_TW"/>
-        </w:rPr>
-      </w:r>
-      <w:r>
-        <w:rPr>
-          <w:lang w:val="zh_TW" w:bidi="zh_TW"/>
-        </w:rPr>
-        <w:t>假裝成跟自己實際上不同的樣子，尤其是裝作表面看來很敬虔或有德行。在現代英語世界中，對「偽善」一詞的理解主要來自於其在新約中的使用，特別是耶穌如何使用這個詞語。在新約和隨後而來的理解中，這個詞通常意指欺騙、歪曲事實或聲稱擁有自己並不具備的美德或品質。</w:t>
-      </w:r>
-    </w:p>
-    <w:p>
-      <w:pPr/>
-      <w:r>
-        <w:rPr>
-          <w:lang w:val="zh_TW" w:bidi="zh_TW"/>
-        </w:rPr>
-      </w:r>
-      <w:r>
-        <w:rPr>
-          <w:lang w:val="zh_TW" w:bidi="zh_TW"/>
-        </w:rPr>
-        <w:t>偽善在聖經中一直是負面的意思，相比之下，希臘人最早使用的偽善則是作為一個中性的詞語。在其動詞形式中，它的意思是「解釋、詮釋或闡述」。雖然名詞「偽善」可以意味著「回答」，但另一個名詞「偽君子」幾乎總是意味著「演員」的意思，這個意思可能來自於動詞「闡述」。</w:t>
-      </w:r>
-    </w:p>
-    <w:p>
-      <w:pPr/>
-      <w:r>
-        <w:rPr>
-          <w:lang w:val="zh_TW" w:bidi="zh_TW"/>
-        </w:rPr>
-      </w:r>
-      <w:r>
-        <w:rPr>
-          <w:lang w:val="zh_TW" w:bidi="zh_TW"/>
-        </w:rPr>
-        <w:t>最初，偽君子可以是解釋詩人文字或作曲家音樂的演說者或演員。演員或「偽君子」試圖讓觀眾理解詩人或作曲家所寫的內容。在更大的範圍內，「偽君子」可以是舞台上表演戲劇的眾多演員之一。一個好的「偽君子」忠實地詮釋他被分配的角色，而一個不受歡迎的「偽君子」則糟糕地詮釋他的角色。由於這個詞本質上的中立性，因此必須有附帶的詞語，才能確定其定義的走向。</w:t>
-      </w:r>
-    </w:p>
-    <w:p>
-      <w:pPr/>
-      <w:r>
-        <w:rPr>
-          <w:lang w:val="zh_TW" w:bidi="zh_TW"/>
-        </w:rPr>
-      </w:r>
-      <w:r>
-        <w:rPr>
-          <w:lang w:val="zh_TW" w:bidi="zh_TW"/>
-        </w:rPr>
-        <w:t>在希臘化時期（約公元前325–125年），通常視世界為一個舞台，所有人的一生被視為表演的藝術。個人的角色和劇本是由他的家庭、文化和宗教環境所為他編寫的，他可以成功或不成功地演繹出來。當在這個意義上使用時，「偽善」並不帶有虛偽或欺騙的意思。然而，有些情況下，「偽君子」一詞被用來形容那些以欺騙方式表演其生命角色的人。向公眾展示的形象只是一個面具，背後隱藏著真實而不同的自我。</w:t>
-      </w:r>
-    </w:p>
-    <w:p>
-      <w:pPr/>
-      <w:r>
-        <w:rPr>
-          <w:lang w:val="zh_TW" w:bidi="zh_TW"/>
-        </w:rPr>
-      </w:r>
-      <w:r>
-        <w:rPr>
-          <w:lang w:val="zh_TW" w:bidi="zh_TW"/>
-        </w:rPr>
-        <w:t>福音書經常使用「偽善」這個詞（</w:t>
-      </w:r>
-      <w:hyperlink r:id="rId32">
-        <w:r>
-          <w:rPr>
-            <w:lang w:val="zh_TW" w:bidi="zh_TW"/>
-          </w:rPr>
-          <w:rPr>
-            <w:color w:val="0000EE"/>
-            <w:u w:val="single"/>
-          </w:rPr>
-          <w:t>太23:28</w:t>
-        </w:r>
-      </w:hyperlink>
-      <w:r>
-        <w:rPr>
-          <w:lang w:val="zh_TW" w:bidi="zh_TW"/>
-        </w:rPr>
-        <w:t>；</w:t>
-      </w:r>
-      <w:hyperlink r:id="rId33">
-        <w:r>
-          <w:rPr>
-            <w:lang w:val="zh_TW" w:bidi="zh_TW"/>
-          </w:rPr>
-          <w:rPr>
-            <w:color w:val="0000EE"/>
-            <w:u w:val="single"/>
-          </w:rPr>
-          <w:t>可12:15下</w:t>
-        </w:r>
-      </w:hyperlink>
-      <w:r>
-        <w:rPr>
-          <w:lang w:val="zh_TW" w:bidi="zh_TW"/>
-        </w:rPr>
-        <w:t>；</w:t>
-      </w:r>
-      <w:hyperlink r:id="rId34">
-        <w:r>
-          <w:rPr>
-            <w:lang w:val="zh_TW" w:bidi="zh_TW"/>
-          </w:rPr>
-          <w:rPr>
-            <w:color w:val="0000EE"/>
-            <w:u w:val="single"/>
-          </w:rPr>
-          <w:t>路12:1</w:t>
-        </w:r>
-      </w:hyperlink>
-      <w:r>
-        <w:rPr>
-          <w:lang w:val="zh_TW" w:bidi="zh_TW"/>
-        </w:rPr>
-        <w:t>）和「偽君子」（</w:t>
-      </w:r>
-      <w:hyperlink r:id="rId35">
-        <w:r>
-          <w:rPr>
-            <w:lang w:val="zh_TW" w:bidi="zh_TW"/>
-          </w:rPr>
-          <w:rPr>
-            <w:color w:val="0000EE"/>
-            <w:u w:val="single"/>
-          </w:rPr>
-          <w:t>太7:5</w:t>
-        </w:r>
-      </w:hyperlink>
-      <w:r>
-        <w:rPr>
-          <w:lang w:val="zh_TW" w:bidi="zh_TW"/>
-        </w:rPr>
-        <w:t>；</w:t>
-      </w:r>
-      <w:hyperlink r:id="rId36">
-        <w:r>
-          <w:rPr>
-            <w:lang w:val="zh_TW" w:bidi="zh_TW"/>
-          </w:rPr>
-          <w:rPr>
-            <w:color w:val="0000EE"/>
-            <w:u w:val="single"/>
-          </w:rPr>
-          <w:t>24:51</w:t>
-        </w:r>
-      </w:hyperlink>
-      <w:r>
-        <w:rPr>
-          <w:lang w:val="zh_TW" w:bidi="zh_TW"/>
-        </w:rPr>
-        <w:t>；</w:t>
-      </w:r>
-      <w:hyperlink r:id="rId37">
-        <w:r>
-          <w:rPr>
-            <w:lang w:val="zh_TW" w:bidi="zh_TW"/>
-          </w:rPr>
-          <w:rPr>
-            <w:color w:val="0000EE"/>
-            <w:u w:val="single"/>
-          </w:rPr>
-          <w:t>路6:42</w:t>
-        </w:r>
-      </w:hyperlink>
-      <w:r>
-        <w:rPr>
-          <w:lang w:val="zh_TW" w:bidi="zh_TW"/>
-        </w:rPr>
-        <w:t>，</w:t>
-      </w:r>
-      <w:hyperlink r:id="rId38">
-        <w:r>
-          <w:rPr>
-            <w:lang w:val="zh_TW" w:bidi="zh_TW"/>
-          </w:rPr>
-          <w:rPr>
-            <w:color w:val="0000EE"/>
-            <w:u w:val="single"/>
-          </w:rPr>
-          <w:t>13:15</w:t>
-        </w:r>
-      </w:hyperlink>
-      <w:r>
-        <w:rPr>
-          <w:lang w:val="zh_TW" w:bidi="zh_TW"/>
-        </w:rPr>
-        <w:t>）來記錄耶穌與他的對手之間的衝突。關於法利賽人和撒都該人，耶穌察覺到他們外在形式的公義，與他們未能接受內在公義之間的鮮明對比，如：憐憫、公正、謙卑、寬恕和對不可愛之人的愛（</w:t>
-      </w:r>
-      <w:hyperlink r:id="rId39">
-        <w:r>
-          <w:rPr>
-            <w:lang w:val="zh_TW" w:bidi="zh_TW"/>
-          </w:rPr>
-          <w:rPr>
-            <w:color w:val="0000EE"/>
-            <w:u w:val="single"/>
-          </w:rPr>
-          <w:t>路11:38、42</w:t>
-        </w:r>
-      </w:hyperlink>
-      <w:r>
-        <w:rPr>
-          <w:lang w:val="zh_TW" w:bidi="zh_TW"/>
-        </w:rPr>
-        <w:t>）。他們在這方面的失敗，隱藏在虔誠的外表中（</w:t>
-      </w:r>
-      <w:hyperlink r:id="rId40">
-        <w:r>
-          <w:rPr>
-            <w:lang w:val="zh_TW" w:bidi="zh_TW"/>
-          </w:rPr>
-          <w:rPr>
-            <w:color w:val="0000EE"/>
-            <w:u w:val="single"/>
-          </w:rPr>
-          <w:t>可7:1–13</w:t>
-        </w:r>
-      </w:hyperlink>
-      <w:r>
-        <w:rPr>
-          <w:lang w:val="zh_TW" w:bidi="zh_TW"/>
-        </w:rPr>
-        <w:t>），他們心裡充滿了貪婪和邪惡（</w:t>
-      </w:r>
-      <w:hyperlink r:id="rId41">
-        <w:r>
-          <w:rPr>
-            <w:lang w:val="zh_TW" w:bidi="zh_TW"/>
-          </w:rPr>
-          <w:rPr>
-            <w:color w:val="0000EE"/>
-            <w:u w:val="single"/>
-          </w:rPr>
-          <w:t>路11:39</w:t>
-        </w:r>
-      </w:hyperlink>
-      <w:r>
-        <w:rPr>
-          <w:lang w:val="zh_TW" w:bidi="zh_TW"/>
-        </w:rPr>
-        <w:t>）。偽善定義了那些表現出行為上的公義，但內心卻充滿邪惡的人（</w:t>
-      </w:r>
-      <w:hyperlink r:id="rId32">
-        <w:r>
-          <w:rPr>
-            <w:lang w:val="zh_TW" w:bidi="zh_TW"/>
-          </w:rPr>
-          <w:rPr>
-            <w:color w:val="0000EE"/>
-            <w:u w:val="single"/>
-          </w:rPr>
-          <w:t>太23:28</w:t>
-        </w:r>
-      </w:hyperlink>
-      <w:r>
-        <w:rPr>
-          <w:lang w:val="zh_TW" w:bidi="zh_TW"/>
-        </w:rPr>
-        <w:t>）。</w:t>
-      </w:r>
-    </w:p>
-    <w:p>
-      <w:pPr/>
-      <w:r>
-        <w:rPr>
-          <w:lang w:val="zh_TW" w:bidi="zh_TW"/>
-        </w:rPr>
-      </w:r>
-      <w:r>
-        <w:rPr>
-          <w:lang w:val="zh_TW" w:bidi="zh_TW"/>
-        </w:rPr>
-        <w:t>耶穌譴責偽善，因為它扭曲了神公義的命令。偽善者不追求真實的內在聖潔，而是將公義扭曲成一種僵化的模式，其主要用途是在人面前展示出來（</w:t>
-      </w:r>
-      <w:hyperlink r:id="rId42">
-        <w:r>
-          <w:rPr>
-            <w:lang w:val="zh_TW" w:bidi="zh_TW"/>
-          </w:rPr>
-          <w:rPr>
-            <w:color w:val="0000EE"/>
-            <w:u w:val="single"/>
-          </w:rPr>
-          <w:t>太23:2–7</w:t>
-        </w:r>
-      </w:hyperlink>
-      <w:r>
-        <w:rPr>
-          <w:lang w:val="zh_TW" w:bidi="zh_TW"/>
-        </w:rPr>
-        <w:t>）。他們對公義的觀念揭示了他們對神認識的扭曲，以及對祂如何使罪人與自己和好的錯誤理解（</w:t>
-      </w:r>
-      <w:hyperlink r:id="rId43">
-        <w:r>
-          <w:rPr>
-            <w:lang w:val="zh_TW" w:bidi="zh_TW"/>
-          </w:rPr>
-          <w:rPr>
-            <w:color w:val="0000EE"/>
-            <w:u w:val="single"/>
-          </w:rPr>
-          <w:t>路16:15</w:t>
-        </w:r>
-      </w:hyperlink>
-      <w:r>
-        <w:rPr>
-          <w:lang w:val="zh_TW" w:bidi="zh_TW"/>
-        </w:rPr>
-        <w:t>）。這些偽善者雖向人解釋神的性情，實際上只是誤解祂。因此，他們的虛假使人遠離神，而不是走向神，與祂和好（</w:t>
-      </w:r>
-      <w:hyperlink r:id="rId44">
-        <w:r>
-          <w:rPr>
-            <w:lang w:val="zh_TW" w:bidi="zh_TW"/>
-          </w:rPr>
-          <w:rPr>
-            <w:color w:val="0000EE"/>
-            <w:u w:val="single"/>
-          </w:rPr>
-          <w:t>路11:52</w:t>
-        </w:r>
-      </w:hyperlink>
-      <w:r>
-        <w:rPr>
-          <w:lang w:val="zh_TW" w:bidi="zh_TW"/>
-        </w:rPr>
-        <w:t>）。偽善者不僅阻止他人進入神的國，其實自己也進不去（</w:t>
-      </w:r>
-      <w:hyperlink r:id="rId45">
-        <w:r>
-          <w:rPr>
-            <w:lang w:val="zh_TW" w:bidi="zh_TW"/>
-          </w:rPr>
-          <w:rPr>
-            <w:color w:val="0000EE"/>
-            <w:u w:val="single"/>
-          </w:rPr>
-          <w:t>太23:13</w:t>
-        </w:r>
-      </w:hyperlink>
-      <w:r>
-        <w:rPr>
-          <w:lang w:val="zh_TW" w:bidi="zh_TW"/>
-        </w:rPr>
-        <w:t>）。</w:t>
-      </w:r>
-      <w:r>
-        <w:rPr>
-          <w:lang w:val="zh_TW" w:bidi="zh_TW"/>
-        </w:rPr>
-      </w:r>
-      <w:r>
-        <w:rPr>
-          <w:lang w:val="zh_TW" w:bidi="zh_TW"/>
-        </w:rPr>
-      </w:r>
-    </w:p>
-    <w:p>
-      <w:pPr/>
-      <w:r>
-        <w:rPr>
-          <w:lang w:val="zh_TW" w:bidi="zh_TW"/>
-        </w:rPr>
-      </w:r>
-    </w:p>
-    <w:p>
-      <w:pPr>
-        <w:pStyle w:val="Heading2"/>
-      </w:pPr>
-      <w:r>
-        <w:rPr>
-          <w:lang w:val="zh_TW" w:bidi="zh_TW"/>
-        </w:rPr>
-        <w:t>未受割禮</w:t>
-      </w:r>
-      <w:r>
-        <w:rPr>
-          <w:lang w:val="zh_TW" w:bidi="zh_TW"/>
-        </w:rPr>
-      </w:r>
-    </w:p>
-    <w:p>
-      <w:pPr/>
-      <w:r>
-        <w:rPr>
-          <w:lang w:val="zh_TW" w:bidi="zh_TW"/>
-        </w:rPr>
-      </w:r>
-      <w:r>
-        <w:rPr>
-          <w:lang w:val="zh_TW" w:bidi="zh_TW"/>
-        </w:rPr>
-        <w:t>男性生殖器自然的狀態是包皮覆蓋著陰莖。猶太人和許多其它群體會用手術將包皮移除，作為他們與神立約的象徵（</w:t>
-      </w:r>
-      <w:hyperlink r:id="rId46">
-        <w:r>
-          <w:rPr>
-            <w:lang w:val="zh_TW" w:bidi="zh_TW"/>
-          </w:rPr>
-          <w:rPr>
-            <w:color w:val="0000EE"/>
-            <w:u w:val="single"/>
-          </w:rPr>
-          <w:t>創17:9–14</w:t>
-        </w:r>
-      </w:hyperlink>
-      <w:r>
-        <w:rPr>
-          <w:lang w:val="zh_TW" w:bidi="zh_TW"/>
-        </w:rPr>
-        <w:t>；</w:t>
-      </w:r>
-      <w:hyperlink r:id="rId47">
-        <w:r>
-          <w:rPr>
-            <w:lang w:val="zh_TW" w:bidi="zh_TW"/>
-          </w:rPr>
-          <w:rPr>
-            <w:color w:val="0000EE"/>
-            <w:u w:val="single"/>
-          </w:rPr>
-          <w:t>出12:48</w:t>
-        </w:r>
-      </w:hyperlink>
-      <w:r>
-        <w:rPr>
-          <w:lang w:val="zh_TW" w:bidi="zh_TW"/>
-        </w:rPr>
-        <w:t>；</w:t>
-      </w:r>
-      <w:hyperlink r:id="rId48">
-        <w:r>
-          <w:rPr>
-            <w:lang w:val="zh_TW" w:bidi="zh_TW"/>
-          </w:rPr>
-          <w:rPr>
-            <w:color w:val="0000EE"/>
-            <w:u w:val="single"/>
-          </w:rPr>
-          <w:t>利12:3</w:t>
-        </w:r>
-      </w:hyperlink>
-      <w:r>
-        <w:rPr>
-          <w:lang w:val="zh_TW" w:bidi="zh_TW"/>
-        </w:rPr>
-        <w:t>）。由於這種做法，「未受割禮」一詞開始意味著「非猶太人」或「外邦人」（非利士人、希臘人和羅馬人不行割禮，但埃及人和許多閃族民族則會行割禮）。這個詞也用來描述「那些在約之外的人」。</w:t>
-      </w:r>
-    </w:p>
-    <w:p>
-      <w:pPr/>
-      <w:r>
-        <w:rPr>
-          <w:lang w:val="zh_TW" w:bidi="zh_TW"/>
-        </w:rPr>
-      </w:r>
-      <w:r>
-        <w:rPr>
-          <w:lang w:val="zh_TW" w:bidi="zh_TW"/>
-        </w:rPr>
-        <w:t>「未受割禮」一詞在新約聖經中出現了二十次，通常表示與猶太人相對的「外邦人」。保羅提出了一個有力的論點來反對這種區分。保羅強烈反對在人與人之間做這樣的區分。對保羅來說，一個人對神的心態比遵循禮儀律法更為重要，因為是否遵行與一個人的救恩無關（</w:t>
-      </w:r>
-      <w:hyperlink r:id="rId49">
-        <w:r>
-          <w:rPr>
-            <w:lang w:val="zh_TW" w:bidi="zh_TW"/>
-          </w:rPr>
-          <w:rPr>
-            <w:color w:val="0000EE"/>
-            <w:u w:val="single"/>
-          </w:rPr>
-          <w:t>羅2:25–27</w:t>
-        </w:r>
-      </w:hyperlink>
-      <w:r>
-        <w:rPr>
-          <w:lang w:val="zh_TW" w:bidi="zh_TW"/>
-        </w:rPr>
-        <w:t>）。亞伯拉罕在未受割禮時就已經相信並被神接納。因此，割禮與他的救恩無關（</w:t>
-      </w:r>
-      <w:hyperlink r:id="rId50">
-        <w:r>
-          <w:rPr>
-            <w:lang w:val="zh_TW" w:bidi="zh_TW"/>
-          </w:rPr>
-          <w:rPr>
-            <w:color w:val="0000EE"/>
-            <w:u w:val="single"/>
-          </w:rPr>
-          <w:t>羅3:30</w:t>
-        </w:r>
-      </w:hyperlink>
-      <w:r>
-        <w:rPr>
-          <w:lang w:val="zh_TW" w:bidi="zh_TW"/>
-        </w:rPr>
-        <w:t>；</w:t>
-      </w:r>
-      <w:hyperlink r:id="rId51">
-        <w:r>
-          <w:rPr>
-            <w:lang w:val="zh_TW" w:bidi="zh_TW"/>
-          </w:rPr>
-          <w:rPr>
-            <w:color w:val="0000EE"/>
-            <w:u w:val="single"/>
-          </w:rPr>
-          <w:t>4:9–12</w:t>
-        </w:r>
-      </w:hyperlink>
-      <w:r>
-        <w:rPr>
-          <w:lang w:val="zh_TW" w:bidi="zh_TW"/>
-        </w:rPr>
-        <w:t>）。過去，外邦人被排除在神的百姓之外（</w:t>
-      </w:r>
-      <w:hyperlink r:id="rId52">
-        <w:r>
-          <w:rPr>
-            <w:lang w:val="zh_TW" w:bidi="zh_TW"/>
-          </w:rPr>
-          <w:rPr>
-            <w:color w:val="0000EE"/>
-            <w:u w:val="single"/>
-          </w:rPr>
-          <w:t>弗2:11–12</w:t>
-        </w:r>
-      </w:hyperlink>
-      <w:r>
-        <w:rPr>
-          <w:lang w:val="zh_TW" w:bidi="zh_TW"/>
-        </w:rPr>
-        <w:t>）。現在，猶太人和外邦人信徒在耶穌基督裡成為一體（</w:t>
-      </w:r>
-      <w:hyperlink r:id="rId53">
-        <w:r>
-          <w:rPr>
-            <w:lang w:val="zh_TW" w:bidi="zh_TW"/>
-          </w:rPr>
-          <w:rPr>
-            <w:color w:val="0000EE"/>
-            <w:u w:val="single"/>
-          </w:rPr>
-          <w:t>加2:7</w:t>
-        </w:r>
-      </w:hyperlink>
-      <w:r>
-        <w:rPr>
-          <w:lang w:val="zh_TW" w:bidi="zh_TW"/>
-        </w:rPr>
-        <w:t>，</w:t>
-      </w:r>
-      <w:hyperlink r:id="rId54">
-        <w:r>
-          <w:rPr>
-            <w:lang w:val="zh_TW" w:bidi="zh_TW"/>
-          </w:rPr>
-          <w:rPr>
-            <w:color w:val="0000EE"/>
-            <w:u w:val="single"/>
-          </w:rPr>
-          <w:t>5:6</w:t>
-        </w:r>
-      </w:hyperlink>
-      <w:r>
-        <w:rPr>
-          <w:lang w:val="zh_TW" w:bidi="zh_TW"/>
-        </w:rPr>
-        <w:t>，</w:t>
-      </w:r>
-      <w:hyperlink r:id="rId55">
-        <w:r>
-          <w:rPr>
-            <w:lang w:val="zh_TW" w:bidi="zh_TW"/>
-          </w:rPr>
-          <w:rPr>
-            <w:color w:val="0000EE"/>
-            <w:u w:val="single"/>
-          </w:rPr>
-          <w:t>6:15</w:t>
-        </w:r>
-      </w:hyperlink>
-      <w:r>
-        <w:rPr>
-          <w:lang w:val="zh_TW" w:bidi="zh_TW"/>
-        </w:rPr>
-        <w:t>；</w:t>
-      </w:r>
-      <w:hyperlink r:id="rId56">
-        <w:r>
-          <w:rPr>
-            <w:lang w:val="zh_TW" w:bidi="zh_TW"/>
-          </w:rPr>
-          <w:rPr>
-            <w:color w:val="0000EE"/>
-            <w:u w:val="single"/>
-          </w:rPr>
-          <w:t>西3:11</w:t>
-        </w:r>
-      </w:hyperlink>
-      <w:r>
-        <w:rPr>
-          <w:lang w:val="zh_TW" w:bidi="zh_TW"/>
-        </w:rPr>
-        <w:t>）。保羅拒絕聽從那些要求人們行割禮才能完全成為教會成員的人。</w:t>
-      </w:r>
-    </w:p>
-    <w:p>
-      <w:pPr/>
-      <w:r>
-        <w:rPr>
-          <w:lang w:val="zh_TW" w:bidi="zh_TW"/>
-        </w:rPr>
-      </w:r>
-      <w:r>
-        <w:rPr>
-          <w:lang w:val="zh_TW" w:bidi="zh_TW"/>
-        </w:rPr>
-        <w:t>在</w:t>
-      </w:r>
-      <w:hyperlink r:id="rId57">
-        <w:r>
-          <w:rPr>
-            <w:lang w:val="zh_TW" w:bidi="zh_TW"/>
-          </w:rPr>
-          <w:rPr>
-            <w:color w:val="0000EE"/>
-            <w:u w:val="single"/>
-          </w:rPr>
-          <w:t>歌羅西書二章8至15節</w:t>
-        </w:r>
-      </w:hyperlink>
-      <w:r>
-        <w:rPr>
-          <w:lang w:val="zh_TW" w:bidi="zh_TW"/>
-        </w:rPr>
-        <w:t>中，保羅用「未受割禮」作為隱喻，來指一個人在認識神之前的狀態。這裡的未受割禮等同於「肉體」（指人的邪惡慾望），這跟未受割禮的狀態是同樣的意思。正如肉身的身體在割禮中被割去一樣，屬靈的「肉體」在歸信時被基督割絕，在洗禮中也表現出這一點。受洗的人從「不潔」中被潔淨，就像受割禮的外邦人也被認為是從先前未受割禮的不潔中被潔淨了一樣。</w:t>
-      </w:r>
-    </w:p>
-    <w:p>
-      <w:pPr/>
-      <w:r>
-        <w:rPr>
-          <w:lang w:val="zh_TW" w:bidi="zh_TW"/>
-        </w:rPr>
-      </w:r>
-      <w:r>
-        <w:rPr>
-          <w:i/>
-          <w:lang w:val="zh_TW" w:bidi="zh_TW"/>
-        </w:rPr>
-        <w:t xml:space="preserve">另見 </w:t>
-      </w:r>
-      <w:r>
-        <w:rPr>
-          <w:lang w:val="zh_TW" w:bidi="zh_TW"/>
-        </w:rPr>
-        <w:t>割禮</w:t>
-      </w:r>
-      <w:r>
-        <w:rPr>
-          <w:lang w:val="zh_TW" w:bidi="zh_TW"/>
-        </w:rPr>
-        <w:t>。</w:t>
-      </w:r>
-      <w:r>
-        <w:rPr>
-          <w:lang w:val="zh_TW" w:bidi="zh_TW"/>
-        </w:rPr>
-      </w:r>
-      <w:r>
-        <w:rPr>
-          <w:lang w:val="zh_TW" w:bidi="zh_TW"/>
-        </w:rPr>
-      </w:r>
-    </w:p>
-    <w:p>
-      <w:pPr/>
-      <w:r>
-        <w:rPr>
-          <w:lang w:val="zh_TW" w:bidi="zh_TW"/>
-        </w:rPr>
-      </w:r>
-    </w:p>
-    <w:p>
-      <w:pPr>
-        <w:pStyle w:val="Heading2"/>
-      </w:pPr>
-      <w:r>
-        <w:rPr>
-          <w:lang w:val="zh_TW" w:bidi="zh_TW"/>
-        </w:rPr>
-        <w:t>為死人受洗</w:t>
-      </w:r>
-      <w:r>
-        <w:rPr>
-          <w:lang w:val="zh_TW" w:bidi="zh_TW"/>
-        </w:rPr>
-      </w:r>
-    </w:p>
-    <w:p>
-      <w:pPr/>
-      <w:r>
-        <w:rPr>
-          <w:lang w:val="zh_TW" w:bidi="zh_TW"/>
-        </w:rPr>
-      </w:r>
-      <w:r>
-        <w:rPr>
-          <w:lang w:val="zh_TW" w:bidi="zh_TW"/>
-        </w:rPr>
-        <w:t>一個意義不明的習俗，在新約聖經中提到一次（</w:t>
-      </w:r>
-      <w:hyperlink r:id="rId58">
-        <w:r>
-          <w:rPr>
-            <w:lang w:val="zh_TW" w:bidi="zh_TW"/>
-          </w:rPr>
-          <w:rPr>
-            <w:color w:val="0000EE"/>
-            <w:u w:val="single"/>
-          </w:rPr>
-          <w:t>林前15:29</w:t>
-        </w:r>
-      </w:hyperlink>
-      <w:r>
-        <w:rPr>
-          <w:lang w:val="zh_TW" w:bidi="zh_TW"/>
-        </w:rPr>
-        <w:t>）。對於這段有爭議的經文，已經有許多人提出了許多解釋。主要的問題是，為死者施行的洗禮是怎樣的，以及保羅是否認可這種做法。</w:t>
-      </w:r>
-    </w:p>
-    <w:p>
-      <w:pPr>
-        <w:pStyle w:val="Heading3"/>
-      </w:pPr>
-      <w:r>
-        <w:rPr>
-          <w:lang w:val="zh_TW" w:bidi="zh_TW"/>
-        </w:rPr>
-        <w:t>為死人受洗的不同解釋方式</w:t>
-      </w:r>
-    </w:p>
-    <w:p>
-      <w:pPr/>
-      <w:r>
-        <w:rPr>
-          <w:lang w:val="zh_TW" w:bidi="zh_TW"/>
-        </w:rPr>
-      </w:r>
-      <w:r>
-        <w:rPr>
-          <w:lang w:val="zh_TW" w:bidi="zh_TW"/>
-        </w:rPr>
-        <w:t>對「為死人受洗」這個片語的解釋可歸納為三類：</w:t>
-      </w:r>
-    </w:p>
-    <w:p>
-      <w:pPr>
-        <w:pStyle w:val="ListNumber"/>
-        <w:numPr>
-          <w:ilvl w:val="0"/>
-          <w:numId w:val="14"/>
-        </w:numPr>
-        <w:spacing w:line="240" w:lineRule="auto"/>
-        <w:ind w:left="720"/>
-      </w:pPr>
-      <w:r>
-        <w:rPr>
-          <w:lang w:val="zh_TW" w:bidi="zh_TW"/>
-        </w:rPr>
-      </w:r>
-      <w:r>
-        <w:rPr>
-          <w:lang w:val="zh_TW" w:bidi="zh_TW"/>
-        </w:rPr>
-        <w:t>洗禮作為象徵</w:t>
-      </w:r>
-    </w:p>
-    <w:p>
-      <w:pPr>
-        <w:pStyle w:val="ListNumber"/>
-        <w:spacing w:line="240" w:lineRule="auto"/>
-        <w:ind w:left="720"/>
-      </w:pPr>
-      <w:r>
-        <w:rPr>
-          <w:lang w:val="zh_TW" w:bidi="zh_TW"/>
-        </w:rPr>
-      </w:r>
-      <w:r>
-        <w:rPr>
-          <w:lang w:val="zh_TW" w:bidi="zh_TW"/>
-        </w:rPr>
-        <w:t>普通洗禮</w:t>
-      </w:r>
-    </w:p>
-    <w:p>
-      <w:pPr>
-        <w:pStyle w:val="ListNumber"/>
-        <w:spacing w:line="240" w:lineRule="auto"/>
-        <w:ind w:left="720"/>
-      </w:pPr>
-      <w:r>
-        <w:rPr>
-          <w:lang w:val="zh_TW" w:bidi="zh_TW"/>
-        </w:rPr>
-      </w:r>
-      <w:r>
-        <w:rPr>
-          <w:lang w:val="zh_TW" w:bidi="zh_TW"/>
-        </w:rPr>
-        <w:t>代表他人受洗</w:t>
-      </w:r>
-    </w:p>
-    <w:p>
-      <w:pPr/>
-      <w:r>
-        <w:rPr>
-          <w:lang w:val="zh_TW" w:bidi="zh_TW"/>
-        </w:rPr>
-      </w:r>
-      <w:r>
-        <w:rPr>
-          <w:lang w:val="zh_TW" w:bidi="zh_TW"/>
-        </w:rPr>
-        <w:t>在</w:t>
-      </w:r>
-      <w:hyperlink r:id="rId59">
-        <w:r>
-          <w:rPr>
-            <w:lang w:val="zh_TW" w:bidi="zh_TW"/>
-          </w:rPr>
-          <w:rPr>
-            <w:color w:val="0000EE"/>
-            <w:u w:val="single"/>
-          </w:rPr>
-          <w:t>馬可福音十章38節</w:t>
-        </w:r>
-      </w:hyperlink>
-      <w:r>
-        <w:rPr>
-          <w:lang w:val="zh_TW" w:bidi="zh_TW"/>
-        </w:rPr>
-        <w:t>和</w:t>
-      </w:r>
-      <w:hyperlink r:id="rId60">
-        <w:r>
-          <w:rPr>
-            <w:lang w:val="zh_TW" w:bidi="zh_TW"/>
-          </w:rPr>
-          <w:rPr>
-            <w:color w:val="0000EE"/>
-            <w:u w:val="single"/>
-          </w:rPr>
-          <w:t>路加福音十二章50節</w:t>
-        </w:r>
-      </w:hyperlink>
-      <w:r>
-        <w:rPr>
-          <w:lang w:val="zh_TW" w:bidi="zh_TW"/>
-        </w:rPr>
-        <w:t>中，洗禮被用作受苦或殉道（為信仰而死）的象徵。有些學者認為「為死人受洗」意味著殉道，並將其翻譯為「以死亡為目標而受洗」。</w:t>
-      </w:r>
-    </w:p>
-    <w:p>
-      <w:pPr/>
-      <w:r>
-        <w:rPr>
-          <w:lang w:val="zh_TW" w:bidi="zh_TW"/>
-        </w:rPr>
-      </w:r>
-      <w:r>
-        <w:rPr>
-          <w:lang w:val="zh_TW" w:bidi="zh_TW"/>
-        </w:rPr>
-        <w:t>許多人認為這意味著為自己受洗。馬丁‧路德（Martin Luther）認為這意味著在死者墓旁施洗。約翰‧加爾文（John Calvin）認為這是指臨終基督徒渴望受洗。另一些人認為，這是指新信徒因基督徒殉道者或已故親人的見證而接受洗禮。</w:t>
-      </w:r>
-    </w:p>
-    <w:p>
-      <w:pPr>
-        <w:pStyle w:val="Heading3"/>
-      </w:pPr>
-      <w:r>
-        <w:rPr>
-          <w:lang w:val="zh_TW" w:bidi="zh_TW"/>
-        </w:rPr>
-        <w:t>保羅贊成為死者施洗嗎？</w:t>
-      </w:r>
-    </w:p>
-    <w:p>
-      <w:pPr/>
-      <w:r>
-        <w:rPr>
-          <w:lang w:val="zh_TW" w:bidi="zh_TW"/>
-        </w:rPr>
-      </w:r>
-      <w:r>
-        <w:rPr>
-          <w:lang w:val="zh_TW" w:bidi="zh_TW"/>
-        </w:rPr>
-        <w:t>這句話最直接的意思似乎是一種為死人代受洗的做法。這句話似乎表明，有哥林多人為死人受洗。哥林多教會可能對洗禮持有一種神秘化的觀點，這或許解釋了為什麼保羅淡化了他作為施洗者的角色（</w:t>
-      </w:r>
-      <w:hyperlink r:id="rId61">
-        <w:r>
-          <w:rPr>
-            <w:lang w:val="zh_TW" w:bidi="zh_TW"/>
-          </w:rPr>
-          <w:rPr>
-            <w:color w:val="0000EE"/>
-            <w:u w:val="single"/>
-          </w:rPr>
-          <w:t>林前1:14–17</w:t>
-        </w:r>
-      </w:hyperlink>
-      <w:r>
-        <w:rPr>
-          <w:lang w:val="zh_TW" w:bidi="zh_TW"/>
-        </w:rPr>
-        <w:t>）。</w:t>
-      </w:r>
-    </w:p>
-    <w:p>
-      <w:pPr/>
-      <w:r>
-        <w:rPr>
-          <w:lang w:val="zh_TW" w:bidi="zh_TW"/>
-        </w:rPr>
-      </w:r>
-      <w:r>
-        <w:rPr>
-          <w:lang w:val="zh_TW" w:bidi="zh_TW"/>
-        </w:rPr>
-        <w:t>保羅將哥林多教會的經歷與以色列人在曠野中的經歷相比較（</w:t>
-      </w:r>
-      <w:hyperlink r:id="rId62">
-        <w:r>
-          <w:rPr>
-            <w:lang w:val="zh_TW" w:bidi="zh_TW"/>
-          </w:rPr>
-          <w:rPr>
-            <w:color w:val="0000EE"/>
-            <w:u w:val="single"/>
-          </w:rPr>
-          <w:t>林前10:1–13</w:t>
-        </w:r>
-      </w:hyperlink>
-      <w:r>
-        <w:rPr>
-          <w:lang w:val="zh_TW" w:bidi="zh_TW"/>
-        </w:rPr>
-        <w:t>）。他描述以色列人如何過紅海和收取嗎哪，這些事件讓我們聯想到洗禮和聖餐。但保羅提醒他的讀者，這些戲劇性的經歷並未使以色列人免於犯罪。某些哥林多人可能認為，參與基督教儀式如洗禮能自動帶來救恩。如果是這樣，那麼那些實踐為死人受洗的人可能相信這一儀式對死者也有幫助。</w:t>
-      </w:r>
-    </w:p>
-    <w:p>
-      <w:pPr/>
-      <w:r>
-        <w:rPr>
-          <w:lang w:val="zh_TW" w:bidi="zh_TW"/>
-        </w:rPr>
-      </w:r>
-      <w:r>
-        <w:rPr>
-          <w:lang w:val="zh_TW" w:bidi="zh_TW"/>
-        </w:rPr>
-        <w:t>保羅是否贊成為死人受洗的做法？可能不是。在</w:t>
-      </w:r>
-      <w:hyperlink r:id="rId63">
-        <w:r>
-          <w:rPr>
-            <w:lang w:val="zh_TW" w:bidi="zh_TW"/>
-          </w:rPr>
-          <w:rPr>
-            <w:color w:val="0000EE"/>
-            <w:u w:val="single"/>
-          </w:rPr>
-          <w:t>哥林多前書十五章29至34節</w:t>
-        </w:r>
-      </w:hyperlink>
-      <w:r>
-        <w:rPr>
-          <w:lang w:val="zh_TW" w:bidi="zh_TW"/>
-        </w:rPr>
-        <w:t>保羅關於死人復活的討論中，並未表示贊成這種做法。相反，他用這個例子來說明一個道理，他說，若死人沒有復活，那麼為死人受洗便毫無意義。</w:t>
       </w:r>
       <w:r>
         <w:rPr>
@@ -4126,12 +3489,6 @@
   </w:num>
   <w:num w:numId="13" w16cid:durableId="592781308">
     <w:abstractNumId w:val="11"/>
-  </w:num>
-  <w:num w:numId="14">
-    <w:abstractNumId w:val="3"/>
-    <w:lvlOverride w:ilvl="0">
-      <w:startOverride w:val="1"/>
-    </w:lvlOverride>
   </w:num>
   <w:numIdMacAtCleanup w:val="10"/>
 </w:numbering>

--- a/zht/docx/180.content.docx
+++ b/zht/docx/180.content.docx
@@ -247,216 +247,144 @@
         </w:rPr>
         <w:t>部分譯本正確譯出表達「外邦人」含義的詞，然而，有些譯本僅在兩處地方，表達其最真實的意義（</w:t>
       </w:r>
-      <w:hyperlink r:id="rId13">
-        <w:r>
-          <w:rPr>
-            <w:lang w:val="zh_TW" w:bidi="zh_TW"/>
-          </w:rPr>
-          <w:rPr>
-            <w:color w:val="0000EE"/>
-            <w:u w:val="single"/>
-          </w:rPr>
-          <w:t>申15:3</w:t>
-        </w:r>
-      </w:hyperlink>
+      <w:r>
+        <w:rPr>
+          <w:lang w:val="zh_TW" w:bidi="zh_TW"/>
+        </w:rPr>
+        <w:t>申15:3</w:t>
+      </w:r>
       <w:r>
         <w:rPr>
           <w:lang w:val="zh_TW" w:bidi="zh_TW"/>
         </w:rPr>
         <w:t>；</w:t>
       </w:r>
-      <w:hyperlink r:id="rId14">
-        <w:r>
-          <w:rPr>
-            <w:lang w:val="zh_TW" w:bidi="zh_TW"/>
-          </w:rPr>
-          <w:rPr>
-            <w:color w:val="0000EE"/>
-            <w:u w:val="single"/>
-          </w:rPr>
-          <w:t>俄1:11</w:t>
-        </w:r>
-      </w:hyperlink>
+      <w:r>
+        <w:rPr>
+          <w:lang w:val="zh_TW" w:bidi="zh_TW"/>
+        </w:rPr>
+        <w:t>俄1:11</w:t>
+      </w:r>
       <w:r>
         <w:rPr>
           <w:lang w:val="zh_TW" w:bidi="zh_TW"/>
         </w:rPr>
         <w:t>）。在大多數情況下，這些基本將該詞翻譯為「外來者」（</w:t>
       </w:r>
-      <w:hyperlink r:id="rId15">
-        <w:r>
-          <w:rPr>
-            <w:lang w:val="zh_TW" w:bidi="zh_TW"/>
-          </w:rPr>
-          <w:rPr>
-            <w:color w:val="0000EE"/>
-            <w:u w:val="single"/>
-          </w:rPr>
-          <w:t>申14:21</w:t>
-        </w:r>
-      </w:hyperlink>
+      <w:r>
+        <w:rPr>
+          <w:lang w:val="zh_TW" w:bidi="zh_TW"/>
+        </w:rPr>
+        <w:t>申14:21</w:t>
+      </w:r>
       <w:r>
         <w:rPr>
           <w:lang w:val="zh_TW" w:bidi="zh_TW"/>
         </w:rPr>
         <w:t>；</w:t>
       </w:r>
-      <w:hyperlink r:id="rId16">
-        <w:r>
-          <w:rPr>
-            <w:lang w:val="zh_TW" w:bidi="zh_TW"/>
-          </w:rPr>
-          <w:rPr>
-            <w:color w:val="0000EE"/>
-            <w:u w:val="single"/>
-          </w:rPr>
-          <w:t>伯19:15</w:t>
-        </w:r>
-      </w:hyperlink>
+      <w:r>
+        <w:rPr>
+          <w:lang w:val="zh_TW" w:bidi="zh_TW"/>
+        </w:rPr>
+        <w:t>伯19:15</w:t>
+      </w:r>
       <w:r>
         <w:rPr>
           <w:lang w:val="zh_TW" w:bidi="zh_TW"/>
         </w:rPr>
         <w:t>；</w:t>
       </w:r>
-      <w:hyperlink r:id="rId17">
-        <w:r>
-          <w:rPr>
-            <w:lang w:val="zh_TW" w:bidi="zh_TW"/>
-          </w:rPr>
-          <w:rPr>
-            <w:color w:val="0000EE"/>
-            <w:u w:val="single"/>
-          </w:rPr>
-          <w:t>詩69:8</w:t>
-        </w:r>
-      </w:hyperlink>
+      <w:r>
+        <w:rPr>
+          <w:lang w:val="zh_TW" w:bidi="zh_TW"/>
+        </w:rPr>
+        <w:t>詩69:8</w:t>
+      </w:r>
       <w:r>
         <w:rPr>
           <w:lang w:val="zh_TW" w:bidi="zh_TW"/>
         </w:rPr>
         <w:t>；</w:t>
       </w:r>
-      <w:hyperlink r:id="rId18">
-        <w:r>
-          <w:rPr>
-            <w:lang w:val="zh_TW" w:bidi="zh_TW"/>
-          </w:rPr>
-          <w:rPr>
-            <w:color w:val="0000EE"/>
-            <w:u w:val="single"/>
-          </w:rPr>
-          <w:t>哀5:2</w:t>
-        </w:r>
-      </w:hyperlink>
+      <w:r>
+        <w:rPr>
+          <w:lang w:val="zh_TW" w:bidi="zh_TW"/>
+        </w:rPr>
+        <w:t>哀5:2</w:t>
+      </w:r>
       <w:r>
         <w:rPr>
           <w:lang w:val="zh_TW" w:bidi="zh_TW"/>
         </w:rPr>
         <w:t>）或「陌生人」（</w:t>
       </w:r>
-      <w:hyperlink r:id="rId19">
-        <w:r>
-          <w:rPr>
-            <w:lang w:val="zh_TW" w:bidi="zh_TW"/>
-          </w:rPr>
-          <w:rPr>
-            <w:color w:val="0000EE"/>
-            <w:u w:val="single"/>
-          </w:rPr>
-          <w:t>創15:13</w:t>
-        </w:r>
-      </w:hyperlink>
+      <w:r>
+        <w:rPr>
+          <w:lang w:val="zh_TW" w:bidi="zh_TW"/>
+        </w:rPr>
+        <w:t>創15:13</w:t>
+      </w:r>
       <w:r>
         <w:rPr>
           <w:lang w:val="zh_TW" w:bidi="zh_TW"/>
         </w:rPr>
         <w:t>；</w:t>
       </w:r>
-      <w:hyperlink r:id="rId20">
-        <w:r>
-          <w:rPr>
-            <w:lang w:val="zh_TW" w:bidi="zh_TW"/>
-          </w:rPr>
-          <w:rPr>
-            <w:color w:val="0000EE"/>
-            <w:u w:val="single"/>
-          </w:rPr>
-          <w:t>出2:22</w:t>
-        </w:r>
-      </w:hyperlink>
+      <w:r>
+        <w:rPr>
+          <w:lang w:val="zh_TW" w:bidi="zh_TW"/>
+        </w:rPr>
+        <w:t>出2:22</w:t>
+      </w:r>
       <w:r>
         <w:rPr>
           <w:lang w:val="zh_TW" w:bidi="zh_TW"/>
         </w:rPr>
         <w:t>；</w:t>
       </w:r>
-      <w:hyperlink r:id="rId21">
-        <w:r>
-          <w:rPr>
-            <w:lang w:val="zh_TW" w:bidi="zh_TW"/>
-          </w:rPr>
-          <w:rPr>
-            <w:color w:val="0000EE"/>
-            <w:u w:val="single"/>
-          </w:rPr>
-          <w:t>利25:35</w:t>
-        </w:r>
-      </w:hyperlink>
+      <w:r>
+        <w:rPr>
+          <w:lang w:val="zh_TW" w:bidi="zh_TW"/>
+        </w:rPr>
+        <w:t>利25:35</w:t>
+      </w:r>
       <w:r>
         <w:rPr>
           <w:lang w:val="zh_TW" w:bidi="zh_TW"/>
         </w:rPr>
         <w:t>）。另一個希伯來詞意為「居住者」或「定居者」（</w:t>
       </w:r>
-      <w:hyperlink r:id="rId21">
-        <w:r>
-          <w:rPr>
-            <w:lang w:val="zh_TW" w:bidi="zh_TW"/>
-          </w:rPr>
-          <w:rPr>
-            <w:color w:val="0000EE"/>
-            <w:u w:val="single"/>
-          </w:rPr>
-          <w:t>利25:35</w:t>
-        </w:r>
-      </w:hyperlink>
+      <w:r>
+        <w:rPr>
+          <w:lang w:val="zh_TW" w:bidi="zh_TW"/>
+        </w:rPr>
+        <w:t>利25:35</w:t>
+      </w:r>
       <w:r>
         <w:rPr>
           <w:lang w:val="zh_TW" w:bidi="zh_TW"/>
         </w:rPr>
         <w:t>；</w:t>
       </w:r>
-      <w:hyperlink r:id="rId22">
-        <w:r>
-          <w:rPr>
-            <w:lang w:val="zh_TW" w:bidi="zh_TW"/>
-          </w:rPr>
-          <w:rPr>
-            <w:color w:val="0000EE"/>
-            <w:u w:val="single"/>
-          </w:rPr>
-          <w:t>代上29:15</w:t>
-        </w:r>
-      </w:hyperlink>
+      <w:r>
+        <w:rPr>
+          <w:lang w:val="zh_TW" w:bidi="zh_TW"/>
+        </w:rPr>
+        <w:t>代上29:15</w:t>
+      </w:r>
       <w:r>
         <w:rPr>
           <w:lang w:val="zh_TW" w:bidi="zh_TW"/>
         </w:rPr>
         <w:t>；</w:t>
       </w:r>
-      <w:hyperlink r:id="rId23">
-        <w:r>
-          <w:rPr>
-            <w:lang w:val="zh_TW" w:bidi="zh_TW"/>
-          </w:rPr>
-          <w:rPr>
-            <w:color w:val="0000EE"/>
-            <w:u w:val="single"/>
-          </w:rPr>
-          <w:t>詩39:12</w:t>
-        </w:r>
-      </w:hyperlink>
+      <w:r>
+        <w:rPr>
+          <w:lang w:val="zh_TW" w:bidi="zh_TW"/>
+        </w:rPr>
+        <w:t>詩39:12</w:t>
+      </w:r>
       <w:r>
         <w:rPr>
           <w:lang w:val="zh_TW" w:bidi="zh_TW"/>
@@ -477,180 +405,120 @@
         </w:rPr>
         <w:t>臨時旅客或寄居者，通常是想暫時居住的人，或是從一個部落遷到另一個部落，並試圖獲得當地居民的某些優勢或權利。有時，整個部族都可以是以色列的臨時居民。基遍人（</w:t>
       </w:r>
-      <w:hyperlink r:id="rId24">
-        <w:r>
-          <w:rPr>
-            <w:lang w:val="zh_TW" w:bidi="zh_TW"/>
-          </w:rPr>
-          <w:rPr>
-            <w:color w:val="0000EE"/>
-            <w:u w:val="single"/>
-          </w:rPr>
-          <w:t>書9</w:t>
-        </w:r>
-      </w:hyperlink>
+      <w:r>
+        <w:rPr>
+          <w:lang w:val="zh_TW" w:bidi="zh_TW"/>
+        </w:rPr>
+        <w:t>書9</w:t>
+      </w:r>
       <w:r>
         <w:rPr>
           <w:lang w:val="zh_TW" w:bidi="zh_TW"/>
         </w:rPr>
         <w:t>）和比珥人（</w:t>
       </w:r>
-      <w:hyperlink r:id="rId25">
-        <w:r>
-          <w:rPr>
-            <w:lang w:val="zh_TW" w:bidi="zh_TW"/>
-          </w:rPr>
-          <w:rPr>
-            <w:color w:val="0000EE"/>
-            <w:u w:val="single"/>
-          </w:rPr>
-          <w:t>撒下4:3</w:t>
-        </w:r>
-      </w:hyperlink>
+      <w:r>
+        <w:rPr>
+          <w:lang w:val="zh_TW" w:bidi="zh_TW"/>
+        </w:rPr>
+        <w:t>撒下4:3</w:t>
+      </w:r>
       <w:r>
         <w:rPr>
           <w:lang w:val="zh_TW" w:bidi="zh_TW"/>
         </w:rPr>
         <w:t>；參</w:t>
       </w:r>
-      <w:hyperlink r:id="rId26">
-        <w:r>
-          <w:rPr>
-            <w:lang w:val="zh_TW" w:bidi="zh_TW"/>
-          </w:rPr>
-          <w:rPr>
-            <w:color w:val="0000EE"/>
-            <w:u w:val="single"/>
-          </w:rPr>
-          <w:t>代下2:17</w:t>
-        </w:r>
-      </w:hyperlink>
+      <w:r>
+        <w:rPr>
+          <w:lang w:val="zh_TW" w:bidi="zh_TW"/>
+        </w:rPr>
+        <w:t>代下2:17</w:t>
+      </w:r>
       <w:r>
         <w:rPr>
           <w:lang w:val="zh_TW" w:bidi="zh_TW"/>
         </w:rPr>
         <w:t>）就是這種情況。以色列人本身是埃及地的臨時居民（</w:t>
       </w:r>
-      <w:hyperlink r:id="rId19">
-        <w:r>
-          <w:rPr>
-            <w:lang w:val="zh_TW" w:bidi="zh_TW"/>
-          </w:rPr>
-          <w:rPr>
-            <w:color w:val="0000EE"/>
-            <w:u w:val="single"/>
-          </w:rPr>
-          <w:t>創15:13</w:t>
-        </w:r>
-      </w:hyperlink>
+      <w:r>
+        <w:rPr>
+          <w:lang w:val="zh_TW" w:bidi="zh_TW"/>
+        </w:rPr>
+        <w:t>創15:13</w:t>
+      </w:r>
       <w:r>
         <w:rPr>
           <w:lang w:val="zh_TW" w:bidi="zh_TW"/>
         </w:rPr>
         <w:t>，</w:t>
       </w:r>
-      <w:hyperlink r:id="rId27">
-        <w:r>
-          <w:rPr>
-            <w:lang w:val="zh_TW" w:bidi="zh_TW"/>
-          </w:rPr>
-          <w:rPr>
-            <w:color w:val="0000EE"/>
-            <w:u w:val="single"/>
-          </w:rPr>
-          <w:t>23:4</w:t>
-        </w:r>
-      </w:hyperlink>
+      <w:r>
+        <w:rPr>
+          <w:lang w:val="zh_TW" w:bidi="zh_TW"/>
+        </w:rPr>
+        <w:t>23:4</w:t>
+      </w:r>
       <w:r>
         <w:rPr>
           <w:lang w:val="zh_TW" w:bidi="zh_TW"/>
         </w:rPr>
         <w:t>，</w:t>
       </w:r>
-      <w:hyperlink r:id="rId28">
-        <w:r>
-          <w:rPr>
-            <w:lang w:val="zh_TW" w:bidi="zh_TW"/>
-          </w:rPr>
-          <w:rPr>
-            <w:color w:val="0000EE"/>
-            <w:u w:val="single"/>
-          </w:rPr>
-          <w:t>26:3</w:t>
-        </w:r>
-      </w:hyperlink>
+      <w:r>
+        <w:rPr>
+          <w:lang w:val="zh_TW" w:bidi="zh_TW"/>
+        </w:rPr>
+        <w:t>26:3</w:t>
+      </w:r>
       <w:r>
         <w:rPr>
           <w:lang w:val="zh_TW" w:bidi="zh_TW"/>
         </w:rPr>
         <w:t>，</w:t>
       </w:r>
-      <w:hyperlink r:id="rId29">
-        <w:r>
-          <w:rPr>
-            <w:lang w:val="zh_TW" w:bidi="zh_TW"/>
-          </w:rPr>
-          <w:rPr>
-            <w:color w:val="0000EE"/>
-            <w:u w:val="single"/>
-          </w:rPr>
-          <w:t>47:4</w:t>
-        </w:r>
-      </w:hyperlink>
+      <w:r>
+        <w:rPr>
+          <w:lang w:val="zh_TW" w:bidi="zh_TW"/>
+        </w:rPr>
+        <w:t>47:4</w:t>
+      </w:r>
       <w:r>
         <w:rPr>
           <w:lang w:val="zh_TW" w:bidi="zh_TW"/>
         </w:rPr>
         <w:t>；</w:t>
       </w:r>
-      <w:hyperlink r:id="rId20">
-        <w:r>
-          <w:rPr>
-            <w:lang w:val="zh_TW" w:bidi="zh_TW"/>
-          </w:rPr>
-          <w:rPr>
-            <w:color w:val="0000EE"/>
-            <w:u w:val="single"/>
-          </w:rPr>
-          <w:t>出2:22</w:t>
-        </w:r>
-      </w:hyperlink>
+      <w:r>
+        <w:rPr>
+          <w:lang w:val="zh_TW" w:bidi="zh_TW"/>
+        </w:rPr>
+        <w:t>出2:22</w:t>
+      </w:r>
       <w:r>
         <w:rPr>
           <w:lang w:val="zh_TW" w:bidi="zh_TW"/>
         </w:rPr>
         <w:t>，</w:t>
       </w:r>
-      <w:hyperlink r:id="rId30">
-        <w:r>
-          <w:rPr>
-            <w:lang w:val="zh_TW" w:bidi="zh_TW"/>
-          </w:rPr>
-          <w:rPr>
-            <w:color w:val="0000EE"/>
-            <w:u w:val="single"/>
-          </w:rPr>
-          <w:t>23:9</w:t>
-        </w:r>
-      </w:hyperlink>
+      <w:r>
+        <w:rPr>
+          <w:lang w:val="zh_TW" w:bidi="zh_TW"/>
+        </w:rPr>
+        <w:t>23:9</w:t>
+      </w:r>
       <w:r>
         <w:rPr>
           <w:lang w:val="zh_TW" w:bidi="zh_TW"/>
         </w:rPr>
         <w:t>）以及其它地方的臨時居民（</w:t>
       </w:r>
-      <w:hyperlink r:id="rId31">
-        <w:r>
-          <w:rPr>
-            <w:lang w:val="zh_TW" w:bidi="zh_TW"/>
-          </w:rPr>
-          <w:rPr>
-            <w:color w:val="0000EE"/>
-            <w:u w:val="single"/>
-          </w:rPr>
-          <w:t>得1:1</w:t>
-        </w:r>
-      </w:hyperlink>
+      <w:r>
+        <w:rPr>
+          <w:lang w:val="zh_TW" w:bidi="zh_TW"/>
+        </w:rPr>
+        <w:t>得1:1</w:t>
+      </w:r>
       <w:r>
         <w:rPr>
           <w:lang w:val="zh_TW" w:bidi="zh_TW"/>
@@ -671,342 +539,228 @@
         </w:rPr>
         <w:t>外邦人或臨時居民在以色列擁有某些權利，但也有一些限制。他們可以獻祭（</w:t>
       </w:r>
-      <w:hyperlink r:id="rId32">
-        <w:r>
-          <w:rPr>
-            <w:lang w:val="zh_TW" w:bidi="zh_TW"/>
-          </w:rPr>
-          <w:rPr>
-            <w:color w:val="0000EE"/>
-            <w:u w:val="single"/>
-          </w:rPr>
-          <w:t>利17:8</w:t>
-        </w:r>
-      </w:hyperlink>
+      <w:r>
+        <w:rPr>
+          <w:lang w:val="zh_TW" w:bidi="zh_TW"/>
+        </w:rPr>
+        <w:t>利17:8</w:t>
+      </w:r>
       <w:r>
         <w:rPr>
           <w:lang w:val="zh_TW" w:bidi="zh_TW"/>
         </w:rPr>
         <w:t>，</w:t>
       </w:r>
-      <w:hyperlink r:id="rId33">
-        <w:r>
-          <w:rPr>
-            <w:lang w:val="zh_TW" w:bidi="zh_TW"/>
-          </w:rPr>
-          <w:rPr>
-            <w:color w:val="0000EE"/>
-            <w:u w:val="single"/>
-          </w:rPr>
-          <w:t>22:18</w:t>
-        </w:r>
-      </w:hyperlink>
+      <w:r>
+        <w:rPr>
+          <w:lang w:val="zh_TW" w:bidi="zh_TW"/>
+        </w:rPr>
+        <w:t>22:18</w:t>
+      </w:r>
       <w:r>
         <w:rPr>
           <w:lang w:val="zh_TW" w:bidi="zh_TW"/>
         </w:rPr>
         <w:t>），但只有受過割禮，才能進入聖所（</w:t>
       </w:r>
-      <w:hyperlink r:id="rId34">
-        <w:r>
-          <w:rPr>
-            <w:lang w:val="zh_TW" w:bidi="zh_TW"/>
-          </w:rPr>
-          <w:rPr>
-            <w:color w:val="0000EE"/>
-            <w:u w:val="single"/>
-          </w:rPr>
-          <w:t>結44:9</w:t>
-        </w:r>
-      </w:hyperlink>
+      <w:r>
+        <w:rPr>
+          <w:lang w:val="zh_TW" w:bidi="zh_TW"/>
+        </w:rPr>
+        <w:t>結44:9</w:t>
+      </w:r>
       <w:r>
         <w:rPr>
           <w:lang w:val="zh_TW" w:bidi="zh_TW"/>
         </w:rPr>
         <w:t>）。他們可以參加猶太的三個節期（</w:t>
       </w:r>
-      <w:hyperlink r:id="rId35">
-        <w:r>
-          <w:rPr>
-            <w:lang w:val="zh_TW" w:bidi="zh_TW"/>
-          </w:rPr>
-          <w:rPr>
-            <w:color w:val="0000EE"/>
-            <w:u w:val="single"/>
-          </w:rPr>
-          <w:t>申16:11、14</w:t>
-        </w:r>
-      </w:hyperlink>
+      <w:r>
+        <w:rPr>
+          <w:lang w:val="zh_TW" w:bidi="zh_TW"/>
+        </w:rPr>
+        <w:t>申16:11、14</w:t>
+      </w:r>
       <w:r>
         <w:rPr>
           <w:lang w:val="zh_TW" w:bidi="zh_TW"/>
         </w:rPr>
         <w:t>），但只有受過割禮，才能吃逾越節的晚餐（</w:t>
       </w:r>
-      <w:hyperlink r:id="rId36">
-        <w:r>
-          <w:rPr>
-            <w:lang w:val="zh_TW" w:bidi="zh_TW"/>
-          </w:rPr>
-          <w:rPr>
-            <w:color w:val="0000EE"/>
-            <w:u w:val="single"/>
-          </w:rPr>
-          <w:t>出12:43、48</w:t>
-        </w:r>
-      </w:hyperlink>
+      <w:r>
+        <w:rPr>
+          <w:lang w:val="zh_TW" w:bidi="zh_TW"/>
+        </w:rPr>
+        <w:t>出12:43、48</w:t>
+      </w:r>
       <w:r>
         <w:rPr>
           <w:lang w:val="zh_TW" w:bidi="zh_TW"/>
         </w:rPr>
         <w:t>）。外邦人不必遵循以色列的宗教，但他們可以享受其中一些利益（</w:t>
       </w:r>
-      <w:hyperlink r:id="rId37">
-        <w:r>
-          <w:rPr>
-            <w:lang w:val="zh_TW" w:bidi="zh_TW"/>
-          </w:rPr>
-          <w:rPr>
-            <w:color w:val="0000EE"/>
-            <w:u w:val="single"/>
-          </w:rPr>
-          <w:t>申14:29</w:t>
-        </w:r>
-      </w:hyperlink>
+      <w:r>
+        <w:rPr>
+          <w:lang w:val="zh_TW" w:bidi="zh_TW"/>
+        </w:rPr>
+        <w:t>申14:29</w:t>
+      </w:r>
       <w:r>
         <w:rPr>
           <w:lang w:val="zh_TW" w:bidi="zh_TW"/>
         </w:rPr>
         <w:t>）。他們在安息日或贖罪日不能工作（</w:t>
       </w:r>
-      <w:hyperlink r:id="rId38">
-        <w:r>
-          <w:rPr>
-            <w:lang w:val="zh_TW" w:bidi="zh_TW"/>
-          </w:rPr>
-          <w:rPr>
-            <w:color w:val="0000EE"/>
-            <w:u w:val="single"/>
-          </w:rPr>
-          <w:t>出20:10</w:t>
-        </w:r>
-      </w:hyperlink>
+      <w:r>
+        <w:rPr>
+          <w:lang w:val="zh_TW" w:bidi="zh_TW"/>
+        </w:rPr>
+        <w:t>出20:10</w:t>
+      </w:r>
       <w:r>
         <w:rPr>
           <w:lang w:val="zh_TW" w:bidi="zh_TW"/>
         </w:rPr>
         <w:t>，</w:t>
       </w:r>
-      <w:hyperlink r:id="rId39">
-        <w:r>
-          <w:rPr>
-            <w:lang w:val="zh_TW" w:bidi="zh_TW"/>
-          </w:rPr>
-          <w:rPr>
-            <w:color w:val="0000EE"/>
-            <w:u w:val="single"/>
-          </w:rPr>
-          <w:t>23:12</w:t>
-        </w:r>
-      </w:hyperlink>
+      <w:r>
+        <w:rPr>
+          <w:lang w:val="zh_TW" w:bidi="zh_TW"/>
+        </w:rPr>
+        <w:t>23:12</w:t>
+      </w:r>
       <w:r>
         <w:rPr>
           <w:lang w:val="zh_TW" w:bidi="zh_TW"/>
         </w:rPr>
         <w:t>；</w:t>
       </w:r>
-      <w:hyperlink r:id="rId40">
-        <w:r>
-          <w:rPr>
-            <w:lang w:val="zh_TW" w:bidi="zh_TW"/>
-          </w:rPr>
-          <w:rPr>
-            <w:color w:val="0000EE"/>
-            <w:u w:val="single"/>
-          </w:rPr>
-          <w:t>利16:29</w:t>
-        </w:r>
-      </w:hyperlink>
+      <w:r>
+        <w:rPr>
+          <w:lang w:val="zh_TW" w:bidi="zh_TW"/>
+        </w:rPr>
+        <w:t>利16:29</w:t>
+      </w:r>
       <w:r>
         <w:rPr>
           <w:lang w:val="zh_TW" w:bidi="zh_TW"/>
         </w:rPr>
         <w:t>；</w:t>
       </w:r>
-      <w:hyperlink r:id="rId41">
-        <w:r>
-          <w:rPr>
-            <w:lang w:val="zh_TW" w:bidi="zh_TW"/>
-          </w:rPr>
-          <w:rPr>
-            <w:color w:val="0000EE"/>
-            <w:u w:val="single"/>
-          </w:rPr>
-          <w:t>申5:14</w:t>
-        </w:r>
-      </w:hyperlink>
+      <w:r>
+        <w:rPr>
+          <w:lang w:val="zh_TW" w:bidi="zh_TW"/>
+        </w:rPr>
+        <w:t>申5:14</w:t>
+      </w:r>
       <w:r>
         <w:rPr>
           <w:lang w:val="zh_TW" w:bidi="zh_TW"/>
         </w:rPr>
         <w:t>），若褻瀆神的名字，可能會被石頭打死（</w:t>
       </w:r>
-      <w:hyperlink r:id="rId42">
-        <w:r>
-          <w:rPr>
-            <w:lang w:val="zh_TW" w:bidi="zh_TW"/>
-          </w:rPr>
-          <w:rPr>
-            <w:color w:val="0000EE"/>
-            <w:u w:val="single"/>
-          </w:rPr>
-          <w:t>利24:16</w:t>
-        </w:r>
-      </w:hyperlink>
+      <w:r>
+        <w:rPr>
+          <w:lang w:val="zh_TW" w:bidi="zh_TW"/>
+        </w:rPr>
+        <w:t>利24:16</w:t>
+      </w:r>
       <w:r>
         <w:rPr>
           <w:lang w:val="zh_TW" w:bidi="zh_TW"/>
         </w:rPr>
         <w:t>；</w:t>
       </w:r>
-      <w:hyperlink r:id="rId43">
-        <w:r>
-          <w:rPr>
-            <w:lang w:val="zh_TW" w:bidi="zh_TW"/>
-          </w:rPr>
-          <w:rPr>
-            <w:color w:val="0000EE"/>
-            <w:u w:val="single"/>
-          </w:rPr>
-          <w:t>民15:30</w:t>
-        </w:r>
-      </w:hyperlink>
+      <w:r>
+        <w:rPr>
+          <w:lang w:val="zh_TW" w:bidi="zh_TW"/>
+        </w:rPr>
+        <w:t>民15:30</w:t>
+      </w:r>
       <w:r>
         <w:rPr>
           <w:lang w:val="zh_TW" w:bidi="zh_TW"/>
         </w:rPr>
         <w:t>）。外邦人不可吃血（</w:t>
       </w:r>
-      <w:hyperlink r:id="rId44">
-        <w:r>
-          <w:rPr>
-            <w:lang w:val="zh_TW" w:bidi="zh_TW"/>
-          </w:rPr>
-          <w:rPr>
-            <w:color w:val="0000EE"/>
-            <w:u w:val="single"/>
-          </w:rPr>
-          <w:t>利17:10–12</w:t>
-        </w:r>
-      </w:hyperlink>
+      <w:r>
+        <w:rPr>
+          <w:lang w:val="zh_TW" w:bidi="zh_TW"/>
+        </w:rPr>
+        <w:t>利17:10–12</w:t>
+      </w:r>
       <w:r>
         <w:rPr>
           <w:lang w:val="zh_TW" w:bidi="zh_TW"/>
         </w:rPr>
         <w:t>），但可以吃自然死亡的動物（</w:t>
       </w:r>
-      <w:hyperlink r:id="rId15">
-        <w:r>
-          <w:rPr>
-            <w:lang w:val="zh_TW" w:bidi="zh_TW"/>
-          </w:rPr>
-          <w:rPr>
-            <w:color w:val="0000EE"/>
-            <w:u w:val="single"/>
-          </w:rPr>
-          <w:t>申14:21</w:t>
-        </w:r>
-      </w:hyperlink>
+      <w:r>
+        <w:rPr>
+          <w:lang w:val="zh_TW" w:bidi="zh_TW"/>
+        </w:rPr>
+        <w:t>申14:21</w:t>
+      </w:r>
       <w:r>
         <w:rPr>
           <w:lang w:val="zh_TW" w:bidi="zh_TW"/>
         </w:rPr>
         <w:t>）。以色列在性的道德規範也適用於外邦人（</w:t>
       </w:r>
-      <w:hyperlink r:id="rId45">
-        <w:r>
-          <w:rPr>
-            <w:lang w:val="zh_TW" w:bidi="zh_TW"/>
-          </w:rPr>
-          <w:rPr>
-            <w:color w:val="0000EE"/>
-            <w:u w:val="single"/>
-          </w:rPr>
-          <w:t>利18:26</w:t>
-        </w:r>
-      </w:hyperlink>
+      <w:r>
+        <w:rPr>
+          <w:lang w:val="zh_TW" w:bidi="zh_TW"/>
+        </w:rPr>
+        <w:t>利18:26</w:t>
+      </w:r>
       <w:r>
         <w:rPr>
           <w:lang w:val="zh_TW" w:bidi="zh_TW"/>
         </w:rPr>
         <w:t>）。以色列人不可與外邦人通婚，但這仍然是常見的現象（</w:t>
       </w:r>
-      <w:hyperlink r:id="rId46">
-        <w:r>
-          <w:rPr>
-            <w:lang w:val="zh_TW" w:bidi="zh_TW"/>
-          </w:rPr>
-          <w:rPr>
-            <w:color w:val="0000EE"/>
-            <w:u w:val="single"/>
-          </w:rPr>
-          <w:t>創34:14</w:t>
-        </w:r>
-      </w:hyperlink>
+      <w:r>
+        <w:rPr>
+          <w:lang w:val="zh_TW" w:bidi="zh_TW"/>
+        </w:rPr>
+        <w:t>創34:14</w:t>
+      </w:r>
       <w:r>
         <w:rPr>
           <w:lang w:val="zh_TW" w:bidi="zh_TW"/>
         </w:rPr>
         <w:t>；</w:t>
       </w:r>
-      <w:hyperlink r:id="rId47">
-        <w:r>
-          <w:rPr>
-            <w:lang w:val="zh_TW" w:bidi="zh_TW"/>
-          </w:rPr>
-          <w:rPr>
-            <w:color w:val="0000EE"/>
-            <w:u w:val="single"/>
-          </w:rPr>
-          <w:t>出34:12、16</w:t>
-        </w:r>
-      </w:hyperlink>
+      <w:r>
+        <w:rPr>
+          <w:lang w:val="zh_TW" w:bidi="zh_TW"/>
+        </w:rPr>
+        <w:t>出34:12、16</w:t>
+      </w:r>
       <w:r>
         <w:rPr>
           <w:lang w:val="zh_TW" w:bidi="zh_TW"/>
         </w:rPr>
         <w:t>；</w:t>
       </w:r>
-      <w:hyperlink r:id="rId48">
-        <w:r>
-          <w:rPr>
-            <w:lang w:val="zh_TW" w:bidi="zh_TW"/>
-          </w:rPr>
-          <w:rPr>
-            <w:color w:val="0000EE"/>
-            <w:u w:val="single"/>
-          </w:rPr>
-          <w:t>申7:3–4</w:t>
-        </w:r>
-      </w:hyperlink>
+      <w:r>
+        <w:rPr>
+          <w:lang w:val="zh_TW" w:bidi="zh_TW"/>
+        </w:rPr>
+        <w:t>申7:3–4</w:t>
+      </w:r>
       <w:r>
         <w:rPr>
           <w:lang w:val="zh_TW" w:bidi="zh_TW"/>
         </w:rPr>
         <w:t>；</w:t>
       </w:r>
-      <w:hyperlink r:id="rId49">
-        <w:r>
-          <w:rPr>
-            <w:lang w:val="zh_TW" w:bidi="zh_TW"/>
-          </w:rPr>
-          <w:rPr>
-            <w:color w:val="0000EE"/>
-            <w:u w:val="single"/>
-          </w:rPr>
-          <w:t>書23:12</w:t>
-        </w:r>
-      </w:hyperlink>
+      <w:r>
+        <w:rPr>
+          <w:lang w:val="zh_TW" w:bidi="zh_TW"/>
+        </w:rPr>
+        <w:t>書23:12</w:t>
+      </w:r>
       <w:r>
         <w:rPr>
           <w:lang w:val="zh_TW" w:bidi="zh_TW"/>
@@ -1027,306 +781,204 @@
         </w:rPr>
         <w:t>摩西律法為外邦人提供公民權利（</w:t>
       </w:r>
-      <w:hyperlink r:id="rId50">
-        <w:r>
-          <w:rPr>
-            <w:lang w:val="zh_TW" w:bidi="zh_TW"/>
-          </w:rPr>
-          <w:rPr>
-            <w:color w:val="0000EE"/>
-            <w:u w:val="single"/>
-          </w:rPr>
-          <w:t>出12:49</w:t>
-        </w:r>
-      </w:hyperlink>
+      <w:r>
+        <w:rPr>
+          <w:lang w:val="zh_TW" w:bidi="zh_TW"/>
+        </w:rPr>
+        <w:t>出12:49</w:t>
+      </w:r>
       <w:r>
         <w:rPr>
           <w:lang w:val="zh_TW" w:bidi="zh_TW"/>
         </w:rPr>
         <w:t>；</w:t>
       </w:r>
-      <w:hyperlink r:id="rId51">
-        <w:r>
-          <w:rPr>
-            <w:lang w:val="zh_TW" w:bidi="zh_TW"/>
-          </w:rPr>
-          <w:rPr>
-            <w:color w:val="0000EE"/>
-            <w:u w:val="single"/>
-          </w:rPr>
-          <w:t>利24:22</w:t>
-        </w:r>
-      </w:hyperlink>
+      <w:r>
+        <w:rPr>
+          <w:lang w:val="zh_TW" w:bidi="zh_TW"/>
+        </w:rPr>
+        <w:t>利24:22</w:t>
+      </w:r>
       <w:r>
         <w:rPr>
           <w:lang w:val="zh_TW" w:bidi="zh_TW"/>
         </w:rPr>
         <w:t>）。他們遵循相同的法律程序和懲罰（</w:t>
       </w:r>
-      <w:hyperlink r:id="rId52">
-        <w:r>
-          <w:rPr>
-            <w:lang w:val="zh_TW" w:bidi="zh_TW"/>
-          </w:rPr>
-          <w:rPr>
-            <w:color w:val="0000EE"/>
-            <w:u w:val="single"/>
-          </w:rPr>
-          <w:t>利20:2</w:t>
-        </w:r>
-      </w:hyperlink>
+      <w:r>
+        <w:rPr>
+          <w:lang w:val="zh_TW" w:bidi="zh_TW"/>
+        </w:rPr>
+        <w:t>利20:2</w:t>
+      </w:r>
       <w:r>
         <w:rPr>
           <w:lang w:val="zh_TW" w:bidi="zh_TW"/>
         </w:rPr>
         <w:t>，</w:t>
       </w:r>
-      <w:hyperlink r:id="rId53">
-        <w:r>
-          <w:rPr>
-            <w:lang w:val="zh_TW" w:bidi="zh_TW"/>
-          </w:rPr>
-          <w:rPr>
-            <w:color w:val="0000EE"/>
-            <w:u w:val="single"/>
-          </w:rPr>
-          <w:t>24:16、22</w:t>
-        </w:r>
-      </w:hyperlink>
+      <w:r>
+        <w:rPr>
+          <w:lang w:val="zh_TW" w:bidi="zh_TW"/>
+        </w:rPr>
+        <w:t>24:16、22</w:t>
+      </w:r>
       <w:r>
         <w:rPr>
           <w:lang w:val="zh_TW" w:bidi="zh_TW"/>
         </w:rPr>
         <w:t>；</w:t>
       </w:r>
-      <w:hyperlink r:id="rId54">
-        <w:r>
-          <w:rPr>
-            <w:lang w:val="zh_TW" w:bidi="zh_TW"/>
-          </w:rPr>
-          <w:rPr>
-            <w:color w:val="0000EE"/>
-            <w:u w:val="single"/>
-          </w:rPr>
-          <w:t>申1:16</w:t>
-        </w:r>
-      </w:hyperlink>
+      <w:r>
+        <w:rPr>
+          <w:lang w:val="zh_TW" w:bidi="zh_TW"/>
+        </w:rPr>
+        <w:t>申1:16</w:t>
+      </w:r>
       <w:r>
         <w:rPr>
           <w:lang w:val="zh_TW" w:bidi="zh_TW"/>
         </w:rPr>
         <w:t>）。他們應被禮貌對待（</w:t>
       </w:r>
-      <w:hyperlink r:id="rId55">
-        <w:r>
-          <w:rPr>
-            <w:lang w:val="zh_TW" w:bidi="zh_TW"/>
-          </w:rPr>
-          <w:rPr>
-            <w:color w:val="0000EE"/>
-            <w:u w:val="single"/>
-          </w:rPr>
-          <w:t>出22:21</w:t>
-        </w:r>
-      </w:hyperlink>
+      <w:r>
+        <w:rPr>
+          <w:lang w:val="zh_TW" w:bidi="zh_TW"/>
+        </w:rPr>
+        <w:t>出22:21</w:t>
+      </w:r>
       <w:r>
         <w:rPr>
           <w:lang w:val="zh_TW" w:bidi="zh_TW"/>
         </w:rPr>
         <w:t>，</w:t>
       </w:r>
-      <w:hyperlink r:id="rId30">
-        <w:r>
-          <w:rPr>
-            <w:lang w:val="zh_TW" w:bidi="zh_TW"/>
-          </w:rPr>
-          <w:rPr>
-            <w:color w:val="0000EE"/>
-            <w:u w:val="single"/>
-          </w:rPr>
-          <w:t>23:9</w:t>
-        </w:r>
-      </w:hyperlink>
+      <w:r>
+        <w:rPr>
+          <w:lang w:val="zh_TW" w:bidi="zh_TW"/>
+        </w:rPr>
+        <w:t>23:9</w:t>
+      </w:r>
       <w:r>
         <w:rPr>
           <w:lang w:val="zh_TW" w:bidi="zh_TW"/>
         </w:rPr>
         <w:t>）。他們應當被人以愛相待，與被神所愛的人一樣（</w:t>
       </w:r>
-      <w:hyperlink r:id="rId56">
-        <w:r>
-          <w:rPr>
-            <w:lang w:val="zh_TW" w:bidi="zh_TW"/>
-          </w:rPr>
-          <w:rPr>
-            <w:color w:val="0000EE"/>
-            <w:u w:val="single"/>
-          </w:rPr>
-          <w:t>利19:34</w:t>
-        </w:r>
-      </w:hyperlink>
+      <w:r>
+        <w:rPr>
+          <w:lang w:val="zh_TW" w:bidi="zh_TW"/>
+        </w:rPr>
+        <w:t>利19:34</w:t>
+      </w:r>
       <w:r>
         <w:rPr>
           <w:lang w:val="zh_TW" w:bidi="zh_TW"/>
         </w:rPr>
         <w:t>；</w:t>
       </w:r>
-      <w:hyperlink r:id="rId57">
-        <w:r>
-          <w:rPr>
-            <w:lang w:val="zh_TW" w:bidi="zh_TW"/>
-          </w:rPr>
-          <w:rPr>
-            <w:color w:val="0000EE"/>
-            <w:u w:val="single"/>
-          </w:rPr>
-          <w:t>申10:18–19</w:t>
-        </w:r>
-      </w:hyperlink>
+      <w:r>
+        <w:rPr>
+          <w:lang w:val="zh_TW" w:bidi="zh_TW"/>
+        </w:rPr>
+        <w:t>申10:18–19</w:t>
+      </w:r>
       <w:r>
         <w:rPr>
           <w:lang w:val="zh_TW" w:bidi="zh_TW"/>
         </w:rPr>
         <w:t>）。他們應被慷慨對待（</w:t>
       </w:r>
-      <w:hyperlink r:id="rId58">
-        <w:r>
-          <w:rPr>
-            <w:lang w:val="zh_TW" w:bidi="zh_TW"/>
-          </w:rPr>
-          <w:rPr>
-            <w:color w:val="0000EE"/>
-            <w:u w:val="single"/>
-          </w:rPr>
-          <w:t>利19:10</w:t>
-        </w:r>
-      </w:hyperlink>
+      <w:r>
+        <w:rPr>
+          <w:lang w:val="zh_TW" w:bidi="zh_TW"/>
+        </w:rPr>
+        <w:t>利19:10</w:t>
+      </w:r>
       <w:r>
         <w:rPr>
           <w:lang w:val="zh_TW" w:bidi="zh_TW"/>
         </w:rPr>
         <w:t>，</w:t>
       </w:r>
-      <w:hyperlink r:id="rId59">
-        <w:r>
-          <w:rPr>
-            <w:lang w:val="zh_TW" w:bidi="zh_TW"/>
-          </w:rPr>
-          <w:rPr>
-            <w:color w:val="0000EE"/>
-            <w:u w:val="single"/>
-          </w:rPr>
-          <w:t>23:22</w:t>
-        </w:r>
-      </w:hyperlink>
+      <w:r>
+        <w:rPr>
+          <w:lang w:val="zh_TW" w:bidi="zh_TW"/>
+        </w:rPr>
+        <w:t>23:22</w:t>
+      </w:r>
       <w:r>
         <w:rPr>
           <w:lang w:val="zh_TW" w:bidi="zh_TW"/>
         </w:rPr>
         <w:t>；</w:t>
       </w:r>
-      <w:hyperlink r:id="rId60">
-        <w:r>
-          <w:rPr>
-            <w:lang w:val="zh_TW" w:bidi="zh_TW"/>
-          </w:rPr>
-          <w:rPr>
-            <w:color w:val="0000EE"/>
-            <w:u w:val="single"/>
-          </w:rPr>
-          <w:t>申24:19–22</w:t>
-        </w:r>
-      </w:hyperlink>
+      <w:r>
+        <w:rPr>
+          <w:lang w:val="zh_TW" w:bidi="zh_TW"/>
+        </w:rPr>
+        <w:t>申24:19–22</w:t>
+      </w:r>
       <w:r>
         <w:rPr>
           <w:lang w:val="zh_TW" w:bidi="zh_TW"/>
         </w:rPr>
         <w:t>）。在困難時期，他們可以獲得庇護（保護或避難之所）（</w:t>
       </w:r>
-      <w:hyperlink r:id="rId61">
-        <w:r>
-          <w:rPr>
-            <w:lang w:val="zh_TW" w:bidi="zh_TW"/>
-          </w:rPr>
-          <w:rPr>
-            <w:color w:val="0000EE"/>
-            <w:u w:val="single"/>
-          </w:rPr>
-          <w:t>民35:15</w:t>
-        </w:r>
-      </w:hyperlink>
+      <w:r>
+        <w:rPr>
+          <w:lang w:val="zh_TW" w:bidi="zh_TW"/>
+        </w:rPr>
+        <w:t>民35:15</w:t>
+      </w:r>
       <w:r>
         <w:rPr>
           <w:lang w:val="zh_TW" w:bidi="zh_TW"/>
         </w:rPr>
         <w:t>；</w:t>
       </w:r>
-      <w:hyperlink r:id="rId62">
-        <w:r>
-          <w:rPr>
-            <w:lang w:val="zh_TW" w:bidi="zh_TW"/>
-          </w:rPr>
-          <w:rPr>
-            <w:color w:val="0000EE"/>
-            <w:u w:val="single"/>
-          </w:rPr>
-          <w:t>書20:9</w:t>
-        </w:r>
-      </w:hyperlink>
+      <w:r>
+        <w:rPr>
+          <w:lang w:val="zh_TW" w:bidi="zh_TW"/>
+        </w:rPr>
+        <w:t>書20:9</w:t>
+      </w:r>
       <w:r>
         <w:rPr>
           <w:lang w:val="zh_TW" w:bidi="zh_TW"/>
         </w:rPr>
         <w:t>）。外邦奴僕應得到與希伯來奴僕相同的待遇（</w:t>
       </w:r>
-      <w:hyperlink r:id="rId63">
-        <w:r>
-          <w:rPr>
-            <w:lang w:val="zh_TW" w:bidi="zh_TW"/>
-          </w:rPr>
-          <w:rPr>
-            <w:color w:val="0000EE"/>
-            <w:u w:val="single"/>
-          </w:rPr>
-          <w:t>申24:14</w:t>
-        </w:r>
-      </w:hyperlink>
+      <w:r>
+        <w:rPr>
+          <w:lang w:val="zh_TW" w:bidi="zh_TW"/>
+        </w:rPr>
+        <w:t>申24:14</w:t>
+      </w:r>
       <w:r>
         <w:rPr>
           <w:lang w:val="zh_TW" w:bidi="zh_TW"/>
         </w:rPr>
         <w:t>）。外邦人不能參加各支派的會議或被立為王（</w:t>
       </w:r>
-      <w:hyperlink r:id="rId64">
-        <w:r>
-          <w:rPr>
-            <w:lang w:val="zh_TW" w:bidi="zh_TW"/>
-          </w:rPr>
-          <w:rPr>
-            <w:color w:val="0000EE"/>
-            <w:u w:val="single"/>
-          </w:rPr>
-          <w:t>申17:15</w:t>
-        </w:r>
-      </w:hyperlink>
+      <w:r>
+        <w:rPr>
+          <w:lang w:val="zh_TW" w:bidi="zh_TW"/>
+        </w:rPr>
+        <w:t>申17:15</w:t>
+      </w:r>
       <w:r>
         <w:rPr>
           <w:lang w:val="zh_TW" w:bidi="zh_TW"/>
         </w:rPr>
         <w:t>）。先知以西結期待未來彌賽亞治理的時代。那時，外邦人將與神的百姓一同享受這片土地的所有祝福（</w:t>
       </w:r>
-      <w:hyperlink r:id="rId65">
-        <w:r>
-          <w:rPr>
-            <w:lang w:val="zh_TW" w:bidi="zh_TW"/>
-          </w:rPr>
-          <w:rPr>
-            <w:color w:val="0000EE"/>
-            <w:u w:val="single"/>
-          </w:rPr>
-          <w:t>結47:22–23</w:t>
-        </w:r>
-      </w:hyperlink>
+      <w:r>
+        <w:rPr>
+          <w:lang w:val="zh_TW" w:bidi="zh_TW"/>
+        </w:rPr>
+        <w:t>結47:22–23</w:t>
+      </w:r>
       <w:r>
         <w:rPr>
           <w:lang w:val="zh_TW" w:bidi="zh_TW"/>
@@ -1347,54 +999,36 @@
         </w:rPr>
         <w:t>在新約聖經中，「外邦人」經常被象徵地使用。一方面，基督的工作使所有外邦人（例如，那些與基督隔絕的人）成為神家中的成員（</w:t>
       </w:r>
-      <w:hyperlink r:id="rId66">
-        <w:r>
-          <w:rPr>
-            <w:lang w:val="zh_TW" w:bidi="zh_TW"/>
-          </w:rPr>
-          <w:rPr>
-            <w:color w:val="0000EE"/>
-            <w:u w:val="single"/>
-          </w:rPr>
-          <w:t>弗2:11–19</w:t>
-        </w:r>
-      </w:hyperlink>
+      <w:r>
+        <w:rPr>
+          <w:lang w:val="zh_TW" w:bidi="zh_TW"/>
+        </w:rPr>
+        <w:t>弗2:11–19</w:t>
+      </w:r>
       <w:r>
         <w:rPr>
           <w:lang w:val="zh_TW" w:bidi="zh_TW"/>
         </w:rPr>
         <w:t>）。另一方面，基督徒應該看自己是在這個世界上寄居的（</w:t>
       </w:r>
-      <w:hyperlink r:id="rId67">
-        <w:r>
-          <w:rPr>
-            <w:lang w:val="zh_TW" w:bidi="zh_TW"/>
-          </w:rPr>
-          <w:rPr>
-            <w:color w:val="0000EE"/>
-            <w:u w:val="single"/>
-          </w:rPr>
-          <w:t>來11:13</w:t>
-        </w:r>
-      </w:hyperlink>
+      <w:r>
+        <w:rPr>
+          <w:lang w:val="zh_TW" w:bidi="zh_TW"/>
+        </w:rPr>
+        <w:t>來11:13</w:t>
+      </w:r>
       <w:r>
         <w:rPr>
           <w:lang w:val="zh_TW" w:bidi="zh_TW"/>
         </w:rPr>
         <w:t>；</w:t>
       </w:r>
-      <w:hyperlink r:id="rId68">
-        <w:r>
-          <w:rPr>
-            <w:lang w:val="zh_TW" w:bidi="zh_TW"/>
-          </w:rPr>
-          <w:rPr>
-            <w:color w:val="0000EE"/>
-            <w:u w:val="single"/>
-          </w:rPr>
-          <w:t>彼前2:11</w:t>
-        </w:r>
-      </w:hyperlink>
+      <w:r>
+        <w:rPr>
+          <w:lang w:val="zh_TW" w:bidi="zh_TW"/>
+        </w:rPr>
+        <w:t>彼前2:11</w:t>
+      </w:r>
       <w:r>
         <w:rPr>
           <w:lang w:val="zh_TW" w:bidi="zh_TW"/>
@@ -1502,54 +1136,36 @@
         </w:rPr>
         <w:t>在這個庭院內，商販出售用於聖殿獻祭的動物，兌換銀錢的人則幫助訪客將硬幣兌換成適合使用的貨幣。庭院內有一道隔牆，上面有警告標誌，禁止外邦人進入聖殿的內部區域。耶穌曾在這裡驅趕那些濫用聖殿做買賣的人和兌換銀錢的人（</w:t>
       </w:r>
-      <w:hyperlink r:id="rId69">
-        <w:r>
-          <w:rPr>
-            <w:lang w:val="zh_TW" w:bidi="zh_TW"/>
-          </w:rPr>
-          <w:rPr>
-            <w:color w:val="0000EE"/>
-            <w:u w:val="single"/>
-          </w:rPr>
-          <w:t>太21:12–13</w:t>
-        </w:r>
-      </w:hyperlink>
+      <w:r>
+        <w:rPr>
+          <w:lang w:val="zh_TW" w:bidi="zh_TW"/>
+        </w:rPr>
+        <w:t>太21:12–13</w:t>
+      </w:r>
       <w:r>
         <w:rPr>
           <w:lang w:val="zh_TW" w:bidi="zh_TW"/>
         </w:rPr>
         <w:t>；</w:t>
       </w:r>
-      <w:hyperlink r:id="rId70">
-        <w:r>
-          <w:rPr>
-            <w:lang w:val="zh_TW" w:bidi="zh_TW"/>
-          </w:rPr>
-          <w:rPr>
-            <w:color w:val="0000EE"/>
-            <w:u w:val="single"/>
-          </w:rPr>
-          <w:t>可11:15–18</w:t>
-        </w:r>
-      </w:hyperlink>
+      <w:r>
+        <w:rPr>
+          <w:lang w:val="zh_TW" w:bidi="zh_TW"/>
+        </w:rPr>
+        <w:t>可11:15–18</w:t>
+      </w:r>
       <w:r>
         <w:rPr>
           <w:lang w:val="zh_TW" w:bidi="zh_TW"/>
         </w:rPr>
         <w:t>；</w:t>
       </w:r>
-      <w:hyperlink r:id="rId71">
-        <w:r>
-          <w:rPr>
-            <w:lang w:val="zh_TW" w:bidi="zh_TW"/>
-          </w:rPr>
-          <w:rPr>
-            <w:color w:val="0000EE"/>
-            <w:u w:val="single"/>
-          </w:rPr>
-          <w:t>約2:14–16</w:t>
-        </w:r>
-      </w:hyperlink>
+      <w:r>
+        <w:rPr>
+          <w:lang w:val="zh_TW" w:bidi="zh_TW"/>
+        </w:rPr>
+        <w:t>約2:14–16</w:t>
+      </w:r>
       <w:r>
         <w:rPr>
           <w:lang w:val="zh_TW" w:bidi="zh_TW"/>
